--- a/Revised-TFM_Francisco_Javier_Rivas_Martin_ca.docx
+++ b/Revised-TFM_Francisco_Javier_Rivas_Martin_ca.docx
@@ -277,7 +277,28 @@
                 <w:sz w:val="48"/>
                 <w:szCs w:val="48"/>
               </w:rPr>
-              <w:t>Fco Javier Rivas Martín</w:t>
+              <w:t>Francisco Javier</w:t>
+            </w:r>
+          </w:p>
+          <w:p>
+            <w:pPr>
+              <w:pStyle w:val="Normal"/>
+              <w:widowControl w:val="false"/>
+              <w:spacing w:lineRule="auto" w:line="240"/>
+              <w:ind w:left="283" w:right="0"/>
+              <w:rPr>
+                <w:b/>
+                <w:sz w:val="48"/>
+                <w:szCs w:val="48"/>
+              </w:rPr>
+            </w:pPr>
+            <w:r>
+              <w:rPr>
+                <w:b/>
+                <w:sz w:val="48"/>
+                <w:szCs w:val="48"/>
+              </w:rPr>
+              <w:t>Rivas Martín</w:t>
             </w:r>
           </w:p>
           <w:p>
@@ -1280,7 +1301,7 @@
               <w:rPr>
                 <w:shd w:fill="auto" w:val="clear"/>
               </w:rPr>
-              <w:t>Francisco Javier Rivas martín</w:t>
+              <w:t>Francisco Javier Rivas Martín</w:t>
             </w:r>
           </w:p>
         </w:tc>
@@ -1516,7 +1537,7 @@
               <w:rPr>
                 <w:shd w:fill="auto" w:val="clear"/>
               </w:rPr>
-              <w:t>Master Data Science</w:t>
+              <w:t>Màster Universitari en Ciència de Dades</w:t>
             </w:r>
           </w:p>
         </w:tc>
@@ -1666,7 +1687,7 @@
               <w:rPr>
                 <w:b/>
               </w:rPr>
-              <w:t>Paraules clau</w:t>
+              <w:t>Paraules clau:</w:t>
             </w:r>
           </w:p>
         </w:tc>
@@ -1690,24 +1711,8 @@
               </w:rPr>
             </w:pPr>
             <w:r>
-              <w:rPr>
-                <w:shd w:fill="auto" w:val="clear"/>
-              </w:rPr>
-              <w:t>Deep Reinforcement Learning,</w:t>
-            </w:r>
-            <w:r>
-              <w:rPr/>
-              <w:t>Funcions de recompensa</w:t>
-            </w:r>
-            <w:r>
-              <w:rPr>
-                <w:shd w:fill="auto" w:val="clear"/>
-              </w:rPr>
-              <w:t xml:space="preserve">, </w:t>
-            </w:r>
-            <w:r>
-              <w:rPr/>
-              <w:t>Multi-asset</w:t>
+              <w:rPr/>
+              <w:t>Deep Reinforcement Learning, Proximal Policy Optimization, selecció dinàmica d’actius, funcions de recompensa, Bitcoin, GLD, USO, validació out-of-sample</w:t>
             </w:r>
           </w:p>
         </w:tc>
@@ -1814,6 +1819,7 @@
             <w:pPr>
               <w:pStyle w:val="BodyText"/>
               <w:widowControl w:val="false"/>
+              <w:spacing w:before="0" w:after="140"/>
               <w:ind w:left="0" w:right="0"/>
               <w:rPr>
                 <w:highlight w:val="none"/>
@@ -1825,40 +1831,7 @@
                 <w:sz w:val="24"/>
                 <w:szCs w:val="24"/>
               </w:rPr>
-              <w:t>Els resultats mostren que el DRL pot aprendre polítiques interpretables i obtenir rendiments positius en entorns multi-actiu. No obstant això, també evidencien la importància del disseny de la recompensa i les limitacions derivades de la naturalesa no estacionària dels mercats financers.</w:t>
-            </w:r>
-          </w:p>
-          <w:p>
-            <w:pPr>
-              <w:pStyle w:val="BodyText"/>
-              <w:widowControl w:val="false"/>
-              <w:ind w:left="0" w:right="0"/>
-              <w:rPr>
-                <w:highlight w:val="none"/>
-                <w:shd w:fill="auto" w:val="clear"/>
-              </w:rPr>
-            </w:pPr>
-            <w:r>
-              <w:rPr>
-                <w:shd w:fill="auto" w:val="clear"/>
-              </w:rPr>
-            </w:r>
-          </w:p>
-          <w:p>
-            <w:pPr>
-              <w:pStyle w:val="BodyText"/>
-              <w:widowControl w:val="false"/>
-              <w:spacing w:before="0" w:after="140"/>
-              <w:ind w:left="0" w:right="0"/>
-              <w:rPr>
-                <w:highlight w:val="none"/>
-                <w:shd w:fill="auto" w:val="clear"/>
-              </w:rPr>
-            </w:pPr>
-            <w:r>
-              <w:rPr>
-                <w:shd w:fill="auto" w:val="clear"/>
-              </w:rPr>
+              <w:t>Els resultats mostren que, en determinades configuracions —especialment amb funcions de recompensa relatives i entorns multi-actiu—, el DRL és capaç d’aprendre polítiques interpretables i obtenir rendiments positius. No obstant això, els agents no superen de manera consistent els millors benchmarks individuals del període analitzat, especialment en comparació amb estratègies buy-and-hold sobre USO.</w:t>
             </w:r>
           </w:p>
         </w:tc>
@@ -2000,7 +1973,7 @@
                 <w:szCs w:val="24"/>
                 <w:shd w:fill="auto" w:val="clear"/>
               </w:rPr>
-              <w:t>The results show that DRL can learn interpretable policies and obtain positive returns in multi-asset environments. However, they also highlight the importance of reward design and the limitations derived from the non-stationary nature of financial markets.</w:t>
+              <w:t>The results show that, in certain configurations—especially with relative reward functions and multi-asset environments—DRL is capable of learning interpretable policies and obtaining positive returns. However, the agents do not consistently outperform the best individual benchmarks over the analyzed period, especially when compared to buy-and-hold strategies on USO.</w:t>
             </w:r>
           </w:p>
         </w:tc>
@@ -2241,7 +2214,7 @@
               </w:rPr>
               <w:t>1.6 Breu sumari de productes obtinguts</w:t>
               <w:tab/>
-              <w:t>6</w:t>
+              <w:t>5</w:t>
             </w:r>
           </w:hyperlink>
         </w:p>
@@ -2267,7 +2240,7 @@
               </w:rPr>
               <w:t>1.7 Breu descripció dels altres capítols de la memòria</w:t>
               <w:tab/>
-              <w:t>6</w:t>
+              <w:t>5</w:t>
             </w:r>
           </w:hyperlink>
         </w:p>
@@ -2379,7 +2352,7 @@
               </w:rPr>
               <w:t>2.3 DRL aplicat a criptomonedes</w:t>
               <w:tab/>
-              <w:t>9</w:t>
+              <w:t>10</w:t>
             </w:r>
           </w:hyperlink>
         </w:p>
@@ -2399,7 +2372,7 @@
               </w:rPr>
               <w:t>2.4 Ús d’informació exògena en models financers</w:t>
               <w:tab/>
-              <w:t>10</w:t>
+              <w:t>11</w:t>
             </w:r>
           </w:hyperlink>
         </w:p>
@@ -2539,7 +2512,7 @@
               </w:rPr>
               <w:t>3.4 Disseny de l’entorn de trading</w:t>
               <w:tab/>
-              <w:t>14</w:t>
+              <w:t>15</w:t>
             </w:r>
           </w:hyperlink>
         </w:p>
@@ -2559,7 +2532,27 @@
               </w:rPr>
               <w:t>3.5 Configuració experimental</w:t>
               <w:tab/>
-              <w:t>16</w:t>
+              <w:t>17</w:t>
+            </w:r>
+          </w:hyperlink>
+        </w:p>
+        <w:p>
+          <w:pPr>
+            <w:pStyle w:val="TOC2"/>
+            <w:tabs>
+              <w:tab w:val="clear" w:pos="11057"/>
+              <w:tab w:val="right" w:pos="10346" w:leader="dot"/>
+            </w:tabs>
+            <w:rPr/>
+          </w:pPr>
+          <w:hyperlink w:anchor="__RefHeading___Toc3122_915492237">
+            <w:r>
+              <w:rPr>
+                <w:rStyle w:val="Enlacedelndice"/>
+              </w:rPr>
+              <w:t>3.6 Benchmarks utilitzats</w:t>
+              <w:tab/>
+              <w:t>18</w:t>
             </w:r>
           </w:hyperlink>
         </w:p>
@@ -2577,9 +2570,9 @@
               <w:rPr>
                 <w:rStyle w:val="Enlacedelndice"/>
               </w:rPr>
-              <w:t>3.6 Procediment d’avaluació</w:t>
+              <w:t>3.7 Procediment d’avaluació</w:t>
               <w:tab/>
-              <w:t>16</w:t>
+              <w:t>18</w:t>
             </w:r>
           </w:hyperlink>
         </w:p>
@@ -2597,9 +2590,9 @@
               <w:rPr>
                 <w:rStyle w:val="Enlacedelndice"/>
               </w:rPr>
-              <w:t>3.7 Resum dels experiments</w:t>
+              <w:t>3.8 Resum dels experiments</w:t>
               <w:tab/>
-              <w:t>17</w:t>
+              <w:t>19</w:t>
             </w:r>
           </w:hyperlink>
         </w:p>
@@ -2619,7 +2612,7 @@
               </w:rPr>
               <w:t>4. Resultats</w:t>
               <w:tab/>
-              <w:t>17</w:t>
+              <w:t>20</w:t>
             </w:r>
           </w:hyperlink>
         </w:p>
@@ -2639,7 +2632,7 @@
               </w:rPr>
               <w:t>4.1 Resultats amb recompensa simple</w:t>
               <w:tab/>
-              <w:t>17</w:t>
+              <w:t>20</w:t>
             </w:r>
           </w:hyperlink>
         </w:p>
@@ -2659,7 +2652,7 @@
               </w:rPr>
               <w:t>4.2 Resultats amb recompensa ajustada a risc</w:t>
               <w:tab/>
-              <w:t>18</w:t>
+              <w:t>21</w:t>
             </w:r>
           </w:hyperlink>
         </w:p>
@@ -2679,7 +2672,7 @@
               </w:rPr>
               <w:t>4.3 Resultats amb recompensa tipus Sharpe</w:t>
               <w:tab/>
-              <w:t>19</w:t>
+              <w:t>22</w:t>
             </w:r>
           </w:hyperlink>
         </w:p>
@@ -2699,7 +2692,7 @@
               </w:rPr>
               <w:t>4.4 Resultats amb penalització de volatilitat (α = 0.1)</w:t>
               <w:tab/>
-              <w:t>20</w:t>
+              <w:t>23</w:t>
             </w:r>
           </w:hyperlink>
         </w:p>
@@ -2719,7 +2712,7 @@
               </w:rPr>
               <w:t>4.5 Resultats de l’experiment de selecció d’estratègies</w:t>
               <w:tab/>
-              <w:t>21</w:t>
+              <w:t>24</w:t>
             </w:r>
           </w:hyperlink>
         </w:p>
@@ -2739,7 +2732,7 @@
               </w:rPr>
               <w:t>4.6 Resultats de l’experiment de penalització de manteniment de posició</w:t>
               <w:tab/>
-              <w:t>22</w:t>
+              <w:t>25</w:t>
             </w:r>
           </w:hyperlink>
         </w:p>
@@ -2759,7 +2752,7 @@
               </w:rPr>
               <w:t>4.7 Resultats de l’experiment amb GLD i USO</w:t>
               <w:tab/>
-              <w:t>23</w:t>
+              <w:t>26</w:t>
             </w:r>
           </w:hyperlink>
         </w:p>
@@ -2779,7 +2772,7 @@
               </w:rPr>
               <w:t>4.8 Resultats de l’experiment multi-actiu sense fuga d’informació</w:t>
               <w:tab/>
-              <w:t>24</w:t>
+              <w:t>27</w:t>
             </w:r>
           </w:hyperlink>
         </w:p>
@@ -2799,7 +2792,7 @@
               </w:rPr>
               <w:t>4.9 Resultats – Relative Strength + Momentum</w:t>
               <w:tab/>
-              <w:t>26</w:t>
+              <w:t>28</w:t>
             </w:r>
           </w:hyperlink>
         </w:p>
@@ -2819,7 +2812,7 @@
               </w:rPr>
               <w:t>4.10 Resultats – Forçant el trading</w:t>
               <w:tab/>
-              <w:t>28</w:t>
+              <w:t>30</w:t>
             </w:r>
           </w:hyperlink>
         </w:p>
@@ -2839,7 +2832,7 @@
               </w:rPr>
               <w:t>4.11 Resultats – Cost dinàmic</w:t>
               <w:tab/>
-              <w:t>30</w:t>
+              <w:t>31</w:t>
             </w:r>
           </w:hyperlink>
         </w:p>
@@ -2859,7 +2852,7 @@
               </w:rPr>
               <w:t>4.12 Resultats de l’experiment amb cost dinàmic i penalització logarítmica</w:t>
               <w:tab/>
-              <w:t>31</w:t>
+              <w:t>33</w:t>
             </w:r>
           </w:hyperlink>
         </w:p>
@@ -2879,7 +2872,7 @@
               </w:rPr>
               <w:t>4.13 Resultats de l’experiment amb reward relativa</w:t>
               <w:tab/>
-              <w:t>33</w:t>
+              <w:t>35</w:t>
             </w:r>
           </w:hyperlink>
         </w:p>
@@ -2899,7 +2892,7 @@
               </w:rPr>
               <w:t>4.14 Resultats de l’experiment amb entrenament prolongat</w:t>
               <w:tab/>
-              <w:t>35</w:t>
+              <w:t>37</w:t>
             </w:r>
           </w:hyperlink>
         </w:p>
@@ -2919,7 +2912,7 @@
               </w:rPr>
               <w:t>4.15 Resultats de l’experiment amb 1.000.000 passos</w:t>
               <w:tab/>
-              <w:t>36</w:t>
+              <w:t>38</w:t>
             </w:r>
           </w:hyperlink>
         </w:p>
@@ -2939,7 +2932,7 @@
               </w:rPr>
               <w:t>5. Conclusions i treballs futurs</w:t>
               <w:tab/>
-              <w:t>38</w:t>
+              <w:t>41</w:t>
             </w:r>
           </w:hyperlink>
         </w:p>
@@ -2959,7 +2952,7 @@
               </w:rPr>
               <w:t>5.1 Conclusions</w:t>
               <w:tab/>
-              <w:t>39</w:t>
+              <w:t>42</w:t>
             </w:r>
           </w:hyperlink>
         </w:p>
@@ -2979,7 +2972,7 @@
               </w:rPr>
               <w:t>5.2 Treballs futurs</w:t>
               <w:tab/>
-              <w:t>40</w:t>
+              <w:t>43</w:t>
             </w:r>
           </w:hyperlink>
         </w:p>
@@ -2999,7 +2992,7 @@
               </w:rPr>
               <w:t>6. Glossari</w:t>
               <w:tab/>
-              <w:t>41</w:t>
+              <w:t>45</w:t>
             </w:r>
           </w:hyperlink>
         </w:p>
@@ -3019,7 +3012,7 @@
               </w:rPr>
               <w:t>7. Bibliografia</w:t>
               <w:tab/>
-              <w:t>43</w:t>
+              <w:t>47</w:t>
             </w:r>
           </w:hyperlink>
           <w:r>
@@ -3116,7 +3109,7 @@
           <w:rPr/>
           <w:t>Figura 2: Corba d'Equity per Recompensa Simple</w:t>
           <w:tab/>
-          <w:t>18</w:t>
+          <w:t>20</w:t>
         </w:r>
       </w:hyperlink>
     </w:p>
@@ -3134,7 +3127,7 @@
           <w:rPr/>
           <w:t>Figura 3: Corba d'Equity per recompensa ajustada a risc</w:t>
           <w:tab/>
-          <w:t>19</w:t>
+          <w:t>21</w:t>
         </w:r>
       </w:hyperlink>
     </w:p>
@@ -3152,7 +3145,7 @@
           <w:rPr/>
           <w:t>Figura 4: Corba d'Equity per recompensa tipus Sharpe</w:t>
           <w:tab/>
-          <w:t>20</w:t>
+          <w:t>22</w:t>
         </w:r>
       </w:hyperlink>
     </w:p>
@@ -3170,7 +3163,7 @@
           <w:rPr/>
           <w:t>Figura 5: Corba d'Equity per penalització de volatilitat (α = 0.1)</w:t>
           <w:tab/>
-          <w:t>21</w:t>
+          <w:t>23</w:t>
         </w:r>
       </w:hyperlink>
     </w:p>
@@ -3188,7 +3181,7 @@
           <w:rPr/>
           <w:t>Figura 6: Corba d'Equity per selecció d’estratègies</w:t>
           <w:tab/>
-          <w:t>22</w:t>
+          <w:t>24</w:t>
         </w:r>
       </w:hyperlink>
     </w:p>
@@ -3206,7 +3199,7 @@
           <w:rPr/>
           <w:t>Figura 7: Corba d'Equity per penalització de manteniment de posició</w:t>
           <w:tab/>
-          <w:t>23</w:t>
+          <w:t>25</w:t>
         </w:r>
       </w:hyperlink>
     </w:p>
@@ -3224,7 +3217,7 @@
           <w:rPr/>
           <w:t>Figura 8: Corba d'Equity per GLD i USO</w:t>
           <w:tab/>
-          <w:t>24</w:t>
+          <w:t>26</w:t>
         </w:r>
       </w:hyperlink>
     </w:p>
@@ -3242,7 +3235,7 @@
           <w:rPr/>
           <w:t>Figura 9: Corba d'Equity per multi-actiu sense fuga d’informació</w:t>
           <w:tab/>
-          <w:t>25</w:t>
+          <w:t>27</w:t>
         </w:r>
       </w:hyperlink>
     </w:p>
@@ -3260,7 +3253,7 @@
           <w:rPr/>
           <w:t>Figura 10: Multi-Asset Agent vs Buy &amp; Hold per multi-actiu sense fuga d’informació</w:t>
           <w:tab/>
-          <w:t>26</w:t>
+          <w:t>28</w:t>
         </w:r>
       </w:hyperlink>
     </w:p>
@@ -3278,7 +3271,7 @@
           <w:rPr/>
           <w:t>Figura 11: Corba d'Equity per Relative Strength + Momentum</w:t>
           <w:tab/>
-          <w:t>27</w:t>
+          <w:t>29</w:t>
         </w:r>
       </w:hyperlink>
     </w:p>
@@ -3296,7 +3289,7 @@
           <w:rPr/>
           <w:t>Figura 12: Multi-Asset agent vs Buy &amp; Hold per Relative Strength + Momentum</w:t>
           <w:tab/>
-          <w:t>27</w:t>
+          <w:t>29</w:t>
         </w:r>
       </w:hyperlink>
     </w:p>
@@ -3314,7 +3307,7 @@
           <w:rPr/>
           <w:t>Figura 13: Corba d'Equity per forçant el trading</w:t>
           <w:tab/>
-          <w:t>29</w:t>
+          <w:t>30</w:t>
         </w:r>
       </w:hyperlink>
     </w:p>
@@ -3332,7 +3325,7 @@
           <w:rPr/>
           <w:t>Figura 14: Multi-Asset Agent vs Buy &amp; Hold per forçant el trading</w:t>
           <w:tab/>
-          <w:t>29</w:t>
+          <w:t>31</w:t>
         </w:r>
       </w:hyperlink>
     </w:p>
@@ -3350,7 +3343,7 @@
           <w:rPr/>
           <w:t>Figura 15: Corba Multi-Asset Equity per Cost dinàmic</w:t>
           <w:tab/>
-          <w:t>30</w:t>
+          <w:t>32</w:t>
         </w:r>
       </w:hyperlink>
     </w:p>
@@ -3368,7 +3361,7 @@
           <w:rPr/>
           <w:t>Figura 16: Multi-Asset Agent vs Buy &amp; Hold per cost dinàmic</w:t>
           <w:tab/>
-          <w:t>31</w:t>
+          <w:t>33</w:t>
         </w:r>
       </w:hyperlink>
     </w:p>
@@ -3386,7 +3379,7 @@
           <w:rPr/>
           <w:t>Figura 17: Corba Multi-Asset Equity per cost dinàmic i penalització logarítmica</w:t>
           <w:tab/>
-          <w:t>32</w:t>
+          <w:t>34</w:t>
         </w:r>
       </w:hyperlink>
     </w:p>
@@ -3404,7 +3397,7 @@
           <w:rPr/>
           <w:t>Figura 18: Multi-Asset Agent vs Buy &amp; Hold per cost dinàmic i penalització logarítmica</w:t>
           <w:tab/>
-          <w:t>33</w:t>
+          <w:t>35</w:t>
         </w:r>
       </w:hyperlink>
     </w:p>
@@ -3422,7 +3415,7 @@
           <w:rPr/>
           <w:t>Figura 19: Corba Multi-Asset Equity per reward relativa</w:t>
           <w:tab/>
-          <w:t>34</w:t>
+          <w:t>36</w:t>
         </w:r>
       </w:hyperlink>
     </w:p>
@@ -3440,7 +3433,7 @@
           <w:rPr/>
           <w:t>Figura 20: Multi-Asset Agent vs Buy &amp; Hold per reward relativa</w:t>
           <w:tab/>
-          <w:t>34</w:t>
+          <w:t>37</w:t>
         </w:r>
       </w:hyperlink>
     </w:p>
@@ -3458,7 +3451,7 @@
           <w:rPr/>
           <w:t>Figura 21: Corba Multi-Asset Equity amb entrenament prolongat</w:t>
           <w:tab/>
-          <w:t>35</w:t>
+          <w:t>38</w:t>
         </w:r>
       </w:hyperlink>
     </w:p>
@@ -3476,7 +3469,7 @@
           <w:rPr/>
           <w:t>Figura 22: Multi-Asset Agent vs Buy &amp; Hold amb entrenament prolongat</w:t>
           <w:tab/>
-          <w:t>36</w:t>
+          <w:t>38</w:t>
         </w:r>
       </w:hyperlink>
     </w:p>
@@ -3494,7 +3487,7 @@
           <w:rPr/>
           <w:t>Figura 23: Corba Multi-Asset Equity amb 1.000.000 passos</w:t>
           <w:tab/>
-          <w:t>37</w:t>
+          <w:t>39</w:t>
         </w:r>
       </w:hyperlink>
     </w:p>
@@ -3512,7 +3505,7 @@
           <w:rPr/>
           <w:t>Figura 24: Multi-Asset Agent vs Buy &amp; Hold amb 1.000.000 passos</w:t>
           <w:tab/>
-          <w:t>37</w:t>
+          <w:t>40</w:t>
         </w:r>
       </w:hyperlink>
       <w:r>
@@ -3823,6 +3816,35 @@
           <w:shd w:fill="auto" w:val="clear"/>
         </w:rPr>
         <w:t>Des d’un punt de vista metodològic, el treball també incorpora aspectes rellevants com la sincronització temporal de sèries financeres, la validació out-of-sample i la correcció del lookahead bias, amb l’objectiu de garantir la consistència experimental.</w:t>
+      </w:r>
+    </w:p>
+    <w:p>
+      <w:pPr>
+        <w:pStyle w:val="Normal"/>
+        <w:rPr>
+          <w:highlight w:val="none"/>
+          <w:shd w:fill="auto" w:val="clear"/>
+        </w:rPr>
+      </w:pPr>
+      <w:r>
+        <w:rPr>
+          <w:shd w:fill="auto" w:val="clear"/>
+        </w:rPr>
+      </w:r>
+    </w:p>
+    <w:p>
+      <w:pPr>
+        <w:pStyle w:val="Normal"/>
+        <w:rPr>
+          <w:highlight w:val="none"/>
+          <w:shd w:fill="auto" w:val="clear"/>
+        </w:rPr>
+      </w:pPr>
+      <w:r>
+        <w:rPr>
+          <w:shd w:fill="auto" w:val="clear"/>
+        </w:rPr>
+        <w:t>La contribució principal del treball no consisteix en proposar un nou algoritme de DRL, sinó en estudiar experimentalment com diferents formulacions de l’entorn i de la funció de recompensa afecten el comportament dels agents PPO en escenaris multi-actiu.</w:t>
       </w:r>
     </w:p>
     <w:p>
@@ -5342,13 +5364,61 @@
           <w:sz w:val="22"/>
           <w:szCs w:val="22"/>
         </w:rPr>
+      </w:r>
+    </w:p>
+    <w:p>
+      <w:pPr>
+        <w:pStyle w:val="Normal"/>
+        <w:spacing w:before="0" w:after="283"/>
+        <w:rPr>
+          <w:sz w:val="22"/>
+          <w:szCs w:val="22"/>
+        </w:rPr>
+      </w:pPr>
+      <w:r>
+        <w:rPr>
+          <w:sz w:val="22"/>
+          <w:szCs w:val="22"/>
+        </w:rPr>
+      </w:r>
+    </w:p>
+    <w:p>
+      <w:pPr>
+        <w:pStyle w:val="Normal"/>
+        <w:spacing w:before="0" w:after="283"/>
+        <w:rPr>
+          <w:sz w:val="22"/>
+          <w:szCs w:val="22"/>
+        </w:rPr>
+      </w:pPr>
+      <w:r>
+        <w:rPr>
+          <w:sz w:val="22"/>
+          <w:szCs w:val="22"/>
+        </w:rPr>
+      </w:r>
+    </w:p>
+    <w:p>
+      <w:pPr>
+        <w:pStyle w:val="Normal"/>
+        <w:spacing w:before="0" w:after="283"/>
+        <w:rPr>
+          <w:sz w:val="22"/>
+          <w:szCs w:val="22"/>
+        </w:rPr>
+      </w:pPr>
+      <w:r>
+        <w:rPr>
+          <w:sz w:val="22"/>
+          <w:szCs w:val="22"/>
+        </w:rPr>
         <w:t xml:space="preserve">Mòdul 5 (maig – juny) – Defensa: </w:t>
       </w:r>
       <w:r>
         <mc:AlternateContent>
           <mc:Choice Requires="wps">
             <w:drawing>
-              <wp:anchor behindDoc="0" distT="0" distB="635" distL="0" distR="0" simplePos="0" locked="0" layoutInCell="0" allowOverlap="1" relativeHeight="53">
+              <wp:anchor behindDoc="0" distT="0" distB="635" distL="0" distR="0" simplePos="0" locked="0" layoutInCell="0" allowOverlap="1" relativeHeight="66">
                 <wp:simplePos x="0" y="0"/>
                 <wp:positionH relativeFrom="column">
                   <wp:posOffset>659765</wp:posOffset>
@@ -5572,18 +5642,21 @@
         </w:rPr>
         <w:t>Preparació de la presentació i defensa.</w:t>
       </w:r>
-      <w:r>
-        <w:br w:type="page"/>
-      </w:r>
-    </w:p>
-    <w:p>
-      <w:pPr>
-        <w:pStyle w:val="Normal"/>
-        <w:spacing w:before="0" w:after="0"/>
-        <w:rPr/>
-      </w:pPr>
-      <w:r>
-        <w:rPr/>
+    </w:p>
+    <w:p>
+      <w:pPr>
+        <w:pStyle w:val="Normal"/>
+        <w:spacing w:before="0" w:after="283"/>
+        <w:rPr>
+          <w:sz w:val="22"/>
+          <w:szCs w:val="22"/>
+        </w:rPr>
+      </w:pPr>
+      <w:r>
+        <w:rPr>
+          <w:sz w:val="22"/>
+          <w:szCs w:val="22"/>
+        </w:rPr>
       </w:r>
     </w:p>
     <w:p>
@@ -5962,11 +6035,30 @@
     </w:p>
     <w:p>
       <w:pPr>
+        <w:pStyle w:val="Normal"/>
+        <w:spacing w:before="0" w:after="0"/>
+        <w:rPr>
+          <w:highlight w:val="none"/>
+          <w:shd w:fill="auto" w:val="clear"/>
+        </w:rPr>
+      </w:pPr>
+      <w:r>
+        <w:rPr>
+          <w:shd w:fill="auto" w:val="clear"/>
+        </w:rPr>
+      </w:r>
+      <w:r>
+        <w:br w:type="page"/>
+      </w:r>
+    </w:p>
+    <w:p>
+      <w:pPr>
         <w:pStyle w:val="Heading1"/>
         <w:numPr>
           <w:ilvl w:val="0"/>
           <w:numId w:val="1"/>
         </w:numPr>
+        <w:spacing w:before="0" w:after="80"/>
         <w:ind w:hanging="360" w:left="2160" w:right="993"/>
         <w:rPr/>
       </w:pPr>
@@ -6233,7 +6325,7 @@
         <w:rPr>
           <w:shd w:fill="auto" w:val="clear"/>
         </w:rPr>
-        <w:t xml:space="preserve"> capaç de maximitzar la recompensa esperada acumulada:</w:t>
+        <w:t xml:space="preserve"> , és a dir, una funció que determina quina acció prendre en cada estat amb l’objectiu de maximitzar la recompensa esperada acumulada:</w:t>
       </w:r>
     </w:p>
     <w:p>
@@ -6268,98 +6360,205 @@
       <w:r>
         <w:rPr/>
       </w:r>
-      <m:oMathPara xmlns:m="http://schemas.openxmlformats.org/officeDocument/2006/math">
-        <m:oMathParaPr>
-          <m:jc m:val="left"/>
-        </m:oMathParaPr>
-        <m:oMath>
-          <m:r>
-            <w:rPr>
-              <w:rFonts w:ascii="Cambria Math" w:hAnsi="Cambria Math"/>
-            </w:rPr>
-            <m:t xml:space="preserve">E</m:t>
-          </m:r>
-          <m:d>
-            <m:dPr>
-              <m:begChr m:val="["/>
-              <m:endChr m:val="]"/>
-            </m:dPr>
-            <m:e>
-              <m:nary>
-                <m:naryPr>
-                  <m:chr m:val="∑"/>
-                </m:naryPr>
-                <m:sub>
-                  <m:r>
-                    <w:rPr>
-                      <w:rFonts w:ascii="Cambria Math" w:hAnsi="Cambria Math"/>
-                    </w:rPr>
-                    <m:t xml:space="preserve">t</m:t>
-                  </m:r>
-                  <m:r>
-                    <w:rPr>
-                      <w:rFonts w:ascii="Cambria Math" w:hAnsi="Cambria Math"/>
-                    </w:rPr>
-                    <m:t xml:space="preserve">=</m:t>
-                  </m:r>
-                  <m:r>
-                    <w:rPr>
-                      <w:rFonts w:ascii="Cambria Math" w:hAnsi="Cambria Math"/>
-                    </w:rPr>
-                    <m:t xml:space="preserve">0</m:t>
-                  </m:r>
-                </m:sub>
-                <m:sup>
-                  <m:r>
-                    <w:rPr>
-                      <w:rFonts w:ascii="Cambria Math" w:hAnsi="Cambria Math"/>
-                    </w:rPr>
-                    <m:t xml:space="preserve">∞</m:t>
-                  </m:r>
-                </m:sup>
-                <m:e>
-                  <m:sSup>
-                    <m:e>
-                      <m:r>
-                        <w:rPr>
-                          <w:rFonts w:ascii="Cambria Math" w:hAnsi="Cambria Math"/>
-                        </w:rPr>
-                        <m:t xml:space="preserve">gamma</m:t>
-                      </m:r>
-                    </m:e>
-                    <m:sup>
-                      <m:r>
-                        <w:rPr>
-                          <w:rFonts w:ascii="Cambria Math" w:hAnsi="Cambria Math"/>
-                        </w:rPr>
-                        <m:t xml:space="preserve">t</m:t>
-                      </m:r>
-                    </m:sup>
-                  </m:sSup>
-                </m:e>
-              </m:nary>
-              <m:sSub>
-                <m:e>
-                  <m:r>
-                    <w:rPr>
-                      <w:rFonts w:ascii="Cambria Math" w:hAnsi="Cambria Math"/>
-                    </w:rPr>
-                    <m:t xml:space="preserve">r</m:t>
-                  </m:r>
-                </m:e>
-                <m:sub>
-                  <m:r>
-                    <w:rPr>
-                      <w:rFonts w:ascii="Cambria Math" w:hAnsi="Cambria Math"/>
-                    </w:rPr>
-                    <m:t xml:space="preserve">t</m:t>
-                  </m:r>
-                </m:sub>
-              </m:sSub>
-            </m:e>
-          </m:d>
-        </m:oMath>
-      </m:oMathPara>
+      <m:oMath xmlns:m="http://schemas.openxmlformats.org/officeDocument/2006/math">
+        <m:sSup>
+          <m:e>
+            <m:r>
+              <w:rPr>
+                <w:rFonts w:ascii="Cambria Math" w:hAnsi="Cambria Math"/>
+              </w:rPr>
+              <m:t xml:space="preserve">π</m:t>
+            </m:r>
+          </m:e>
+          <m:sup>
+            <m:r>
+              <m:rPr>
+                <m:lit/>
+                <m:nor/>
+              </m:rPr>
+              <w:rPr>
+                <w:rFonts w:ascii="Cambria Math" w:hAnsi="Cambria Math"/>
+              </w:rPr>
+              <m:t xml:space="preserve">*</m:t>
+            </m:r>
+          </m:sup>
+        </m:sSup>
+        <m:r>
+          <w:rPr>
+            <w:rFonts w:ascii="Cambria Math" w:hAnsi="Cambria Math"/>
+          </w:rPr>
+          <m:t xml:space="preserve">=</m:t>
+        </m:r>
+        <m:r>
+          <w:rPr>
+            <w:rFonts w:ascii="Cambria Math" w:hAnsi="Cambria Math"/>
+          </w:rPr>
+          <m:t xml:space="preserve">arg</m:t>
+        </m:r>
+        <m:sSub>
+          <m:e>
+            <m:r>
+              <w:rPr>
+                <w:rFonts w:ascii="Cambria Math" w:hAnsi="Cambria Math"/>
+              </w:rPr>
+              <m:t xml:space="preserve">max</m:t>
+            </m:r>
+          </m:e>
+          <m:sub>
+            <m:r>
+              <w:rPr>
+                <w:rFonts w:ascii="Cambria Math" w:hAnsi="Cambria Math"/>
+              </w:rPr>
+              <m:t xml:space="preserve">π</m:t>
+            </m:r>
+          </m:sub>
+        </m:sSub>
+        <m:sSub>
+          <m:e>
+            <m:r>
+              <w:rPr>
+                <w:rFonts w:ascii="Cambria Math" w:hAnsi="Cambria Math"/>
+              </w:rPr>
+              <m:t xml:space="preserve">E</m:t>
+            </m:r>
+          </m:e>
+          <m:sub>
+            <m:r>
+              <w:rPr>
+                <w:rFonts w:ascii="Cambria Math" w:hAnsi="Cambria Math"/>
+              </w:rPr>
+              <m:t xml:space="preserve">π</m:t>
+            </m:r>
+          </m:sub>
+        </m:sSub>
+        <m:d>
+          <m:dPr>
+            <m:begChr m:val="["/>
+            <m:endChr m:val="]"/>
+          </m:dPr>
+          <m:e>
+            <m:nary>
+              <m:naryPr>
+                <m:chr m:val="∑"/>
+                <m:subHide m:val="1"/>
+                <m:supHide m:val="1"/>
+              </m:naryPr>
+              <m:sub/>
+              <m:sup/>
+              <m:e>
+                <m:sSup>
+                  <m:e>
+                    <m:r>
+                      <w:rPr>
+                        <w:rFonts w:ascii="Cambria Math" w:hAnsi="Cambria Math"/>
+                      </w:rPr>
+                      <m:t xml:space="preserve">γ</m:t>
+                    </m:r>
+                  </m:e>
+                  <m:sup>
+                    <m:r>
+                      <w:rPr>
+                        <w:rFonts w:ascii="Cambria Math" w:hAnsi="Cambria Math"/>
+                      </w:rPr>
+                      <m:t xml:space="preserve">t</m:t>
+                    </m:r>
+                  </m:sup>
+                </m:sSup>
+              </m:e>
+            </m:nary>
+            <m:sSub>
+              <m:e>
+                <m:r>
+                  <w:rPr>
+                    <w:rFonts w:ascii="Cambria Math" w:hAnsi="Cambria Math"/>
+                  </w:rPr>
+                  <m:t xml:space="preserve">r</m:t>
+                </m:r>
+              </m:e>
+              <m:sub>
+                <m:r>
+                  <w:rPr>
+                    <w:rFonts w:ascii="Cambria Math" w:hAnsi="Cambria Math"/>
+                  </w:rPr>
+                  <m:t xml:space="preserve">t</m:t>
+                </m:r>
+              </m:sub>
+            </m:sSub>
+          </m:e>
+        </m:d>
+      </m:oMath>
+      <w:r>
+        <w:rPr>
+          <w:shd w:fill="auto" w:val="clear"/>
+        </w:rPr>
+        <w:t xml:space="preserve"> </w:t>
+      </w:r>
+      <w:r>
+        <w:rPr/>
+        <w:t xml:space="preserve">on </w:t>
+      </w:r>
+      <w:r>
+        <w:rPr/>
+      </w:r>
+      <m:oMath xmlns:m="http://schemas.openxmlformats.org/officeDocument/2006/math">
+        <m:r>
+          <w:rPr>
+            <w:rFonts w:ascii="Cambria Math" w:hAnsi="Cambria Math"/>
+          </w:rPr>
+          <m:t xml:space="preserve">γ</m:t>
+        </m:r>
+        <m:r>
+          <w:rPr>
+            <w:rFonts w:ascii="Cambria Math" w:hAnsi="Cambria Math"/>
+          </w:rPr>
+          <m:t xml:space="preserve">∈</m:t>
+        </m:r>
+        <m:d>
+          <m:dPr>
+            <m:begChr m:val="["/>
+            <m:endChr m:val="]"/>
+          </m:dPr>
+          <m:e>
+            <m:r>
+              <w:rPr>
+                <w:rFonts w:ascii="Cambria Math" w:hAnsi="Cambria Math"/>
+              </w:rPr>
+              <m:t xml:space="preserve">0,1</m:t>
+            </m:r>
+          </m:e>
+        </m:d>
+      </m:oMath>
+      <w:r>
+        <w:rPr/>
+        <w:t xml:space="preserve"> és el factor de descompte i </w:t>
+      </w:r>
+      <w:r>
+        <w:rPr/>
+      </w:r>
+      <m:oMath xmlns:m="http://schemas.openxmlformats.org/officeDocument/2006/math">
+        <m:sSub>
+          <m:e>
+            <m:r>
+              <w:rPr>
+                <w:rFonts w:ascii="Cambria Math" w:hAnsi="Cambria Math"/>
+              </w:rPr>
+              <m:t xml:space="preserve">r</m:t>
+            </m:r>
+          </m:e>
+          <m:sub>
+            <m:r>
+              <w:rPr>
+                <w:rFonts w:ascii="Cambria Math" w:hAnsi="Cambria Math"/>
+              </w:rPr>
+              <m:t xml:space="preserve">t</m:t>
+            </m:r>
+          </m:sub>
+        </m:sSub>
+      </m:oMath>
+      <w:r>
+        <w:rPr/>
+        <w:t xml:space="preserve"> representa la recompensa obtinguda en l’instant t. </w:t>
+      </w:r>
     </w:p>
     <w:p>
       <w:pPr>
@@ -6799,6 +6998,871 @@
         <w:rPr>
           <w:shd w:fill="auto" w:val="clear"/>
         </w:rPr>
+      </w:r>
+    </w:p>
+    <w:p>
+      <w:pPr>
+        <w:pStyle w:val="Normal"/>
+        <w:rPr>
+          <w:highlight w:val="none"/>
+          <w:shd w:fill="auto" w:val="clear"/>
+        </w:rPr>
+      </w:pPr>
+      <w:r>
+        <w:rPr>
+          <w:shd w:fill="auto" w:val="clear"/>
+        </w:rPr>
+      </w:r>
+    </w:p>
+    <w:p>
+      <w:pPr>
+        <w:pStyle w:val="Normal"/>
+        <w:rPr>
+          <w:highlight w:val="none"/>
+          <w:shd w:fill="auto" w:val="clear"/>
+        </w:rPr>
+      </w:pPr>
+      <w:r>
+        <w:rPr>
+          <w:shd w:fill="auto" w:val="clear"/>
+        </w:rPr>
+      </w:r>
+    </w:p>
+    <w:p>
+      <w:pPr>
+        <w:pStyle w:val="Normal"/>
+        <w:rPr>
+          <w:highlight w:val="none"/>
+          <w:shd w:fill="auto" w:val="clear"/>
+        </w:rPr>
+      </w:pPr>
+      <w:r>
+        <w:rPr>
+          <w:shd w:fill="auto" w:val="clear"/>
+        </w:rPr>
+      </w:r>
+    </w:p>
+    <w:tbl>
+      <w:tblPr>
+        <w:tblW w:w="9277" w:type="dxa"/>
+        <w:jc w:val="left"/>
+        <w:tblInd w:w="1262" w:type="dxa"/>
+        <w:tblLayout w:type="fixed"/>
+        <w:tblCellMar>
+          <w:top w:w="0" w:type="dxa"/>
+          <w:left w:w="0" w:type="dxa"/>
+          <w:bottom w:w="0" w:type="dxa"/>
+          <w:right w:w="0" w:type="dxa"/>
+        </w:tblCellMar>
+      </w:tblPr>
+      <w:tblGrid>
+        <w:gridCol w:w="1475"/>
+        <w:gridCol w:w="1296"/>
+        <w:gridCol w:w="1928"/>
+        <w:gridCol w:w="1703"/>
+        <w:gridCol w:w="2875"/>
+      </w:tblGrid>
+      <w:tr>
+        <w:trPr/>
+        <w:tc>
+          <w:tcPr>
+            <w:tcW w:w="1475" w:type="dxa"/>
+            <w:tcBorders/>
+          </w:tcPr>
+          <w:p>
+            <w:pPr>
+              <w:pStyle w:val="Contenidodelatabla"/>
+              <w:widowControl w:val="false"/>
+              <w:suppressLineNumbers/>
+              <w:suppressAutoHyphens w:val="true"/>
+              <w:bidi w:val="0"/>
+              <w:spacing w:lineRule="auto" w:line="276" w:before="0" w:after="0"/>
+              <w:ind w:hanging="0" w:left="113" w:right="227"/>
+              <w:jc w:val="left"/>
+              <w:rPr>
+                <w:b/>
+                <w:bCs/>
+              </w:rPr>
+            </w:pPr>
+            <w:r>
+              <w:rPr>
+                <w:b/>
+                <w:bCs/>
+              </w:rPr>
+              <w:t>Algorisme</w:t>
+            </w:r>
+          </w:p>
+        </w:tc>
+        <w:tc>
+          <w:tcPr>
+            <w:tcW w:w="1296" w:type="dxa"/>
+            <w:tcBorders/>
+          </w:tcPr>
+          <w:p>
+            <w:pPr>
+              <w:pStyle w:val="Contenidodelatabla"/>
+              <w:widowControl w:val="false"/>
+              <w:suppressLineNumbers/>
+              <w:suppressAutoHyphens w:val="true"/>
+              <w:bidi w:val="0"/>
+              <w:spacing w:lineRule="auto" w:line="276" w:before="0" w:after="0"/>
+              <w:ind w:hanging="0" w:left="227" w:right="454"/>
+              <w:jc w:val="left"/>
+              <w:rPr>
+                <w:b/>
+                <w:bCs/>
+              </w:rPr>
+            </w:pPr>
+            <w:r>
+              <w:rPr>
+                <w:b/>
+                <w:bCs/>
+              </w:rPr>
+              <w:t>Tipus</w:t>
+            </w:r>
+          </w:p>
+        </w:tc>
+        <w:tc>
+          <w:tcPr>
+            <w:tcW w:w="1928" w:type="dxa"/>
+            <w:tcBorders/>
+          </w:tcPr>
+          <w:p>
+            <w:pPr>
+              <w:pStyle w:val="Contenidodelatabla"/>
+              <w:widowControl w:val="false"/>
+              <w:suppressLineNumbers/>
+              <w:suppressAutoHyphens w:val="true"/>
+              <w:bidi w:val="0"/>
+              <w:spacing w:lineRule="auto" w:line="276" w:before="0" w:after="0"/>
+              <w:ind w:hanging="0" w:left="283" w:right="57"/>
+              <w:jc w:val="left"/>
+              <w:rPr>
+                <w:b/>
+                <w:bCs/>
+              </w:rPr>
+            </w:pPr>
+            <w:r>
+              <w:rPr>
+                <w:b/>
+                <w:bCs/>
+              </w:rPr>
+              <w:t>Espai d’acció</w:t>
+            </w:r>
+          </w:p>
+        </w:tc>
+        <w:tc>
+          <w:tcPr>
+            <w:tcW w:w="1703" w:type="dxa"/>
+            <w:tcBorders/>
+          </w:tcPr>
+          <w:p>
+            <w:pPr>
+              <w:pStyle w:val="Contenidodelatabla"/>
+              <w:widowControl w:val="false"/>
+              <w:suppressLineNumbers/>
+              <w:suppressAutoHyphens w:val="true"/>
+              <w:bidi w:val="0"/>
+              <w:spacing w:lineRule="auto" w:line="276" w:before="0" w:after="0"/>
+              <w:ind w:hanging="0" w:left="170" w:right="113"/>
+              <w:jc w:val="left"/>
+              <w:rPr>
+                <w:b/>
+                <w:bCs/>
+              </w:rPr>
+            </w:pPr>
+            <w:r>
+              <w:rPr>
+                <w:b/>
+                <w:bCs/>
+              </w:rPr>
+              <w:t>Avantatges principals</w:t>
+            </w:r>
+          </w:p>
+        </w:tc>
+        <w:tc>
+          <w:tcPr>
+            <w:tcW w:w="2875" w:type="dxa"/>
+            <w:tcBorders/>
+          </w:tcPr>
+          <w:p>
+            <w:pPr>
+              <w:pStyle w:val="Contenidodelatabla"/>
+              <w:widowControl w:val="false"/>
+              <w:suppressLineNumbers/>
+              <w:suppressAutoHyphens w:val="true"/>
+              <w:bidi w:val="0"/>
+              <w:spacing w:lineRule="auto" w:line="276" w:before="0" w:after="0"/>
+              <w:ind w:hanging="0" w:left="170" w:right="113"/>
+              <w:jc w:val="left"/>
+              <w:rPr>
+                <w:b/>
+                <w:bCs/>
+              </w:rPr>
+            </w:pPr>
+            <w:r>
+              <w:rPr>
+                <w:b/>
+                <w:bCs/>
+              </w:rPr>
+              <w:t>Limitacions en trading</w:t>
+            </w:r>
+          </w:p>
+        </w:tc>
+      </w:tr>
+      <w:tr>
+        <w:trPr/>
+        <w:tc>
+          <w:tcPr>
+            <w:tcW w:w="1475" w:type="dxa"/>
+            <w:tcBorders/>
+          </w:tcPr>
+          <w:p>
+            <w:pPr>
+              <w:pStyle w:val="Contenidodelatabla"/>
+              <w:widowControl w:val="false"/>
+              <w:suppressLineNumbers/>
+              <w:suppressAutoHyphens w:val="true"/>
+              <w:bidi w:val="0"/>
+              <w:spacing w:lineRule="auto" w:line="276" w:before="0" w:after="0"/>
+              <w:ind w:hanging="0" w:left="113" w:right="113"/>
+              <w:jc w:val="left"/>
+              <w:rPr/>
+            </w:pPr>
+            <w:r>
+              <w:rPr/>
+              <w:t>DQN</w:t>
+            </w:r>
+          </w:p>
+        </w:tc>
+        <w:tc>
+          <w:tcPr>
+            <w:tcW w:w="1296" w:type="dxa"/>
+            <w:tcBorders/>
+          </w:tcPr>
+          <w:p>
+            <w:pPr>
+              <w:pStyle w:val="BodyText"/>
+              <w:widowControl/>
+              <w:suppressAutoHyphens w:val="true"/>
+              <w:bidi w:val="0"/>
+              <w:spacing w:lineRule="auto" w:line="276" w:before="0" w:after="140"/>
+              <w:ind w:hanging="0" w:left="113" w:right="227"/>
+              <w:jc w:val="center"/>
+              <w:rPr>
+                <w:highlight w:val="none"/>
+                <w:shd w:fill="auto" w:val="clear"/>
+              </w:rPr>
+            </w:pPr>
+            <w:r>
+              <w:rPr>
+                <w:shd w:fill="auto" w:val="clear"/>
+              </w:rPr>
+              <w:t>Off-policy</w:t>
+            </w:r>
+          </w:p>
+        </w:tc>
+        <w:tc>
+          <w:tcPr>
+            <w:tcW w:w="1928" w:type="dxa"/>
+            <w:tcBorders/>
+          </w:tcPr>
+          <w:p>
+            <w:pPr>
+              <w:pStyle w:val="Contenidodelatabla"/>
+              <w:widowControl w:val="false"/>
+              <w:suppressLineNumbers/>
+              <w:suppressAutoHyphens w:val="true"/>
+              <w:bidi w:val="0"/>
+              <w:spacing w:lineRule="auto" w:line="276" w:before="0" w:after="0"/>
+              <w:ind w:hanging="0" w:left="113" w:right="113"/>
+              <w:jc w:val="center"/>
+              <w:rPr/>
+            </w:pPr>
+            <w:r>
+              <w:rPr/>
+              <w:t>Discret</w:t>
+            </w:r>
+          </w:p>
+        </w:tc>
+        <w:tc>
+          <w:tcPr>
+            <w:tcW w:w="1703" w:type="dxa"/>
+            <w:tcBorders/>
+          </w:tcPr>
+          <w:p>
+            <w:pPr>
+              <w:pStyle w:val="BodyText"/>
+              <w:widowControl/>
+              <w:suppressAutoHyphens w:val="true"/>
+              <w:bidi w:val="0"/>
+              <w:spacing w:lineRule="auto" w:line="276" w:before="0" w:after="140"/>
+              <w:ind w:hanging="0" w:left="113" w:right="170"/>
+              <w:jc w:val="left"/>
+              <w:rPr>
+                <w:highlight w:val="none"/>
+                <w:shd w:fill="auto" w:val="clear"/>
+              </w:rPr>
+            </w:pPr>
+            <w:r>
+              <w:rPr>
+                <w:shd w:fill="auto" w:val="clear"/>
+              </w:rPr>
+              <w:t>Simplicitat i eficiència</w:t>
+            </w:r>
+          </w:p>
+        </w:tc>
+        <w:tc>
+          <w:tcPr>
+            <w:tcW w:w="2875" w:type="dxa"/>
+            <w:tcBorders/>
+          </w:tcPr>
+          <w:p>
+            <w:pPr>
+              <w:pStyle w:val="Contenidodelatabla"/>
+              <w:widowControl w:val="false"/>
+              <w:suppressLineNumbers/>
+              <w:suppressAutoHyphens w:val="true"/>
+              <w:bidi w:val="0"/>
+              <w:spacing w:lineRule="auto" w:line="276" w:before="0" w:after="0"/>
+              <w:ind w:hanging="0" w:left="57" w:right="113"/>
+              <w:jc w:val="center"/>
+              <w:rPr/>
+            </w:pPr>
+            <w:r>
+              <w:rPr/>
+              <w:t>Inestabilitat en entorns no estacionaris</w:t>
+            </w:r>
+          </w:p>
+        </w:tc>
+      </w:tr>
+      <w:tr>
+        <w:trPr/>
+        <w:tc>
+          <w:tcPr>
+            <w:tcW w:w="1475" w:type="dxa"/>
+            <w:tcBorders/>
+          </w:tcPr>
+          <w:p>
+            <w:pPr>
+              <w:pStyle w:val="Contenidodelatabla"/>
+              <w:widowControl w:val="false"/>
+              <w:suppressLineNumbers/>
+              <w:suppressAutoHyphens w:val="true"/>
+              <w:bidi w:val="0"/>
+              <w:spacing w:lineRule="auto" w:line="276" w:before="0" w:after="0"/>
+              <w:ind w:hanging="0" w:left="113" w:right="113"/>
+              <w:jc w:val="left"/>
+              <w:rPr/>
+            </w:pPr>
+            <w:r>
+              <w:rPr/>
+              <w:t>A2C</w:t>
+            </w:r>
+          </w:p>
+        </w:tc>
+        <w:tc>
+          <w:tcPr>
+            <w:tcW w:w="1296" w:type="dxa"/>
+            <w:tcBorders/>
+          </w:tcPr>
+          <w:p>
+            <w:pPr>
+              <w:pStyle w:val="BodyText"/>
+              <w:widowControl/>
+              <w:suppressAutoHyphens w:val="true"/>
+              <w:bidi w:val="0"/>
+              <w:spacing w:lineRule="auto" w:line="276" w:before="0" w:after="140"/>
+              <w:ind w:hanging="0" w:left="113" w:right="227"/>
+              <w:jc w:val="center"/>
+              <w:rPr>
+                <w:highlight w:val="none"/>
+                <w:shd w:fill="auto" w:val="clear"/>
+              </w:rPr>
+            </w:pPr>
+            <w:r>
+              <w:rPr>
+                <w:shd w:fill="auto" w:val="clear"/>
+              </w:rPr>
+              <w:t>On-policy</w:t>
+            </w:r>
+          </w:p>
+        </w:tc>
+        <w:tc>
+          <w:tcPr>
+            <w:tcW w:w="1928" w:type="dxa"/>
+            <w:tcBorders/>
+          </w:tcPr>
+          <w:p>
+            <w:pPr>
+              <w:pStyle w:val="Contenidodelatabla"/>
+              <w:widowControl w:val="false"/>
+              <w:suppressLineNumbers/>
+              <w:suppressAutoHyphens w:val="true"/>
+              <w:bidi w:val="0"/>
+              <w:spacing w:lineRule="auto" w:line="276" w:before="0" w:after="0"/>
+              <w:ind w:hanging="0" w:left="113" w:right="113"/>
+              <w:jc w:val="center"/>
+              <w:rPr/>
+            </w:pPr>
+            <w:r>
+              <w:rPr/>
+              <w:t>Discret / Continu</w:t>
+            </w:r>
+          </w:p>
+        </w:tc>
+        <w:tc>
+          <w:tcPr>
+            <w:tcW w:w="1703" w:type="dxa"/>
+            <w:tcBorders/>
+          </w:tcPr>
+          <w:p>
+            <w:pPr>
+              <w:pStyle w:val="BodyText"/>
+              <w:widowControl/>
+              <w:suppressAutoHyphens w:val="true"/>
+              <w:bidi w:val="0"/>
+              <w:spacing w:lineRule="auto" w:line="276" w:before="0" w:after="140"/>
+              <w:ind w:hanging="0" w:left="113" w:right="170"/>
+              <w:jc w:val="left"/>
+              <w:rPr>
+                <w:highlight w:val="none"/>
+                <w:shd w:fill="auto" w:val="clear"/>
+              </w:rPr>
+            </w:pPr>
+            <w:r>
+              <w:rPr>
+                <w:shd w:fill="auto" w:val="clear"/>
+              </w:rPr>
+              <w:t>Entrenament més estable</w:t>
+            </w:r>
+          </w:p>
+        </w:tc>
+        <w:tc>
+          <w:tcPr>
+            <w:tcW w:w="2875" w:type="dxa"/>
+            <w:tcBorders/>
+          </w:tcPr>
+          <w:p>
+            <w:pPr>
+              <w:pStyle w:val="Contenidodelatabla"/>
+              <w:widowControl w:val="false"/>
+              <w:suppressLineNumbers/>
+              <w:suppressAutoHyphens w:val="true"/>
+              <w:bidi w:val="0"/>
+              <w:spacing w:lineRule="auto" w:line="276" w:before="0" w:after="0"/>
+              <w:ind w:hanging="0" w:left="57" w:right="113"/>
+              <w:jc w:val="center"/>
+              <w:rPr/>
+            </w:pPr>
+            <w:r>
+              <w:rPr/>
+              <w:t>Sensible als hiperparàmetres</w:t>
+            </w:r>
+          </w:p>
+        </w:tc>
+      </w:tr>
+      <w:tr>
+        <w:trPr/>
+        <w:tc>
+          <w:tcPr>
+            <w:tcW w:w="1475" w:type="dxa"/>
+            <w:tcBorders/>
+          </w:tcPr>
+          <w:p>
+            <w:pPr>
+              <w:pStyle w:val="Contenidodelatabla"/>
+              <w:widowControl w:val="false"/>
+              <w:suppressLineNumbers/>
+              <w:suppressAutoHyphens w:val="true"/>
+              <w:bidi w:val="0"/>
+              <w:spacing w:lineRule="auto" w:line="276" w:before="0" w:after="0"/>
+              <w:ind w:hanging="0" w:left="113" w:right="113"/>
+              <w:jc w:val="left"/>
+              <w:rPr/>
+            </w:pPr>
+            <w:r>
+              <w:rPr/>
+              <w:t>PPO</w:t>
+            </w:r>
+          </w:p>
+        </w:tc>
+        <w:tc>
+          <w:tcPr>
+            <w:tcW w:w="1296" w:type="dxa"/>
+            <w:tcBorders/>
+          </w:tcPr>
+          <w:p>
+            <w:pPr>
+              <w:pStyle w:val="BodyText"/>
+              <w:widowControl/>
+              <w:suppressAutoHyphens w:val="true"/>
+              <w:bidi w:val="0"/>
+              <w:spacing w:lineRule="auto" w:line="276" w:before="0" w:after="140"/>
+              <w:ind w:hanging="0" w:left="113" w:right="227"/>
+              <w:jc w:val="center"/>
+              <w:rPr>
+                <w:highlight w:val="none"/>
+                <w:shd w:fill="auto" w:val="clear"/>
+              </w:rPr>
+            </w:pPr>
+            <w:r>
+              <w:rPr>
+                <w:shd w:fill="auto" w:val="clear"/>
+              </w:rPr>
+              <w:t>On-policy</w:t>
+            </w:r>
+          </w:p>
+        </w:tc>
+        <w:tc>
+          <w:tcPr>
+            <w:tcW w:w="1928" w:type="dxa"/>
+            <w:tcBorders/>
+          </w:tcPr>
+          <w:p>
+            <w:pPr>
+              <w:pStyle w:val="Contenidodelatabla"/>
+              <w:widowControl w:val="false"/>
+              <w:suppressLineNumbers/>
+              <w:suppressAutoHyphens w:val="true"/>
+              <w:bidi w:val="0"/>
+              <w:spacing w:lineRule="auto" w:line="276" w:before="0" w:after="0"/>
+              <w:ind w:hanging="0" w:left="113" w:right="113"/>
+              <w:jc w:val="center"/>
+              <w:rPr/>
+            </w:pPr>
+            <w:r>
+              <w:rPr/>
+              <w:t>Discret / Continu</w:t>
+            </w:r>
+          </w:p>
+        </w:tc>
+        <w:tc>
+          <w:tcPr>
+            <w:tcW w:w="1703" w:type="dxa"/>
+            <w:tcBorders/>
+          </w:tcPr>
+          <w:p>
+            <w:pPr>
+              <w:pStyle w:val="BodyText"/>
+              <w:widowControl/>
+              <w:suppressAutoHyphens w:val="true"/>
+              <w:bidi w:val="0"/>
+              <w:spacing w:lineRule="auto" w:line="276" w:before="0" w:after="140"/>
+              <w:ind w:hanging="0" w:left="113" w:right="170"/>
+              <w:jc w:val="left"/>
+              <w:rPr>
+                <w:highlight w:val="none"/>
+                <w:shd w:fill="auto" w:val="clear"/>
+              </w:rPr>
+            </w:pPr>
+            <w:r>
+              <w:rPr>
+                <w:shd w:fill="auto" w:val="clear"/>
+              </w:rPr>
+              <w:t>Estabilitat i robustesa</w:t>
+            </w:r>
+          </w:p>
+        </w:tc>
+        <w:tc>
+          <w:tcPr>
+            <w:tcW w:w="2875" w:type="dxa"/>
+            <w:tcBorders/>
+          </w:tcPr>
+          <w:p>
+            <w:pPr>
+              <w:pStyle w:val="Contenidodelatabla"/>
+              <w:widowControl w:val="false"/>
+              <w:suppressLineNumbers/>
+              <w:suppressAutoHyphens w:val="true"/>
+              <w:bidi w:val="0"/>
+              <w:spacing w:lineRule="auto" w:line="276" w:before="0" w:after="0"/>
+              <w:ind w:hanging="0" w:left="57" w:right="113"/>
+              <w:jc w:val="center"/>
+              <w:rPr/>
+            </w:pPr>
+            <w:r>
+              <w:rPr/>
+              <w:t>Major cost computacional</w:t>
+            </w:r>
+          </w:p>
+        </w:tc>
+      </w:tr>
+      <w:tr>
+        <w:trPr/>
+        <w:tc>
+          <w:tcPr>
+            <w:tcW w:w="1475" w:type="dxa"/>
+            <w:tcBorders/>
+          </w:tcPr>
+          <w:p>
+            <w:pPr>
+              <w:pStyle w:val="Contenidodelatabla"/>
+              <w:widowControl w:val="false"/>
+              <w:suppressLineNumbers/>
+              <w:suppressAutoHyphens w:val="true"/>
+              <w:bidi w:val="0"/>
+              <w:spacing w:lineRule="auto" w:line="276" w:before="0" w:after="0"/>
+              <w:ind w:hanging="0" w:left="113" w:right="113"/>
+              <w:jc w:val="left"/>
+              <w:rPr/>
+            </w:pPr>
+            <w:r>
+              <w:rPr/>
+              <w:t>DDPG</w:t>
+            </w:r>
+          </w:p>
+        </w:tc>
+        <w:tc>
+          <w:tcPr>
+            <w:tcW w:w="1296" w:type="dxa"/>
+            <w:tcBorders/>
+          </w:tcPr>
+          <w:p>
+            <w:pPr>
+              <w:pStyle w:val="BodyText"/>
+              <w:widowControl/>
+              <w:suppressAutoHyphens w:val="true"/>
+              <w:bidi w:val="0"/>
+              <w:spacing w:lineRule="auto" w:line="276" w:before="0" w:after="140"/>
+              <w:ind w:hanging="0" w:left="113" w:right="227"/>
+              <w:jc w:val="center"/>
+              <w:rPr>
+                <w:highlight w:val="none"/>
+                <w:shd w:fill="auto" w:val="clear"/>
+              </w:rPr>
+            </w:pPr>
+            <w:r>
+              <w:rPr/>
+              <w:t>Off-policy</w:t>
+            </w:r>
+          </w:p>
+        </w:tc>
+        <w:tc>
+          <w:tcPr>
+            <w:tcW w:w="1928" w:type="dxa"/>
+            <w:tcBorders/>
+          </w:tcPr>
+          <w:p>
+            <w:pPr>
+              <w:pStyle w:val="Contenidodelatabla"/>
+              <w:widowControl w:val="false"/>
+              <w:suppressLineNumbers/>
+              <w:suppressAutoHyphens w:val="true"/>
+              <w:bidi w:val="0"/>
+              <w:spacing w:lineRule="auto" w:line="276" w:before="0" w:after="0"/>
+              <w:ind w:hanging="0" w:left="113" w:right="113"/>
+              <w:jc w:val="center"/>
+              <w:rPr/>
+            </w:pPr>
+            <w:r>
+              <w:rPr/>
+              <w:t>Continu</w:t>
+            </w:r>
+          </w:p>
+        </w:tc>
+        <w:tc>
+          <w:tcPr>
+            <w:tcW w:w="1703" w:type="dxa"/>
+            <w:tcBorders/>
+          </w:tcPr>
+          <w:p>
+            <w:pPr>
+              <w:pStyle w:val="BodyText"/>
+              <w:widowControl/>
+              <w:suppressAutoHyphens w:val="true"/>
+              <w:bidi w:val="0"/>
+              <w:spacing w:lineRule="auto" w:line="276" w:before="0" w:after="140"/>
+              <w:ind w:hanging="0" w:left="113" w:right="170"/>
+              <w:jc w:val="left"/>
+              <w:rPr>
+                <w:highlight w:val="none"/>
+                <w:shd w:fill="auto" w:val="clear"/>
+              </w:rPr>
+            </w:pPr>
+            <w:r>
+              <w:rPr>
+                <w:shd w:fill="auto" w:val="clear"/>
+              </w:rPr>
+              <w:t>Adequat per accions contínues</w:t>
+            </w:r>
+          </w:p>
+        </w:tc>
+        <w:tc>
+          <w:tcPr>
+            <w:tcW w:w="2875" w:type="dxa"/>
+            <w:tcBorders/>
+          </w:tcPr>
+          <w:p>
+            <w:pPr>
+              <w:pStyle w:val="Contenidodelatabla"/>
+              <w:widowControl w:val="false"/>
+              <w:suppressLineNumbers/>
+              <w:suppressAutoHyphens w:val="true"/>
+              <w:bidi w:val="0"/>
+              <w:spacing w:lineRule="auto" w:line="276" w:before="0" w:after="0"/>
+              <w:ind w:hanging="0" w:left="57" w:right="113"/>
+              <w:jc w:val="center"/>
+              <w:rPr/>
+            </w:pPr>
+            <w:r>
+              <w:rPr/>
+              <w:t>Pot ser inestable</w:t>
+            </w:r>
+          </w:p>
+        </w:tc>
+      </w:tr>
+      <w:tr>
+        <w:trPr/>
+        <w:tc>
+          <w:tcPr>
+            <w:tcW w:w="1475" w:type="dxa"/>
+            <w:tcBorders/>
+          </w:tcPr>
+          <w:p>
+            <w:pPr>
+              <w:pStyle w:val="Contenidodelatabla"/>
+              <w:widowControl w:val="false"/>
+              <w:suppressLineNumbers/>
+              <w:suppressAutoHyphens w:val="true"/>
+              <w:bidi w:val="0"/>
+              <w:spacing w:lineRule="auto" w:line="276" w:before="0" w:after="0"/>
+              <w:ind w:hanging="0" w:left="113" w:right="113"/>
+              <w:jc w:val="left"/>
+              <w:rPr/>
+            </w:pPr>
+            <w:r>
+              <w:rPr/>
+              <w:t>SAC</w:t>
+            </w:r>
+          </w:p>
+        </w:tc>
+        <w:tc>
+          <w:tcPr>
+            <w:tcW w:w="1296" w:type="dxa"/>
+            <w:tcBorders/>
+          </w:tcPr>
+          <w:p>
+            <w:pPr>
+              <w:pStyle w:val="BodyText"/>
+              <w:widowControl/>
+              <w:suppressAutoHyphens w:val="true"/>
+              <w:bidi w:val="0"/>
+              <w:spacing w:lineRule="auto" w:line="276" w:before="0" w:after="140"/>
+              <w:ind w:hanging="0" w:left="113" w:right="227"/>
+              <w:jc w:val="center"/>
+              <w:rPr>
+                <w:highlight w:val="none"/>
+                <w:shd w:fill="auto" w:val="clear"/>
+              </w:rPr>
+            </w:pPr>
+            <w:r>
+              <w:rPr/>
+              <w:t>Off-policy</w:t>
+            </w:r>
+          </w:p>
+        </w:tc>
+        <w:tc>
+          <w:tcPr>
+            <w:tcW w:w="1928" w:type="dxa"/>
+            <w:tcBorders/>
+          </w:tcPr>
+          <w:p>
+            <w:pPr>
+              <w:pStyle w:val="Contenidodelatabla"/>
+              <w:widowControl w:val="false"/>
+              <w:suppressLineNumbers/>
+              <w:suppressAutoHyphens w:val="true"/>
+              <w:bidi w:val="0"/>
+              <w:spacing w:lineRule="auto" w:line="276" w:before="0" w:after="0"/>
+              <w:ind w:hanging="0" w:left="113" w:right="113"/>
+              <w:jc w:val="center"/>
+              <w:rPr/>
+            </w:pPr>
+            <w:r>
+              <w:rPr/>
+              <w:t>Continu</w:t>
+            </w:r>
+          </w:p>
+        </w:tc>
+        <w:tc>
+          <w:tcPr>
+            <w:tcW w:w="1703" w:type="dxa"/>
+            <w:tcBorders/>
+          </w:tcPr>
+          <w:p>
+            <w:pPr>
+              <w:pStyle w:val="BodyText"/>
+              <w:widowControl/>
+              <w:suppressAutoHyphens w:val="true"/>
+              <w:bidi w:val="0"/>
+              <w:spacing w:lineRule="auto" w:line="276" w:before="0" w:after="140"/>
+              <w:ind w:hanging="0" w:left="113" w:right="170"/>
+              <w:jc w:val="left"/>
+              <w:rPr>
+                <w:highlight w:val="none"/>
+                <w:shd w:fill="auto" w:val="clear"/>
+              </w:rPr>
+            </w:pPr>
+            <w:r>
+              <w:rPr>
+                <w:shd w:fill="auto" w:val="clear"/>
+              </w:rPr>
+              <w:t>Bona exploració i estabilitat</w:t>
+            </w:r>
+          </w:p>
+        </w:tc>
+        <w:tc>
+          <w:tcPr>
+            <w:tcW w:w="2875" w:type="dxa"/>
+            <w:tcBorders/>
+          </w:tcPr>
+          <w:p>
+            <w:pPr>
+              <w:pStyle w:val="Contenidodelatabla"/>
+              <w:widowControl w:val="false"/>
+              <w:suppressLineNumbers/>
+              <w:suppressAutoHyphens w:val="true"/>
+              <w:bidi w:val="0"/>
+              <w:spacing w:lineRule="auto" w:line="276" w:before="0" w:after="0"/>
+              <w:ind w:hanging="0" w:left="57" w:right="113"/>
+              <w:jc w:val="center"/>
+              <w:rPr/>
+            </w:pPr>
+            <w:r>
+              <w:rPr/>
+              <w:t>Complexitat elevada</w:t>
+            </w:r>
+          </w:p>
+        </w:tc>
+      </w:tr>
+    </w:tbl>
+    <w:p>
+      <w:pPr>
+        <w:pStyle w:val="Normal"/>
+        <w:rPr>
+          <w:highlight w:val="none"/>
+          <w:shd w:fill="auto" w:val="clear"/>
+        </w:rPr>
+      </w:pPr>
+      <w:r>
+        <w:rPr>
+          <w:shd w:fill="auto" w:val="clear"/>
+        </w:rPr>
+      </w:r>
+    </w:p>
+    <w:p>
+      <w:pPr>
+        <w:pStyle w:val="Normal"/>
+        <w:rPr>
+          <w:highlight w:val="none"/>
+          <w:shd w:fill="auto" w:val="clear"/>
+        </w:rPr>
+      </w:pPr>
+      <w:r>
+        <w:rPr>
+          <w:shd w:fill="auto" w:val="clear"/>
+        </w:rPr>
         <w:t>Per aquest motiu, en els darrers anys han guanyat importància algoritmes basats directament en polítiques, com Proximal Policy Optimization (PPO), proposat per Schulman et al. [5]. PPO aprèn una política i introdueix restriccions sobre l’actualització dels paràmetres per evitar canvis excessivament bruscos durant l’entrenament.</w:t>
       </w:r>
     </w:p>
@@ -6902,6 +7966,48 @@
           <w:shd w:fill="auto" w:val="clear"/>
         </w:rPr>
         <w:t>Tot i això, l’aplicació del DRL als mercats financers continua presentant desafiaments importants, com la sensibilitat als hiperparàmetres, el risc de sobreajustament i la dificultat de definir funcions de recompensa adequades en entorns no estacionaris.</w:t>
+      </w:r>
+    </w:p>
+    <w:p>
+      <w:pPr>
+        <w:pStyle w:val="Normal"/>
+        <w:rPr>
+          <w:highlight w:val="none"/>
+          <w:shd w:fill="auto" w:val="clear"/>
+        </w:rPr>
+      </w:pPr>
+      <w:r>
+        <w:rPr>
+          <w:shd w:fill="auto" w:val="clear"/>
+        </w:rPr>
+      </w:r>
+    </w:p>
+    <w:p>
+      <w:pPr>
+        <w:pStyle w:val="Normal"/>
+        <w:rPr>
+          <w:highlight w:val="none"/>
+          <w:shd w:fill="auto" w:val="clear"/>
+        </w:rPr>
+      </w:pPr>
+      <w:r>
+        <w:rPr>
+          <w:shd w:fill="auto" w:val="clear"/>
+        </w:rPr>
+      </w:r>
+    </w:p>
+    <w:p>
+      <w:pPr>
+        <w:pStyle w:val="Normal"/>
+        <w:rPr>
+          <w:highlight w:val="none"/>
+          <w:shd w:fill="auto" w:val="clear"/>
+        </w:rPr>
+      </w:pPr>
+      <w:r>
+        <w:rPr>
+          <w:shd w:fill="auto" w:val="clear"/>
+        </w:rPr>
       </w:r>
     </w:p>
     <w:p>
@@ -6943,20 +8049,6 @@
         <w:rPr>
           <w:shd w:fill="auto" w:val="clear"/>
         </w:rPr>
-      </w:r>
-    </w:p>
-    <w:p>
-      <w:pPr>
-        <w:pStyle w:val="Normal"/>
-        <w:rPr>
-          <w:highlight w:val="none"/>
-          <w:shd w:fill="auto" w:val="clear"/>
-        </w:rPr>
-      </w:pPr>
-      <w:r>
-        <w:rPr>
-          <w:shd w:fill="auto" w:val="clear"/>
-        </w:rPr>
         <w:t>L’aplicació del Deep Reinforcement Learning (DRL) al trading de criptomonedes ha crescut notablement en els darrers anys degut a les característiques específiques d’aquests mercats, especialment la seva elevada volatilitat i el funcionament continu 24/7.</w:t>
       </w:r>
     </w:p>
@@ -7147,6 +8239,62 @@
           <w:shd w:fill="auto" w:val="clear"/>
         </w:rPr>
         <w:t>En aquest treball, aquesta aproximació s’utilitza per estudiar com la incorporació d’informació procedent de l’or (GLD) i del petroli (USO) pot modificar el comportament dels agents i influir en les polítiques apreses en un entorn multi-actiu.</w:t>
+      </w:r>
+    </w:p>
+    <w:p>
+      <w:pPr>
+        <w:pStyle w:val="Normal"/>
+        <w:rPr>
+          <w:highlight w:val="none"/>
+          <w:shd w:fill="auto" w:val="clear"/>
+        </w:rPr>
+      </w:pPr>
+      <w:r>
+        <w:rPr>
+          <w:shd w:fill="auto" w:val="clear"/>
+        </w:rPr>
+      </w:r>
+    </w:p>
+    <w:p>
+      <w:pPr>
+        <w:pStyle w:val="Normal"/>
+        <w:rPr>
+          <w:highlight w:val="none"/>
+          <w:shd w:fill="auto" w:val="clear"/>
+        </w:rPr>
+      </w:pPr>
+      <w:r>
+        <w:rPr>
+          <w:shd w:fill="auto" w:val="clear"/>
+        </w:rPr>
+      </w:r>
+    </w:p>
+    <w:p>
+      <w:pPr>
+        <w:pStyle w:val="Normal"/>
+        <w:rPr>
+          <w:highlight w:val="none"/>
+          <w:shd w:fill="auto" w:val="clear"/>
+        </w:rPr>
+      </w:pPr>
+      <w:r>
+        <w:rPr>
+          <w:shd w:fill="auto" w:val="clear"/>
+        </w:rPr>
+      </w:r>
+    </w:p>
+    <w:p>
+      <w:pPr>
+        <w:pStyle w:val="Normal"/>
+        <w:rPr>
+          <w:highlight w:val="none"/>
+          <w:shd w:fill="auto" w:val="clear"/>
+        </w:rPr>
+      </w:pPr>
+      <w:r>
+        <w:rPr>
+          <w:shd w:fill="auto" w:val="clear"/>
+        </w:rPr>
       </w:r>
     </w:p>
     <w:p>
@@ -7323,27 +8471,20 @@
     </w:p>
     <w:p>
       <w:pPr>
-        <w:pStyle w:val="Normal"/>
-        <w:rPr>
-          <w:highlight w:val="none"/>
-          <w:shd w:fill="auto" w:val="clear"/>
-        </w:rPr>
-      </w:pPr>
-      <w:r>
-        <w:rPr>
-          <w:shd w:fill="auto" w:val="clear"/>
-        </w:rPr>
-      </w:r>
-      <w:r>
-        <w:br w:type="page"/>
-      </w:r>
-    </w:p>
-    <w:p>
-      <w:pPr>
         <w:pStyle w:val="Heading2"/>
         <w:spacing w:before="0" w:after="0"/>
         <w:rPr/>
       </w:pPr>
+      <w:r>
+        <w:rPr/>
+      </w:r>
+    </w:p>
+    <w:p>
+      <w:pPr>
+        <w:pStyle w:val="Heading2"/>
+        <w:spacing w:before="0" w:after="0"/>
+        <w:rPr/>
+      </w:pPr>
       <w:bookmarkStart w:id="22" w:name="__RefHeading___Toc5232_4069147212"/>
       <w:bookmarkEnd w:id="22"/>
       <w:r>
@@ -7450,20 +8591,6 @@
         <w:rPr>
           <w:shd w:fill="auto" w:val="clear"/>
         </w:rPr>
-      </w:r>
-    </w:p>
-    <w:p>
-      <w:pPr>
-        <w:pStyle w:val="Normal"/>
-        <w:rPr>
-          <w:highlight w:val="none"/>
-          <w:shd w:fill="auto" w:val="clear"/>
-        </w:rPr>
-      </w:pPr>
-      <w:r>
-        <w:rPr>
-          <w:shd w:fill="auto" w:val="clear"/>
-        </w:rPr>
         <w:t>Un altre aspecte crític és la definició de la funció de recompensa. Recompenses basades únicament en retorn absolut poden generar comportaments excessivament agressius o poc realistes. Per això, molts treballs introdueixen penalitzacions relacionades amb volatilitat, drawdown o costos de transacció.</w:t>
       </w:r>
     </w:p>
@@ -7582,8 +8709,48 @@
         </w:rPr>
         <w:t>En aquest context, el present treball estudia fins a quin punt la incorporació d’informació exògena i la reformulació multi-actiu poden contribuir al desenvolupament d’agents més robustos i adaptatius.</w:t>
       </w:r>
-      <w:r>
-        <w:br w:type="page"/>
+    </w:p>
+    <w:p>
+      <w:pPr>
+        <w:pStyle w:val="Normal"/>
+        <w:rPr>
+          <w:highlight w:val="none"/>
+          <w:shd w:fill="auto" w:val="clear"/>
+        </w:rPr>
+      </w:pPr>
+      <w:r>
+        <w:rPr>
+          <w:shd w:fill="auto" w:val="clear"/>
+        </w:rPr>
+      </w:r>
+    </w:p>
+    <w:p>
+      <w:pPr>
+        <w:pStyle w:val="Normal"/>
+        <w:rPr>
+          <w:highlight w:val="none"/>
+          <w:shd w:fill="auto" w:val="clear"/>
+        </w:rPr>
+      </w:pPr>
+      <w:r>
+        <w:rPr>
+          <w:shd w:fill="auto" w:val="clear"/>
+        </w:rPr>
+        <w:t>L’entorn no incorpora slippage ni restriccions operatives reals, fet que pot infraestimar l’impacte econòmic de polítiques amb elevada freqüència de trading.</w:t>
+      </w:r>
+    </w:p>
+    <w:p>
+      <w:pPr>
+        <w:pStyle w:val="Normal"/>
+        <w:rPr>
+          <w:highlight w:val="none"/>
+          <w:shd w:fill="auto" w:val="clear"/>
+        </w:rPr>
+      </w:pPr>
+      <w:r>
+        <w:rPr>
+          <w:shd w:fill="auto" w:val="clear"/>
+        </w:rPr>
       </w:r>
     </w:p>
     <w:p>
@@ -7722,20 +8889,6 @@
         <w:rPr>
           <w:shd w:fill="auto" w:val="clear"/>
         </w:rPr>
-      </w:r>
-    </w:p>
-    <w:p>
-      <w:pPr>
-        <w:pStyle w:val="Normal"/>
-        <w:rPr>
-          <w:highlight w:val="none"/>
-          <w:shd w:fill="auto" w:val="clear"/>
-        </w:rPr>
-      </w:pPr>
-      <w:r>
-        <w:rPr>
-          <w:shd w:fill="auto" w:val="clear"/>
-        </w:rPr>
         <w:t>Aquesta última aproximació transforma el problema en una tasca de selecció dinàmica d’actius, on l’agent intenta identificar quin actiu presenta millor comportament relatiu en cada instant.</w:t>
       </w:r>
     </w:p>
@@ -8190,7 +9343,34 @@
         <w:rPr>
           <w:shd w:fill="auto" w:val="clear"/>
         </w:rPr>
-        <w:t>Inicialment, es descarreguen dades històriques horàries de BTC-USD, GLD i USO mitjançant yfinance. Atès que els actius tenen horaris de cotització diferents, es realitza una sincronització temporal utilitzant únicament la intersecció dels timestamps disponibles.</w:t>
+        <w:t>Inicialment, es descarreguen dades històriques horàries de BTC-USD, GLD i USO mitjançant yfinance. Atès que els actius tenen horaris de cotització diferents —Bitcoin cotitza de manera contínua 24/7 mentre que GLD i USO segueixen calendaris borsaris tradicionals—, es realitza una sincronització temporal utilitzant únicament la intersecció dels timestamps disponibles.</w:t>
+      </w:r>
+    </w:p>
+    <w:p>
+      <w:pPr>
+        <w:pStyle w:val="Normal"/>
+        <w:rPr>
+          <w:shd w:fill="auto" w:val="clear"/>
+        </w:rPr>
+      </w:pPr>
+      <w:r>
+        <w:rPr>
+          <w:shd w:fill="auto" w:val="clear"/>
+        </w:rPr>
+      </w:r>
+    </w:p>
+    <w:p>
+      <w:pPr>
+        <w:pStyle w:val="Normal"/>
+        <w:rPr>
+          <w:shd w:fill="auto" w:val="clear"/>
+        </w:rPr>
+      </w:pPr>
+      <w:r>
+        <w:rPr>
+          <w:shd w:fill="auto" w:val="clear"/>
+        </w:rPr>
+        <w:t>Aquest procés elimina intervals sense cotització simultània i genera un calendari temporal comú entre els tres actius. Com a conseqüència, els caps de setmana i festius borsaris queden exclosos del dataset final sincronitzat.</w:t>
       </w:r>
     </w:p>
     <w:p>
@@ -8218,6 +9398,60 @@
           <w:shd w:fill="auto" w:val="clear"/>
         </w:rPr>
         <w:t>Posteriorment, les sèries temporals es reagrupen en intervals de 4 hores per reduir el soroll de curt termini i facilitar l’aprenentatge dels models.</w:t>
+      </w:r>
+    </w:p>
+    <w:p>
+      <w:pPr>
+        <w:pStyle w:val="Normal"/>
+        <w:rPr>
+          <w:shd w:fill="auto" w:val="clear"/>
+        </w:rPr>
+      </w:pPr>
+      <w:r>
+        <w:rPr>
+          <w:shd w:fill="auto" w:val="clear"/>
+        </w:rPr>
+      </w:r>
+    </w:p>
+    <w:p>
+      <w:pPr>
+        <w:pStyle w:val="Normal"/>
+        <w:rPr>
+          <w:shd w:fill="auto" w:val="clear"/>
+        </w:rPr>
+      </w:pPr>
+      <w:r>
+        <w:rPr>
+          <w:shd w:fill="auto" w:val="clear"/>
+        </w:rPr>
+        <w:t>La freqüència de 4 hores es selecciona com un compromís entre granularitat temporal i estabilitat estadística. Aquesta resolució permet reduir part del soroll present en dades horàries, mantenint al mateix temps una freqüència suficientment alta per capturar dinàmiques de curt termini del mercat.</w:t>
+      </w:r>
+    </w:p>
+    <w:p>
+      <w:pPr>
+        <w:pStyle w:val="Normal"/>
+        <w:rPr>
+          <w:shd w:fill="auto" w:val="clear"/>
+        </w:rPr>
+      </w:pPr>
+      <w:r>
+        <w:rPr>
+          <w:shd w:fill="auto" w:val="clear"/>
+        </w:rPr>
+      </w:r>
+    </w:p>
+    <w:p>
+      <w:pPr>
+        <w:pStyle w:val="Normal"/>
+        <w:rPr>
+          <w:shd w:fill="auto" w:val="clear"/>
+        </w:rPr>
+      </w:pPr>
+      <w:r>
+        <w:rPr>
+          <w:shd w:fill="auto" w:val="clear"/>
+        </w:rPr>
+        <w:t>En el cas de GLD i USO, que segueixen calendaris borsaris tradicionals, la reagrupació també contribueix a reduir l’impacte dels intervals sense cotització i facilita la sincronització amb Bitcoin.</w:t>
       </w:r>
     </w:p>
     <w:p>
@@ -8600,7 +9834,7 @@
         <w:rPr>
           <w:shd w:fill="auto" w:val="clear"/>
         </w:rPr>
-        <w:t>Variables de força relativa entre actius, orientats a transformar el problema en una tasca de selecció dinàmica d’actius (dynamic asset allocation) que permeten comparar el comportament relatiu entre BTC, GLD i USO en diferents finestres temporals..</w:t>
+        <w:t>Variables de força relativa entre actius, orientats a transformar el problema en una tasca de selecció dinàmica d’actius (dynamic asset allocation) que permeten comparar el comportament relatiu entre BTC, GLD i USO en diferents finestres temporals.</w:t>
       </w:r>
     </w:p>
     <w:p>
@@ -8654,20 +9888,61 @@
         <w:rPr>
           <w:shd w:fill="auto" w:val="clear"/>
         </w:rPr>
-        <w:t>El dataset final es divideix en conjunt d’entrenament i conjunt de test (out-of-sample) per avaluar la capacitat de generalització dels models.</w:t>
-      </w:r>
-    </w:p>
-    <w:p>
-      <w:pPr>
-        <w:pStyle w:val="Normal"/>
-        <w:rPr>
-          <w:shd w:fill="auto" w:val="clear"/>
-        </w:rPr>
-      </w:pPr>
-      <w:r>
-        <w:rPr>
-          <w:shd w:fill="auto" w:val="clear"/>
-        </w:rPr>
+        <w:t>D’aquesta manera, les característiques observades per l’agent en l’instant t es calculen exclusivament amb informació disponible fins a t−1, mentre que la recompensa es calcula utilitzant el retorn observat posteriorment a la decisió presa.</w:t>
+      </w:r>
+    </w:p>
+    <w:p>
+      <w:pPr>
+        <w:pStyle w:val="Normal"/>
+        <w:rPr>
+          <w:shd w:fill="auto" w:val="clear"/>
+        </w:rPr>
+      </w:pPr>
+      <w:r>
+        <w:rPr>
+          <w:shd w:fill="auto" w:val="clear"/>
+        </w:rPr>
+      </w:r>
+    </w:p>
+    <w:p>
+      <w:pPr>
+        <w:pStyle w:val="Normal"/>
+        <w:rPr>
+          <w:shd w:fill="auto" w:val="clear"/>
+        </w:rPr>
+      </w:pPr>
+      <w:r>
+        <w:rPr>
+          <w:shd w:fill="auto" w:val="clear"/>
+        </w:rPr>
+        <w:t>Totes les mètriques financeres ajustades a risc, com el Sharpe ratio i el Sortino ratio, es calculen utilitzant aquesta freqüència temporal de 4 hores comuna a tots els actius. En aquest treball, aquestes mètriques no s’han anualitzat, sinó que es mostren directament sobre el període out-of-sample analitzat.</w:t>
+      </w:r>
+    </w:p>
+    <w:p>
+      <w:pPr>
+        <w:pStyle w:val="Normal"/>
+        <w:rPr>
+          <w:shd w:fill="auto" w:val="clear"/>
+        </w:rPr>
+      </w:pPr>
+      <w:r>
+        <w:rPr>
+          <w:shd w:fill="auto" w:val="clear"/>
+        </w:rPr>
+      </w:r>
+    </w:p>
+    <w:p>
+      <w:pPr>
+        <w:pStyle w:val="Normal"/>
+        <w:rPr>
+          <w:shd w:fill="auto" w:val="clear"/>
+        </w:rPr>
+      </w:pPr>
+      <w:r>
+        <w:rPr>
+          <w:shd w:fill="auto" w:val="clear"/>
+        </w:rPr>
+        <w:t>El dataset final es divideix en conjunt d’entrenament i conjunt de test (out-of-sample) per avaluar la capacitat de generalització dels models. Una possible extensió futura seria analitzar l’impacte de diferents freqüències temporals, com dades diàries o intradiàries, sobre l’estabilitat i el rendiment dels agents.</w:t>
       </w:r>
     </w:p>
     <w:p>
@@ -8694,8 +9969,568 @@
         <w:rPr>
           <w:shd w:fill="auto" w:val="clear"/>
         </w:rPr>
-        <w:t>L’entorn desenvolupat és compatible amb Gymnasium i defineix formalment l’espai d’estats, l’espai d’accions i la funció de recompensa.</w:t>
-      </w:r>
+        <w:t>L’entorn desenvolupat en aquest treball és compatible amb Gymnasium i es modela formalment com un Markov Decision Process (MDP), definit per la tupla:</w:t>
+      </w:r>
+    </w:p>
+    <w:p>
+      <w:pPr>
+        <w:pStyle w:val="Normal"/>
+        <w:jc w:val="left"/>
+        <w:rPr>
+          <w:shd w:fill="auto" w:val="clear"/>
+        </w:rPr>
+      </w:pPr>
+      <w:r>
+        <w:rPr/>
+      </w:r>
+      <m:oMathPara xmlns:m="http://schemas.openxmlformats.org/officeDocument/2006/math">
+        <m:oMathParaPr>
+          <m:jc m:val="left"/>
+        </m:oMathParaPr>
+        <m:oMath>
+          <m:d>
+            <m:dPr>
+              <m:begChr m:val="("/>
+              <m:endChr m:val=")"/>
+            </m:dPr>
+            <m:e>
+              <m:r>
+                <w:rPr>
+                  <w:rFonts w:ascii="Cambria Math" w:hAnsi="Cambria Math"/>
+                </w:rPr>
+                <m:t xml:space="preserve">S</m:t>
+              </m:r>
+              <m:r>
+                <w:rPr>
+                  <w:rFonts w:ascii="Cambria Math" w:hAnsi="Cambria Math"/>
+                </w:rPr>
+                <m:t xml:space="preserve">,</m:t>
+              </m:r>
+              <m:r>
+                <w:rPr>
+                  <w:rFonts w:ascii="Cambria Math" w:hAnsi="Cambria Math"/>
+                </w:rPr>
+                <m:t xml:space="preserve">A</m:t>
+              </m:r>
+              <m:r>
+                <w:rPr>
+                  <w:rFonts w:ascii="Cambria Math" w:hAnsi="Cambria Math"/>
+                </w:rPr>
+                <m:t xml:space="preserve">,</m:t>
+              </m:r>
+              <m:r>
+                <w:rPr>
+                  <w:rFonts w:ascii="Cambria Math" w:hAnsi="Cambria Math"/>
+                </w:rPr>
+                <m:t xml:space="preserve">P</m:t>
+              </m:r>
+              <m:r>
+                <w:rPr>
+                  <w:rFonts w:ascii="Cambria Math" w:hAnsi="Cambria Math"/>
+                </w:rPr>
+                <m:t xml:space="preserve">,</m:t>
+              </m:r>
+              <m:r>
+                <w:rPr>
+                  <w:rFonts w:ascii="Cambria Math" w:hAnsi="Cambria Math"/>
+                </w:rPr>
+                <m:t xml:space="preserve">R</m:t>
+              </m:r>
+              <m:r>
+                <w:rPr>
+                  <w:rFonts w:ascii="Cambria Math" w:hAnsi="Cambria Math"/>
+                </w:rPr>
+                <m:t xml:space="preserve">,</m:t>
+              </m:r>
+              <m:r>
+                <w:rPr>
+                  <w:rFonts w:ascii="Cambria Math" w:hAnsi="Cambria Math"/>
+                </w:rPr>
+                <m:t xml:space="preserve">γ</m:t>
+              </m:r>
+            </m:e>
+          </m:d>
+        </m:oMath>
+      </m:oMathPara>
+    </w:p>
+    <w:p>
+      <w:pPr>
+        <w:pStyle w:val="Normal"/>
+        <w:rPr>
+          <w:shd w:fill="auto" w:val="clear"/>
+        </w:rPr>
+      </w:pPr>
+      <w:r>
+        <w:rPr>
+          <w:shd w:fill="auto" w:val="clear"/>
+        </w:rPr>
+      </w:r>
+    </w:p>
+    <w:p>
+      <w:pPr>
+        <w:pStyle w:val="Normal"/>
+        <w:rPr>
+          <w:shd w:fill="auto" w:val="clear"/>
+        </w:rPr>
+      </w:pPr>
+      <w:r>
+        <w:rPr>
+          <w:shd w:fill="auto" w:val="clear"/>
+        </w:rPr>
+        <w:t>on:</w:t>
+      </w:r>
+    </w:p>
+    <w:p>
+      <w:pPr>
+        <w:pStyle w:val="Normal"/>
+        <w:rPr>
+          <w:shd w:fill="auto" w:val="clear"/>
+        </w:rPr>
+      </w:pPr>
+      <w:r>
+        <w:rPr>
+          <w:shd w:fill="auto" w:val="clear"/>
+        </w:rPr>
+        <w:t>S representa l’espai d’estats observables.</w:t>
+      </w:r>
+    </w:p>
+    <w:p>
+      <w:pPr>
+        <w:pStyle w:val="Normal"/>
+        <w:rPr>
+          <w:shd w:fill="auto" w:val="clear"/>
+        </w:rPr>
+      </w:pPr>
+      <w:r>
+        <w:rPr>
+          <w:shd w:fill="auto" w:val="clear"/>
+        </w:rPr>
+        <w:t>A representa l’espai d’accions disponibles.</w:t>
+      </w:r>
+    </w:p>
+    <w:p>
+      <w:pPr>
+        <w:pStyle w:val="Normal"/>
+        <w:rPr>
+          <w:shd w:fill="auto" w:val="clear"/>
+        </w:rPr>
+      </w:pPr>
+      <w:r>
+        <w:rPr>
+          <w:shd w:fill="auto" w:val="clear"/>
+        </w:rPr>
+        <w:t>P defineix la dinàmica de transició entre estats.</w:t>
+      </w:r>
+    </w:p>
+    <w:p>
+      <w:pPr>
+        <w:pStyle w:val="Normal"/>
+        <w:rPr>
+          <w:shd w:fill="auto" w:val="clear"/>
+        </w:rPr>
+      </w:pPr>
+      <w:r>
+        <w:rPr>
+          <w:shd w:fill="auto" w:val="clear"/>
+        </w:rPr>
+        <w:t>R correspon a la funció de recompensa.</w:t>
+      </w:r>
+    </w:p>
+    <w:p>
+      <w:pPr>
+        <w:pStyle w:val="Normal"/>
+        <w:rPr>
+          <w:shd w:fill="auto" w:val="clear"/>
+        </w:rPr>
+      </w:pPr>
+      <w:r>
+        <w:rPr/>
+      </w:r>
+      <m:oMath xmlns:m="http://schemas.openxmlformats.org/officeDocument/2006/math">
+        <m:r>
+          <w:rPr>
+            <w:rFonts w:ascii="Cambria Math" w:hAnsi="Cambria Math"/>
+          </w:rPr>
+          <m:t xml:space="preserve">γ</m:t>
+        </m:r>
+        <m:r>
+          <w:rPr>
+            <w:rFonts w:ascii="Cambria Math" w:hAnsi="Cambria Math"/>
+          </w:rPr>
+          <m:t xml:space="preserve">∈</m:t>
+        </m:r>
+        <m:d>
+          <m:dPr>
+            <m:begChr m:val="["/>
+            <m:endChr m:val="]"/>
+          </m:dPr>
+          <m:e>
+            <m:r>
+              <w:rPr>
+                <w:rFonts w:ascii="Cambria Math" w:hAnsi="Cambria Math"/>
+              </w:rPr>
+              <m:t xml:space="preserve">0,1</m:t>
+            </m:r>
+          </m:e>
+        </m:d>
+      </m:oMath>
+      <w:r>
+        <w:rPr>
+          <w:shd w:fill="auto" w:val="clear"/>
+        </w:rPr>
+        <w:t xml:space="preserve"> </w:t>
+      </w:r>
+      <w:r>
+        <w:rPr>
+          <w:shd w:fill="auto" w:val="clear"/>
+        </w:rPr>
+        <w:t>és el factor de descompte temporal.</w:t>
+      </w:r>
+    </w:p>
+    <w:p>
+      <w:pPr>
+        <w:pStyle w:val="Normal"/>
+        <w:rPr>
+          <w:shd w:fill="auto" w:val="clear"/>
+        </w:rPr>
+      </w:pPr>
+      <w:r>
+        <w:rPr>
+          <w:shd w:fill="auto" w:val="clear"/>
+        </w:rPr>
+      </w:r>
+    </w:p>
+    <w:p>
+      <w:pPr>
+        <w:pStyle w:val="Normal"/>
+        <w:rPr>
+          <w:shd w:fill="auto" w:val="clear"/>
+        </w:rPr>
+      </w:pPr>
+      <w:r>
+        <w:rPr>
+          <w:shd w:fill="auto" w:val="clear"/>
+        </w:rPr>
+        <w:t xml:space="preserve">En cada instant temporal </w:t>
+      </w:r>
+      <w:r>
+        <w:rPr/>
+      </w:r>
+      <m:oMath xmlns:m="http://schemas.openxmlformats.org/officeDocument/2006/math">
+        <m:r>
+          <w:rPr>
+            <w:rFonts w:ascii="Cambria Math" w:hAnsi="Cambria Math"/>
+          </w:rPr>
+          <m:t xml:space="preserve">t</m:t>
+        </m:r>
+      </m:oMath>
+      <w:r>
+        <w:rPr>
+          <w:shd w:fill="auto" w:val="clear"/>
+        </w:rPr>
+        <w:t xml:space="preserve">, l’agent observa un estat </w:t>
+      </w:r>
+      <w:r>
+        <w:rPr/>
+      </w:r>
+      <m:oMath xmlns:m="http://schemas.openxmlformats.org/officeDocument/2006/math">
+        <m:sSub>
+          <m:e>
+            <m:r>
+              <w:rPr>
+                <w:rFonts w:ascii="Cambria Math" w:hAnsi="Cambria Math"/>
+              </w:rPr>
+              <m:t xml:space="preserve">s</m:t>
+            </m:r>
+          </m:e>
+          <m:sub>
+            <m:r>
+              <w:rPr>
+                <w:rFonts w:ascii="Cambria Math" w:hAnsi="Cambria Math"/>
+              </w:rPr>
+              <m:t xml:space="preserve">t</m:t>
+            </m:r>
+          </m:sub>
+        </m:sSub>
+      </m:oMath>
+      <w:r>
+        <w:rPr>
+          <w:shd w:fill="auto" w:val="clear"/>
+        </w:rPr>
+        <w:t xml:space="preserve">, selecciona una acció </w:t>
+      </w:r>
+      <w:r>
+        <w:rPr/>
+      </w:r>
+      <m:oMath xmlns:m="http://schemas.openxmlformats.org/officeDocument/2006/math">
+        <m:sSub>
+          <m:e>
+            <m:r>
+              <w:rPr>
+                <w:rFonts w:ascii="Cambria Math" w:hAnsi="Cambria Math"/>
+              </w:rPr>
+              <m:t xml:space="preserve">a</m:t>
+            </m:r>
+          </m:e>
+          <m:sub>
+            <m:r>
+              <w:rPr>
+                <w:rFonts w:ascii="Cambria Math" w:hAnsi="Cambria Math"/>
+              </w:rPr>
+              <m:t xml:space="preserve">t</m:t>
+            </m:r>
+          </m:sub>
+        </m:sSub>
+      </m:oMath>
+      <w:r>
+        <w:rPr>
+          <w:shd w:fill="auto" w:val="clear"/>
+        </w:rPr>
+        <w:t xml:space="preserve"> segons la política </w:t>
+      </w:r>
+      <w:r>
+        <w:rPr/>
+      </w:r>
+      <m:oMath xmlns:m="http://schemas.openxmlformats.org/officeDocument/2006/math">
+        <m:r>
+          <w:rPr>
+            <w:rFonts w:ascii="Cambria Math" w:hAnsi="Cambria Math"/>
+          </w:rPr>
+          <m:t xml:space="preserve">π</m:t>
+        </m:r>
+        <m:d>
+          <m:dPr>
+            <m:begChr m:val="("/>
+            <m:endChr m:val=")"/>
+          </m:dPr>
+          <m:e>
+            <m:r>
+              <w:rPr>
+                <w:rFonts w:ascii="Cambria Math" w:hAnsi="Cambria Math"/>
+              </w:rPr>
+              <m:t xml:space="preserve">a</m:t>
+            </m:r>
+            <m:r>
+              <w:rPr>
+                <w:rFonts w:ascii="Cambria Math" w:hAnsi="Cambria Math"/>
+              </w:rPr>
+              <m:t xml:space="preserve">∨</m:t>
+            </m:r>
+            <m:r>
+              <w:rPr>
+                <w:rFonts w:ascii="Cambria Math" w:hAnsi="Cambria Math"/>
+              </w:rPr>
+              <m:t xml:space="preserve">s</m:t>
+            </m:r>
+          </m:e>
+        </m:d>
+      </m:oMath>
+      <w:r>
+        <w:rPr>
+          <w:shd w:fill="auto" w:val="clear"/>
+        </w:rPr>
+        <w:t xml:space="preserve"> i rep una recompensa </w:t>
+      </w:r>
+      <w:r>
+        <w:rPr/>
+      </w:r>
+      <m:oMath xmlns:m="http://schemas.openxmlformats.org/officeDocument/2006/math">
+        <m:sSub>
+          <m:e>
+            <m:r>
+              <w:rPr>
+                <w:rFonts w:ascii="Cambria Math" w:hAnsi="Cambria Math"/>
+              </w:rPr>
+              <m:t xml:space="preserve">r</m:t>
+            </m:r>
+          </m:e>
+          <m:sub>
+            <m:r>
+              <w:rPr>
+                <w:rFonts w:ascii="Cambria Math" w:hAnsi="Cambria Math"/>
+              </w:rPr>
+              <m:t xml:space="preserve">t</m:t>
+            </m:r>
+          </m:sub>
+        </m:sSub>
+      </m:oMath>
+      <w:r>
+        <w:rPr>
+          <w:shd w:fill="auto" w:val="clear"/>
+        </w:rPr>
+        <w:t>.</w:t>
+      </w:r>
+    </w:p>
+    <w:p>
+      <w:pPr>
+        <w:pStyle w:val="Normal"/>
+        <w:rPr>
+          <w:shd w:fill="auto" w:val="clear"/>
+        </w:rPr>
+      </w:pPr>
+      <w:r>
+        <w:rPr>
+          <w:shd w:fill="auto" w:val="clear"/>
+        </w:rPr>
+        <w:t>L’objectiu és aprendre una política òptima capaç de maximitzar la recompensa acumulada esperada:</w:t>
+      </w:r>
+    </w:p>
+    <w:p>
+      <w:pPr>
+        <w:pStyle w:val="Normal"/>
+        <w:rPr>
+          <w:shd w:fill="auto" w:val="clear"/>
+        </w:rPr>
+      </w:pPr>
+      <w:r>
+        <w:rPr>
+          <w:shd w:fill="auto" w:val="clear"/>
+        </w:rPr>
+      </w:r>
+    </w:p>
+    <w:p>
+      <w:pPr>
+        <w:pStyle w:val="Normal"/>
+        <w:jc w:val="left"/>
+        <w:rPr>
+          <w:shd w:fill="auto" w:val="clear"/>
+        </w:rPr>
+      </w:pPr>
+      <w:r>
+        <w:rPr/>
+      </w:r>
+      <m:oMathPara xmlns:m="http://schemas.openxmlformats.org/officeDocument/2006/math">
+        <m:oMathParaPr>
+          <m:jc m:val="left"/>
+        </m:oMathParaPr>
+        <m:oMath>
+          <m:sSup>
+            <m:e>
+              <m:r>
+                <w:rPr>
+                  <w:rFonts w:ascii="Cambria Math" w:hAnsi="Cambria Math"/>
+                </w:rPr>
+                <m:t xml:space="preserve">π</m:t>
+              </m:r>
+            </m:e>
+            <m:sup>
+              <m:r>
+                <m:rPr>
+                  <m:lit/>
+                  <m:nor/>
+                </m:rPr>
+                <w:rPr>
+                  <w:rFonts w:ascii="Cambria Math" w:hAnsi="Cambria Math"/>
+                </w:rPr>
+                <m:t xml:space="preserve">*</m:t>
+              </m:r>
+            </m:sup>
+          </m:sSup>
+          <m:r>
+            <w:rPr>
+              <w:rFonts w:ascii="Cambria Math" w:hAnsi="Cambria Math"/>
+            </w:rPr>
+            <m:t xml:space="preserve">=</m:t>
+          </m:r>
+          <m:r>
+            <w:rPr>
+              <w:rFonts w:ascii="Cambria Math" w:hAnsi="Cambria Math"/>
+            </w:rPr>
+            <m:t xml:space="preserve">arg</m:t>
+          </m:r>
+          <m:sSub>
+            <m:e>
+              <m:r>
+                <w:rPr>
+                  <w:rFonts w:ascii="Cambria Math" w:hAnsi="Cambria Math"/>
+                </w:rPr>
+                <m:t xml:space="preserve">max</m:t>
+              </m:r>
+            </m:e>
+            <m:sub>
+              <m:r>
+                <w:rPr>
+                  <w:rFonts w:ascii="Cambria Math" w:hAnsi="Cambria Math"/>
+                </w:rPr>
+                <m:t xml:space="preserve">π</m:t>
+              </m:r>
+            </m:sub>
+          </m:sSub>
+          <m:sSub>
+            <m:e>
+              <m:r>
+                <w:rPr>
+                  <w:rFonts w:ascii="Cambria Math" w:hAnsi="Cambria Math"/>
+                </w:rPr>
+                <m:t xml:space="preserve">E</m:t>
+              </m:r>
+            </m:e>
+            <m:sub>
+              <m:r>
+                <w:rPr>
+                  <w:rFonts w:ascii="Cambria Math" w:hAnsi="Cambria Math"/>
+                </w:rPr>
+                <m:t xml:space="preserve">π</m:t>
+              </m:r>
+            </m:sub>
+          </m:sSub>
+          <m:d>
+            <m:dPr>
+              <m:begChr m:val="["/>
+              <m:endChr m:val="]"/>
+            </m:dPr>
+            <m:e>
+              <m:nary>
+                <m:naryPr>
+                  <m:chr m:val="∑"/>
+                  <m:subHide m:val="1"/>
+                  <m:supHide m:val="1"/>
+                </m:naryPr>
+                <m:sub/>
+                <m:sup/>
+                <m:e>
+                  <m:sSup>
+                    <m:e>
+                      <m:r>
+                        <w:rPr>
+                          <w:rFonts w:ascii="Cambria Math" w:hAnsi="Cambria Math"/>
+                        </w:rPr>
+                        <m:t xml:space="preserve">γ</m:t>
+                      </m:r>
+                    </m:e>
+                    <m:sup>
+                      <m:r>
+                        <w:rPr>
+                          <w:rFonts w:ascii="Cambria Math" w:hAnsi="Cambria Math"/>
+                        </w:rPr>
+                        <m:t xml:space="preserve">t</m:t>
+                      </m:r>
+                    </m:sup>
+                  </m:sSup>
+                </m:e>
+              </m:nary>
+              <m:sSub>
+                <m:e>
+                  <m:r>
+                    <w:rPr>
+                      <w:rFonts w:ascii="Cambria Math" w:hAnsi="Cambria Math"/>
+                    </w:rPr>
+                    <m:t xml:space="preserve">r</m:t>
+                  </m:r>
+                </m:e>
+                <m:sub>
+                  <m:r>
+                    <w:rPr>
+                      <w:rFonts w:ascii="Cambria Math" w:hAnsi="Cambria Math"/>
+                    </w:rPr>
+                    <m:t xml:space="preserve">t</m:t>
+                  </m:r>
+                </m:sub>
+              </m:sSub>
+            </m:e>
+          </m:d>
+        </m:oMath>
+      </m:oMathPara>
     </w:p>
     <w:p>
       <w:pPr>
@@ -8753,6 +10588,19 @@
         <w:rPr>
           <w:shd w:fill="auto" w:val="clear"/>
         </w:rPr>
+      </w:r>
+    </w:p>
+    <w:p>
+      <w:pPr>
+        <w:pStyle w:val="Normal"/>
+        <w:rPr>
+          <w:shd w:fill="auto" w:val="clear"/>
+        </w:rPr>
+      </w:pPr>
+      <w:r>
+        <w:rPr>
+          <w:shd w:fill="auto" w:val="clear"/>
+        </w:rPr>
         <w:t>0: mantenir la posició actual (hold)</w:t>
       </w:r>
     </w:p>
@@ -8808,328 +10656,213 @@
         <w:rPr>
           <w:shd w:fill="auto" w:val="clear"/>
         </w:rPr>
-        <w:t>En els experiments multi-actiu, les accions passen a representar la selecció de l’actiu que l’agent decideix mantenir en cada instant:</w:t>
-      </w:r>
-    </w:p>
-    <w:p>
-      <w:pPr>
-        <w:pStyle w:val="Normal"/>
-        <w:rPr>
-          <w:shd w:fill="auto" w:val="clear"/>
-        </w:rPr>
-      </w:pPr>
-      <w:r>
-        <w:rPr>
-          <w:shd w:fill="auto" w:val="clear"/>
-        </w:rPr>
-        <w:t>0: BTC</w:t>
-      </w:r>
-    </w:p>
-    <w:p>
-      <w:pPr>
-        <w:pStyle w:val="Normal"/>
-        <w:rPr>
-          <w:shd w:fill="auto" w:val="clear"/>
-        </w:rPr>
-      </w:pPr>
-      <w:r>
-        <w:rPr>
-          <w:shd w:fill="auto" w:val="clear"/>
-        </w:rPr>
-        <w:t>1: GLD</w:t>
-      </w:r>
-    </w:p>
-    <w:p>
-      <w:pPr>
-        <w:pStyle w:val="Normal"/>
-        <w:rPr>
-          <w:shd w:fill="auto" w:val="clear"/>
-        </w:rPr>
-      </w:pPr>
-      <w:r>
-        <w:rPr>
-          <w:shd w:fill="auto" w:val="clear"/>
-        </w:rPr>
-        <w:t>2: USO</w:t>
-      </w:r>
-    </w:p>
-    <w:p>
-      <w:pPr>
-        <w:pStyle w:val="Normal"/>
-        <w:rPr>
-          <w:shd w:fill="auto" w:val="clear"/>
-        </w:rPr>
-      </w:pPr>
-      <w:r>
-        <w:rPr>
-          <w:shd w:fill="auto" w:val="clear"/>
-        </w:rPr>
-      </w:r>
-      <w:r>
-        <w:br w:type="page"/>
-      </w:r>
-    </w:p>
-    <w:p>
-      <w:pPr>
-        <w:pStyle w:val="Normal"/>
-        <w:spacing w:before="0" w:after="0"/>
-        <w:rPr>
-          <w:shd w:fill="auto" w:val="clear"/>
-        </w:rPr>
-      </w:pPr>
-      <w:r>
+        <w:t>Les posicions curtes es modelen de manera simplificada i no incorporen mecanismes reals de marge, apalancament, liquidació o costos de finançament associats al short selling. L’entorn assumeix un capital limitat i utilitza únicament el signe de la posició per calcular els retorns corresponents. Aquesta simplificació permet centrar l’estudi en el comportament de les polítiques DRL, tot i que representa una limitació respecte al funcionament real dels mercats financers.</w:t>
+      </w:r>
+    </w:p>
+    <w:p>
+      <w:pPr>
+        <w:pStyle w:val="Normal"/>
+        <w:rPr>
+          <w:shd w:fill="auto" w:val="clear"/>
+        </w:rPr>
+      </w:pPr>
+      <w:r>
+        <w:rPr>
+          <w:shd w:fill="auto" w:val="clear"/>
+        </w:rPr>
+      </w:r>
+    </w:p>
+    <w:p>
+      <w:pPr>
+        <w:pStyle w:val="Normal"/>
+        <w:rPr>
+          <w:shd w:fill="auto" w:val="clear"/>
+        </w:rPr>
+      </w:pPr>
+      <w:r>
+        <w:rPr>
+          <w:shd w:fill="auto" w:val="clear"/>
+        </w:rPr>
+        <w:t>En els experiments multi-actiu, les accions passen a representar la selecció de l’actiu mantingut per l’agent:</w:t>
+      </w:r>
+    </w:p>
+    <w:p>
+      <w:pPr>
+        <w:pStyle w:val="Normal"/>
+        <w:rPr>
+          <w:shd w:fill="auto" w:val="clear"/>
+        </w:rPr>
+      </w:pPr>
+      <w:r>
+        <w:rPr>
+          <w:shd w:fill="auto" w:val="clear"/>
+        </w:rPr>
+      </w:r>
+    </w:p>
+    <w:p>
+      <w:pPr>
+        <w:pStyle w:val="Normal"/>
+        <w:jc w:val="left"/>
+        <w:rPr>
+          <w:shd w:fill="auto" w:val="clear"/>
+        </w:rPr>
+      </w:pPr>
+      <w:r>
+        <w:rPr/>
+      </w:r>
+      <m:oMathPara xmlns:m="http://schemas.openxmlformats.org/officeDocument/2006/math">
+        <m:oMathParaPr>
+          <m:jc m:val="left"/>
+        </m:oMathParaPr>
+        <m:oMath>
+          <m:r>
+            <w:rPr>
+              <w:rFonts w:ascii="Cambria Math" w:hAnsi="Cambria Math"/>
+            </w:rPr>
+            <m:t xml:space="preserve">A</m:t>
+          </m:r>
+          <m:r>
+            <w:rPr>
+              <w:rFonts w:ascii="Cambria Math" w:hAnsi="Cambria Math"/>
+            </w:rPr>
+            <m:t xml:space="preserve">=</m:t>
+          </m:r>
+          <m:r>
+            <w:rPr>
+              <w:rFonts w:ascii="Cambria Math" w:hAnsi="Cambria Math"/>
+            </w:rPr>
+            <m:t xml:space="preserve">BTC</m:t>
+          </m:r>
+          <m:r>
+            <w:rPr>
+              <w:rFonts w:ascii="Cambria Math" w:hAnsi="Cambria Math"/>
+            </w:rPr>
+            <m:t xml:space="preserve">,</m:t>
+          </m:r>
+          <m:r>
+            <w:rPr>
+              <w:rFonts w:ascii="Cambria Math" w:hAnsi="Cambria Math"/>
+            </w:rPr>
+            <m:t xml:space="preserve">GLD</m:t>
+          </m:r>
+          <m:r>
+            <w:rPr>
+              <w:rFonts w:ascii="Cambria Math" w:hAnsi="Cambria Math"/>
+            </w:rPr>
+            <m:t xml:space="preserve">,</m:t>
+          </m:r>
+          <m:r>
+            <w:rPr>
+              <w:rFonts w:ascii="Cambria Math" w:hAnsi="Cambria Math"/>
+            </w:rPr>
+            <m:t xml:space="preserve">USO</m:t>
+          </m:r>
+        </m:oMath>
+      </m:oMathPara>
+    </w:p>
+    <w:p>
+      <w:pPr>
+        <w:pStyle w:val="Normal"/>
+        <w:rPr>
+          <w:shd w:fill="auto" w:val="clear"/>
+        </w:rPr>
+      </w:pPr>
+      <w:r>
+        <w:rPr>
+          <w:shd w:fill="auto" w:val="clear"/>
+        </w:rPr>
+      </w:r>
+    </w:p>
+    <w:p>
+      <w:pPr>
+        <w:pStyle w:val="Normal"/>
+        <w:rPr>
+          <w:shd w:fill="auto" w:val="clear"/>
+        </w:rPr>
+      </w:pPr>
+      <w:r>
+        <w:rPr>
+          <w:shd w:fill="auto" w:val="clear"/>
+        </w:rPr>
+        <w:t>on:</w:t>
+      </w:r>
+    </w:p>
+    <w:p>
+      <w:pPr>
+        <w:pStyle w:val="Normal"/>
+        <w:rPr>
+          <w:shd w:fill="auto" w:val="clear"/>
+        </w:rPr>
+      </w:pPr>
+      <w:r>
+        <w:rPr>
+          <w:shd w:fill="auto" w:val="clear"/>
+        </w:rPr>
+      </w:r>
+    </w:p>
+    <w:p>
+      <w:pPr>
+        <w:pStyle w:val="Normal"/>
+        <w:rPr>
+          <w:shd w:fill="auto" w:val="clear"/>
+        </w:rPr>
+      </w:pPr>
+      <w:r>
+        <w:rPr>
+          <w:shd w:fill="auto" w:val="clear"/>
+        </w:rPr>
+        <w:t>0 correspon a BTC,</w:t>
+      </w:r>
+    </w:p>
+    <w:p>
+      <w:pPr>
+        <w:pStyle w:val="Normal"/>
+        <w:rPr>
+          <w:shd w:fill="auto" w:val="clear"/>
+        </w:rPr>
+      </w:pPr>
+      <w:r>
+        <w:rPr>
+          <w:shd w:fill="auto" w:val="clear"/>
+        </w:rPr>
+        <w:t>1 correspon a GLD,</w:t>
+      </w:r>
+    </w:p>
+    <w:p>
+      <w:pPr>
+        <w:pStyle w:val="Normal"/>
+        <w:rPr>
+          <w:shd w:fill="auto" w:val="clear"/>
+        </w:rPr>
+      </w:pPr>
+      <w:r>
+        <w:rPr>
+          <w:shd w:fill="auto" w:val="clear"/>
+        </w:rPr>
+        <w:t>2 correspon a USO.</w:t>
+      </w:r>
+    </w:p>
+    <w:p>
+      <w:pPr>
+        <w:pStyle w:val="Normal"/>
+        <w:rPr>
+          <w:shd w:fill="auto" w:val="clear"/>
+        </w:rPr>
+      </w:pPr>
+      <w:r>
+        <w:rPr>
+          <w:shd w:fill="auto" w:val="clear"/>
+        </w:rPr>
+      </w:r>
+    </w:p>
+    <w:p>
+      <w:pPr>
+        <w:pStyle w:val="Normal"/>
         <w:rPr>
           <w:b/>
           <w:bCs/>
           <w:shd w:fill="auto" w:val="clear"/>
         </w:rPr>
-        <w:t>Espai d’estats</w:t>
-      </w:r>
-    </w:p>
-    <w:p>
-      <w:pPr>
-        <w:pStyle w:val="Normal"/>
-        <w:rPr>
-          <w:shd w:fill="auto" w:val="clear"/>
-        </w:rPr>
-      </w:pPr>
-      <w:r>
-        <w:rPr>
-          <w:shd w:fill="auto" w:val="clear"/>
-        </w:rPr>
-        <w:t>L’estat de l’entorn es representa mitjançant un vector de característiques financeres construït a partir de les sèries temporals preprocessades.</w:t>
-      </w:r>
-    </w:p>
-    <w:p>
-      <w:pPr>
-        <w:pStyle w:val="Normal"/>
-        <w:rPr>
-          <w:shd w:fill="auto" w:val="clear"/>
-        </w:rPr>
-      </w:pPr>
-      <w:r>
-        <w:rPr>
-          <w:shd w:fill="auto" w:val="clear"/>
-        </w:rPr>
-      </w:r>
-    </w:p>
-    <w:p>
-      <w:pPr>
-        <w:pStyle w:val="Normal"/>
-        <w:rPr>
-          <w:shd w:fill="auto" w:val="clear"/>
-        </w:rPr>
-      </w:pPr>
-      <w:r>
-        <w:rPr>
-          <w:shd w:fill="auto" w:val="clear"/>
-        </w:rPr>
-        <w:t>Les principals variables utilitzades són:</w:t>
-      </w:r>
-    </w:p>
-    <w:p>
-      <w:pPr>
-        <w:pStyle w:val="Normal"/>
-        <w:numPr>
-          <w:ilvl w:val="0"/>
-          <w:numId w:val="6"/>
-        </w:numPr>
-        <w:ind w:hanging="360" w:left="2137" w:right="993"/>
-        <w:rPr>
-          <w:shd w:fill="auto" w:val="clear"/>
-        </w:rPr>
-      </w:pPr>
-      <w:r>
-        <w:rPr>
-          <w:shd w:fill="auto" w:val="clear"/>
-        </w:rPr>
-        <w:t>Retorns dels actius.</w:t>
-      </w:r>
-    </w:p>
-    <w:p>
-      <w:pPr>
-        <w:pStyle w:val="Normal"/>
-        <w:numPr>
-          <w:ilvl w:val="0"/>
-          <w:numId w:val="6"/>
-        </w:numPr>
-        <w:ind w:hanging="360" w:left="2137" w:right="993"/>
-        <w:rPr>
-          <w:shd w:fill="auto" w:val="clear"/>
-        </w:rPr>
-      </w:pPr>
-      <w:r>
-        <w:rPr>
-          <w:shd w:fill="auto" w:val="clear"/>
-        </w:rPr>
-        <w:t>Volatilitat estimada.</w:t>
-      </w:r>
-    </w:p>
-    <w:p>
-      <w:pPr>
-        <w:pStyle w:val="Normal"/>
-        <w:numPr>
-          <w:ilvl w:val="0"/>
-          <w:numId w:val="6"/>
-        </w:numPr>
-        <w:ind w:hanging="360" w:left="2137" w:right="993"/>
-        <w:rPr>
-          <w:shd w:fill="auto" w:val="clear"/>
-        </w:rPr>
-      </w:pPr>
-      <w:r>
-        <w:rPr>
-          <w:shd w:fill="auto" w:val="clear"/>
-        </w:rPr>
-        <w:t>Variables de momentum.</w:t>
-      </w:r>
-    </w:p>
-    <w:p>
-      <w:pPr>
-        <w:pStyle w:val="Normal"/>
-        <w:numPr>
-          <w:ilvl w:val="0"/>
-          <w:numId w:val="6"/>
-        </w:numPr>
-        <w:ind w:hanging="360" w:left="2137" w:right="993"/>
-        <w:rPr>
-          <w:shd w:fill="auto" w:val="clear"/>
-        </w:rPr>
-      </w:pPr>
-      <w:r>
-        <w:rPr>
-          <w:shd w:fill="auto" w:val="clear"/>
-        </w:rPr>
-        <w:t>Força relativa entre actius.</w:t>
-      </w:r>
-    </w:p>
-    <w:p>
-      <w:pPr>
-        <w:pStyle w:val="Normal"/>
-        <w:numPr>
-          <w:ilvl w:val="0"/>
-          <w:numId w:val="6"/>
-        </w:numPr>
-        <w:ind w:hanging="360" w:left="2137" w:right="993"/>
-        <w:rPr>
-          <w:shd w:fill="auto" w:val="clear"/>
-        </w:rPr>
-      </w:pPr>
-      <w:r>
-        <w:rPr>
-          <w:shd w:fill="auto" w:val="clear"/>
-        </w:rPr>
-        <w:t>Posició o actiu actual de l’agent.</w:t>
-      </w:r>
-    </w:p>
-    <w:p>
-      <w:pPr>
-        <w:pStyle w:val="Normal"/>
-        <w:numPr>
-          <w:ilvl w:val="0"/>
-          <w:numId w:val="6"/>
-        </w:numPr>
-        <w:ind w:hanging="360" w:left="2137" w:right="993"/>
-        <w:rPr>
-          <w:shd w:fill="auto" w:val="clear"/>
-        </w:rPr>
-      </w:pPr>
-      <w:r>
-        <w:rPr>
-          <w:shd w:fill="auto" w:val="clear"/>
-        </w:rPr>
-        <w:t>Durada de la posició (holding_duration) en alguns experiments.</w:t>
-      </w:r>
-    </w:p>
-    <w:p>
-      <w:pPr>
-        <w:pStyle w:val="Normal"/>
-        <w:rPr>
-          <w:shd w:fill="auto" w:val="clear"/>
-        </w:rPr>
-      </w:pPr>
-      <w:r>
-        <w:rPr>
-          <w:shd w:fill="auto" w:val="clear"/>
-        </w:rPr>
-      </w:r>
-    </w:p>
-    <w:p>
-      <w:pPr>
-        <w:pStyle w:val="Normal"/>
-        <w:rPr>
-          <w:shd w:fill="auto" w:val="clear"/>
-        </w:rPr>
-      </w:pPr>
-      <w:r>
-        <w:rPr>
-          <w:shd w:fill="auto" w:val="clear"/>
-        </w:rPr>
-        <w:t>Es defineixen dos escenaris principals:</w:t>
-      </w:r>
-    </w:p>
-    <w:p>
-      <w:pPr>
-        <w:pStyle w:val="Normal"/>
-        <w:numPr>
-          <w:ilvl w:val="0"/>
-          <w:numId w:val="7"/>
-        </w:numPr>
-        <w:ind w:hanging="360" w:left="2137" w:right="993"/>
-        <w:rPr>
-          <w:shd w:fill="auto" w:val="clear"/>
-        </w:rPr>
-      </w:pPr>
-      <w:r>
-        <w:rPr>
-          <w:shd w:fill="auto" w:val="clear"/>
-        </w:rPr>
-        <w:t>Model base: només informació de Bitcoin.</w:t>
-      </w:r>
-    </w:p>
-    <w:p>
-      <w:pPr>
-        <w:pStyle w:val="Normal"/>
-        <w:numPr>
-          <w:ilvl w:val="0"/>
-          <w:numId w:val="7"/>
-        </w:numPr>
-        <w:ind w:hanging="360" w:left="2137" w:right="993"/>
-        <w:rPr>
-          <w:shd w:fill="auto" w:val="clear"/>
-        </w:rPr>
-      </w:pPr>
-      <w:r>
-        <w:rPr>
-          <w:shd w:fill="auto" w:val="clear"/>
-        </w:rPr>
-        <w:t>Model ampliat: informació de BTC, GLD i USO.</w:t>
-      </w:r>
-    </w:p>
-    <w:p>
-      <w:pPr>
-        <w:pStyle w:val="Normal"/>
-        <w:numPr>
-          <w:ilvl w:val="0"/>
-          <w:numId w:val="0"/>
-        </w:numPr>
-        <w:ind w:hanging="0" w:left="2137" w:right="993"/>
-        <w:rPr>
-          <w:shd w:fill="auto" w:val="clear"/>
-        </w:rPr>
-      </w:pPr>
-      <w:r>
-        <w:rPr>
-          <w:shd w:fill="auto" w:val="clear"/>
-        </w:rPr>
-      </w:r>
-    </w:p>
-    <w:p>
-      <w:pPr>
-        <w:pStyle w:val="Normal"/>
-        <w:rPr>
-          <w:shd w:fill="auto" w:val="clear"/>
-        </w:rPr>
       </w:pPr>
       <w:r>
         <w:rPr>
@@ -9137,21 +10870,21 @@
           <w:bCs/>
           <w:shd w:fill="auto" w:val="clear"/>
         </w:rPr>
-        <w:t>Funció de recompensa</w:t>
-      </w:r>
-    </w:p>
-    <w:p>
-      <w:pPr>
-        <w:pStyle w:val="Normal"/>
-        <w:rPr>
-          <w:shd w:fill="auto" w:val="clear"/>
-        </w:rPr>
-      </w:pPr>
-      <w:r>
-        <w:rPr>
-          <w:shd w:fill="auto" w:val="clear"/>
-        </w:rPr>
-        <w:t>La funció de recompensa varia segons l’experiment realitzat. Inicialment s’utilitza una recompensa basada en el retorn obtingut:</w:t>
+        <w:t>Espai d’estats</w:t>
+      </w:r>
+    </w:p>
+    <w:p>
+      <w:pPr>
+        <w:pStyle w:val="Normal"/>
+        <w:rPr>
+          <w:shd w:fill="auto" w:val="clear"/>
+        </w:rPr>
+      </w:pPr>
+      <w:r>
+        <w:rPr>
+          <w:shd w:fill="auto" w:val="clear"/>
+        </w:rPr>
+        <w:t>L’estat de l’entorn es representa mitjançant un vector de característiques financeres construït a partir de les sèries temporals preprocessades:</w:t>
       </w:r>
     </w:p>
     <w:p>
@@ -9189,7 +10922,7 @@
                 <w:rPr>
                   <w:rFonts w:ascii="Cambria Math" w:hAnsi="Cambria Math"/>
                 </w:rPr>
-                <m:t xml:space="preserve">reward</m:t>
+                <m:t xml:space="preserve">s</m:t>
               </m:r>
             </m:e>
             <m:sub>
@@ -9201,6 +10934,395 @@
               </m:r>
             </m:sub>
           </m:sSub>
+          <m:r>
+            <w:rPr>
+              <w:rFonts w:ascii="Cambria Math" w:hAnsi="Cambria Math"/>
+            </w:rPr>
+            <m:t xml:space="preserve">​</m:t>
+          </m:r>
+          <m:r>
+            <w:rPr>
+              <w:rFonts w:ascii="Cambria Math" w:hAnsi="Cambria Math"/>
+            </w:rPr>
+            <m:t xml:space="preserve">=</m:t>
+          </m:r>
+          <m:d>
+            <m:dPr>
+              <m:begChr m:val="["/>
+              <m:endChr m:val="]"/>
+            </m:dPr>
+            <m:e>
+              <m:sSub>
+                <m:e>
+                  <m:r>
+                    <w:rPr>
+                      <w:rFonts w:ascii="Cambria Math" w:hAnsi="Cambria Math"/>
+                    </w:rPr>
+                    <m:t xml:space="preserve">r</m:t>
+                  </m:r>
+                </m:e>
+                <m:sub>
+                  <m:r>
+                    <w:rPr>
+                      <w:rFonts w:ascii="Cambria Math" w:hAnsi="Cambria Math"/>
+                    </w:rPr>
+                    <m:t xml:space="preserve">t</m:t>
+                  </m:r>
+                </m:sub>
+              </m:sSub>
+              <m:r>
+                <w:rPr>
+                  <w:rFonts w:ascii="Cambria Math" w:hAnsi="Cambria Math"/>
+                </w:rPr>
+                <m:t xml:space="preserve">​</m:t>
+              </m:r>
+              <m:r>
+                <w:rPr>
+                  <w:rFonts w:ascii="Cambria Math" w:hAnsi="Cambria Math"/>
+                </w:rPr>
+                <m:t xml:space="preserve">,</m:t>
+              </m:r>
+              <m:sSub>
+                <m:e>
+                  <m:r>
+                    <w:rPr>
+                      <w:rFonts w:ascii="Cambria Math" w:hAnsi="Cambria Math"/>
+                    </w:rPr>
+                    <m:t xml:space="preserve">σ</m:t>
+                  </m:r>
+                </m:e>
+                <m:sub>
+                  <m:r>
+                    <w:rPr>
+                      <w:rFonts w:ascii="Cambria Math" w:hAnsi="Cambria Math"/>
+                    </w:rPr>
+                    <m:t xml:space="preserve">t</m:t>
+                  </m:r>
+                </m:sub>
+              </m:sSub>
+              <m:r>
+                <w:rPr>
+                  <w:rFonts w:ascii="Cambria Math" w:hAnsi="Cambria Math"/>
+                </w:rPr>
+                <m:t xml:space="preserve">​</m:t>
+              </m:r>
+              <m:r>
+                <w:rPr>
+                  <w:rFonts w:ascii="Cambria Math" w:hAnsi="Cambria Math"/>
+                </w:rPr>
+                <m:t xml:space="preserve">,</m:t>
+              </m:r>
+              <m:sSub>
+                <m:e>
+                  <m:r>
+                    <w:rPr>
+                      <w:rFonts w:ascii="Cambria Math" w:hAnsi="Cambria Math"/>
+                    </w:rPr>
+                    <m:t xml:space="preserve">momentum</m:t>
+                  </m:r>
+                </m:e>
+                <m:sub>
+                  <m:r>
+                    <w:rPr>
+                      <w:rFonts w:ascii="Cambria Math" w:hAnsi="Cambria Math"/>
+                    </w:rPr>
+                    <m:t xml:space="preserve">t</m:t>
+                  </m:r>
+                </m:sub>
+              </m:sSub>
+              <m:r>
+                <w:rPr>
+                  <w:rFonts w:ascii="Cambria Math" w:hAnsi="Cambria Math"/>
+                </w:rPr>
+                <m:t xml:space="preserve">​</m:t>
+              </m:r>
+              <m:r>
+                <w:rPr>
+                  <w:rFonts w:ascii="Cambria Math" w:hAnsi="Cambria Math"/>
+                </w:rPr>
+                <m:t xml:space="preserve">,</m:t>
+              </m:r>
+              <m:r>
+                <w:rPr>
+                  <w:rFonts w:ascii="Cambria Math" w:hAnsi="Cambria Math"/>
+                </w:rPr>
+                <m:t xml:space="preserve">relative</m:t>
+              </m:r>
+              <m:sSub>
+                <m:e>
+                  <m:r>
+                    <w:rPr>
+                      <w:rFonts w:ascii="Cambria Math" w:hAnsi="Cambria Math"/>
+                    </w:rPr>
+                    <m:t xml:space="preserve">strength</m:t>
+                  </m:r>
+                </m:e>
+                <m:sub>
+                  <m:r>
+                    <w:rPr>
+                      <w:rFonts w:ascii="Cambria Math" w:hAnsi="Cambria Math"/>
+                    </w:rPr>
+                    <m:t xml:space="preserve">t</m:t>
+                  </m:r>
+                </m:sub>
+              </m:sSub>
+              <m:r>
+                <w:rPr>
+                  <w:rFonts w:ascii="Cambria Math" w:hAnsi="Cambria Math"/>
+                </w:rPr>
+                <m:t xml:space="preserve">​</m:t>
+              </m:r>
+              <m:r>
+                <w:rPr>
+                  <w:rFonts w:ascii="Cambria Math" w:hAnsi="Cambria Math"/>
+                </w:rPr>
+                <m:t xml:space="preserve">,</m:t>
+              </m:r>
+              <m:sSub>
+                <m:e>
+                  <m:r>
+                    <w:rPr>
+                      <w:rFonts w:ascii="Cambria Math" w:hAnsi="Cambria Math"/>
+                    </w:rPr>
+                    <m:t xml:space="preserve">position</m:t>
+                  </m:r>
+                </m:e>
+                <m:sub>
+                  <m:r>
+                    <w:rPr>
+                      <w:rFonts w:ascii="Cambria Math" w:hAnsi="Cambria Math"/>
+                    </w:rPr>
+                    <m:t xml:space="preserve">t</m:t>
+                  </m:r>
+                </m:sub>
+              </m:sSub>
+              <m:r>
+                <w:rPr>
+                  <w:rFonts w:ascii="Cambria Math" w:hAnsi="Cambria Math"/>
+                </w:rPr>
+                <m:t xml:space="preserve">​</m:t>
+              </m:r>
+              <m:r>
+                <w:rPr>
+                  <w:rFonts w:ascii="Cambria Math" w:hAnsi="Cambria Math"/>
+                </w:rPr>
+                <m:t xml:space="preserve">,</m:t>
+              </m:r>
+              <m:r>
+                <w:rPr>
+                  <w:rFonts w:ascii="Cambria Math" w:hAnsi="Cambria Math"/>
+                </w:rPr>
+                <m:t xml:space="preserve">holding</m:t>
+              </m:r>
+              <m:sSub>
+                <m:e>
+                  <m:r>
+                    <w:rPr>
+                      <w:rFonts w:ascii="Cambria Math" w:hAnsi="Cambria Math"/>
+                    </w:rPr>
+                    <m:t xml:space="preserve">duration</m:t>
+                  </m:r>
+                </m:e>
+                <m:sub>
+                  <m:r>
+                    <w:rPr>
+                      <w:rFonts w:ascii="Cambria Math" w:hAnsi="Cambria Math"/>
+                    </w:rPr>
+                    <m:t xml:space="preserve">t</m:t>
+                  </m:r>
+                </m:sub>
+              </m:sSub>
+              <m:r>
+                <w:rPr>
+                  <w:rFonts w:ascii="Cambria Math" w:hAnsi="Cambria Math"/>
+                </w:rPr>
+                <m:t xml:space="preserve">​</m:t>
+              </m:r>
+            </m:e>
+          </m:d>
+        </m:oMath>
+      </m:oMathPara>
+    </w:p>
+    <w:p>
+      <w:pPr>
+        <w:pStyle w:val="Normal"/>
+        <w:rPr>
+          <w:shd w:fill="auto" w:val="clear"/>
+        </w:rPr>
+      </w:pPr>
+      <w:r>
+        <w:rPr>
+          <w:shd w:fill="auto" w:val="clear"/>
+        </w:rPr>
+      </w:r>
+    </w:p>
+    <w:p>
+      <w:pPr>
+        <w:pStyle w:val="Normal"/>
+        <w:rPr>
+          <w:shd w:fill="auto" w:val="clear"/>
+        </w:rPr>
+      </w:pPr>
+      <w:r>
+        <w:rPr>
+          <w:shd w:fill="auto" w:val="clear"/>
+        </w:rPr>
+        <w:t>Les principals variables utilitzades són: retorns dels actius, volatilitat estimada, variables de momentum, força relativa entre actius, posició o actiu actual i durada de la posició en alguns experiments.</w:t>
+      </w:r>
+    </w:p>
+    <w:p>
+      <w:pPr>
+        <w:pStyle w:val="Normal"/>
+        <w:rPr>
+          <w:shd w:fill="auto" w:val="clear"/>
+        </w:rPr>
+      </w:pPr>
+      <w:r>
+        <w:rPr>
+          <w:shd w:fill="auto" w:val="clear"/>
+        </w:rPr>
+      </w:r>
+    </w:p>
+    <w:p>
+      <w:pPr>
+        <w:pStyle w:val="Normal"/>
+        <w:rPr>
+          <w:shd w:fill="auto" w:val="clear"/>
+        </w:rPr>
+      </w:pPr>
+      <w:r>
+        <w:rPr>
+          <w:shd w:fill="auto" w:val="clear"/>
+        </w:rPr>
+        <w:t>Es defineixen dos escenaris principals:</w:t>
+      </w:r>
+    </w:p>
+    <w:p>
+      <w:pPr>
+        <w:pStyle w:val="Normal"/>
+        <w:rPr>
+          <w:shd w:fill="auto" w:val="clear"/>
+        </w:rPr>
+      </w:pPr>
+      <w:r>
+        <w:rPr>
+          <w:shd w:fill="auto" w:val="clear"/>
+        </w:rPr>
+        <w:t>model base: només informació de Bitcoin,</w:t>
+      </w:r>
+    </w:p>
+    <w:p>
+      <w:pPr>
+        <w:pStyle w:val="Normal"/>
+        <w:rPr>
+          <w:shd w:fill="auto" w:val="clear"/>
+        </w:rPr>
+      </w:pPr>
+      <w:r>
+        <w:rPr>
+          <w:shd w:fill="auto" w:val="clear"/>
+        </w:rPr>
+        <w:t>model ampliat: informació de BTC, GLD i USO.</w:t>
+      </w:r>
+    </w:p>
+    <w:p>
+      <w:pPr>
+        <w:pStyle w:val="Normal"/>
+        <w:rPr>
+          <w:shd w:fill="auto" w:val="clear"/>
+        </w:rPr>
+      </w:pPr>
+      <w:r>
+        <w:rPr>
+          <w:shd w:fill="auto" w:val="clear"/>
+        </w:rPr>
+      </w:r>
+    </w:p>
+    <w:p>
+      <w:pPr>
+        <w:pStyle w:val="Normal"/>
+        <w:rPr>
+          <w:b/>
+          <w:bCs/>
+          <w:shd w:fill="auto" w:val="clear"/>
+        </w:rPr>
+      </w:pPr>
+      <w:r>
+        <w:rPr>
+          <w:b/>
+          <w:bCs/>
+          <w:shd w:fill="auto" w:val="clear"/>
+        </w:rPr>
+        <w:t>Funció de recompensa</w:t>
+      </w:r>
+    </w:p>
+    <w:p>
+      <w:pPr>
+        <w:pStyle w:val="Normal"/>
+        <w:rPr>
+          <w:shd w:fill="auto" w:val="clear"/>
+        </w:rPr>
+      </w:pPr>
+      <w:r>
+        <w:rPr>
+          <w:shd w:fill="auto" w:val="clear"/>
+        </w:rPr>
+        <w:t>La funció de recompensa varia segons l’experiment realitzat. Inicialment s’utilitza una recompensa basada directament en el retorn obtingut:</w:t>
+      </w:r>
+    </w:p>
+    <w:p>
+      <w:pPr>
+        <w:pStyle w:val="Normal"/>
+        <w:rPr>
+          <w:shd w:fill="auto" w:val="clear"/>
+        </w:rPr>
+      </w:pPr>
+      <w:r>
+        <w:rPr>
+          <w:shd w:fill="auto" w:val="clear"/>
+        </w:rPr>
+      </w:r>
+    </w:p>
+    <w:p>
+      <w:pPr>
+        <w:pStyle w:val="Normal"/>
+        <w:jc w:val="left"/>
+        <w:rPr>
+          <w:shd w:fill="auto" w:val="clear"/>
+        </w:rPr>
+      </w:pPr>
+      <w:r>
+        <w:rPr/>
+      </w:r>
+      <m:oMathPara xmlns:m="http://schemas.openxmlformats.org/officeDocument/2006/math">
+        <m:oMathParaPr>
+          <m:jc m:val="left"/>
+        </m:oMathParaPr>
+        <m:oMath>
+          <m:sSub>
+            <m:e>
+              <m:r>
+                <w:rPr>
+                  <w:rFonts w:ascii="Cambria Math" w:hAnsi="Cambria Math"/>
+                </w:rPr>
+                <m:t xml:space="preserve">r</m:t>
+              </m:r>
+            </m:e>
+            <m:sub>
+              <m:r>
+                <w:rPr>
+                  <w:rFonts w:ascii="Cambria Math" w:hAnsi="Cambria Math"/>
+                </w:rPr>
+                <m:t xml:space="preserve">t</m:t>
+              </m:r>
+            </m:sub>
+          </m:sSub>
+          <m:r>
+            <w:rPr>
+              <w:rFonts w:ascii="Cambria Math" w:hAnsi="Cambria Math"/>
+            </w:rPr>
+            <m:t xml:space="preserve">​</m:t>
+          </m:r>
           <m:r>
             <w:rPr>
               <w:rFonts w:ascii="Cambria Math" w:hAnsi="Cambria Math"/>
@@ -9229,7 +11351,13 @@
             <w:rPr>
               <w:rFonts w:ascii="Cambria Math" w:hAnsi="Cambria Math"/>
             </w:rPr>
-            <m:t xml:space="preserve">·</m:t>
+            <m:t xml:space="preserve">​</m:t>
+          </m:r>
+          <m:r>
+            <w:rPr>
+              <w:rFonts w:ascii="Cambria Math" w:hAnsi="Cambria Math"/>
+            </w:rPr>
+            <m:t xml:space="preserve">⋅</m:t>
           </m:r>
           <m:sSub>
             <m:e>
@@ -9263,117 +11391,994 @@
         <w:rPr>
           <w:shd w:fill="auto" w:val="clear"/>
         </w:rPr>
-      </w:r>
-    </w:p>
-    <w:p>
-      <w:pPr>
-        <w:pStyle w:val="Normal"/>
-        <w:rPr>
-          <w:shd w:fill="auto" w:val="clear"/>
-        </w:rPr>
-      </w:pPr>
-      <w:r>
-        <w:rPr>
-          <w:shd w:fill="auto" w:val="clear"/>
-        </w:rPr>
-        <w:t>Posteriorment s’introdueixen diferents variants orientades a rendiment ajustat a risc, incloent:</w:t>
-      </w:r>
-    </w:p>
-    <w:p>
-      <w:pPr>
-        <w:pStyle w:val="Normal"/>
-        <w:numPr>
-          <w:ilvl w:val="0"/>
-          <w:numId w:val="5"/>
-        </w:numPr>
-        <w:ind w:hanging="360" w:left="2137" w:right="993"/>
-        <w:rPr>
-          <w:shd w:fill="auto" w:val="clear"/>
-        </w:rPr>
-      </w:pPr>
-      <w:r>
-        <w:rPr>
-          <w:shd w:fill="auto" w:val="clear"/>
-        </w:rPr>
-        <w:t>Penalització per volatilitat.</w:t>
-      </w:r>
-    </w:p>
-    <w:p>
-      <w:pPr>
-        <w:pStyle w:val="Normal"/>
-        <w:numPr>
-          <w:ilvl w:val="0"/>
-          <w:numId w:val="5"/>
-        </w:numPr>
-        <w:ind w:hanging="360" w:left="2137" w:right="993"/>
-        <w:rPr>
-          <w:shd w:fill="auto" w:val="clear"/>
-        </w:rPr>
-      </w:pPr>
-      <w:r>
-        <w:rPr>
-          <w:shd w:fill="auto" w:val="clear"/>
-        </w:rPr>
-        <w:t>Costos de transacció.</w:t>
-      </w:r>
-    </w:p>
-    <w:p>
-      <w:pPr>
-        <w:pStyle w:val="Normal"/>
-        <w:numPr>
-          <w:ilvl w:val="0"/>
-          <w:numId w:val="5"/>
-        </w:numPr>
-        <w:ind w:hanging="360" w:left="2137" w:right="993"/>
-        <w:rPr>
-          <w:shd w:fill="auto" w:val="clear"/>
-        </w:rPr>
-      </w:pPr>
-      <w:r>
-        <w:rPr>
-          <w:shd w:fill="auto" w:val="clear"/>
-        </w:rPr>
-        <w:t>Penalització d’inactivitat.</w:t>
-      </w:r>
-    </w:p>
-    <w:p>
-      <w:pPr>
-        <w:pStyle w:val="Normal"/>
-        <w:numPr>
-          <w:ilvl w:val="0"/>
-          <w:numId w:val="5"/>
-        </w:numPr>
-        <w:ind w:hanging="360" w:left="2137" w:right="993"/>
-        <w:rPr>
-          <w:shd w:fill="auto" w:val="clear"/>
-        </w:rPr>
-      </w:pPr>
-      <w:r>
-        <w:rPr>
-          <w:shd w:fill="auto" w:val="clear"/>
-        </w:rPr>
-        <w:t>Costos dinàmics dependents de la volatilitat.</w:t>
-      </w:r>
-    </w:p>
-    <w:p>
-      <w:pPr>
-        <w:pStyle w:val="Normal"/>
-        <w:numPr>
-          <w:ilvl w:val="0"/>
-          <w:numId w:val="5"/>
-        </w:numPr>
-        <w:ind w:hanging="360" w:left="2137" w:right="993"/>
-        <w:rPr>
-          <w:shd w:fill="auto" w:val="clear"/>
-        </w:rPr>
-      </w:pPr>
-      <w:r>
-        <w:rPr>
-          <w:shd w:fill="auto" w:val="clear"/>
-        </w:rPr>
-        <w:t>Recompenses relatives respecte al mercat.</w:t>
-      </w:r>
-    </w:p>
+        <w:tab/>
+        <w:t>​</w:t>
+      </w:r>
+    </w:p>
+    <w:p>
+      <w:pPr>
+        <w:pStyle w:val="Normal"/>
+        <w:rPr>
+          <w:shd w:fill="auto" w:val="clear"/>
+        </w:rPr>
+      </w:pPr>
+      <w:r>
+        <w:rPr>
+          <w:shd w:fill="auto" w:val="clear"/>
+        </w:rPr>
+        <w:t xml:space="preserve">Posteriorment s’introdueixen variants orientades a rendiment ajustat a risc, incloent </w:t>
+      </w:r>
+    </w:p>
+    <w:p>
+      <w:pPr>
+        <w:pStyle w:val="Normal"/>
+        <w:rPr>
+          <w:shd w:fill="auto" w:val="clear"/>
+        </w:rPr>
+      </w:pPr>
+      <w:r>
+        <w:rPr>
+          <w:shd w:fill="auto" w:val="clear"/>
+        </w:rPr>
+        <w:t>penalització per volatilitat, costos de transacció, penalització d’inactivitat, costos dinàmics dependents de la volatilitat i recompenses relatives respecte al mercat.</w:t>
+      </w:r>
+    </w:p>
+    <w:p>
+      <w:pPr>
+        <w:pStyle w:val="Normal"/>
+        <w:rPr>
+          <w:shd w:fill="auto" w:val="clear"/>
+        </w:rPr>
+      </w:pPr>
+      <w:r>
+        <w:rPr>
+          <w:shd w:fill="auto" w:val="clear"/>
+        </w:rPr>
+      </w:r>
+    </w:p>
+    <w:tbl>
+      <w:tblPr>
+        <w:tblW w:w="9227" w:type="dxa"/>
+        <w:jc w:val="left"/>
+        <w:tblInd w:w="1312" w:type="dxa"/>
+        <w:tblLayout w:type="fixed"/>
+        <w:tblCellMar>
+          <w:top w:w="0" w:type="dxa"/>
+          <w:left w:w="0" w:type="dxa"/>
+          <w:bottom w:w="0" w:type="dxa"/>
+          <w:right w:w="0" w:type="dxa"/>
+        </w:tblCellMar>
+      </w:tblPr>
+      <w:tblGrid>
+        <w:gridCol w:w="1929"/>
+        <w:gridCol w:w="3967"/>
+        <w:gridCol w:w="3331"/>
+      </w:tblGrid>
+      <w:tr>
+        <w:trPr/>
+        <w:tc>
+          <w:tcPr>
+            <w:tcW w:w="1929" w:type="dxa"/>
+            <w:tcBorders/>
+          </w:tcPr>
+          <w:p>
+            <w:pPr>
+              <w:pStyle w:val="Contenidodelatabla"/>
+              <w:widowControl w:val="false"/>
+              <w:suppressLineNumbers/>
+              <w:suppressAutoHyphens w:val="true"/>
+              <w:bidi w:val="0"/>
+              <w:spacing w:lineRule="auto" w:line="276" w:before="0" w:after="0"/>
+              <w:ind w:hanging="0" w:left="113" w:right="227"/>
+              <w:jc w:val="left"/>
+              <w:rPr>
+                <w:b/>
+                <w:bCs/>
+              </w:rPr>
+            </w:pPr>
+            <w:r>
+              <w:rPr>
+                <w:b/>
+                <w:bCs/>
+              </w:rPr>
+              <w:t>Reward</w:t>
+            </w:r>
+          </w:p>
+        </w:tc>
+        <w:tc>
+          <w:tcPr>
+            <w:tcW w:w="3967" w:type="dxa"/>
+            <w:tcBorders/>
+          </w:tcPr>
+          <w:p>
+            <w:pPr>
+              <w:pStyle w:val="Contenidodelatabla"/>
+              <w:widowControl w:val="false"/>
+              <w:suppressLineNumbers/>
+              <w:suppressAutoHyphens w:val="true"/>
+              <w:bidi w:val="0"/>
+              <w:spacing w:lineRule="auto" w:line="276" w:before="0" w:after="0"/>
+              <w:ind w:hanging="0" w:left="227" w:right="454"/>
+              <w:jc w:val="center"/>
+              <w:rPr>
+                <w:b/>
+                <w:bCs/>
+              </w:rPr>
+            </w:pPr>
+            <w:r>
+              <w:rPr>
+                <w:b/>
+                <w:bCs/>
+              </w:rPr>
+              <w:t>Fórmula</w:t>
+            </w:r>
+          </w:p>
+        </w:tc>
+        <w:tc>
+          <w:tcPr>
+            <w:tcW w:w="3331" w:type="dxa"/>
+            <w:tcBorders/>
+          </w:tcPr>
+          <w:p>
+            <w:pPr>
+              <w:pStyle w:val="Contenidodelatabla"/>
+              <w:widowControl w:val="false"/>
+              <w:suppressLineNumbers/>
+              <w:suppressAutoHyphens w:val="true"/>
+              <w:bidi w:val="0"/>
+              <w:spacing w:lineRule="auto" w:line="276" w:before="0" w:after="0"/>
+              <w:ind w:hanging="0" w:left="283" w:right="57"/>
+              <w:jc w:val="left"/>
+              <w:rPr>
+                <w:b/>
+                <w:bCs/>
+              </w:rPr>
+            </w:pPr>
+            <w:r>
+              <w:rPr>
+                <w:b/>
+                <w:bCs/>
+              </w:rPr>
+              <w:t>Objectiu</w:t>
+            </w:r>
+          </w:p>
+        </w:tc>
+      </w:tr>
+      <w:tr>
+        <w:trPr/>
+        <w:tc>
+          <w:tcPr>
+            <w:tcW w:w="1929" w:type="dxa"/>
+            <w:tcBorders/>
+          </w:tcPr>
+          <w:p>
+            <w:pPr>
+              <w:pStyle w:val="Contenidodelatabla"/>
+              <w:widowControl w:val="false"/>
+              <w:suppressLineNumbers/>
+              <w:suppressAutoHyphens w:val="true"/>
+              <w:bidi w:val="0"/>
+              <w:spacing w:lineRule="auto" w:line="276" w:before="0" w:after="0"/>
+              <w:ind w:hanging="0" w:left="113" w:right="113"/>
+              <w:jc w:val="left"/>
+              <w:rPr/>
+            </w:pPr>
+            <w:r>
+              <w:rPr/>
+              <w:t>Simple</w:t>
+            </w:r>
+          </w:p>
+        </w:tc>
+        <w:tc>
+          <w:tcPr>
+            <w:tcW w:w="3967" w:type="dxa"/>
+            <w:tcBorders/>
+          </w:tcPr>
+          <w:p>
+            <w:pPr>
+              <w:pStyle w:val="BodyText"/>
+              <w:widowControl/>
+              <w:suppressAutoHyphens w:val="true"/>
+              <w:bidi w:val="0"/>
+              <w:spacing w:lineRule="auto" w:line="276" w:before="0" w:after="140"/>
+              <w:ind w:hanging="0" w:left="113" w:right="227"/>
+              <w:jc w:val="center"/>
+              <w:rPr>
+                <w:highlight w:val="none"/>
+                <w:shd w:fill="auto" w:val="clear"/>
+              </w:rPr>
+            </w:pPr>
+            <w:r>
+              <w:rPr/>
+            </w:r>
+            <m:oMathPara xmlns:m="http://schemas.openxmlformats.org/officeDocument/2006/math">
+              <m:oMathParaPr>
+                <m:jc m:val="center"/>
+              </m:oMathParaPr>
+              <m:oMath>
+                <m:sSub>
+                  <m:e>
+                    <m:r>
+                      <w:rPr>
+                        <w:rFonts w:ascii="Cambria Math" w:hAnsi="Cambria Math"/>
+                      </w:rPr>
+                      <m:t xml:space="preserve">r</m:t>
+                    </m:r>
+                  </m:e>
+                  <m:sub>
+                    <m:r>
+                      <w:rPr>
+                        <w:rFonts w:ascii="Cambria Math" w:hAnsi="Cambria Math"/>
+                      </w:rPr>
+                      <m:t xml:space="preserve">t</m:t>
+                    </m:r>
+                  </m:sub>
+                </m:sSub>
+                <m:r>
+                  <w:rPr>
+                    <w:rFonts w:ascii="Cambria Math" w:hAnsi="Cambria Math"/>
+                  </w:rPr>
+                  <m:t xml:space="preserve">​</m:t>
+                </m:r>
+                <m:r>
+                  <w:rPr>
+                    <w:rFonts w:ascii="Cambria Math" w:hAnsi="Cambria Math"/>
+                  </w:rPr>
+                  <m:t xml:space="preserve">=</m:t>
+                </m:r>
+                <m:sSub>
+                  <m:e>
+                    <m:r>
+                      <w:rPr>
+                        <w:rFonts w:ascii="Cambria Math" w:hAnsi="Cambria Math"/>
+                      </w:rPr>
+                      <m:t xml:space="preserve">p</m:t>
+                    </m:r>
+                  </m:e>
+                  <m:sub>
+                    <m:r>
+                      <w:rPr>
+                        <w:rFonts w:ascii="Cambria Math" w:hAnsi="Cambria Math"/>
+                      </w:rPr>
+                      <m:t xml:space="preserve">t</m:t>
+                    </m:r>
+                  </m:sub>
+                </m:sSub>
+                <m:r>
+                  <w:rPr>
+                    <w:rFonts w:ascii="Cambria Math" w:hAnsi="Cambria Math"/>
+                  </w:rPr>
+                  <m:t xml:space="preserve">​</m:t>
+                </m:r>
+                <m:r>
+                  <w:rPr>
+                    <w:rFonts w:ascii="Cambria Math" w:hAnsi="Cambria Math"/>
+                  </w:rPr>
+                  <m:t xml:space="preserve">⋅</m:t>
+                </m:r>
+                <m:sSub>
+                  <m:e>
+                    <m:r>
+                      <w:rPr>
+                        <w:rFonts w:ascii="Cambria Math" w:hAnsi="Cambria Math"/>
+                      </w:rPr>
+                      <m:t xml:space="preserve">return</m:t>
+                    </m:r>
+                  </m:e>
+                  <m:sub>
+                    <m:r>
+                      <w:rPr>
+                        <w:rFonts w:ascii="Cambria Math" w:hAnsi="Cambria Math"/>
+                      </w:rPr>
+                      <m:t xml:space="preserve">t</m:t>
+                    </m:r>
+                  </m:sub>
+                </m:sSub>
+              </m:oMath>
+            </m:oMathPara>
+          </w:p>
+        </w:tc>
+        <w:tc>
+          <w:tcPr>
+            <w:tcW w:w="3331" w:type="dxa"/>
+            <w:tcBorders/>
+          </w:tcPr>
+          <w:p>
+            <w:pPr>
+              <w:pStyle w:val="Contenidodelatabla"/>
+              <w:widowControl w:val="false"/>
+              <w:suppressLineNumbers/>
+              <w:suppressAutoHyphens w:val="true"/>
+              <w:bidi w:val="0"/>
+              <w:spacing w:lineRule="auto" w:line="276" w:before="0" w:after="0"/>
+              <w:ind w:hanging="0" w:left="113" w:right="113"/>
+              <w:jc w:val="center"/>
+              <w:rPr/>
+            </w:pPr>
+            <w:r>
+              <w:rPr/>
+              <w:t>Baseline</w:t>
+            </w:r>
+          </w:p>
+        </w:tc>
+      </w:tr>
+      <w:tr>
+        <w:trPr>
+          <w:trHeight w:val="478" w:hRule="atLeast"/>
+        </w:trPr>
+        <w:tc>
+          <w:tcPr>
+            <w:tcW w:w="1929" w:type="dxa"/>
+            <w:tcBorders/>
+          </w:tcPr>
+          <w:p>
+            <w:pPr>
+              <w:pStyle w:val="Contenidodelatabla"/>
+              <w:widowControl w:val="false"/>
+              <w:suppressLineNumbers/>
+              <w:suppressAutoHyphens w:val="true"/>
+              <w:bidi w:val="0"/>
+              <w:spacing w:lineRule="auto" w:line="276" w:before="0" w:after="0"/>
+              <w:ind w:hanging="0" w:left="113" w:right="113"/>
+              <w:jc w:val="left"/>
+              <w:rPr/>
+            </w:pPr>
+            <w:r>
+              <w:rPr/>
+              <w:t>Risk-adjusted</w:t>
+            </w:r>
+          </w:p>
+        </w:tc>
+        <w:tc>
+          <w:tcPr>
+            <w:tcW w:w="3967" w:type="dxa"/>
+            <w:tcBorders/>
+          </w:tcPr>
+          <w:p>
+            <w:pPr>
+              <w:pStyle w:val="BodyText"/>
+              <w:widowControl/>
+              <w:suppressAutoHyphens w:val="true"/>
+              <w:bidi w:val="0"/>
+              <w:spacing w:lineRule="auto" w:line="276" w:before="0" w:after="140"/>
+              <w:ind w:hanging="0" w:left="113" w:right="227"/>
+              <w:jc w:val="center"/>
+              <w:rPr>
+                <w:highlight w:val="none"/>
+                <w:shd w:fill="auto" w:val="clear"/>
+              </w:rPr>
+            </w:pPr>
+            <w:r>
+              <w:rPr/>
+            </w:r>
+            <m:oMathPara xmlns:m="http://schemas.openxmlformats.org/officeDocument/2006/math">
+              <m:oMathParaPr>
+                <m:jc m:val="center"/>
+              </m:oMathParaPr>
+              <m:oMath>
+                <m:sSub>
+                  <m:e>
+                    <m:r>
+                      <w:rPr>
+                        <w:rFonts w:ascii="Cambria Math" w:hAnsi="Cambria Math"/>
+                      </w:rPr>
+                      <m:t xml:space="preserve">r</m:t>
+                    </m:r>
+                  </m:e>
+                  <m:sub>
+                    <m:r>
+                      <w:rPr>
+                        <w:rFonts w:ascii="Cambria Math" w:hAnsi="Cambria Math"/>
+                      </w:rPr>
+                      <m:t xml:space="preserve">t</m:t>
+                    </m:r>
+                  </m:sub>
+                </m:sSub>
+                <m:r>
+                  <w:rPr>
+                    <w:rFonts w:ascii="Cambria Math" w:hAnsi="Cambria Math"/>
+                  </w:rPr>
+                  <m:t xml:space="preserve">​</m:t>
+                </m:r>
+                <m:r>
+                  <w:rPr>
+                    <w:rFonts w:ascii="Cambria Math" w:hAnsi="Cambria Math"/>
+                  </w:rPr>
+                  <m:t xml:space="preserve">=</m:t>
+                </m:r>
+                <m:sSub>
+                  <m:e>
+                    <m:r>
+                      <w:rPr>
+                        <w:rFonts w:ascii="Cambria Math" w:hAnsi="Cambria Math"/>
+                      </w:rPr>
+                      <m:t xml:space="preserve">p</m:t>
+                    </m:r>
+                  </m:e>
+                  <m:sub>
+                    <m:r>
+                      <w:rPr>
+                        <w:rFonts w:ascii="Cambria Math" w:hAnsi="Cambria Math"/>
+                      </w:rPr>
+                      <m:t xml:space="preserve">t</m:t>
+                    </m:r>
+                  </m:sub>
+                </m:sSub>
+                <m:r>
+                  <w:rPr>
+                    <w:rFonts w:ascii="Cambria Math" w:hAnsi="Cambria Math"/>
+                  </w:rPr>
+                  <m:t xml:space="preserve">​</m:t>
+                </m:r>
+                <m:sSub>
+                  <m:e>
+                    <m:r>
+                      <w:rPr>
+                        <w:rFonts w:ascii="Cambria Math" w:hAnsi="Cambria Math"/>
+                      </w:rPr>
+                      <m:t xml:space="preserve">return</m:t>
+                    </m:r>
+                  </m:e>
+                  <m:sub>
+                    <m:r>
+                      <w:rPr>
+                        <w:rFonts w:ascii="Cambria Math" w:hAnsi="Cambria Math"/>
+                      </w:rPr>
+                      <m:t xml:space="preserve">t</m:t>
+                    </m:r>
+                  </m:sub>
+                </m:sSub>
+                <m:r>
+                  <w:rPr>
+                    <w:rFonts w:ascii="Cambria Math" w:hAnsi="Cambria Math"/>
+                  </w:rPr>
+                  <m:t xml:space="preserve">​</m:t>
+                </m:r>
+                <m:r>
+                  <w:rPr>
+                    <w:rFonts w:ascii="Cambria Math" w:hAnsi="Cambria Math"/>
+                  </w:rPr>
+                  <m:t xml:space="preserve">−</m:t>
+                </m:r>
+                <m:sSub>
+                  <m:e>
+                    <m:r>
+                      <w:rPr>
+                        <w:rFonts w:ascii="Cambria Math" w:hAnsi="Cambria Math"/>
+                      </w:rPr>
+                      <m:t xml:space="preserve">ασ</m:t>
+                    </m:r>
+                  </m:e>
+                  <m:sub>
+                    <m:r>
+                      <w:rPr>
+                        <w:rFonts w:ascii="Cambria Math" w:hAnsi="Cambria Math"/>
+                      </w:rPr>
+                      <m:t xml:space="preserve">t</m:t>
+                    </m:r>
+                  </m:sub>
+                </m:sSub>
+              </m:oMath>
+            </m:oMathPara>
+          </w:p>
+        </w:tc>
+        <w:tc>
+          <w:tcPr>
+            <w:tcW w:w="3331" w:type="dxa"/>
+            <w:tcBorders/>
+          </w:tcPr>
+          <w:p>
+            <w:pPr>
+              <w:pStyle w:val="Contenidodelatabla"/>
+              <w:widowControl w:val="false"/>
+              <w:suppressLineNumbers/>
+              <w:suppressAutoHyphens w:val="true"/>
+              <w:bidi w:val="0"/>
+              <w:spacing w:lineRule="auto" w:line="276" w:before="0" w:after="0"/>
+              <w:ind w:hanging="0" w:left="113" w:right="113"/>
+              <w:jc w:val="center"/>
+              <w:rPr/>
+            </w:pPr>
+            <w:r>
+              <w:rPr/>
+              <w:t>Penalitzar risc</w:t>
+            </w:r>
+          </w:p>
+        </w:tc>
+      </w:tr>
+      <w:tr>
+        <w:trPr/>
+        <w:tc>
+          <w:tcPr>
+            <w:tcW w:w="1929" w:type="dxa"/>
+            <w:tcBorders/>
+          </w:tcPr>
+          <w:p>
+            <w:pPr>
+              <w:pStyle w:val="Contenidodelatabla"/>
+              <w:widowControl w:val="false"/>
+              <w:suppressLineNumbers/>
+              <w:suppressAutoHyphens w:val="true"/>
+              <w:bidi w:val="0"/>
+              <w:spacing w:lineRule="auto" w:line="276" w:before="0" w:after="0"/>
+              <w:ind w:hanging="0" w:left="113" w:right="113"/>
+              <w:jc w:val="left"/>
+              <w:rPr/>
+            </w:pPr>
+            <w:r>
+              <w:rPr/>
+              <w:t>Sharpe-like</w:t>
+            </w:r>
+          </w:p>
+        </w:tc>
+        <w:tc>
+          <w:tcPr>
+            <w:tcW w:w="3967" w:type="dxa"/>
+            <w:tcBorders/>
+          </w:tcPr>
+          <w:p>
+            <w:pPr>
+              <w:pStyle w:val="BodyText"/>
+              <w:widowControl/>
+              <w:suppressAutoHyphens w:val="true"/>
+              <w:bidi w:val="0"/>
+              <w:spacing w:lineRule="auto" w:line="276" w:before="0" w:after="140"/>
+              <w:ind w:hanging="0" w:left="113" w:right="227"/>
+              <w:jc w:val="center"/>
+              <w:rPr>
+                <w:highlight w:val="none"/>
+                <w:shd w:fill="auto" w:val="clear"/>
+              </w:rPr>
+            </w:pPr>
+            <w:r>
+              <w:rPr>
+                <w:shd w:fill="auto" w:val="clear"/>
+              </w:rPr>
+              <w:t>Sharpe ratio rolling</w:t>
+            </w:r>
+          </w:p>
+        </w:tc>
+        <w:tc>
+          <w:tcPr>
+            <w:tcW w:w="3331" w:type="dxa"/>
+            <w:tcBorders/>
+          </w:tcPr>
+          <w:p>
+            <w:pPr>
+              <w:pStyle w:val="Contenidodelatabla"/>
+              <w:widowControl w:val="false"/>
+              <w:suppressLineNumbers/>
+              <w:suppressAutoHyphens w:val="true"/>
+              <w:bidi w:val="0"/>
+              <w:spacing w:lineRule="auto" w:line="276" w:before="0" w:after="0"/>
+              <w:ind w:hanging="0" w:left="113" w:right="113"/>
+              <w:jc w:val="center"/>
+              <w:rPr/>
+            </w:pPr>
+            <w:r>
+              <w:rPr/>
+              <w:t>Maximitzar retorn ajustat a risc</w:t>
+            </w:r>
+          </w:p>
+        </w:tc>
+      </w:tr>
+      <w:tr>
+        <w:trPr/>
+        <w:tc>
+          <w:tcPr>
+            <w:tcW w:w="1929" w:type="dxa"/>
+            <w:tcBorders/>
+          </w:tcPr>
+          <w:p>
+            <w:pPr>
+              <w:pStyle w:val="Contenidodelatabla"/>
+              <w:widowControl w:val="false"/>
+              <w:suppressLineNumbers/>
+              <w:suppressAutoHyphens w:val="true"/>
+              <w:bidi w:val="0"/>
+              <w:spacing w:lineRule="auto" w:line="276" w:before="0" w:after="0"/>
+              <w:ind w:hanging="0" w:left="113" w:right="113"/>
+              <w:jc w:val="left"/>
+              <w:rPr/>
+            </w:pPr>
+            <w:r>
+              <w:rPr/>
+              <w:t>Relative reward</w:t>
+            </w:r>
+          </w:p>
+        </w:tc>
+        <w:tc>
+          <w:tcPr>
+            <w:tcW w:w="3967" w:type="dxa"/>
+            <w:tcBorders/>
+          </w:tcPr>
+          <w:p>
+            <w:pPr>
+              <w:pStyle w:val="BodyText"/>
+              <w:widowControl/>
+              <w:suppressAutoHyphens w:val="true"/>
+              <w:bidi w:val="0"/>
+              <w:spacing w:lineRule="auto" w:line="276" w:before="0" w:after="140"/>
+              <w:ind w:hanging="0" w:left="113" w:right="227"/>
+              <w:jc w:val="center"/>
+              <w:rPr>
+                <w:highlight w:val="none"/>
+                <w:shd w:fill="auto" w:val="clear"/>
+              </w:rPr>
+            </w:pPr>
+            <w:r>
+              <w:rPr/>
+            </w:r>
+            <m:oMathPara xmlns:m="http://schemas.openxmlformats.org/officeDocument/2006/math">
+              <m:oMathParaPr>
+                <m:jc m:val="center"/>
+              </m:oMathParaPr>
+              <m:oMath>
+                <m:sSub>
+                  <m:e>
+                    <m:r>
+                      <w:rPr>
+                        <w:rFonts w:ascii="Cambria Math" w:hAnsi="Cambria Math"/>
+                      </w:rPr>
+                      <m:t xml:space="preserve">r</m:t>
+                    </m:r>
+                  </m:e>
+                  <m:sub>
+                    <m:r>
+                      <w:rPr>
+                        <w:rFonts w:ascii="Cambria Math" w:hAnsi="Cambria Math"/>
+                      </w:rPr>
+                      <m:t xml:space="preserve">t</m:t>
+                    </m:r>
+                  </m:sub>
+                </m:sSub>
+                <m:r>
+                  <w:rPr>
+                    <w:rFonts w:ascii="Cambria Math" w:hAnsi="Cambria Math"/>
+                  </w:rPr>
+                  <m:t xml:space="preserve">​</m:t>
+                </m:r>
+                <m:r>
+                  <w:rPr>
+                    <w:rFonts w:ascii="Cambria Math" w:hAnsi="Cambria Math"/>
+                  </w:rPr>
+                  <m:t xml:space="preserve">=</m:t>
+                </m:r>
+                <m:sSub>
+                  <m:e>
+                    <m:r>
+                      <w:rPr>
+                        <w:rFonts w:ascii="Cambria Math" w:hAnsi="Cambria Math"/>
+                      </w:rPr>
+                      <m:t xml:space="preserve">r</m:t>
+                    </m:r>
+                  </m:e>
+                  <m:sub>
+                    <m:r>
+                      <w:rPr>
+                        <w:rFonts w:ascii="Cambria Math" w:hAnsi="Cambria Math"/>
+                      </w:rPr>
+                      <m:t xml:space="preserve">selected</m:t>
+                    </m:r>
+                  </m:sub>
+                </m:sSub>
+                <m:r>
+                  <w:rPr>
+                    <w:rFonts w:ascii="Cambria Math" w:hAnsi="Cambria Math"/>
+                  </w:rPr>
+                  <m:t xml:space="preserve">​</m:t>
+                </m:r>
+                <m:r>
+                  <w:rPr>
+                    <w:rFonts w:ascii="Cambria Math" w:hAnsi="Cambria Math"/>
+                  </w:rPr>
+                  <m:t xml:space="preserve">−</m:t>
+                </m:r>
+                <m:r>
+                  <w:rPr>
+                    <w:rFonts w:ascii="Cambria Math" w:hAnsi="Cambria Math"/>
+                  </w:rPr>
+                  <m:t xml:space="preserve">mean</m:t>
+                </m:r>
+                <m:d>
+                  <m:dPr>
+                    <m:begChr m:val="("/>
+                    <m:endChr m:val=")"/>
+                  </m:dPr>
+                  <m:e>
+                    <m:r>
+                      <w:rPr>
+                        <w:rFonts w:ascii="Cambria Math" w:hAnsi="Cambria Math"/>
+                      </w:rPr>
+                      <m:t xml:space="preserve">r</m:t>
+                    </m:r>
+                  </m:e>
+                </m:d>
+              </m:oMath>
+            </m:oMathPara>
+          </w:p>
+        </w:tc>
+        <w:tc>
+          <w:tcPr>
+            <w:tcW w:w="3331" w:type="dxa"/>
+            <w:tcBorders/>
+          </w:tcPr>
+          <w:p>
+            <w:pPr>
+              <w:pStyle w:val="Contenidodelatabla"/>
+              <w:widowControl w:val="false"/>
+              <w:suppressLineNumbers/>
+              <w:suppressAutoHyphens w:val="true"/>
+              <w:bidi w:val="0"/>
+              <w:spacing w:lineRule="auto" w:line="276" w:before="0" w:after="0"/>
+              <w:ind w:hanging="0" w:left="113" w:right="113"/>
+              <w:jc w:val="center"/>
+              <w:rPr/>
+            </w:pPr>
+            <w:r>
+              <w:rPr/>
+              <w:t>Selecció relativa</w:t>
+            </w:r>
+          </w:p>
+        </w:tc>
+      </w:tr>
+      <w:tr>
+        <w:trPr/>
+        <w:tc>
+          <w:tcPr>
+            <w:tcW w:w="1929" w:type="dxa"/>
+            <w:tcBorders/>
+          </w:tcPr>
+          <w:p>
+            <w:pPr>
+              <w:pStyle w:val="Contenidodelatabla"/>
+              <w:widowControl w:val="false"/>
+              <w:suppressLineNumbers/>
+              <w:suppressAutoHyphens w:val="true"/>
+              <w:bidi w:val="0"/>
+              <w:spacing w:lineRule="auto" w:line="276" w:before="0" w:after="0"/>
+              <w:ind w:hanging="0" w:left="113" w:right="113"/>
+              <w:jc w:val="left"/>
+              <w:rPr/>
+            </w:pPr>
+            <w:r>
+              <w:rPr/>
+              <w:t>Penalització d’inactivitat</w:t>
+            </w:r>
+          </w:p>
+        </w:tc>
+        <w:tc>
+          <w:tcPr>
+            <w:tcW w:w="3967" w:type="dxa"/>
+            <w:tcBorders/>
+          </w:tcPr>
+          <w:p>
+            <w:pPr>
+              <w:pStyle w:val="BodyText"/>
+              <w:widowControl/>
+              <w:suppressAutoHyphens w:val="true"/>
+              <w:bidi w:val="0"/>
+              <w:spacing w:lineRule="auto" w:line="276" w:before="0" w:after="140"/>
+              <w:ind w:hanging="0" w:left="113" w:right="227"/>
+              <w:jc w:val="center"/>
+              <w:rPr>
+                <w:highlight w:val="none"/>
+                <w:shd w:fill="auto" w:val="clear"/>
+              </w:rPr>
+            </w:pPr>
+            <w:r>
+              <w:rPr/>
+            </w:r>
+            <m:oMathPara xmlns:m="http://schemas.openxmlformats.org/officeDocument/2006/math">
+              <m:oMathParaPr>
+                <m:jc m:val="center"/>
+              </m:oMathParaPr>
+              <m:oMath>
+                <m:sSub>
+                  <m:e>
+                    <m:r>
+                      <w:rPr>
+                        <w:rFonts w:ascii="Cambria Math" w:hAnsi="Cambria Math"/>
+                      </w:rPr>
+                      <m:t xml:space="preserve">r</m:t>
+                    </m:r>
+                  </m:e>
+                  <m:sub>
+                    <m:r>
+                      <w:rPr>
+                        <w:rFonts w:ascii="Cambria Math" w:hAnsi="Cambria Math"/>
+                      </w:rPr>
+                      <m:t xml:space="preserve">t</m:t>
+                    </m:r>
+                  </m:sub>
+                </m:sSub>
+                <m:r>
+                  <w:rPr>
+                    <w:rFonts w:ascii="Cambria Math" w:hAnsi="Cambria Math"/>
+                  </w:rPr>
+                  <m:t xml:space="preserve">​</m:t>
+                </m:r>
+                <m:r>
+                  <w:rPr>
+                    <w:rFonts w:ascii="Cambria Math" w:hAnsi="Cambria Math"/>
+                  </w:rPr>
+                  <m:t xml:space="preserve">−</m:t>
+                </m:r>
+                <m:r>
+                  <w:rPr>
+                    <w:rFonts w:ascii="Cambria Math" w:hAnsi="Cambria Math"/>
+                  </w:rPr>
+                  <m:t xml:space="preserve">λ</m:t>
+                </m:r>
+                <m:r>
+                  <w:rPr>
+                    <w:rFonts w:ascii="Cambria Math" w:hAnsi="Cambria Math"/>
+                  </w:rPr>
+                  <m:t xml:space="preserve">⋅</m:t>
+                </m:r>
+                <m:r>
+                  <w:rPr>
+                    <w:rFonts w:ascii="Cambria Math" w:hAnsi="Cambria Math"/>
+                  </w:rPr>
+                  <m:t xml:space="preserve">holding</m:t>
+                </m:r>
+                <m:r>
+                  <w:rPr>
+                    <w:rFonts w:ascii="Cambria Math" w:hAnsi="Cambria Math"/>
+                  </w:rPr>
+                  <m:t xml:space="preserve">duration</m:t>
+                </m:r>
+              </m:oMath>
+            </m:oMathPara>
+          </w:p>
+        </w:tc>
+        <w:tc>
+          <w:tcPr>
+            <w:tcW w:w="3331" w:type="dxa"/>
+            <w:tcBorders/>
+          </w:tcPr>
+          <w:p>
+            <w:pPr>
+              <w:pStyle w:val="Contenidodelatabla"/>
+              <w:widowControl w:val="false"/>
+              <w:suppressLineNumbers/>
+              <w:suppressAutoHyphens w:val="true"/>
+              <w:bidi w:val="0"/>
+              <w:spacing w:lineRule="auto" w:line="276" w:before="0" w:after="0"/>
+              <w:ind w:hanging="0" w:left="113" w:right="113"/>
+              <w:jc w:val="center"/>
+              <w:rPr/>
+            </w:pPr>
+            <w:r>
+              <w:rPr/>
+              <w:t>Evitar polítiques excessivament passives</w:t>
+            </w:r>
+          </w:p>
+        </w:tc>
+      </w:tr>
+      <w:tr>
+        <w:trPr/>
+        <w:tc>
+          <w:tcPr>
+            <w:tcW w:w="1929" w:type="dxa"/>
+            <w:tcBorders/>
+          </w:tcPr>
+          <w:p>
+            <w:pPr>
+              <w:pStyle w:val="Contenidodelatabla"/>
+              <w:widowControl w:val="false"/>
+              <w:suppressLineNumbers/>
+              <w:suppressAutoHyphens w:val="true"/>
+              <w:bidi w:val="0"/>
+              <w:spacing w:lineRule="auto" w:line="276" w:before="0" w:after="0"/>
+              <w:ind w:hanging="0" w:left="113" w:right="113"/>
+              <w:jc w:val="left"/>
+              <w:rPr/>
+            </w:pPr>
+            <w:r>
+              <w:rPr/>
+              <w:t>Cost dinàmic</w:t>
+            </w:r>
+          </w:p>
+        </w:tc>
+        <w:tc>
+          <w:tcPr>
+            <w:tcW w:w="3967" w:type="dxa"/>
+            <w:tcBorders/>
+          </w:tcPr>
+          <w:p>
+            <w:pPr>
+              <w:pStyle w:val="BodyText"/>
+              <w:widowControl/>
+              <w:suppressAutoHyphens w:val="true"/>
+              <w:bidi w:val="0"/>
+              <w:spacing w:lineRule="auto" w:line="276" w:before="0" w:after="140"/>
+              <w:ind w:hanging="0" w:left="113" w:right="227"/>
+              <w:jc w:val="center"/>
+              <w:rPr>
+                <w:highlight w:val="none"/>
+                <w:shd w:fill="auto" w:val="clear"/>
+              </w:rPr>
+            </w:pPr>
+            <w:r>
+              <w:rPr/>
+            </w:r>
+            <m:oMathPara xmlns:m="http://schemas.openxmlformats.org/officeDocument/2006/math">
+              <m:oMathParaPr>
+                <m:jc m:val="center"/>
+              </m:oMathParaPr>
+              <m:oMath>
+                <m:r>
+                  <w:rPr>
+                    <w:rFonts w:ascii="Cambria Math" w:hAnsi="Cambria Math"/>
+                  </w:rPr>
+                  <m:t xml:space="preserve">switchingcost</m:t>
+                </m:r>
+                <m:r>
+                  <w:rPr>
+                    <w:rFonts w:ascii="Cambria Math" w:hAnsi="Cambria Math"/>
+                  </w:rPr>
+                  <m:t xml:space="preserve">=</m:t>
+                </m:r>
+                <m:r>
+                  <w:rPr>
+                    <w:rFonts w:ascii="Cambria Math" w:hAnsi="Cambria Math"/>
+                  </w:rPr>
+                  <m:t xml:space="preserve">basecost</m:t>
+                </m:r>
+                <m:r>
+                  <w:rPr>
+                    <w:rFonts w:ascii="Cambria Math" w:hAnsi="Cambria Math"/>
+                  </w:rPr>
+                  <m:t xml:space="preserve">+</m:t>
+                </m:r>
+                <m:sSub>
+                  <m:e>
+                    <m:r>
+                      <w:rPr>
+                        <w:rFonts w:ascii="Cambria Math" w:hAnsi="Cambria Math"/>
+                      </w:rPr>
+                      <m:t xml:space="preserve">ησ</m:t>
+                    </m:r>
+                  </m:e>
+                  <m:sub>
+                    <m:r>
+                      <w:rPr>
+                        <w:rFonts w:ascii="Cambria Math" w:hAnsi="Cambria Math"/>
+                      </w:rPr>
+                      <m:t xml:space="preserve">t</m:t>
+                    </m:r>
+                  </m:sub>
+                </m:sSub>
+              </m:oMath>
+            </m:oMathPara>
+          </w:p>
+        </w:tc>
+        <w:tc>
+          <w:tcPr>
+            <w:tcW w:w="3331" w:type="dxa"/>
+            <w:tcBorders/>
+          </w:tcPr>
+          <w:p>
+            <w:pPr>
+              <w:pStyle w:val="Contenidodelatabla"/>
+              <w:widowControl w:val="false"/>
+              <w:suppressLineNumbers/>
+              <w:suppressAutoHyphens w:val="true"/>
+              <w:bidi w:val="0"/>
+              <w:spacing w:lineRule="auto" w:line="276" w:before="0" w:after="0"/>
+              <w:ind w:hanging="0" w:left="113" w:right="113"/>
+              <w:jc w:val="center"/>
+              <w:rPr/>
+            </w:pPr>
+            <w:r>
+              <w:rPr/>
+              <w:t>Penalitzar canvis en entorns volàtils</w:t>
+            </w:r>
+          </w:p>
+        </w:tc>
+      </w:tr>
+    </w:tbl>
     <w:p>
       <w:pPr>
         <w:pStyle w:val="Normal"/>
@@ -9399,6 +12404,19 @@
           <w:shd w:fill="auto" w:val="clear"/>
         </w:rPr>
         <w:t>En els experiments finals, la recompensa relativa es defineix com:</w:t>
+      </w:r>
+    </w:p>
+    <w:p>
+      <w:pPr>
+        <w:pStyle w:val="Normal"/>
+        <w:rPr>
+          <w:shd w:fill="auto" w:val="clear"/>
+        </w:rPr>
+      </w:pPr>
+      <w:r>
+        <w:rPr>
+          <w:shd w:fill="auto" w:val="clear"/>
+        </w:rPr>
       </w:r>
     </w:p>
     <w:p>
@@ -9417,11 +12435,29 @@
           <m:jc m:val="left"/>
         </m:oMathParaPr>
         <m:oMath>
+          <m:sSub>
+            <m:e>
+              <m:r>
+                <w:rPr>
+                  <w:rFonts w:ascii="Cambria Math" w:hAnsi="Cambria Math"/>
+                </w:rPr>
+                <m:t xml:space="preserve">r</m:t>
+              </m:r>
+            </m:e>
+            <m:sub>
+              <m:r>
+                <w:rPr>
+                  <w:rFonts w:ascii="Cambria Math" w:hAnsi="Cambria Math"/>
+                </w:rPr>
+                <m:t xml:space="preserve">t</m:t>
+              </m:r>
+            </m:sub>
+          </m:sSub>
           <m:r>
             <w:rPr>
               <w:rFonts w:ascii="Cambria Math" w:hAnsi="Cambria Math"/>
             </w:rPr>
-            <m:t xml:space="preserve">reward</m:t>
+            <m:t xml:space="preserve">​</m:t>
           </m:r>
           <m:r>
             <w:rPr>
@@ -9447,36 +12483,13 @@
               </m:r>
             </m:sub>
           </m:sSub>
-          <m:r>
-            <w:rPr>
-              <w:rFonts w:ascii="Cambria Math" w:hAnsi="Cambria Math"/>
-            </w:rPr>
-            <m:t xml:space="preserve">−</m:t>
-          </m:r>
           <m:sSub>
             <m:e>
               <m:r>
                 <w:rPr>
                   <w:rFonts w:ascii="Cambria Math" w:hAnsi="Cambria Math"/>
                 </w:rPr>
-                <m:t xml:space="preserve">mean</m:t>
-              </m:r>
-            </m:e>
-            <m:sub/>
-          </m:sSub>
-          <m:r>
-            <w:rPr>
-              <w:rFonts w:ascii="Cambria Math" w:hAnsi="Cambria Math"/>
-            </w:rPr>
-            <m:t xml:space="preserve">−</m:t>
-          </m:r>
-          <m:sSub>
-            <m:e>
-              <m:r>
-                <w:rPr>
-                  <w:rFonts w:ascii="Cambria Math" w:hAnsi="Cambria Math"/>
-                </w:rPr>
-                <m:t xml:space="preserve">switching</m:t>
+                <m:t xml:space="preserve">,</m:t>
               </m:r>
             </m:e>
             <m:sub>
@@ -9484,7 +12497,7 @@
                 <w:rPr>
                   <w:rFonts w:ascii="Cambria Math" w:hAnsi="Cambria Math"/>
                 </w:rPr>
-                <m:t xml:space="preserve">cost</m:t>
+                <m:t xml:space="preserve">t</m:t>
               </m:r>
             </m:sub>
           </m:sSub>
@@ -9492,26 +12505,106 @@
             <w:rPr>
               <w:rFonts w:ascii="Cambria Math" w:hAnsi="Cambria Math"/>
             </w:rPr>
+            <m:t xml:space="preserve">​</m:t>
+          </m:r>
+          <m:r>
+            <w:rPr>
+              <w:rFonts w:ascii="Cambria Math" w:hAnsi="Cambria Math"/>
+            </w:rPr>
             <m:t xml:space="preserve">−</m:t>
           </m:r>
-          <m:sSub>
+          <m:r>
+            <w:rPr>
+              <w:rFonts w:ascii="Cambria Math" w:hAnsi="Cambria Math"/>
+            </w:rPr>
+            <m:t xml:space="preserve">mean</m:t>
+          </m:r>
+          <m:d>
+            <m:dPr>
+              <m:begChr m:val="("/>
+              <m:endChr m:val=")"/>
+            </m:dPr>
             <m:e>
+              <m:sSub>
+                <m:e>
+                  <m:r>
+                    <w:rPr>
+                      <w:rFonts w:ascii="Cambria Math" w:hAnsi="Cambria Math"/>
+                    </w:rPr>
+                    <m:t xml:space="preserve">return</m:t>
+                  </m:r>
+                </m:e>
+                <m:sub>
+                  <m:r>
+                    <w:rPr>
+                      <w:rFonts w:ascii="Cambria Math" w:hAnsi="Cambria Math"/>
+                    </w:rPr>
+                    <m:t xml:space="preserve">assets</m:t>
+                  </m:r>
+                </m:sub>
+              </m:sSub>
+              <m:sSub>
+                <m:e>
+                  <m:r>
+                    <w:rPr>
+                      <w:rFonts w:ascii="Cambria Math" w:hAnsi="Cambria Math"/>
+                    </w:rPr>
+                    <m:t xml:space="preserve">,</m:t>
+                  </m:r>
+                </m:e>
+                <m:sub>
+                  <m:r>
+                    <w:rPr>
+                      <w:rFonts w:ascii="Cambria Math" w:hAnsi="Cambria Math"/>
+                    </w:rPr>
+                    <m:t xml:space="preserve">t</m:t>
+                  </m:r>
+                </m:sub>
+              </m:sSub>
               <m:r>
                 <w:rPr>
                   <w:rFonts w:ascii="Cambria Math" w:hAnsi="Cambria Math"/>
                 </w:rPr>
-                <m:t xml:space="preserve">inactivity</m:t>
+                <m:t xml:space="preserve">​</m:t>
               </m:r>
             </m:e>
-            <m:sub>
-              <m:r>
-                <w:rPr>
-                  <w:rFonts w:ascii="Cambria Math" w:hAnsi="Cambria Math"/>
-                </w:rPr>
-                <m:t xml:space="preserve">cost</m:t>
-              </m:r>
-            </m:sub>
-          </m:sSub>
+          </m:d>
+          <m:r>
+            <w:rPr>
+              <w:rFonts w:ascii="Cambria Math" w:hAnsi="Cambria Math"/>
+            </w:rPr>
+            <m:t xml:space="preserve">−</m:t>
+          </m:r>
+          <m:r>
+            <w:rPr>
+              <w:rFonts w:ascii="Cambria Math" w:hAnsi="Cambria Math"/>
+            </w:rPr>
+            <m:t xml:space="preserve">switching</m:t>
+          </m:r>
+          <m:r>
+            <w:rPr>
+              <w:rFonts w:ascii="Cambria Math" w:hAnsi="Cambria Math"/>
+            </w:rPr>
+            <m:t xml:space="preserve">cost</m:t>
+          </m:r>
+          <m:r>
+            <w:rPr>
+              <w:rFonts w:ascii="Cambria Math" w:hAnsi="Cambria Math"/>
+            </w:rPr>
+            <m:t xml:space="preserve">−</m:t>
+          </m:r>
+          <m:r>
+            <w:rPr>
+              <w:rFonts w:ascii="Cambria Math" w:hAnsi="Cambria Math"/>
+            </w:rPr>
+            <m:t xml:space="preserve">inactivity</m:t>
+          </m:r>
+          <m:r>
+            <w:rPr>
+              <w:rFonts w:ascii="Cambria Math" w:hAnsi="Cambria Math"/>
+            </w:rPr>
+            <m:t xml:space="preserve">cost</m:t>
+          </m:r>
         </m:oMath>
       </m:oMathPara>
     </w:p>
@@ -9539,7 +12632,7 @@
         <w:rPr>
           <w:shd w:fill="auto" w:val="clear"/>
         </w:rPr>
-        <w:t>Aquesta formulació incentiva l’agent a seleccionar l’actiu amb millor comportament relatiu en cada instant.</w:t>
+        <w:t>Aquesta formulació incentiva la selecció de l’actiu amb millor comportament relatiu en cada instant.</w:t>
       </w:r>
     </w:p>
     <w:p>
@@ -9701,14 +12794,26 @@
             <w:rPr>
               <w:rFonts w:ascii="Cambria Math" w:hAnsi="Cambria Math"/>
             </w:rPr>
-            <m:t xml:space="preserve">·</m:t>
+            <m:t xml:space="preserve">⋅</m:t>
           </m:r>
-          <m:r>
-            <w:rPr>
-              <w:rFonts w:ascii="Cambria Math" w:hAnsi="Cambria Math"/>
-            </w:rPr>
-            <m:t xml:space="preserve">volatility</m:t>
-          </m:r>
+          <m:sSub>
+            <m:e>
+              <m:r>
+                <w:rPr>
+                  <w:rFonts w:ascii="Cambria Math" w:hAnsi="Cambria Math"/>
+                </w:rPr>
+                <m:t xml:space="preserve">volatility</m:t>
+              </m:r>
+            </m:e>
+            <m:sub>
+              <m:r>
+                <w:rPr>
+                  <w:rFonts w:ascii="Cambria Math" w:hAnsi="Cambria Math"/>
+                </w:rPr>
+                <m:t xml:space="preserve">t</m:t>
+              </m:r>
+            </m:sub>
+          </m:sSub>
         </m:oMath>
       </m:oMathPara>
     </w:p>
@@ -9723,6 +12828,8 @@
         <w:rPr>
           <w:shd w:fill="auto" w:val="clear"/>
         </w:rPr>
+        <w:tab/>
+        <w:t>​</w:t>
       </w:r>
     </w:p>
     <w:p>
@@ -9737,6 +12844,109 @@
           <w:shd w:fill="auto" w:val="clear"/>
         </w:rPr>
         <w:t>Aquest mecanisme penalitza especialment els canvis d’actiu en períodes de volatilitat elevada.</w:t>
+      </w:r>
+    </w:p>
+    <w:p>
+      <w:pPr>
+        <w:pStyle w:val="Normal"/>
+        <w:rPr>
+          <w:shd w:fill="auto" w:val="clear"/>
+        </w:rPr>
+      </w:pPr>
+      <w:r>
+        <w:rPr>
+          <w:shd w:fill="auto" w:val="clear"/>
+        </w:rPr>
+      </w:r>
+    </w:p>
+    <w:p>
+      <w:pPr>
+        <w:pStyle w:val="Normal"/>
+        <w:rPr>
+          <w:b/>
+          <w:bCs/>
+          <w:shd w:fill="auto" w:val="clear"/>
+        </w:rPr>
+      </w:pPr>
+      <w:r>
+        <w:rPr>
+          <w:b/>
+          <w:bCs/>
+          <w:shd w:fill="auto" w:val="clear"/>
+        </w:rPr>
+        <w:t>Dinàmica temporal</w:t>
+      </w:r>
+    </w:p>
+    <w:p>
+      <w:pPr>
+        <w:pStyle w:val="Normal"/>
+        <w:rPr>
+          <w:shd w:fill="auto" w:val="clear"/>
+        </w:rPr>
+      </w:pPr>
+      <w:r>
+        <w:rPr>
+          <w:shd w:fill="auto" w:val="clear"/>
+        </w:rPr>
+        <w:t>En cada pas temporal, l’agent observa l’estat corresponent a l’instant t, executa una acció i rep una recompensa calculada utilitzant exclusivament informació disponible posteriorment a la decisió.</w:t>
+      </w:r>
+    </w:p>
+    <w:p>
+      <w:pPr>
+        <w:pStyle w:val="Normal"/>
+        <w:rPr>
+          <w:shd w:fill="auto" w:val="clear"/>
+        </w:rPr>
+      </w:pPr>
+      <w:r>
+        <w:rPr>
+          <w:shd w:fill="auto" w:val="clear"/>
+        </w:rPr>
+      </w:r>
+    </w:p>
+    <w:p>
+      <w:pPr>
+        <w:pStyle w:val="Normal"/>
+        <w:rPr>
+          <w:shd w:fill="auto" w:val="clear"/>
+        </w:rPr>
+      </w:pPr>
+      <w:r>
+        <w:rPr>
+          <w:shd w:fill="auto" w:val="clear"/>
+        </w:rPr>
+        <w:t>Per evitar lookahead bias, totes les variables derivades es calculen utilitzant desplaçaments temporals (</w:t>
+      </w:r>
+      <w:r>
+        <w:rPr/>
+      </w:r>
+      <m:oMath xmlns:m="http://schemas.openxmlformats.org/officeDocument/2006/math">
+        <m:r>
+          <w:rPr>
+            <w:rFonts w:ascii="Cambria Math" w:hAnsi="Cambria Math"/>
+          </w:rPr>
+          <m:t xml:space="preserve">shift</m:t>
+        </m:r>
+        <m:d>
+          <m:dPr>
+            <m:begChr m:val="("/>
+            <m:endChr m:val=")"/>
+          </m:dPr>
+          <m:e>
+            <m:r>
+              <w:rPr>
+                <w:rFonts w:ascii="Cambria Math" w:hAnsi="Cambria Math"/>
+              </w:rPr>
+              <m:t xml:space="preserve">1</m:t>
+            </m:r>
+          </m:e>
+        </m:d>
+      </m:oMath>
+      <w:r>
+        <w:rPr>
+          <w:shd w:fill="auto" w:val="clear"/>
+        </w:rPr>
+        <w:t>), garantint que el model no tingui accés a informació futura durant l’entrenament o l’avaluació out-of-sample.</w:t>
       </w:r>
     </w:p>
     <w:p>
@@ -10043,6 +13253,48 @@
         <w:rPr>
           <w:shd w:fill="auto" w:val="clear"/>
         </w:rPr>
+      </w:r>
+    </w:p>
+    <w:p>
+      <w:pPr>
+        <w:pStyle w:val="Normal"/>
+        <w:rPr>
+          <w:highlight w:val="none"/>
+          <w:shd w:fill="auto" w:val="clear"/>
+        </w:rPr>
+      </w:pPr>
+      <w:r>
+        <w:rPr>
+          <w:shd w:fill="auto" w:val="clear"/>
+        </w:rPr>
+      </w:r>
+    </w:p>
+    <w:p>
+      <w:pPr>
+        <w:pStyle w:val="Normal"/>
+        <w:rPr>
+          <w:highlight w:val="none"/>
+          <w:shd w:fill="auto" w:val="clear"/>
+        </w:rPr>
+      </w:pPr>
+      <w:r>
+        <w:rPr>
+          <w:shd w:fill="auto" w:val="clear"/>
+        </w:rPr>
+      </w:r>
+    </w:p>
+    <w:p>
+      <w:pPr>
+        <w:pStyle w:val="Normal"/>
+        <w:rPr>
+          <w:highlight w:val="none"/>
+          <w:shd w:fill="auto" w:val="clear"/>
+        </w:rPr>
+      </w:pPr>
+      <w:r>
+        <w:rPr>
+          <w:shd w:fill="auto" w:val="clear"/>
+        </w:rPr>
         <w:t>Els principals paràmetres específics de reward són:</w:t>
       </w:r>
     </w:p>
@@ -10133,14 +13385,232 @@
     </w:p>
     <w:p>
       <w:pPr>
+        <w:pStyle w:val="Normal"/>
+        <w:rPr>
+          <w:highlight w:val="none"/>
+          <w:shd w:fill="auto" w:val="clear"/>
+        </w:rPr>
+      </w:pPr>
+      <w:r>
+        <w:rPr>
+          <w:shd w:fill="auto" w:val="clear"/>
+        </w:rPr>
+      </w:r>
+    </w:p>
+    <w:p>
+      <w:pPr>
+        <w:pStyle w:val="Normal"/>
+        <w:rPr>
+          <w:highlight w:val="none"/>
+          <w:shd w:fill="auto" w:val="clear"/>
+        </w:rPr>
+      </w:pPr>
+      <w:r>
+        <w:rPr>
+          <w:shd w:fill="auto" w:val="clear"/>
+        </w:rPr>
+        <w:t>Els experiments es realitzen utilitzant una única seed i, per tant, els resultats s’han d’interpretar principalment amb finalitat exploratòria i comparativa. La utilització d’una única seed representa una limitació metodològica, ja que PPO és un algoritme estocàstic i diferents inicialitzacions poden produir variabilitat en els resultats.</w:t>
+      </w:r>
+    </w:p>
+    <w:p>
+      <w:pPr>
         <w:pStyle w:val="Heading2"/>
         <w:rPr/>
       </w:pPr>
-      <w:bookmarkStart w:id="31" w:name="__RefHeading___Toc2911_475399753"/>
+      <w:bookmarkStart w:id="31" w:name="__RefHeading___Toc3122_915492237"/>
       <w:bookmarkEnd w:id="31"/>
       <w:r>
         <w:rPr/>
-        <w:t>3.6 Procediment d’avaluació</w:t>
+        <w:t>3.6 Benchmarks utilitzats</w:t>
+      </w:r>
+    </w:p>
+    <w:p>
+      <w:pPr>
+        <w:pStyle w:val="Normal"/>
+        <w:rPr>
+          <w:highlight w:val="none"/>
+          <w:shd w:fill="auto" w:val="clear"/>
+        </w:rPr>
+      </w:pPr>
+      <w:r>
+        <w:rPr>
+          <w:shd w:fill="auto" w:val="clear"/>
+        </w:rPr>
+        <w:t>Per avaluar el rendiment dels agents DRL, els resultats es comparen amb diferents estratègies benchmark calculades sobre el mateix període temporal i utilitzant les mateixes sèries financeres.</w:t>
+      </w:r>
+    </w:p>
+    <w:p>
+      <w:pPr>
+        <w:pStyle w:val="Normal"/>
+        <w:rPr>
+          <w:highlight w:val="none"/>
+          <w:shd w:fill="auto" w:val="clear"/>
+        </w:rPr>
+      </w:pPr>
+      <w:r>
+        <w:rPr>
+          <w:shd w:fill="auto" w:val="clear"/>
+        </w:rPr>
+      </w:r>
+    </w:p>
+    <w:p>
+      <w:pPr>
+        <w:pStyle w:val="Normal"/>
+        <w:rPr>
+          <w:highlight w:val="none"/>
+          <w:shd w:fill="auto" w:val="clear"/>
+        </w:rPr>
+      </w:pPr>
+      <w:r>
+        <w:rPr>
+          <w:shd w:fill="auto" w:val="clear"/>
+        </w:rPr>
+        <w:t>Els principals benchmarks utilitzats són:</w:t>
+      </w:r>
+    </w:p>
+    <w:p>
+      <w:pPr>
+        <w:pStyle w:val="Normal"/>
+        <w:rPr>
+          <w:highlight w:val="none"/>
+          <w:shd w:fill="auto" w:val="clear"/>
+        </w:rPr>
+      </w:pPr>
+      <w:r>
+        <w:rPr>
+          <w:shd w:fill="auto" w:val="clear"/>
+        </w:rPr>
+        <w:t>BTC Buy &amp; Hold: manteniment permanent d’una posició sobre Bitcoin.</w:t>
+      </w:r>
+    </w:p>
+    <w:p>
+      <w:pPr>
+        <w:pStyle w:val="Normal"/>
+        <w:rPr>
+          <w:highlight w:val="none"/>
+          <w:shd w:fill="auto" w:val="clear"/>
+        </w:rPr>
+      </w:pPr>
+      <w:r>
+        <w:rPr>
+          <w:shd w:fill="auto" w:val="clear"/>
+        </w:rPr>
+        <w:t>GLD Buy &amp; Hold: manteniment permanent d’una posició sobre l’ETF de l’or.</w:t>
+      </w:r>
+    </w:p>
+    <w:p>
+      <w:pPr>
+        <w:pStyle w:val="Normal"/>
+        <w:rPr>
+          <w:highlight w:val="none"/>
+          <w:shd w:fill="auto" w:val="clear"/>
+        </w:rPr>
+      </w:pPr>
+      <w:r>
+        <w:rPr>
+          <w:shd w:fill="auto" w:val="clear"/>
+        </w:rPr>
+        <w:t>USO Buy &amp; Hold: manteniment permanent d’una posició sobre l’ETF del petroli.</w:t>
+      </w:r>
+    </w:p>
+    <w:p>
+      <w:pPr>
+        <w:pStyle w:val="Normal"/>
+        <w:rPr>
+          <w:highlight w:val="none"/>
+          <w:shd w:fill="auto" w:val="clear"/>
+        </w:rPr>
+      </w:pPr>
+      <w:r>
+        <w:rPr>
+          <w:shd w:fill="auto" w:val="clear"/>
+        </w:rPr>
+        <w:t>Equal-weight portfolio: cartera equiponderada entre BTC, GLD i USO.</w:t>
+      </w:r>
+    </w:p>
+    <w:p>
+      <w:pPr>
+        <w:pStyle w:val="Normal"/>
+        <w:rPr>
+          <w:highlight w:val="none"/>
+          <w:shd w:fill="auto" w:val="clear"/>
+        </w:rPr>
+      </w:pPr>
+      <w:r>
+        <w:rPr>
+          <w:shd w:fill="auto" w:val="clear"/>
+        </w:rPr>
+        <w:t>Momentum benchmark: selecció de l’actiu amb millor rendiment recent segons una regla simple de momentum.</w:t>
+      </w:r>
+    </w:p>
+    <w:p>
+      <w:pPr>
+        <w:pStyle w:val="Normal"/>
+        <w:rPr>
+          <w:highlight w:val="none"/>
+          <w:shd w:fill="auto" w:val="clear"/>
+        </w:rPr>
+      </w:pPr>
+      <w:r>
+        <w:rPr>
+          <w:shd w:fill="auto" w:val="clear"/>
+        </w:rPr>
+      </w:r>
+    </w:p>
+    <w:p>
+      <w:pPr>
+        <w:pStyle w:val="Normal"/>
+        <w:rPr>
+          <w:highlight w:val="none"/>
+          <w:shd w:fill="auto" w:val="clear"/>
+        </w:rPr>
+      </w:pPr>
+      <w:r>
+        <w:rPr>
+          <w:shd w:fill="auto" w:val="clear"/>
+        </w:rPr>
+        <w:t>Tots els benchmarks s’avaluen utilitzant el mateix període out-of-sample, la mateixa freqüència temporal, les mateixes sèries sincronitzades, i les mateixes mètriques financeres com el retorn acumulat, Sharpe ratio, Sortino ratio, màxim drawdown i nombre de canvis d’actiu.</w:t>
+      </w:r>
+    </w:p>
+    <w:p>
+      <w:pPr>
+        <w:pStyle w:val="Normal"/>
+        <w:rPr>
+          <w:highlight w:val="none"/>
+          <w:shd w:fill="auto" w:val="clear"/>
+        </w:rPr>
+      </w:pPr>
+      <w:r>
+        <w:rPr>
+          <w:shd w:fill="auto" w:val="clear"/>
+        </w:rPr>
+      </w:r>
+    </w:p>
+    <w:p>
+      <w:pPr>
+        <w:pStyle w:val="Normal"/>
+        <w:rPr>
+          <w:highlight w:val="none"/>
+          <w:shd w:fill="auto" w:val="clear"/>
+        </w:rPr>
+      </w:pPr>
+      <w:r>
+        <w:rPr>
+          <w:shd w:fill="auto" w:val="clear"/>
+        </w:rPr>
+        <w:t>En els experiments amb costos de transacció, aquests costos també s’apliquen als benchmarks corresponents per garantir una comparació homogènia.</w:t>
+      </w:r>
+    </w:p>
+    <w:p>
+      <w:pPr>
+        <w:pStyle w:val="Heading2"/>
+        <w:rPr/>
+      </w:pPr>
+      <w:bookmarkStart w:id="32" w:name="__RefHeading___Toc2911_475399753"/>
+      <w:bookmarkEnd w:id="32"/>
+      <w:r>
+        <w:rPr/>
+        <w:t>3.7 Procediment d’avaluació</w:t>
       </w:r>
     </w:p>
     <w:p>
@@ -10163,7 +13633,7 @@
         <w:pStyle w:val="Normal"/>
         <w:numPr>
           <w:ilvl w:val="0"/>
-          <w:numId w:val="8"/>
+          <w:numId w:val="5"/>
         </w:numPr>
         <w:ind w:hanging="360" w:left="2137" w:right="993"/>
         <w:rPr>
@@ -10183,7 +13653,7 @@
         <w:pStyle w:val="Normal"/>
         <w:numPr>
           <w:ilvl w:val="0"/>
-          <w:numId w:val="8"/>
+          <w:numId w:val="5"/>
         </w:numPr>
         <w:ind w:hanging="360" w:left="2137" w:right="993"/>
         <w:rPr>
@@ -10203,7 +13673,7 @@
         <w:pStyle w:val="Normal"/>
         <w:numPr>
           <w:ilvl w:val="0"/>
-          <w:numId w:val="8"/>
+          <w:numId w:val="5"/>
         </w:numPr>
         <w:ind w:hanging="360" w:left="2137" w:right="993"/>
         <w:rPr>
@@ -10252,7 +13722,7 @@
         <w:pStyle w:val="Normal"/>
         <w:numPr>
           <w:ilvl w:val="0"/>
-          <w:numId w:val="9"/>
+          <w:numId w:val="6"/>
         </w:numPr>
         <w:ind w:hanging="360" w:left="2137" w:right="993"/>
         <w:rPr>
@@ -10272,7 +13742,7 @@
         <w:pStyle w:val="Normal"/>
         <w:numPr>
           <w:ilvl w:val="0"/>
-          <w:numId w:val="9"/>
+          <w:numId w:val="6"/>
         </w:numPr>
         <w:ind w:hanging="360" w:left="2137" w:right="993"/>
         <w:rPr>
@@ -10292,7 +13762,7 @@
         <w:pStyle w:val="Normal"/>
         <w:numPr>
           <w:ilvl w:val="0"/>
-          <w:numId w:val="9"/>
+          <w:numId w:val="6"/>
         </w:numPr>
         <w:ind w:hanging="360" w:left="2137" w:right="993"/>
         <w:rPr>
@@ -10334,20 +13804,6 @@
           <w:shd w:fill="auto" w:val="clear"/>
         </w:rPr>
         <w:t>Les mètriques utilitzades són:</w:t>
-      </w:r>
-    </w:p>
-    <w:p>
-      <w:pPr>
-        <w:pStyle w:val="Normal"/>
-        <w:rPr>
-          <w:highlight w:val="none"/>
-          <w:shd w:fill="auto" w:val="clear"/>
-        </w:rPr>
-      </w:pPr>
-      <w:r>
-        <w:rPr>
-          <w:shd w:fill="auto" w:val="clear"/>
-        </w:rPr>
       </w:r>
     </w:p>
     <w:p>
@@ -10504,7 +13960,7 @@
         <w:pStyle w:val="Normal"/>
         <w:numPr>
           <w:ilvl w:val="0"/>
-          <w:numId w:val="10"/>
+          <w:numId w:val="7"/>
         </w:numPr>
         <w:ind w:hanging="360" w:left="2137" w:right="993"/>
         <w:rPr>
@@ -10524,7 +13980,7 @@
         <w:pStyle w:val="Normal"/>
         <w:numPr>
           <w:ilvl w:val="0"/>
-          <w:numId w:val="10"/>
+          <w:numId w:val="7"/>
         </w:numPr>
         <w:ind w:hanging="360" w:left="2137" w:right="993"/>
         <w:rPr>
@@ -10544,7 +14000,7 @@
         <w:pStyle w:val="Normal"/>
         <w:numPr>
           <w:ilvl w:val="0"/>
-          <w:numId w:val="10"/>
+          <w:numId w:val="7"/>
         </w:numPr>
         <w:ind w:hanging="360" w:left="2137" w:right="993"/>
         <w:rPr>
@@ -10564,7 +14020,7 @@
         <w:pStyle w:val="Normal"/>
         <w:numPr>
           <w:ilvl w:val="0"/>
-          <w:numId w:val="10"/>
+          <w:numId w:val="7"/>
         </w:numPr>
         <w:ind w:hanging="360" w:left="2137" w:right="993"/>
         <w:rPr>
@@ -10584,11 +14040,11 @@
         <w:pStyle w:val="Heading2"/>
         <w:rPr/>
       </w:pPr>
-      <w:bookmarkStart w:id="32" w:name="__RefHeading___Toc2913_475399753"/>
-      <w:bookmarkEnd w:id="32"/>
+      <w:bookmarkStart w:id="33" w:name="__RefHeading___Toc2913_475399753"/>
+      <w:bookmarkEnd w:id="33"/>
       <w:r>
         <w:rPr/>
-        <w:t>3.7 Resum dels experiments</w:t>
+        <w:t>3.8 Resum dels experiments</w:t>
       </w:r>
     </w:p>
     <w:p>
@@ -10962,10 +14418,10 @@
         <w:ind w:hanging="360" w:left="1440" w:right="993"/>
         <w:rPr/>
       </w:pPr>
-      <w:bookmarkStart w:id="33" w:name="__RefHeading___Toc5386_4069147212"/>
-      <w:bookmarkStart w:id="34" w:name="_lrr7thyzlr0q"/>
-      <w:bookmarkEnd w:id="33"/>
+      <w:bookmarkStart w:id="34" w:name="__RefHeading___Toc5386_4069147212"/>
+      <w:bookmarkStart w:id="35" w:name="_lrr7thyzlr0q"/>
       <w:bookmarkEnd w:id="34"/>
+      <w:bookmarkEnd w:id="35"/>
       <w:r>
         <w:rPr/>
         <w:t>Resultats</w:t>
@@ -10976,8 +14432,8 @@
         <w:pStyle w:val="Heading2"/>
         <w:rPr/>
       </w:pPr>
-      <w:bookmarkStart w:id="35" w:name="__RefHeading___Toc5388_4069147212"/>
-      <w:bookmarkEnd w:id="35"/>
+      <w:bookmarkStart w:id="36" w:name="__RefHeading___Toc5388_4069147212"/>
+      <w:bookmarkEnd w:id="36"/>
       <w:r>
         <w:rPr/>
         <w:t>4.1 Resultats amb recompensa simple</w:t>
@@ -11551,7 +15007,20 @@
         <w:rPr>
           <w:shd w:fill="auto" w:val="clear"/>
         </w:rPr>
-        <w:t>El retorn coincideix pràcticament amb el benchmark buy-and-hold de Bitcoin durant el mateix període, confirmant que els agents no desenvolupen cap mecanisme de gestió activa del risc ni d’adaptació a les condicions del mercat. Les corbes d’equity dels dos models també se superposen gairebé completament, reflectint la mateixa política d’inversió passiva.</w:t>
+        <w:t xml:space="preserve">El retorn coincideix pràcticament amb el benchmark buy-and-hold de Bitcoin durant el mateix període, confirmant que </w:t>
+      </w:r>
+      <w:r>
+        <w:rPr>
+          <w:u w:val="single"/>
+          <w:shd w:fill="auto" w:val="clear"/>
+        </w:rPr>
+        <w:t>els</w:t>
+      </w:r>
+      <w:r>
+        <w:rPr>
+          <w:shd w:fill="auto" w:val="clear"/>
+        </w:rPr>
+        <w:t xml:space="preserve"> agents no desenvolupen cap mecanisme de gestió activa del risc ni d’adaptació a les condicions del mercat. Les corbes d’equity dels dos models també se superposen gairebé completament, reflectint la mateixa política d’inversió passiva.</w:t>
       </w:r>
     </w:p>
     <w:p>
@@ -11569,7 +15038,7 @@
         <mc:AlternateContent>
           <mc:Choice Requires="wps">
             <w:drawing>
-              <wp:anchor behindDoc="0" distT="0" distB="0" distL="0" distR="0" simplePos="0" locked="0" layoutInCell="0" allowOverlap="1" relativeHeight="55">
+              <wp:anchor behindDoc="0" distT="0" distB="0" distL="0" distR="0" simplePos="0" locked="0" layoutInCell="0" allowOverlap="1" relativeHeight="54">
                 <wp:simplePos x="0" y="0"/>
                 <wp:positionH relativeFrom="column">
                   <wp:posOffset>945515</wp:posOffset>
@@ -11807,8 +15276,8 @@
         <w:pStyle w:val="Heading2"/>
         <w:rPr/>
       </w:pPr>
-      <w:bookmarkStart w:id="36" w:name="__RefHeading___Toc7555_805732649"/>
-      <w:bookmarkEnd w:id="36"/>
+      <w:bookmarkStart w:id="37" w:name="__RefHeading___Toc7555_805732649"/>
+      <w:bookmarkEnd w:id="37"/>
       <w:r>
         <w:rPr/>
         <w:t>4.2 Resultats amb recompensa ajustada a risc</w:t>
@@ -12421,7 +15890,7 @@
         <mc:AlternateContent>
           <mc:Choice Requires="wps">
             <w:drawing>
-              <wp:anchor behindDoc="0" distT="0" distB="0" distL="0" distR="0" simplePos="0" locked="0" layoutInCell="0" allowOverlap="1" relativeHeight="58">
+              <wp:anchor behindDoc="0" distT="0" distB="0" distL="0" distR="0" simplePos="0" locked="0" layoutInCell="0" allowOverlap="1" relativeHeight="60">
                 <wp:simplePos x="0" y="0"/>
                 <wp:positionH relativeFrom="column">
                   <wp:align>center</wp:align>
@@ -12651,8 +16120,8 @@
         <w:spacing w:before="0" w:after="0"/>
         <w:rPr/>
       </w:pPr>
-      <w:bookmarkStart w:id="37" w:name="__RefHeading___Toc5408_4069147212"/>
-      <w:bookmarkEnd w:id="37"/>
+      <w:bookmarkStart w:id="38" w:name="__RefHeading___Toc5408_4069147212"/>
+      <w:bookmarkEnd w:id="38"/>
       <w:r>
         <w:rPr/>
         <w:t>4.3 Resultats amb recompensa tipus Sharpe</w:t>
@@ -13205,7 +16674,17 @@
       </w:pPr>
       <w:r>
         <w:rPr/>
-        <w:t>El model BTC presenta un comportament molt inestable, amb una degradació pràcticament total del capital durant el període de test. En canvi, el model BTC+GLD manté tota la cartera en efectiu i evita completament qualsevol exposició al mercat. Les corbes d’equity reflecteixen clarament aquest contrast: una trajectòria molt volàtil i descendent en el cas de BTC, i una línia completament plana en el cas de BTC+GLD.</w:t>
+        <w:t>El model BTC presenta un comportament molt inestable, amb una degradació pràcticament total del capital durant el període de test. En aquest experiment, alguns valors extrems de drawdown poden superar el −100% a causa del model simplificat de posicions curtes utilitzat en l’entorn, que no incorpora restriccions reals de marge, liquidació o apalancament.</w:t>
+      </w:r>
+    </w:p>
+    <w:p>
+      <w:pPr>
+        <w:pStyle w:val="BodyText"/>
+        <w:rPr/>
+      </w:pPr>
+      <w:r>
+        <w:rPr/>
+        <w:t>En canvi, el model BTC+GLD manté tota la cartera en efectiu i evita completament qualsevol exposició al mercat.</w:t>
       </w:r>
     </w:p>
     <w:p>
@@ -13227,7 +16706,7 @@
         <mc:AlternateContent>
           <mc:Choice Requires="wps">
             <w:drawing>
-              <wp:anchor behindDoc="0" distT="0" distB="0" distL="0" distR="0" simplePos="0" locked="0" layoutInCell="0" allowOverlap="1" relativeHeight="61">
+              <wp:anchor behindDoc="0" distT="0" distB="0" distL="0" distR="0" simplePos="0" locked="0" layoutInCell="0" allowOverlap="1" relativeHeight="62">
                 <wp:simplePos x="0" y="0"/>
                 <wp:positionH relativeFrom="column">
                   <wp:align>center</wp:align>
@@ -13454,8 +16933,8 @@
         <w:pStyle w:val="Heading2"/>
         <w:rPr/>
       </w:pPr>
-      <w:bookmarkStart w:id="38" w:name="__RefHeading___Toc5418_4069147212"/>
-      <w:bookmarkEnd w:id="38"/>
+      <w:bookmarkStart w:id="39" w:name="__RefHeading___Toc5418_4069147212"/>
+      <w:bookmarkEnd w:id="39"/>
       <w:r>
         <w:rPr/>
         <w:t>4.4 Resultats amb penalització de volatilitat (α = 0.1)</w:t>
@@ -14305,12 +17784,26 @@
     </w:p>
     <w:p>
       <w:pPr>
+        <w:pStyle w:val="Normal"/>
+        <w:rPr>
+          <w:highlight w:val="none"/>
+          <w:shd w:fill="auto" w:val="clear"/>
+        </w:rPr>
+      </w:pPr>
+      <w:r>
+        <w:rPr>
+          <w:shd w:fill="auto" w:val="clear"/>
+        </w:rPr>
+      </w:r>
+    </w:p>
+    <w:p>
+      <w:pPr>
         <w:pStyle w:val="Heading2"/>
         <w:spacing w:before="0" w:after="0"/>
         <w:rPr/>
       </w:pPr>
-      <w:bookmarkStart w:id="39" w:name="__RefHeading___Toc5428_4069147212"/>
-      <w:bookmarkEnd w:id="39"/>
+      <w:bookmarkStart w:id="40" w:name="__RefHeading___Toc5428_4069147212"/>
+      <w:bookmarkEnd w:id="40"/>
       <w:r>
         <w:rPr/>
         <w:t>4.5 Resultats de l’experiment de selecció d’estratègies</w:t>
@@ -14948,7 +18441,7 @@
         <mc:AlternateContent>
           <mc:Choice Requires="wps">
             <w:drawing>
-              <wp:anchor behindDoc="0" distT="0" distB="0" distL="0" distR="0" simplePos="0" locked="0" layoutInCell="0" allowOverlap="1" relativeHeight="67">
+              <wp:anchor behindDoc="0" distT="0" distB="0" distL="0" distR="0" simplePos="0" locked="0" layoutInCell="0" allowOverlap="1" relativeHeight="68">
                 <wp:simplePos x="0" y="0"/>
                 <wp:positionH relativeFrom="column">
                   <wp:posOffset>1106805</wp:posOffset>
@@ -15185,8 +18678,8 @@
         <w:spacing w:before="0" w:after="0"/>
         <w:rPr/>
       </w:pPr>
-      <w:bookmarkStart w:id="40" w:name="__RefHeading___Toc5442_4069147212"/>
-      <w:bookmarkEnd w:id="40"/>
+      <w:bookmarkStart w:id="41" w:name="__RefHeading___Toc5442_4069147212"/>
+      <w:bookmarkEnd w:id="41"/>
       <w:r>
         <w:rPr/>
         <w:t>4.6 Resultats de l’experiment de penalització de manteniment de posició</w:t>
@@ -15776,7 +19269,7 @@
         <mc:AlternateContent>
           <mc:Choice Requires="wps">
             <w:drawing>
-              <wp:anchor behindDoc="0" distT="0" distB="0" distL="0" distR="0" simplePos="0" locked="0" layoutInCell="0" allowOverlap="1" relativeHeight="70">
+              <wp:anchor behindDoc="0" distT="0" distB="0" distL="0" distR="0" simplePos="0" locked="0" layoutInCell="0" allowOverlap="1" relativeHeight="71">
                 <wp:simplePos x="0" y="0"/>
                 <wp:positionH relativeFrom="column">
                   <wp:align>center</wp:align>
@@ -16013,8 +19506,8 @@
         <w:spacing w:before="0" w:after="0"/>
         <w:rPr/>
       </w:pPr>
-      <w:bookmarkStart w:id="41" w:name="__RefHeading___Toc5456_4069147212"/>
-      <w:bookmarkEnd w:id="41"/>
+      <w:bookmarkStart w:id="42" w:name="__RefHeading___Toc5456_4069147212"/>
+      <w:bookmarkEnd w:id="42"/>
       <w:r>
         <w:rPr/>
         <w:t>4.7 Resultats de l’experiment amb GLD i USO</w:t>
@@ -17048,8 +20541,8 @@
         <w:spacing w:before="0" w:after="0"/>
         <w:rPr/>
       </w:pPr>
-      <w:bookmarkStart w:id="42" w:name="__RefHeading___Toc5470_4069147212"/>
-      <w:bookmarkEnd w:id="42"/>
+      <w:bookmarkStart w:id="43" w:name="__RefHeading___Toc5470_4069147212"/>
+      <w:bookmarkEnd w:id="43"/>
       <w:r>
         <w:rPr/>
         <w:t>4.8 Resultats de l’experiment multi-actiu sense fuga d’informació</w:t>
@@ -17102,8 +20595,8 @@
         <w:gridCol w:w="2333"/>
         <w:gridCol w:w="1184"/>
         <w:gridCol w:w="1199"/>
-        <w:gridCol w:w="2043"/>
-        <w:gridCol w:w="1157"/>
+        <w:gridCol w:w="2046"/>
+        <w:gridCol w:w="1154"/>
       </w:tblGrid>
       <w:tr>
         <w:trPr/>
@@ -17225,7 +20718,7 @@
         </w:tc>
         <w:tc>
           <w:tcPr>
-            <w:tcW w:w="2043" w:type="dxa"/>
+            <w:tcW w:w="2046" w:type="dxa"/>
             <w:tcBorders/>
           </w:tcPr>
           <w:p>
@@ -17254,7 +20747,7 @@
         </w:tc>
         <w:tc>
           <w:tcPr>
-            <w:tcW w:w="1157" w:type="dxa"/>
+            <w:tcW w:w="1154" w:type="dxa"/>
             <w:tcBorders/>
           </w:tcPr>
           <w:p>
@@ -17386,7 +20879,7 @@
         </w:tc>
         <w:tc>
           <w:tcPr>
-            <w:tcW w:w="2043" w:type="dxa"/>
+            <w:tcW w:w="2046" w:type="dxa"/>
             <w:tcBorders/>
           </w:tcPr>
           <w:p>
@@ -17409,7 +20902,7 @@
         </w:tc>
         <w:tc>
           <w:tcPr>
-            <w:tcW w:w="1157" w:type="dxa"/>
+            <w:tcW w:w="1154" w:type="dxa"/>
             <w:tcBorders/>
           </w:tcPr>
           <w:p>
@@ -17571,7 +21064,7 @@
         <w:rPr>
           <w:shd w:fill="auto" w:val="clear"/>
         </w:rPr>
-        <w:t>Els resultats mostren que el model multi-actiu obté un rendiment pràcticament equivalent al buy-and-hold de BTC, mentre que ignora completament actius amb millor rendiment durant el període de test, especialment USO.</w:t>
+        <w:t>Els resultats mostren que el model multi-actiu obté un rendiment pràcticament equivalent al buy-and-hold de BTC, mentre que ignora completament actius amb millor rendiment durant el període de test, especialment USO. Aquest comportament suggereix que les variables utilitzades poden no capturar adequadament la persistència de la tendència alcista d’USO durant el període analitzat.</w:t>
       </w:r>
     </w:p>
     <w:p>
@@ -17601,20 +21094,6 @@
           <w:shd w:fill="auto" w:val="clear"/>
         </w:rPr>
         <w:t>L’anàlisi de les corbes d’equity confirma aquest comportament. La trajectòria del model és molt similar a la de BTC, sense evidència de rotació entre actius ni adaptació al context de mercat. En la comparació amb els benchmarks, GLD presenta un rendiment positiu i USO destaca clarament com el millor actiu del període, però l’agent no aprofita cap d’aquestes oportunitats.</w:t>
-      </w:r>
-    </w:p>
-    <w:p>
-      <w:pPr>
-        <w:pStyle w:val="Normal"/>
-        <w:rPr>
-          <w:highlight w:val="none"/>
-          <w:shd w:fill="auto" w:val="clear"/>
-        </w:rPr>
-      </w:pPr>
-      <w:r>
-        <w:rPr>
-          <w:shd w:fill="auto" w:val="clear"/>
-        </w:rPr>
       </w:r>
     </w:p>
     <w:p>
@@ -17632,7 +21111,7 @@
         <mc:AlternateContent>
           <mc:Choice Requires="wps">
             <w:drawing>
-              <wp:anchor behindDoc="0" distT="0" distB="635" distL="0" distR="0" simplePos="0" locked="0" layoutInCell="0" allowOverlap="1" relativeHeight="76">
+              <wp:anchor behindDoc="0" distT="0" distB="635" distL="0" distR="0" simplePos="0" locked="0" layoutInCell="0" allowOverlap="1" relativeHeight="121">
                 <wp:simplePos x="0" y="0"/>
                 <wp:positionH relativeFrom="column">
                   <wp:align>center</wp:align>
@@ -17877,150 +21356,10 @@
         <w:rPr>
           <w:shd w:fill="auto" w:val="clear"/>
         </w:rPr>
-      </w:r>
-    </w:p>
-    <w:p>
-      <w:pPr>
-        <w:pStyle w:val="Normal"/>
-        <w:rPr>
-          <w:highlight w:val="none"/>
-          <w:shd w:fill="auto" w:val="clear"/>
-        </w:rPr>
-      </w:pPr>
-      <w:r>
-        <w:rPr>
-          <w:shd w:fill="auto" w:val="clear"/>
-        </w:rPr>
-      </w:r>
-    </w:p>
-    <w:p>
-      <w:pPr>
-        <w:pStyle w:val="Normal"/>
-        <w:rPr>
-          <w:highlight w:val="none"/>
-          <w:shd w:fill="auto" w:val="clear"/>
-        </w:rPr>
-      </w:pPr>
-      <w:r>
-        <w:rPr>
-          <w:shd w:fill="auto" w:val="clear"/>
-        </w:rPr>
-      </w:r>
-    </w:p>
-    <w:p>
-      <w:pPr>
-        <w:pStyle w:val="Normal"/>
-        <w:rPr>
-          <w:highlight w:val="none"/>
-          <w:shd w:fill="auto" w:val="clear"/>
-        </w:rPr>
-      </w:pPr>
-      <w:r>
-        <w:rPr>
-          <w:shd w:fill="auto" w:val="clear"/>
-        </w:rPr>
-      </w:r>
-    </w:p>
-    <w:p>
-      <w:pPr>
-        <w:pStyle w:val="Normal"/>
-        <w:rPr>
-          <w:highlight w:val="none"/>
-          <w:shd w:fill="auto" w:val="clear"/>
-        </w:rPr>
-      </w:pPr>
-      <w:r>
-        <w:rPr>
-          <w:shd w:fill="auto" w:val="clear"/>
-        </w:rPr>
-      </w:r>
-    </w:p>
-    <w:p>
-      <w:pPr>
-        <w:pStyle w:val="Normal"/>
-        <w:rPr>
-          <w:highlight w:val="none"/>
-          <w:shd w:fill="auto" w:val="clear"/>
-        </w:rPr>
-      </w:pPr>
-      <w:r>
-        <w:rPr>
-          <w:shd w:fill="auto" w:val="clear"/>
-        </w:rPr>
-      </w:r>
-    </w:p>
-    <w:p>
-      <w:pPr>
-        <w:pStyle w:val="Normal"/>
-        <w:rPr>
-          <w:highlight w:val="none"/>
-          <w:shd w:fill="auto" w:val="clear"/>
-        </w:rPr>
-      </w:pPr>
-      <w:r>
-        <w:rPr>
-          <w:shd w:fill="auto" w:val="clear"/>
-        </w:rPr>
-      </w:r>
-    </w:p>
-    <w:p>
-      <w:pPr>
-        <w:pStyle w:val="Normal"/>
-        <w:rPr>
-          <w:highlight w:val="none"/>
-          <w:shd w:fill="auto" w:val="clear"/>
-        </w:rPr>
-      </w:pPr>
-      <w:r>
-        <w:rPr>
-          <w:shd w:fill="auto" w:val="clear"/>
-        </w:rPr>
-      </w:r>
-    </w:p>
-    <w:p>
-      <w:pPr>
-        <w:pStyle w:val="Normal"/>
-        <w:rPr>
-          <w:highlight w:val="none"/>
-          <w:shd w:fill="auto" w:val="clear"/>
-        </w:rPr>
-      </w:pPr>
-      <w:r>
-        <w:rPr>
-          <w:shd w:fill="auto" w:val="clear"/>
-        </w:rPr>
-      </w:r>
-    </w:p>
-    <w:p>
-      <w:pPr>
-        <w:pStyle w:val="Normal"/>
-        <w:rPr>
-          <w:highlight w:val="none"/>
-          <w:shd w:fill="auto" w:val="clear"/>
-        </w:rPr>
-      </w:pPr>
-      <w:r>
-        <w:rPr>
-          <w:shd w:fill="auto" w:val="clear"/>
-        </w:rPr>
-      </w:r>
-    </w:p>
-    <w:p>
-      <w:pPr>
-        <w:pStyle w:val="Normal"/>
-        <w:rPr>
-          <w:highlight w:val="none"/>
-          <w:shd w:fill="auto" w:val="clear"/>
-        </w:rPr>
-      </w:pPr>
-      <w:r>
-        <w:rPr>
-          <w:shd w:fill="auto" w:val="clear"/>
-        </w:rPr>
         <mc:AlternateContent>
           <mc:Choice Requires="wps">
             <w:drawing>
-              <wp:anchor behindDoc="0" distT="0" distB="0" distL="0" distR="0" simplePos="0" locked="0" layoutInCell="0" allowOverlap="1" relativeHeight="79">
+              <wp:anchor behindDoc="0" distT="0" distB="0" distL="0" distR="0" simplePos="0" locked="0" layoutInCell="0" allowOverlap="1" relativeHeight="75">
                 <wp:simplePos x="0" y="0"/>
                 <wp:positionH relativeFrom="column">
                   <wp:align>center</wp:align>
@@ -18250,7 +21589,7 @@
         <w:rPr>
           <w:shd w:fill="auto" w:val="clear"/>
         </w:rPr>
-        <w:t>Aquests resultats indiquen que no n’hi ha prou amb oferir diversos actius a l’agent. Per aprendre una estratègia real d’asset allocation, cal proporcionar característiques més informatives, com indicadors de momentum i força relativa entre actius.</w:t>
+        <w:t>Aquests resultats indiquen que no n’hi ha prou amb oferir diversos actius a l’agent. Per aprendre una estratègia real d’asset allocation, cal proporcionar característiques més informatives, com indicadors de momentum i força relativa entre actius. També afegir que USO presenta el millor comportament relatiu durant el període analitzat, fet que condiciona significativament la comparació amb els benchmarks.</w:t>
       </w:r>
     </w:p>
     <w:p>
@@ -18269,8 +21608,8 @@
         <w:spacing w:before="0" w:after="0"/>
         <w:rPr/>
       </w:pPr>
-      <w:bookmarkStart w:id="43" w:name="__RefHeading___Toc5484_4069147212"/>
-      <w:bookmarkEnd w:id="43"/>
+      <w:bookmarkStart w:id="44" w:name="__RefHeading___Toc5484_4069147212"/>
+      <w:bookmarkEnd w:id="44"/>
       <w:r>
         <w:rPr/>
         <w:t>4.9 Resultats – Relative Strength + Momentum</w:t>
@@ -18288,7 +21627,7 @@
         <w:rPr>
           <w:shd w:fill="auto" w:val="clear"/>
         </w:rPr>
-        <w:t>La incorporació de variables de momentum i relative strength modifica de manera clara el comportament de l’agent respecte als experiments multi-actiu anteriors. En lloc de convergir automàticament cap a BTC, el model selecciona exclusivament GLD durant tot el període d’avaluació, mantenint una política completament passiva però qualitativament diferent de les observades anteriorment..</w:t>
+        <w:t>La incorporació de variables de momentum i relative strength modifica el comportament de l’agent respecte als experiments multi-actiu anteriors. En lloc de convergir automàticament cap a BTC, el model selecciona exclusivament GLD durant tot el període d’avaluació, desenvolupant una política estable però essencialment passiva.</w:t>
       </w:r>
     </w:p>
     <w:p>
@@ -18352,8 +21691,8 @@
         <w:gridCol w:w="2383"/>
         <w:gridCol w:w="1134"/>
         <w:gridCol w:w="1148"/>
-        <w:gridCol w:w="2043"/>
-        <w:gridCol w:w="1157"/>
+        <w:gridCol w:w="2046"/>
+        <w:gridCol w:w="1154"/>
       </w:tblGrid>
       <w:tr>
         <w:trPr/>
@@ -18475,7 +21814,7 @@
         </w:tc>
         <w:tc>
           <w:tcPr>
-            <w:tcW w:w="2043" w:type="dxa"/>
+            <w:tcW w:w="2046" w:type="dxa"/>
             <w:tcBorders/>
           </w:tcPr>
           <w:p>
@@ -18504,7 +21843,7 @@
         </w:tc>
         <w:tc>
           <w:tcPr>
-            <w:tcW w:w="1157" w:type="dxa"/>
+            <w:tcW w:w="1154" w:type="dxa"/>
             <w:tcBorders/>
           </w:tcPr>
           <w:p>
@@ -18636,7 +21975,7 @@
         </w:tc>
         <w:tc>
           <w:tcPr>
-            <w:tcW w:w="2043" w:type="dxa"/>
+            <w:tcW w:w="2046" w:type="dxa"/>
             <w:tcBorders/>
           </w:tcPr>
           <w:p>
@@ -18659,7 +21998,7 @@
         </w:tc>
         <w:tc>
           <w:tcPr>
-            <w:tcW w:w="1157" w:type="dxa"/>
+            <w:tcW w:w="1154" w:type="dxa"/>
             <w:tcBorders/>
           </w:tcPr>
           <w:p>
@@ -18685,37 +22024,6 @@
     <w:p>
       <w:pPr>
         <w:pStyle w:val="Normal"/>
-        <w:rPr>
-          <w:highlight w:val="none"/>
-          <w:shd w:fill="auto" w:val="clear"/>
-        </w:rPr>
-      </w:pPr>
-      <w:r>
-        <w:rPr>
-          <w:shd w:fill="auto" w:val="clear"/>
-        </w:rPr>
-      </w:r>
-    </w:p>
-    <w:p>
-      <w:pPr>
-        <w:pStyle w:val="Normal"/>
-        <w:rPr>
-          <w:highlight w:val="none"/>
-          <w:shd w:fill="auto" w:val="clear"/>
-        </w:rPr>
-      </w:pPr>
-      <w:r>
-        <w:rPr>
-          <w:shd w:fill="auto" w:val="clear"/>
-        </w:rPr>
-      </w:r>
-      <w:r>
-        <w:br w:type="page"/>
-      </w:r>
-    </w:p>
-    <w:p>
-      <w:pPr>
-        <w:pStyle w:val="Normal"/>
         <w:spacing w:before="0" w:after="0"/>
         <w:rPr>
           <w:highlight w:val="none"/>
@@ -18842,7 +22150,7 @@
         <w:rPr>
           <w:shd w:fill="auto" w:val="clear"/>
         </w:rPr>
-        <w:t>Els resultats mostren una millora respecte a l’experiments multi-actiu previ. El model obté un retorn acumulat positiu, supera el benchmark de BTC i presenta una trajectòria propera a la de GLD, coherent amb que l’agent manté aquest actiu durant tot el període de test. Tot i això, el model continua sense identificar USO com l’actiu amb millor rendiment global.</w:t>
+        <w:t>Els resultats mostren una millora respecte a l’experiment multi-actiu previ. El model obté un retorn acumulat positiu, supera el benchmark de BTC i presenta una trajectòria molt similar a la de GLD, coherent amb el fet que l’agent manté aquest actiu durant tot el període de test. Tot i això, el model continua sense identificar USO com l’actiu amb millor rendiment global.</w:t>
       </w:r>
     </w:p>
     <w:p>
@@ -18860,7 +22168,7 @@
         <mc:AlternateContent>
           <mc:Choice Requires="wps">
             <w:drawing>
-              <wp:anchor behindDoc="0" distT="0" distB="0" distL="0" distR="0" simplePos="0" locked="0" layoutInCell="0" allowOverlap="1" relativeHeight="81">
+              <wp:anchor behindDoc="0" distT="0" distB="0" distL="0" distR="0" simplePos="0" locked="0" layoutInCell="0" allowOverlap="1" relativeHeight="79">
                 <wp:simplePos x="0" y="0"/>
                 <wp:positionH relativeFrom="column">
                   <wp:posOffset>1029335</wp:posOffset>
@@ -19087,28 +22395,10 @@
         </w:rPr>
       </w:pPr>
       <w:r>
-        <w:rPr>
-          <w:shd w:fill="auto" w:val="clear"/>
-        </w:rPr>
-        <w:t>L’anàlisi de les corbes d’equity confirma aquest comportament. La trajectòria del model és relativament estable i lleugerament ascendent, sense les oscil·lacions observades en experiments amb sobreoperació. En la comparació amb els benchmarks, la corba segueix gairebé exactament el comportament de GLD, superant BTC però quedant molt per sota del rendiment de USO.</w:t>
-      </w:r>
-    </w:p>
-    <w:p>
-      <w:pPr>
-        <w:pStyle w:val="Normal"/>
-        <w:rPr>
-          <w:highlight w:val="none"/>
-          <w:shd w:fill="auto" w:val="clear"/>
-        </w:rPr>
-      </w:pPr>
-      <w:r>
-        <w:rPr>
-          <w:shd w:fill="auto" w:val="clear"/>
-        </w:rPr>
         <mc:AlternateContent>
           <mc:Choice Requires="wps">
             <w:drawing>
-              <wp:anchor behindDoc="0" distT="0" distB="0" distL="0" distR="0" simplePos="0" locked="0" layoutInCell="0" allowOverlap="1" relativeHeight="121">
+              <wp:anchor behindDoc="0" distT="0" distB="0" distL="0" distR="0" simplePos="0" locked="0" layoutInCell="0" allowOverlap="1" relativeHeight="117">
                 <wp:simplePos x="0" y="0"/>
                 <wp:positionH relativeFrom="column">
                   <wp:align>center</wp:align>
@@ -19325,34 +22615,26 @@
           </mc:Fallback>
         </mc:AlternateContent>
       </w:r>
-    </w:p>
-    <w:p>
-      <w:pPr>
-        <w:pStyle w:val="Normal"/>
-        <w:rPr>
-          <w:highlight w:val="none"/>
-          <w:shd w:fill="auto" w:val="clear"/>
-        </w:rPr>
-      </w:pPr>
-      <w:r>
-        <w:rPr>
-          <w:shd w:fill="auto" w:val="clear"/>
-        </w:rPr>
-        <w:t>Aquest experiment suggereix que les variables de força relativa aporten informació útil per discriminar entre actius i seleccionar aquell amb millor comportament relatiu. No obstant això, l’agent continua sense desenvolupar una estratègia real de rotació dinàmica. Un cop identifica GLD com l’actiu dominant, manté aquesta decisió durant tot el període sense adaptar-se als canvis de règim del mercat.</w:t>
-      </w:r>
-    </w:p>
-    <w:p>
-      <w:pPr>
-        <w:pStyle w:val="Normal"/>
-        <w:rPr>
-          <w:highlight w:val="none"/>
-          <w:shd w:fill="auto" w:val="clear"/>
-        </w:rPr>
-      </w:pPr>
-      <w:r>
-        <w:rPr>
-          <w:shd w:fill="auto" w:val="clear"/>
-        </w:rPr>
+      <w:r>
+        <w:rPr>
+          <w:shd w:fill="auto" w:val="clear"/>
+        </w:rPr>
+        <w:t>L’anàlisi de les corbes d’equity confirma aquest comportament. La trajectòria del model és relativament estable i lleugerament ascendent, sense les oscil·lacions observades en experiments amb sobreoperació. En la comparació amb els benchmarks, la corba segueix gairebé exactament el comportament de GLD, superant BTC però quedant molt per sota del rendiment de USO.</w:t>
+      </w:r>
+    </w:p>
+    <w:p>
+      <w:pPr>
+        <w:pStyle w:val="Normal"/>
+        <w:rPr>
+          <w:highlight w:val="none"/>
+          <w:shd w:fill="auto" w:val="clear"/>
+        </w:rPr>
+      </w:pPr>
+      <w:r>
+        <w:rPr>
+          <w:shd w:fill="auto" w:val="clear"/>
+        </w:rPr>
+        <w:t xml:space="preserve">Aquest experiment suggereix que les variables de força relativa aporten informació útil per discriminar entre actius. No obstant això, el model continua sense desenvolupar una estratègia real de rotació dinàmica. En la pràctica, la política apresa es comporta de manera molt similar a una estratègia buy-and-hold sobre GLD, mantenint la mateixa selecció durant pràcticament tot el període analitzat. </w:t>
       </w:r>
     </w:p>
     <w:p>
@@ -19361,8 +22643,8 @@
         <w:spacing w:before="0" w:after="0"/>
         <w:rPr/>
       </w:pPr>
-      <w:bookmarkStart w:id="44" w:name="__RefHeading___Toc5498_4069147212"/>
-      <w:bookmarkEnd w:id="44"/>
+      <w:bookmarkStart w:id="45" w:name="__RefHeading___Toc5498_4069147212"/>
+      <w:bookmarkEnd w:id="45"/>
       <w:r>
         <w:rPr/>
         <w:t>4.10 Resultats – Forçant el trading</w:t>
@@ -19562,8 +22844,8 @@
         <w:gridCol w:w="2383"/>
         <w:gridCol w:w="1134"/>
         <w:gridCol w:w="1148"/>
-        <w:gridCol w:w="2043"/>
-        <w:gridCol w:w="1157"/>
+        <w:gridCol w:w="2046"/>
+        <w:gridCol w:w="1154"/>
       </w:tblGrid>
       <w:tr>
         <w:trPr/>
@@ -19685,7 +22967,7 @@
         </w:tc>
         <w:tc>
           <w:tcPr>
-            <w:tcW w:w="2043" w:type="dxa"/>
+            <w:tcW w:w="2046" w:type="dxa"/>
             <w:tcBorders/>
           </w:tcPr>
           <w:p>
@@ -19714,7 +22996,7 @@
         </w:tc>
         <w:tc>
           <w:tcPr>
-            <w:tcW w:w="1157" w:type="dxa"/>
+            <w:tcW w:w="1154" w:type="dxa"/>
             <w:tcBorders/>
           </w:tcPr>
           <w:p>
@@ -19846,7 +23128,7 @@
         </w:tc>
         <w:tc>
           <w:tcPr>
-            <w:tcW w:w="2043" w:type="dxa"/>
+            <w:tcW w:w="2046" w:type="dxa"/>
             <w:tcBorders/>
           </w:tcPr>
           <w:p>
@@ -19869,7 +23151,7 @@
         </w:tc>
         <w:tc>
           <w:tcPr>
-            <w:tcW w:w="1157" w:type="dxa"/>
+            <w:tcW w:w="1154" w:type="dxa"/>
             <w:tcBorders/>
           </w:tcPr>
           <w:p>
@@ -19901,24 +23183,7 @@
         </w:rPr>
       </w:pPr>
       <w:r>
-        <w:rPr>
-          <w:shd w:fill="auto" w:val="clear"/>
-        </w:rPr>
-      </w:r>
-    </w:p>
-    <w:p>
-      <w:pPr>
-        <w:pStyle w:val="Normal"/>
-        <w:rPr>
-          <w:highlight w:val="none"/>
-          <w:shd w:fill="auto" w:val="clear"/>
-        </w:rPr>
-      </w:pPr>
-      <w:r>
-        <w:rPr>
-          <w:shd w:fill="auto" w:val="clear"/>
-        </w:rPr>
-        <w:t>Els benchmarks buy-and-hold corresponents són:</w:t>
+        <w:rPr/>
       </w:r>
     </w:p>
     <w:p>
@@ -20036,48 +23301,17 @@
         </w:rPr>
         <w:t>Els resultats mostren una lleugera millora respecte al benchmark de BTC, ja que el retorn acumulat és menys negatiu. Tot i això, el model continua obtenint resultats inferiors a GLD i molt allunyats del comportament alcista de USO. A més, l’elevada activitat operativa comporta un augment del drawdown i una trajectòria d’equity més irregular.</w:t>
       </w:r>
-    </w:p>
-    <w:p>
-      <w:pPr>
-        <w:pStyle w:val="Normal"/>
-        <w:rPr>
-          <w:highlight w:val="none"/>
-          <w:shd w:fill="auto" w:val="clear"/>
-        </w:rPr>
-      </w:pPr>
-      <w:r>
-        <w:rPr>
-          <w:shd w:fill="auto" w:val="clear"/>
-        </w:rPr>
-      </w:r>
-    </w:p>
-    <w:p>
-      <w:pPr>
-        <w:pStyle w:val="Normal"/>
-        <w:rPr>
-          <w:highlight w:val="none"/>
-          <w:shd w:fill="auto" w:val="clear"/>
-        </w:rPr>
-      </w:pPr>
+      <w:r>
+        <w:rPr>
+          <w:shd w:fill="auto" w:val="clear"/>
+        </w:rPr>
+        <w:t xml:space="preserve"> </w:t>
+      </w:r>
       <w:r>
         <w:rPr>
           <w:shd w:fill="auto" w:val="clear"/>
         </w:rPr>
         <w:t>L’anàlisi de les corbes d’equity confirma aquest comportament. El model ja no replica directament cap actiu concret i mostra fluctuacions constants derivades dels canvis continus entre BTC, GLD i USO. Tanmateix, aquesta major activitat no es tradueix en una millora substancial del rendiment financer.</w:t>
-      </w:r>
-    </w:p>
-    <w:p>
-      <w:pPr>
-        <w:pStyle w:val="Normal"/>
-        <w:rPr>
-          <w:highlight w:val="none"/>
-          <w:shd w:fill="auto" w:val="clear"/>
-        </w:rPr>
-      </w:pPr>
-      <w:r>
-        <w:rPr>
-          <w:shd w:fill="auto" w:val="clear"/>
-        </w:rPr>
       </w:r>
     </w:p>
     <w:p>
@@ -20095,15 +23329,15 @@
         <mc:AlternateContent>
           <mc:Choice Requires="wps">
             <w:drawing>
-              <wp:anchor behindDoc="0" distT="0" distB="0" distL="0" distR="0" simplePos="0" locked="0" layoutInCell="0" allowOverlap="1" relativeHeight="84">
+              <wp:anchor behindDoc="0" distT="0" distB="0" distL="0" distR="0" simplePos="0" locked="0" layoutInCell="0" allowOverlap="1" relativeHeight="81">
                 <wp:simplePos x="0" y="0"/>
                 <wp:positionH relativeFrom="column">
                   <wp:posOffset>557530</wp:posOffset>
                 </wp:positionH>
                 <wp:positionV relativeFrom="paragraph">
-                  <wp:posOffset>635</wp:posOffset>
+                  <wp:posOffset>98425</wp:posOffset>
                 </wp:positionV>
-                <wp:extent cx="5670550" cy="2441575"/>
+                <wp:extent cx="5670550" cy="2005965"/>
                 <wp:effectExtent l="0" t="0" r="0" b="0"/>
                 <wp:wrapSquare wrapText="largest"/>
                 <wp:docPr id="20" name="Marco13"/>
@@ -20114,7 +23348,7 @@
                       <wps:spPr>
                         <a:xfrm>
                           <a:off x="0" y="0"/>
-                          <a:ext cx="5670720" cy="2441520"/>
+                          <a:ext cx="5670720" cy="2005920"/>
                         </a:xfrm>
                         <a:prstGeom prst="rect">
                           <a:avLst/>
@@ -20144,7 +23378,7 @@
                               <w:rPr/>
                               <w:drawing>
                                 <wp:inline distT="0" distB="0" distL="0" distR="0">
-                                  <wp:extent cx="4553585" cy="2073910"/>
+                                  <wp:extent cx="4737735" cy="1685290"/>
                                   <wp:effectExtent l="0" t="0" r="0" b="0"/>
                                   <wp:docPr id="22" name="Imagen17" descr=""/>
                                   <wp:cNvGraphicFramePr>
@@ -20168,7 +23402,7 @@
                                         <pic:spPr bwMode="auto">
                                           <a:xfrm>
                                             <a:off x="0" y="0"/>
-                                            <a:ext cx="4553585" cy="2073910"/>
+                                            <a:ext cx="4737735" cy="1685290"/>
                                           </a:xfrm>
                                           <a:prstGeom prst="rect">
                                             <a:avLst/>
@@ -20223,7 +23457,7 @@
           </mc:Choice>
           <mc:Fallback>
             <w:pict>
-              <v:rect id="shape_0" ID="Marco13" path="m0,0l-2147483645,0l-2147483645,-2147483646l0,-2147483646xe" fillcolor="white" stroked="f" o:allowincell="f" style="position:absolute;margin-left:43.9pt;margin-top:0.05pt;width:446.45pt;height:192.2pt;mso-wrap-style:square;v-text-anchor:top">
+              <v:rect id="shape_0" ID="Marco13" path="m0,0l-2147483645,0l-2147483645,-2147483646l0,-2147483646xe" fillcolor="white" stroked="f" o:allowincell="f" style="position:absolute;margin-left:43.9pt;margin-top:7.75pt;width:446.45pt;height:157.9pt;mso-wrap-style:square;v-text-anchor:top">
                 <v:fill o:detectmouseclick="t" type="solid" color2="black"/>
                 <v:stroke color="#3465a4" joinstyle="round" endcap="flat"/>
                 <v:textbox>
@@ -20238,7 +23472,7 @@
                         <w:rPr/>
                         <w:drawing>
                           <wp:inline distT="0" distB="0" distL="0" distR="0">
-                            <wp:extent cx="4553585" cy="2073910"/>
+                            <wp:extent cx="4737735" cy="1685290"/>
                             <wp:effectExtent l="0" t="0" r="0" b="0"/>
                             <wp:docPr id="23" name="Imagen17" descr=""/>
                             <wp:cNvGraphicFramePr>
@@ -20262,7 +23496,7 @@
                                   <pic:spPr bwMode="auto">
                                     <a:xfrm>
                                       <a:off x="0" y="0"/>
-                                      <a:ext cx="4553585" cy="2073910"/>
+                                      <a:ext cx="4737735" cy="1685290"/>
                                     </a:xfrm>
                                     <a:prstGeom prst="rect">
                                       <a:avLst/>
@@ -20357,7 +23591,7 @@
         <mc:AlternateContent>
           <mc:Choice Requires="wps">
             <w:drawing>
-              <wp:anchor behindDoc="0" distT="0" distB="0" distL="0" distR="0" simplePos="0" locked="0" layoutInCell="0" allowOverlap="1" relativeHeight="86">
+              <wp:anchor behindDoc="0" distT="0" distB="0" distL="0" distR="0" simplePos="0" locked="0" layoutInCell="0" allowOverlap="1" relativeHeight="113">
                 <wp:simplePos x="0" y="0"/>
                 <wp:positionH relativeFrom="column">
                   <wp:align>center</wp:align>
@@ -20595,8 +23829,8 @@
         <w:spacing w:before="0" w:after="0"/>
         <w:rPr/>
       </w:pPr>
-      <w:bookmarkStart w:id="45" w:name="__RefHeading___Toc5512_4069147212"/>
-      <w:bookmarkEnd w:id="45"/>
+      <w:bookmarkStart w:id="46" w:name="__RefHeading___Toc5512_4069147212"/>
+      <w:bookmarkEnd w:id="46"/>
       <w:r>
         <w:rPr/>
         <w:t>4.11 Resultats – Cost dinàmic</w:t>
@@ -20693,8 +23927,8 @@
         <w:gridCol w:w="2383"/>
         <w:gridCol w:w="1134"/>
         <w:gridCol w:w="1148"/>
-        <w:gridCol w:w="2043"/>
-        <w:gridCol w:w="1157"/>
+        <w:gridCol w:w="2046"/>
+        <w:gridCol w:w="1154"/>
       </w:tblGrid>
       <w:tr>
         <w:trPr/>
@@ -20816,7 +24050,7 @@
         </w:tc>
         <w:tc>
           <w:tcPr>
-            <w:tcW w:w="2043" w:type="dxa"/>
+            <w:tcW w:w="2046" w:type="dxa"/>
             <w:tcBorders/>
           </w:tcPr>
           <w:p>
@@ -20845,7 +24079,7 @@
         </w:tc>
         <w:tc>
           <w:tcPr>
-            <w:tcW w:w="1157" w:type="dxa"/>
+            <w:tcW w:w="1154" w:type="dxa"/>
             <w:tcBorders/>
           </w:tcPr>
           <w:p>
@@ -20977,7 +24211,7 @@
         </w:tc>
         <w:tc>
           <w:tcPr>
-            <w:tcW w:w="2043" w:type="dxa"/>
+            <w:tcW w:w="2046" w:type="dxa"/>
             <w:tcBorders/>
           </w:tcPr>
           <w:p>
@@ -21000,7 +24234,7 @@
         </w:tc>
         <w:tc>
           <w:tcPr>
-            <w:tcW w:w="1157" w:type="dxa"/>
+            <w:tcW w:w="1154" w:type="dxa"/>
             <w:tcBorders/>
           </w:tcPr>
           <w:p>
@@ -21035,20 +24269,6 @@
         <w:rPr>
           <w:shd w:fill="auto" w:val="clear"/>
         </w:rPr>
-      </w:r>
-    </w:p>
-    <w:p>
-      <w:pPr>
-        <w:pStyle w:val="Normal"/>
-        <w:rPr>
-          <w:highlight w:val="none"/>
-          <w:shd w:fill="auto" w:val="clear"/>
-        </w:rPr>
-      </w:pPr>
-      <w:r>
-        <w:rPr>
-          <w:shd w:fill="auto" w:val="clear"/>
-        </w:rPr>
         <w:t>Els benchmarks buy-and-hold corresponents són:</w:t>
       </w:r>
     </w:p>
@@ -21226,7 +24446,7 @@
         <mc:AlternateContent>
           <mc:Choice Requires="wps">
             <w:drawing>
-              <wp:anchor behindDoc="0" distT="0" distB="0" distL="0" distR="0" simplePos="0" locked="0" layoutInCell="0" allowOverlap="1" relativeHeight="115">
+              <wp:anchor behindDoc="0" distT="0" distB="0" distL="0" distR="0" simplePos="0" locked="0" layoutInCell="0" allowOverlap="1" relativeHeight="83">
                 <wp:simplePos x="0" y="0"/>
                 <wp:positionH relativeFrom="column">
                   <wp:align>center</wp:align>
@@ -21485,10 +24705,136 @@
         <w:rPr>
           <w:shd w:fill="auto" w:val="clear"/>
         </w:rPr>
+      </w:r>
+    </w:p>
+    <w:p>
+      <w:pPr>
+        <w:pStyle w:val="Normal"/>
+        <w:rPr>
+          <w:highlight w:val="none"/>
+          <w:shd w:fill="auto" w:val="clear"/>
+        </w:rPr>
+      </w:pPr>
+      <w:r>
+        <w:rPr>
+          <w:shd w:fill="auto" w:val="clear"/>
+        </w:rPr>
+      </w:r>
+    </w:p>
+    <w:p>
+      <w:pPr>
+        <w:pStyle w:val="Normal"/>
+        <w:rPr>
+          <w:highlight w:val="none"/>
+          <w:shd w:fill="auto" w:val="clear"/>
+        </w:rPr>
+      </w:pPr>
+      <w:r>
+        <w:rPr>
+          <w:shd w:fill="auto" w:val="clear"/>
+        </w:rPr>
+      </w:r>
+    </w:p>
+    <w:p>
+      <w:pPr>
+        <w:pStyle w:val="Normal"/>
+        <w:rPr>
+          <w:highlight w:val="none"/>
+          <w:shd w:fill="auto" w:val="clear"/>
+        </w:rPr>
+      </w:pPr>
+      <w:r>
+        <w:rPr>
+          <w:shd w:fill="auto" w:val="clear"/>
+        </w:rPr>
+      </w:r>
+    </w:p>
+    <w:p>
+      <w:pPr>
+        <w:pStyle w:val="Normal"/>
+        <w:rPr>
+          <w:highlight w:val="none"/>
+          <w:shd w:fill="auto" w:val="clear"/>
+        </w:rPr>
+      </w:pPr>
+      <w:r>
+        <w:rPr>
+          <w:shd w:fill="auto" w:val="clear"/>
+        </w:rPr>
+      </w:r>
+    </w:p>
+    <w:p>
+      <w:pPr>
+        <w:pStyle w:val="Normal"/>
+        <w:rPr>
+          <w:highlight w:val="none"/>
+          <w:shd w:fill="auto" w:val="clear"/>
+        </w:rPr>
+      </w:pPr>
+      <w:r>
+        <w:rPr>
+          <w:shd w:fill="auto" w:val="clear"/>
+        </w:rPr>
+      </w:r>
+    </w:p>
+    <w:p>
+      <w:pPr>
+        <w:pStyle w:val="Normal"/>
+        <w:rPr>
+          <w:highlight w:val="none"/>
+          <w:shd w:fill="auto" w:val="clear"/>
+        </w:rPr>
+      </w:pPr>
+      <w:r>
+        <w:rPr>
+          <w:shd w:fill="auto" w:val="clear"/>
+        </w:rPr>
+      </w:r>
+    </w:p>
+    <w:p>
+      <w:pPr>
+        <w:pStyle w:val="Normal"/>
+        <w:rPr>
+          <w:highlight w:val="none"/>
+          <w:shd w:fill="auto" w:val="clear"/>
+        </w:rPr>
+      </w:pPr>
+      <w:r>
+        <w:rPr>
+          <w:shd w:fill="auto" w:val="clear"/>
+        </w:rPr>
+      </w:r>
+    </w:p>
+    <w:p>
+      <w:pPr>
+        <w:pStyle w:val="Normal"/>
+        <w:rPr>
+          <w:highlight w:val="none"/>
+          <w:shd w:fill="auto" w:val="clear"/>
+        </w:rPr>
+      </w:pPr>
+      <w:r>
+        <w:rPr>
+          <w:shd w:fill="auto" w:val="clear"/>
+        </w:rPr>
+      </w:r>
+    </w:p>
+    <w:p>
+      <w:pPr>
+        <w:pStyle w:val="Normal"/>
+        <w:rPr>
+          <w:highlight w:val="none"/>
+          <w:shd w:fill="auto" w:val="clear"/>
+        </w:rPr>
+      </w:pPr>
+      <w:r>
+        <w:rPr>
+          <w:shd w:fill="auto" w:val="clear"/>
+        </w:rPr>
         <mc:AlternateContent>
           <mc:Choice Requires="wps">
             <w:drawing>
-              <wp:anchor behindDoc="0" distT="0" distB="0" distL="0" distR="0" simplePos="0" locked="0" layoutInCell="0" allowOverlap="1" relativeHeight="88">
+              <wp:anchor behindDoc="0" distT="0" distB="0" distL="0" distR="0" simplePos="0" locked="0" layoutInCell="0" allowOverlap="1" relativeHeight="85">
                 <wp:simplePos x="0" y="0"/>
                 <wp:positionH relativeFrom="column">
                   <wp:align>center</wp:align>
@@ -21741,8 +25087,8 @@
         <w:spacing w:before="0" w:after="0"/>
         <w:rPr/>
       </w:pPr>
-      <w:bookmarkStart w:id="46" w:name="__RefHeading___Toc5526_4069147212"/>
-      <w:bookmarkEnd w:id="46"/>
+      <w:bookmarkStart w:id="47" w:name="__RefHeading___Toc5526_4069147212"/>
+      <w:bookmarkEnd w:id="47"/>
       <w:r>
         <w:rPr/>
         <w:t>4.12 Resultats de l’experiment amb cost dinàmic i penalització logarítmica</w:t>
@@ -21869,18 +25215,16 @@
     <w:p>
       <w:pPr>
         <w:pStyle w:val="Normal"/>
-        <w:rPr>
-          <w:highlight w:val="none"/>
-          <w:shd w:fill="auto" w:val="clear"/>
-        </w:rPr>
-      </w:pPr>
-      <w:r>
-        <w:rPr>
-          <w:shd w:fill="auto" w:val="clear"/>
-        </w:rPr>
-      </w:r>
-      <w:r>
-        <w:br w:type="page"/>
+        <w:spacing w:before="0" w:after="0"/>
+        <w:rPr>
+          <w:highlight w:val="none"/>
+          <w:shd w:fill="auto" w:val="clear"/>
+        </w:rPr>
+      </w:pPr>
+      <w:r>
+        <w:rPr>
+          <w:shd w:fill="auto" w:val="clear"/>
+        </w:rPr>
       </w:r>
     </w:p>
     <w:p>
@@ -21931,8 +25275,8 @@
         <w:gridCol w:w="2383"/>
         <w:gridCol w:w="1134"/>
         <w:gridCol w:w="1148"/>
-        <w:gridCol w:w="2043"/>
-        <w:gridCol w:w="1157"/>
+        <w:gridCol w:w="2046"/>
+        <w:gridCol w:w="1154"/>
       </w:tblGrid>
       <w:tr>
         <w:trPr/>
@@ -22054,7 +25398,7 @@
         </w:tc>
         <w:tc>
           <w:tcPr>
-            <w:tcW w:w="2043" w:type="dxa"/>
+            <w:tcW w:w="2046" w:type="dxa"/>
             <w:tcBorders/>
           </w:tcPr>
           <w:p>
@@ -22083,7 +25427,7 @@
         </w:tc>
         <w:tc>
           <w:tcPr>
-            <w:tcW w:w="1157" w:type="dxa"/>
+            <w:tcW w:w="1154" w:type="dxa"/>
             <w:tcBorders/>
           </w:tcPr>
           <w:p>
@@ -22215,7 +25559,7 @@
         </w:tc>
         <w:tc>
           <w:tcPr>
-            <w:tcW w:w="2043" w:type="dxa"/>
+            <w:tcW w:w="2046" w:type="dxa"/>
             <w:tcBorders/>
           </w:tcPr>
           <w:p>
@@ -22238,7 +25582,7 @@
         </w:tc>
         <w:tc>
           <w:tcPr>
-            <w:tcW w:w="1157" w:type="dxa"/>
+            <w:tcW w:w="1154" w:type="dxa"/>
             <w:tcBorders/>
           </w:tcPr>
           <w:p>
@@ -22461,7 +25805,7 @@
         <mc:AlternateContent>
           <mc:Choice Requires="wps">
             <w:drawing>
-              <wp:anchor behindDoc="0" distT="0" distB="635" distL="0" distR="0" simplePos="0" locked="0" layoutInCell="0" allowOverlap="1" relativeHeight="90">
+              <wp:anchor behindDoc="0" distT="0" distB="635" distL="0" distR="0" simplePos="0" locked="0" layoutInCell="0" allowOverlap="1" relativeHeight="87">
                 <wp:simplePos x="0" y="0"/>
                 <wp:positionH relativeFrom="column">
                   <wp:align>center</wp:align>
@@ -22720,10 +26064,94 @@
         <w:rPr>
           <w:shd w:fill="auto" w:val="clear"/>
         </w:rPr>
+      </w:r>
+    </w:p>
+    <w:p>
+      <w:pPr>
+        <w:pStyle w:val="Normal"/>
+        <w:rPr>
+          <w:highlight w:val="none"/>
+          <w:shd w:fill="auto" w:val="clear"/>
+        </w:rPr>
+      </w:pPr>
+      <w:r>
+        <w:rPr>
+          <w:shd w:fill="auto" w:val="clear"/>
+        </w:rPr>
+      </w:r>
+    </w:p>
+    <w:p>
+      <w:pPr>
+        <w:pStyle w:val="Normal"/>
+        <w:rPr>
+          <w:highlight w:val="none"/>
+          <w:shd w:fill="auto" w:val="clear"/>
+        </w:rPr>
+      </w:pPr>
+      <w:r>
+        <w:rPr>
+          <w:shd w:fill="auto" w:val="clear"/>
+        </w:rPr>
+      </w:r>
+    </w:p>
+    <w:p>
+      <w:pPr>
+        <w:pStyle w:val="Normal"/>
+        <w:rPr>
+          <w:highlight w:val="none"/>
+          <w:shd w:fill="auto" w:val="clear"/>
+        </w:rPr>
+      </w:pPr>
+      <w:r>
+        <w:rPr>
+          <w:shd w:fill="auto" w:val="clear"/>
+        </w:rPr>
+      </w:r>
+    </w:p>
+    <w:p>
+      <w:pPr>
+        <w:pStyle w:val="Normal"/>
+        <w:rPr>
+          <w:highlight w:val="none"/>
+          <w:shd w:fill="auto" w:val="clear"/>
+        </w:rPr>
+      </w:pPr>
+      <w:r>
+        <w:rPr>
+          <w:shd w:fill="auto" w:val="clear"/>
+        </w:rPr>
+      </w:r>
+    </w:p>
+    <w:p>
+      <w:pPr>
+        <w:pStyle w:val="Normal"/>
+        <w:rPr>
+          <w:highlight w:val="none"/>
+          <w:shd w:fill="auto" w:val="clear"/>
+        </w:rPr>
+      </w:pPr>
+      <w:r>
+        <w:rPr>
+          <w:shd w:fill="auto" w:val="clear"/>
+        </w:rPr>
+      </w:r>
+    </w:p>
+    <w:p>
+      <w:pPr>
+        <w:pStyle w:val="Normal"/>
+        <w:rPr>
+          <w:highlight w:val="none"/>
+          <w:shd w:fill="auto" w:val="clear"/>
+        </w:rPr>
+      </w:pPr>
+      <w:r>
+        <w:rPr>
+          <w:shd w:fill="auto" w:val="clear"/>
+        </w:rPr>
         <mc:AlternateContent>
           <mc:Choice Requires="wps">
             <w:drawing>
-              <wp:anchor behindDoc="0" distT="0" distB="0" distL="0" distR="0" simplePos="0" locked="0" layoutInCell="0" allowOverlap="1" relativeHeight="92">
+              <wp:anchor behindDoc="0" distT="0" distB="0" distL="0" distR="0" simplePos="0" locked="0" layoutInCell="0" allowOverlap="1" relativeHeight="107">
                 <wp:simplePos x="0" y="0"/>
                 <wp:positionH relativeFrom="column">
                   <wp:posOffset>901065</wp:posOffset>
@@ -22988,8 +26416,8 @@
         <w:spacing w:before="0" w:after="0"/>
         <w:rPr/>
       </w:pPr>
-      <w:bookmarkStart w:id="47" w:name="__RefHeading___Toc5540_4069147212"/>
-      <w:bookmarkEnd w:id="47"/>
+      <w:bookmarkStart w:id="48" w:name="__RefHeading___Toc5540_4069147212"/>
+      <w:bookmarkEnd w:id="48"/>
       <w:r>
         <w:rPr/>
         <w:t>4.13 Resultats de l’experiment amb reward relativa</w:t>
@@ -23007,7 +26435,7 @@
         <w:rPr>
           <w:shd w:fill="auto" w:val="clear"/>
         </w:rPr>
-        <w:t>Aquest experiment representa el resultat més sòlid del treball i el primer cas en què l’agent aconsegueix combinar una política interpretable amb un rendiment financer positiu. La introducció d’una reward relativa modifica el comportament observat en experiments previs i força l’agent a comparar el rendiment dels diferents actius en cada instant temporal.</w:t>
+        <w:t>Aquest experiment representa el resultat més prometedor dins de les proves realitzades del treball i el primer cas en què l’agent aconsegueix combinar una política interpretable amb un rendiment financer positiu. La introducció d’una reward relativa modifica el comportament observat en experiments previs i força l’agent a comparar el rendiment dels diferents actius en cada instant temporal.</w:t>
       </w:r>
     </w:p>
     <w:p>
@@ -23096,20 +26524,6 @@
         <w:rPr>
           <w:shd w:fill="auto" w:val="clear"/>
         </w:rPr>
-      </w:r>
-    </w:p>
-    <w:p>
-      <w:pPr>
-        <w:pStyle w:val="Normal"/>
-        <w:rPr>
-          <w:highlight w:val="none"/>
-          <w:shd w:fill="auto" w:val="clear"/>
-        </w:rPr>
-      </w:pPr>
-      <w:r>
-        <w:rPr>
-          <w:shd w:fill="auto" w:val="clear"/>
-        </w:rPr>
         <w:t>N Switches ≈ 106</w:t>
       </w:r>
     </w:p>
@@ -23140,20 +26554,6 @@
           <w:shd w:fill="auto" w:val="clear"/>
         </w:rPr>
         <w:t>Aquest comportament indica que l’agent és capaç de discriminar entre actius i evitar aquells amb pitjor rendiment durant el període de test. El model elimina completament BTC i concentra les decisions principalment en GLD, amb incursions puntuals en USO quan aquest mostra un comportament favorable.</w:t>
-      </w:r>
-    </w:p>
-    <w:p>
-      <w:pPr>
-        <w:pStyle w:val="Normal"/>
-        <w:rPr>
-          <w:highlight w:val="none"/>
-          <w:shd w:fill="auto" w:val="clear"/>
-        </w:rPr>
-      </w:pPr>
-      <w:r>
-        <w:rPr>
-          <w:shd w:fill="auto" w:val="clear"/>
-        </w:rPr>
       </w:r>
     </w:p>
     <w:tbl>
@@ -23170,18 +26570,18 @@
         </w:tblCellMar>
       </w:tblPr>
       <w:tblGrid>
-        <w:gridCol w:w="1411"/>
-        <w:gridCol w:w="2383"/>
+        <w:gridCol w:w="1475"/>
+        <w:gridCol w:w="2319"/>
         <w:gridCol w:w="1134"/>
         <w:gridCol w:w="1148"/>
-        <w:gridCol w:w="2043"/>
-        <w:gridCol w:w="1157"/>
+        <w:gridCol w:w="2046"/>
+        <w:gridCol w:w="1154"/>
       </w:tblGrid>
       <w:tr>
         <w:trPr/>
         <w:tc>
           <w:tcPr>
-            <w:tcW w:w="1411" w:type="dxa"/>
+            <w:tcW w:w="1475" w:type="dxa"/>
             <w:tcBorders/>
           </w:tcPr>
           <w:p>
@@ -23210,7 +26610,7 @@
         </w:tc>
         <w:tc>
           <w:tcPr>
-            <w:tcW w:w="2383" w:type="dxa"/>
+            <w:tcW w:w="2319" w:type="dxa"/>
             <w:tcBorders/>
           </w:tcPr>
           <w:p>
@@ -23297,7 +26697,7 @@
         </w:tc>
         <w:tc>
           <w:tcPr>
-            <w:tcW w:w="2043" w:type="dxa"/>
+            <w:tcW w:w="2046" w:type="dxa"/>
             <w:tcBorders/>
           </w:tcPr>
           <w:p>
@@ -23326,7 +26726,7 @@
         </w:tc>
         <w:tc>
           <w:tcPr>
-            <w:tcW w:w="1157" w:type="dxa"/>
+            <w:tcW w:w="1154" w:type="dxa"/>
             <w:tcBorders/>
           </w:tcPr>
           <w:p>
@@ -23358,7 +26758,7 @@
         <w:trPr/>
         <w:tc>
           <w:tcPr>
-            <w:tcW w:w="1411" w:type="dxa"/>
+            <w:tcW w:w="1475" w:type="dxa"/>
             <w:tcBorders/>
           </w:tcPr>
           <w:p>
@@ -23375,13 +26775,13 @@
             </w:pPr>
             <w:r>
               <w:rPr/>
-              <w:t>MultiAsset Relative Reward</w:t>
-            </w:r>
-          </w:p>
-        </w:tc>
-        <w:tc>
-          <w:tcPr>
-            <w:tcW w:w="2383" w:type="dxa"/>
+              <w:t>Reward acumulada de l’entorn</w:t>
+            </w:r>
+          </w:p>
+        </w:tc>
+        <w:tc>
+          <w:tcPr>
+            <w:tcW w:w="2319" w:type="dxa"/>
             <w:tcBorders/>
           </w:tcPr>
           <w:p>
@@ -23402,7 +26802,7 @@
               <w:rPr>
                 <w:shd w:fill="auto" w:val="clear"/>
               </w:rPr>
-              <w:t>-0.3421</w:t>
+              <w:t>-0.3136</w:t>
             </w:r>
           </w:p>
         </w:tc>
@@ -23425,7 +26825,7 @@
             </w:pPr>
             <w:r>
               <w:rPr/>
-              <w:t>-3.0254</w:t>
+              <w:t>-2.4440</w:t>
             </w:r>
           </w:p>
         </w:tc>
@@ -23452,13 +26852,13 @@
               <w:rPr>
                 <w:shd w:fill="auto" w:val="clear"/>
               </w:rPr>
-              <w:t>-4.1982</w:t>
-            </w:r>
-          </w:p>
-        </w:tc>
-        <w:tc>
-          <w:tcPr>
-            <w:tcW w:w="2043" w:type="dxa"/>
+              <w:t>-3.7714</w:t>
+            </w:r>
+          </w:p>
+        </w:tc>
+        <w:tc>
+          <w:tcPr>
+            <w:tcW w:w="2046" w:type="dxa"/>
             <w:tcBorders/>
           </w:tcPr>
           <w:p>
@@ -23475,13 +26875,13 @@
             </w:pPr>
             <w:r>
               <w:rPr/>
-              <w:t>-0.3618</w:t>
-            </w:r>
-          </w:p>
-        </w:tc>
-        <w:tc>
-          <w:tcPr>
-            <w:tcW w:w="1157" w:type="dxa"/>
+              <w:t>-0.3775</w:t>
+            </w:r>
+          </w:p>
+        </w:tc>
+        <w:tc>
+          <w:tcPr>
+            <w:tcW w:w="1154" w:type="dxa"/>
             <w:tcBorders/>
           </w:tcPr>
           <w:p>
@@ -23498,7 +26898,7 @@
             </w:pPr>
             <w:r>
               <w:rPr/>
-              <w:t>112</w:t>
+              <w:t>106</w:t>
             </w:r>
           </w:p>
         </w:tc>
@@ -23507,7 +26907,7 @@
         <w:trPr/>
         <w:tc>
           <w:tcPr>
-            <w:tcW w:w="1411" w:type="dxa"/>
+            <w:tcW w:w="1475" w:type="dxa"/>
             <w:tcBorders/>
           </w:tcPr>
           <w:p>
@@ -23520,17 +26920,23 @@
               <w:spacing w:lineRule="auto" w:line="276" w:before="0" w:after="0"/>
               <w:ind w:hanging="0" w:left="113" w:right="113"/>
               <w:jc w:val="left"/>
-              <w:rPr/>
-            </w:pPr>
-            <w:r>
-              <w:rPr/>
-              <w:t>MultiAsset Real Return</w:t>
-            </w:r>
-          </w:p>
-        </w:tc>
-        <w:tc>
-          <w:tcPr>
-            <w:tcW w:w="2383" w:type="dxa"/>
+              <w:rPr>
+                <w:sz w:val="20"/>
+                <w:szCs w:val="20"/>
+              </w:rPr>
+            </w:pPr>
+            <w:r>
+              <w:rPr>
+                <w:sz w:val="20"/>
+                <w:szCs w:val="20"/>
+              </w:rPr>
+              <w:t>Rendiment financer real (out-of-sample)</w:t>
+            </w:r>
+          </w:p>
+        </w:tc>
+        <w:tc>
+          <w:tcPr>
+            <w:tcW w:w="2319" w:type="dxa"/>
             <w:tcBorders/>
           </w:tcPr>
           <w:p>
@@ -23549,7 +26955,13 @@
             </w:pPr>
             <w:r>
               <w:rPr/>
-              <w:t>0.1651</w:t>
+              <w:t>0.1</w:t>
+            </w:r>
+            <w:r>
+              <w:rPr>
+                <w:shd w:fill="auto" w:val="clear"/>
+              </w:rPr>
+              <w:t>971</w:t>
             </w:r>
           </w:p>
         </w:tc>
@@ -23576,7 +26988,7 @@
               <w:rPr>
                 <w:shd w:fill="auto" w:val="clear"/>
               </w:rPr>
-              <w:t>1.2316</w:t>
+              <w:t>1.2481</w:t>
             </w:r>
           </w:p>
         </w:tc>
@@ -23601,13 +27013,19 @@
             </w:pPr>
             <w:r>
               <w:rPr/>
-              <w:t>1.5971</w:t>
-            </w:r>
-          </w:p>
-        </w:tc>
-        <w:tc>
-          <w:tcPr>
-            <w:tcW w:w="2043" w:type="dxa"/>
+              <w:t>1.</w:t>
+            </w:r>
+            <w:r>
+              <w:rPr>
+                <w:shd w:fill="auto" w:val="clear"/>
+              </w:rPr>
+              <w:t>6730</w:t>
+            </w:r>
+          </w:p>
+        </w:tc>
+        <w:tc>
+          <w:tcPr>
+            <w:tcW w:w="2046" w:type="dxa"/>
             <w:tcBorders/>
           </w:tcPr>
           <w:p>
@@ -23628,13 +27046,13 @@
               <w:rPr>
                 <w:shd w:fill="auto" w:val="clear"/>
               </w:rPr>
-              <w:t>-0.1817</w:t>
-            </w:r>
-          </w:p>
-        </w:tc>
-        <w:tc>
-          <w:tcPr>
-            <w:tcW w:w="1157" w:type="dxa"/>
+              <w:t>-0.2446</w:t>
+            </w:r>
+          </w:p>
+        </w:tc>
+        <w:tc>
+          <w:tcPr>
+            <w:tcW w:w="1154" w:type="dxa"/>
             <w:tcBorders/>
           </w:tcPr>
           <w:p>
@@ -23655,12 +27073,30 @@
               <w:rPr>
                 <w:shd w:fill="auto" w:val="clear"/>
               </w:rPr>
-              <w:t>112</w:t>
+              <w:t>106</w:t>
             </w:r>
           </w:p>
         </w:tc>
       </w:tr>
     </w:tbl>
+    <w:p>
+      <w:pPr>
+        <w:pStyle w:val="Normal"/>
+        <w:rPr>
+          <w:b w:val="false"/>
+          <w:bCs w:val="false"/>
+          <w:shd w:fill="auto" w:val="clear"/>
+        </w:rPr>
+      </w:pPr>
+      <w:r>
+        <w:rPr>
+          <w:b w:val="false"/>
+          <w:bCs w:val="false"/>
+          <w:shd w:fill="auto" w:val="clear"/>
+        </w:rPr>
+        <w:t>La reward acumulada utilitzada durant l’entrenament no equival directament al retorn financer real obtingut en backtesting, ja que incorpora penalitzacions associades a switching cost, inactivitat i altres components de regularització. Per aquest motiu, una reward acumulada negativa no implica necessàriament un rendiment financer negatiu durant l’avaluació out-of-sample.</w:t>
+      </w:r>
+    </w:p>
     <w:p>
       <w:pPr>
         <w:pStyle w:val="Normal"/>
@@ -23774,36 +27210,21 @@
         <w:rPr>
           <w:shd w:fill="auto" w:val="clear"/>
         </w:rPr>
-        <w:t>El model obté, per primera vegada, un rendiment positiu després de corregir els problemes de lookahead bias. Supera clarament els benchmarks de BTC i GLD, encara que continua per sota del fort comportament alcista de USO.</w:t>
-      </w:r>
-    </w:p>
-    <w:p>
-      <w:pPr>
-        <w:pStyle w:val="Normal"/>
-        <w:rPr>
-          <w:highlight w:val="none"/>
-          <w:shd w:fill="auto" w:val="clear"/>
-        </w:rPr>
-      </w:pPr>
-      <w:r>
-        <w:rPr>
-          <w:shd w:fill="auto" w:val="clear"/>
-        </w:rPr>
-      </w:r>
-    </w:p>
-    <w:p>
-      <w:pPr>
-        <w:pStyle w:val="Normal"/>
-        <w:rPr>
-          <w:highlight w:val="none"/>
-          <w:shd w:fill="auto" w:val="clear"/>
-        </w:rPr>
-      </w:pPr>
-      <w:r>
-        <w:rPr>
-          <w:shd w:fill="auto" w:val="clear"/>
-        </w:rPr>
-        <w:t>L’anàlisi de les corbes d’equity confirma aquesta millora. La trajectòria presenta un creixement progressiu i una estabilitat superior a la dels experiments previs. La política desenvolupada és més coherent temporalment i evita fluctuacions molt agressives.</w:t>
+        <w:t>El model obté, per primera vegada, un rendiment positiu després de corregir els problemes de lookahead bias. Supera clarament els benchmarks de BTC i GLD, encara que continua per sota del fort comportament alcista de USO. L’anàlisi de les corbes d’equity confirma aquesta millora. La trajectòria presenta un creixement progressiu i una estabilitat superior a la dels experiments previs. La política desenvolupada és més coherent temporalment i evita fluctuacions molt agressives.</w:t>
+      </w:r>
+    </w:p>
+    <w:p>
+      <w:pPr>
+        <w:pStyle w:val="Normal"/>
+        <w:rPr>
+          <w:highlight w:val="none"/>
+          <w:shd w:fill="auto" w:val="clear"/>
+        </w:rPr>
+      </w:pPr>
+      <w:r>
+        <w:rPr>
+          <w:shd w:fill="auto" w:val="clear"/>
+        </w:rPr>
       </w:r>
     </w:p>
     <w:p>
@@ -23818,15 +27239,15 @@
         <mc:AlternateContent>
           <mc:Choice Requires="wps">
             <w:drawing>
-              <wp:anchor behindDoc="0" distT="0" distB="0" distL="0" distR="0" simplePos="0" locked="0" layoutInCell="0" allowOverlap="1" relativeHeight="94">
+              <wp:anchor behindDoc="0" distT="0" distB="0" distL="0" distR="0" simplePos="0" locked="0" layoutInCell="0" allowOverlap="1" relativeHeight="89">
                 <wp:simplePos x="0" y="0"/>
                 <wp:positionH relativeFrom="column">
-                  <wp:align>center</wp:align>
+                  <wp:posOffset>883285</wp:posOffset>
                 </wp:positionH>
                 <wp:positionV relativeFrom="paragraph">
                   <wp:posOffset>635</wp:posOffset>
                 </wp:positionV>
-                <wp:extent cx="5670550" cy="2352675"/>
+                <wp:extent cx="5552440" cy="2153285"/>
                 <wp:effectExtent l="0" t="0" r="0" b="0"/>
                 <wp:wrapSquare wrapText="largest"/>
                 <wp:docPr id="26" name="Marco19"/>
@@ -23837,7 +27258,7 @@
                       <wps:spPr>
                         <a:xfrm>
                           <a:off x="0" y="0"/>
-                          <a:ext cx="5670720" cy="2352600"/>
+                          <a:ext cx="5552280" cy="2153160"/>
                         </a:xfrm>
                         <a:prstGeom prst="rect">
                           <a:avLst/>
@@ -23867,7 +27288,7 @@
                               <w:rPr/>
                               <w:drawing>
                                 <wp:inline distT="0" distB="0" distL="0" distR="0">
-                                  <wp:extent cx="4384675" cy="1997075"/>
+                                  <wp:extent cx="3959225" cy="1803400"/>
                                   <wp:effectExtent l="0" t="0" r="0" b="0"/>
                                   <wp:docPr id="28" name="Imagen23" descr=""/>
                                   <wp:cNvGraphicFramePr>
@@ -23891,7 +27312,7 @@
                                         <pic:spPr bwMode="auto">
                                           <a:xfrm>
                                             <a:off x="0" y="0"/>
-                                            <a:ext cx="4384675" cy="1997075"/>
+                                            <a:ext cx="3959225" cy="1803400"/>
                                           </a:xfrm>
                                           <a:prstGeom prst="rect">
                                             <a:avLst/>
@@ -23946,7 +27367,7 @@
           </mc:Choice>
           <mc:Fallback>
             <w:pict>
-              <v:rect id="shape_0" ID="Marco19" path="m0,0l-2147483645,0l-2147483645,-2147483646l0,-2147483646xe" fillcolor="white" stroked="f" o:allowincell="f" style="position:absolute;margin-left:60.25pt;margin-top:0.05pt;width:446.45pt;height:185.2pt;mso-wrap-style:square;v-text-anchor:top;mso-position-horizontal:center">
+              <v:rect id="shape_0" ID="Marco19" path="m0,0l-2147483645,0l-2147483645,-2147483646l0,-2147483646xe" fillcolor="white" stroked="f" o:allowincell="f" style="position:absolute;margin-left:69.55pt;margin-top:0.05pt;width:437.15pt;height:169.5pt;mso-wrap-style:square;v-text-anchor:top">
                 <v:fill o:detectmouseclick="t" type="solid" color2="black"/>
                 <v:stroke color="#3465a4" joinstyle="round" endcap="flat"/>
                 <v:textbox>
@@ -23961,7 +27382,7 @@
                         <w:rPr/>
                         <w:drawing>
                           <wp:inline distT="0" distB="0" distL="0" distR="0">
-                            <wp:extent cx="4384675" cy="1997075"/>
+                            <wp:extent cx="3959225" cy="1803400"/>
                             <wp:effectExtent l="0" t="0" r="0" b="0"/>
                             <wp:docPr id="29" name="Imagen23" descr=""/>
                             <wp:cNvGraphicFramePr>
@@ -23985,7 +27406,7 @@
                                   <pic:spPr bwMode="auto">
                                     <a:xfrm>
                                       <a:off x="0" y="0"/>
-                                      <a:ext cx="4384675" cy="1997075"/>
+                                      <a:ext cx="3959225" cy="1803400"/>
                                     </a:xfrm>
                                     <a:prstGeom prst="rect">
                                       <a:avLst/>
@@ -24054,18 +27475,186 @@
         <w:rPr>
           <w:shd w:fill="auto" w:val="clear"/>
         </w:rPr>
+      </w:r>
+    </w:p>
+    <w:p>
+      <w:pPr>
+        <w:pStyle w:val="Normal"/>
+        <w:rPr>
+          <w:highlight w:val="none"/>
+          <w:shd w:fill="auto" w:val="clear"/>
+        </w:rPr>
+      </w:pPr>
+      <w:r>
+        <w:rPr>
+          <w:shd w:fill="auto" w:val="clear"/>
+        </w:rPr>
+      </w:r>
+    </w:p>
+    <w:p>
+      <w:pPr>
+        <w:pStyle w:val="Normal"/>
+        <w:rPr>
+          <w:highlight w:val="none"/>
+          <w:shd w:fill="auto" w:val="clear"/>
+        </w:rPr>
+      </w:pPr>
+      <w:r>
+        <w:rPr>
+          <w:shd w:fill="auto" w:val="clear"/>
+        </w:rPr>
+      </w:r>
+    </w:p>
+    <w:p>
+      <w:pPr>
+        <w:pStyle w:val="Normal"/>
+        <w:rPr>
+          <w:highlight w:val="none"/>
+          <w:shd w:fill="auto" w:val="clear"/>
+        </w:rPr>
+      </w:pPr>
+      <w:r>
+        <w:rPr>
+          <w:shd w:fill="auto" w:val="clear"/>
+        </w:rPr>
+      </w:r>
+    </w:p>
+    <w:p>
+      <w:pPr>
+        <w:pStyle w:val="Normal"/>
+        <w:rPr>
+          <w:highlight w:val="none"/>
+          <w:shd w:fill="auto" w:val="clear"/>
+        </w:rPr>
+      </w:pPr>
+      <w:r>
+        <w:rPr>
+          <w:shd w:fill="auto" w:val="clear"/>
+        </w:rPr>
+      </w:r>
+    </w:p>
+    <w:p>
+      <w:pPr>
+        <w:pStyle w:val="Normal"/>
+        <w:rPr>
+          <w:highlight w:val="none"/>
+          <w:shd w:fill="auto" w:val="clear"/>
+        </w:rPr>
+      </w:pPr>
+      <w:r>
+        <w:rPr>
+          <w:shd w:fill="auto" w:val="clear"/>
+        </w:rPr>
+      </w:r>
+    </w:p>
+    <w:p>
+      <w:pPr>
+        <w:pStyle w:val="Normal"/>
+        <w:rPr>
+          <w:highlight w:val="none"/>
+          <w:shd w:fill="auto" w:val="clear"/>
+        </w:rPr>
+      </w:pPr>
+      <w:r>
+        <w:rPr>
+          <w:shd w:fill="auto" w:val="clear"/>
+        </w:rPr>
+      </w:r>
+    </w:p>
+    <w:p>
+      <w:pPr>
+        <w:pStyle w:val="Normal"/>
+        <w:rPr>
+          <w:highlight w:val="none"/>
+          <w:shd w:fill="auto" w:val="clear"/>
+        </w:rPr>
+      </w:pPr>
+      <w:r>
+        <w:rPr>
+          <w:shd w:fill="auto" w:val="clear"/>
+        </w:rPr>
+      </w:r>
+    </w:p>
+    <w:p>
+      <w:pPr>
+        <w:pStyle w:val="Normal"/>
+        <w:rPr>
+          <w:highlight w:val="none"/>
+          <w:shd w:fill="auto" w:val="clear"/>
+        </w:rPr>
+      </w:pPr>
+      <w:r>
+        <w:rPr>
+          <w:shd w:fill="auto" w:val="clear"/>
+        </w:rPr>
+      </w:r>
+    </w:p>
+    <w:p>
+      <w:pPr>
+        <w:pStyle w:val="Normal"/>
+        <w:rPr>
+          <w:highlight w:val="none"/>
+          <w:shd w:fill="auto" w:val="clear"/>
+        </w:rPr>
+      </w:pPr>
+      <w:r>
+        <w:rPr>
+          <w:shd w:fill="auto" w:val="clear"/>
+        </w:rPr>
+      </w:r>
+    </w:p>
+    <w:p>
+      <w:pPr>
+        <w:pStyle w:val="Normal"/>
+        <w:rPr>
+          <w:highlight w:val="none"/>
+          <w:shd w:fill="auto" w:val="clear"/>
+        </w:rPr>
+      </w:pPr>
+      <w:r>
+        <w:rPr>
+          <w:shd w:fill="auto" w:val="clear"/>
+        </w:rPr>
+      </w:r>
+    </w:p>
+    <w:p>
+      <w:pPr>
+        <w:pStyle w:val="Normal"/>
+        <w:rPr>
+          <w:highlight w:val="none"/>
+          <w:shd w:fill="auto" w:val="clear"/>
+        </w:rPr>
+      </w:pPr>
+      <w:r>
+        <w:rPr>
+          <w:shd w:fill="auto" w:val="clear"/>
+        </w:rPr>
+      </w:r>
+    </w:p>
+    <w:p>
+      <w:pPr>
+        <w:pStyle w:val="Normal"/>
+        <w:rPr>
+          <w:highlight w:val="none"/>
+          <w:shd w:fill="auto" w:val="clear"/>
+        </w:rPr>
+      </w:pPr>
+      <w:r>
+        <w:rPr>
+          <w:shd w:fill="auto" w:val="clear"/>
+        </w:rPr>
         <mc:AlternateContent>
           <mc:Choice Requires="wps">
             <w:drawing>
-              <wp:anchor behindDoc="0" distT="0" distB="635" distL="0" distR="0" simplePos="0" locked="0" layoutInCell="0" allowOverlap="1" relativeHeight="96">
+              <wp:anchor behindDoc="0" distT="0" distB="0" distL="0" distR="0" simplePos="0" locked="0" layoutInCell="0" allowOverlap="1" relativeHeight="91">
                 <wp:simplePos x="0" y="0"/>
                 <wp:positionH relativeFrom="column">
-                  <wp:align>center</wp:align>
+                  <wp:posOffset>995680</wp:posOffset>
                 </wp:positionH>
                 <wp:positionV relativeFrom="paragraph">
-                  <wp:posOffset>76835</wp:posOffset>
+                  <wp:posOffset>263525</wp:posOffset>
                 </wp:positionV>
-                <wp:extent cx="5670550" cy="2485390"/>
+                <wp:extent cx="5440045" cy="2112645"/>
                 <wp:effectExtent l="0" t="0" r="0" b="0"/>
                 <wp:wrapSquare wrapText="largest"/>
                 <wp:docPr id="27" name="Marco20"/>
@@ -24076,7 +27665,7 @@
                       <wps:spPr>
                         <a:xfrm>
                           <a:off x="0" y="0"/>
-                          <a:ext cx="5670720" cy="2485440"/>
+                          <a:ext cx="5439960" cy="2112480"/>
                         </a:xfrm>
                         <a:prstGeom prst="rect">
                           <a:avLst/>
@@ -24106,7 +27695,7 @@
                               <w:rPr/>
                               <w:drawing>
                                 <wp:inline distT="0" distB="0" distL="0" distR="0">
-                                  <wp:extent cx="4385310" cy="2016125"/>
+                                  <wp:extent cx="3990975" cy="1597660"/>
                                   <wp:effectExtent l="0" t="0" r="0" b="0"/>
                                   <wp:docPr id="29" name="Imagen24" descr=""/>
                                   <wp:cNvGraphicFramePr>
@@ -24130,7 +27719,7 @@
                                         <pic:spPr bwMode="auto">
                                           <a:xfrm>
                                             <a:off x="0" y="0"/>
-                                            <a:ext cx="4385310" cy="2016125"/>
+                                            <a:ext cx="3990975" cy="1597660"/>
                                           </a:xfrm>
                                           <a:prstGeom prst="rect">
                                             <a:avLst/>
@@ -24185,7 +27774,7 @@
           </mc:Choice>
           <mc:Fallback>
             <w:pict>
-              <v:rect id="shape_0" ID="Marco20" path="m0,0l-2147483645,0l-2147483645,-2147483646l0,-2147483646xe" fillcolor="white" stroked="f" o:allowincell="f" style="position:absolute;margin-left:60.25pt;margin-top:6.05pt;width:446.45pt;height:195.65pt;mso-wrap-style:square;v-text-anchor:top;mso-position-horizontal:center">
+              <v:rect id="shape_0" ID="Marco20" path="m0,0l-2147483645,0l-2147483645,-2147483646l0,-2147483646xe" fillcolor="white" stroked="f" o:allowincell="f" style="position:absolute;margin-left:78.4pt;margin-top:20.75pt;width:428.3pt;height:166.3pt;mso-wrap-style:square;v-text-anchor:top">
                 <v:fill o:detectmouseclick="t" type="solid" color2="black"/>
                 <v:stroke color="#3465a4" joinstyle="round" endcap="flat"/>
                 <v:textbox>
@@ -24200,7 +27789,7 @@
                         <w:rPr/>
                         <w:drawing>
                           <wp:inline distT="0" distB="0" distL="0" distR="0">
-                            <wp:extent cx="4385310" cy="2016125"/>
+                            <wp:extent cx="3990975" cy="1597660"/>
                             <wp:effectExtent l="0" t="0" r="0" b="0"/>
                             <wp:docPr id="30" name="Imagen24" descr=""/>
                             <wp:cNvGraphicFramePr>
@@ -24224,7 +27813,7 @@
                                   <pic:spPr bwMode="auto">
                                     <a:xfrm>
                                       <a:off x="0" y="0"/>
-                                      <a:ext cx="4385310" cy="2016125"/>
+                                      <a:ext cx="3990975" cy="1597660"/>
                                     </a:xfrm>
                                     <a:prstGeom prst="rect">
                                       <a:avLst/>
@@ -24281,8 +27870,8 @@
         <w:spacing w:before="0" w:after="0"/>
         <w:rPr/>
       </w:pPr>
-      <w:bookmarkStart w:id="48" w:name="__RefHeading___Toc5556_4069147212"/>
-      <w:bookmarkEnd w:id="48"/>
+      <w:bookmarkStart w:id="49" w:name="__RefHeading___Toc5556_4069147212"/>
+      <w:bookmarkEnd w:id="49"/>
       <w:r>
         <w:rPr/>
         <w:t>4.14 Resultats de l’experiment amb entrenament prolongat</w:t>
@@ -24882,10 +28471,38 @@
         <w:rPr>
           <w:shd w:fill="auto" w:val="clear"/>
         </w:rPr>
+      </w:r>
+    </w:p>
+    <w:p>
+      <w:pPr>
+        <w:pStyle w:val="Normal"/>
+        <w:rPr>
+          <w:highlight w:val="none"/>
+          <w:shd w:fill="auto" w:val="clear"/>
+        </w:rPr>
+      </w:pPr>
+      <w:r>
+        <w:rPr>
+          <w:shd w:fill="auto" w:val="clear"/>
+        </w:rPr>
+      </w:r>
+    </w:p>
+    <w:p>
+      <w:pPr>
+        <w:pStyle w:val="Normal"/>
+        <w:rPr>
+          <w:highlight w:val="none"/>
+          <w:shd w:fill="auto" w:val="clear"/>
+        </w:rPr>
+      </w:pPr>
+      <w:r>
+        <w:rPr>
+          <w:shd w:fill="auto" w:val="clear"/>
+        </w:rPr>
         <mc:AlternateContent>
           <mc:Choice Requires="wps">
             <w:drawing>
-              <wp:anchor behindDoc="0" distT="0" distB="635" distL="0" distR="0" simplePos="0" locked="0" layoutInCell="0" allowOverlap="1" relativeHeight="98">
+              <wp:anchor behindDoc="0" distT="0" distB="635" distL="0" distR="0" simplePos="0" locked="0" layoutInCell="0" allowOverlap="1" relativeHeight="93">
                 <wp:simplePos x="0" y="0"/>
                 <wp:positionH relativeFrom="column">
                   <wp:align>center</wp:align>
@@ -25138,13 +28755,13 @@
         <w:spacing w:before="0" w:after="0"/>
         <w:rPr/>
       </w:pPr>
-      <w:bookmarkStart w:id="49" w:name="__RefHeading___Toc5568_4069147212"/>
-      <w:bookmarkEnd w:id="49"/>
+      <w:bookmarkStart w:id="50" w:name="__RefHeading___Toc5568_4069147212"/>
+      <w:bookmarkEnd w:id="50"/>
       <w:r>
         <mc:AlternateContent>
           <mc:Choice Requires="wps">
             <w:drawing>
-              <wp:anchor behindDoc="0" distT="0" distB="635" distL="0" distR="0" simplePos="0" locked="0" layoutInCell="0" allowOverlap="1" relativeHeight="100">
+              <wp:anchor behindDoc="0" distT="0" distB="635" distL="0" distR="0" simplePos="0" locked="0" layoutInCell="0" allowOverlap="1" relativeHeight="95">
                 <wp:simplePos x="0" y="0"/>
                 <wp:positionH relativeFrom="column">
                   <wp:align>center</wp:align>
@@ -25422,20 +29039,6 @@
         <w:rPr>
           <w:shd w:fill="auto" w:val="clear"/>
         </w:rPr>
-      </w:r>
-    </w:p>
-    <w:p>
-      <w:pPr>
-        <w:pStyle w:val="Normal"/>
-        <w:rPr>
-          <w:highlight w:val="none"/>
-          <w:shd w:fill="auto" w:val="clear"/>
-        </w:rPr>
-      </w:pPr>
-      <w:r>
-        <w:rPr>
-          <w:shd w:fill="auto" w:val="clear"/>
-        </w:rPr>
         <w:t>GLD → 112</w:t>
       </w:r>
     </w:p>
@@ -26146,7 +29749,7 @@
         <mc:AlternateContent>
           <mc:Choice Requires="wps">
             <w:drawing>
-              <wp:anchor behindDoc="0" distT="0" distB="0" distL="0" distR="0" simplePos="0" locked="0" layoutInCell="0" allowOverlap="1" relativeHeight="102">
+              <wp:anchor behindDoc="0" distT="0" distB="0" distL="0" distR="0" simplePos="0" locked="0" layoutInCell="0" allowOverlap="1" relativeHeight="97">
                 <wp:simplePos x="0" y="0"/>
                 <wp:positionH relativeFrom="column">
                   <wp:align>center</wp:align>
@@ -26385,7 +29988,7 @@
         <mc:AlternateContent>
           <mc:Choice Requires="wps">
             <w:drawing>
-              <wp:anchor behindDoc="0" distT="0" distB="0" distL="0" distR="0" simplePos="0" locked="0" layoutInCell="0" allowOverlap="1" relativeHeight="104">
+              <wp:anchor behindDoc="0" distT="0" distB="0" distL="0" distR="0" simplePos="0" locked="0" layoutInCell="0" allowOverlap="1" relativeHeight="99">
                 <wp:simplePos x="0" y="0"/>
                 <wp:positionH relativeFrom="column">
                   <wp:align>center</wp:align>
@@ -26617,10 +30220,10 @@
         <w:ind w:hanging="360" w:left="1440" w:right="993"/>
         <w:rPr/>
       </w:pPr>
-      <w:bookmarkStart w:id="50" w:name="__RefHeading___Toc5580_4069147212"/>
-      <w:bookmarkStart w:id="51" w:name="_qwt4fc79p8tq"/>
-      <w:bookmarkEnd w:id="50"/>
+      <w:bookmarkStart w:id="51" w:name="__RefHeading___Toc5580_4069147212"/>
+      <w:bookmarkStart w:id="52" w:name="_qwt4fc79p8tq"/>
       <w:bookmarkEnd w:id="51"/>
+      <w:bookmarkEnd w:id="52"/>
       <w:r>
         <w:rPr/>
         <w:t>Conclusions i treballs futurs</w:t>
@@ -26641,9 +30244,9 @@
       </w:tblPr>
       <w:tblGrid>
         <w:gridCol w:w="1563"/>
-        <w:gridCol w:w="1132"/>
-        <w:gridCol w:w="1387"/>
-        <w:gridCol w:w="2132"/>
+        <w:gridCol w:w="1129"/>
+        <w:gridCol w:w="1389"/>
+        <w:gridCol w:w="2133"/>
         <w:gridCol w:w="3114"/>
       </w:tblGrid>
       <w:tr>
@@ -26679,7 +30282,7 @@
         </w:tc>
         <w:tc>
           <w:tcPr>
-            <w:tcW w:w="1132" w:type="dxa"/>
+            <w:tcW w:w="1129" w:type="dxa"/>
             <w:tcBorders/>
           </w:tcPr>
           <w:p>
@@ -26708,7 +30311,7 @@
         </w:tc>
         <w:tc>
           <w:tcPr>
-            <w:tcW w:w="1387" w:type="dxa"/>
+            <w:tcW w:w="1389" w:type="dxa"/>
             <w:tcBorders/>
           </w:tcPr>
           <w:p>
@@ -26737,7 +30340,7 @@
         </w:tc>
         <w:tc>
           <w:tcPr>
-            <w:tcW w:w="2132" w:type="dxa"/>
+            <w:tcW w:w="2133" w:type="dxa"/>
             <w:tcBorders/>
           </w:tcPr>
           <w:p>
@@ -26821,7 +30424,7 @@
         </w:tc>
         <w:tc>
           <w:tcPr>
-            <w:tcW w:w="1132" w:type="dxa"/>
+            <w:tcW w:w="1129" w:type="dxa"/>
             <w:tcBorders/>
           </w:tcPr>
           <w:p>
@@ -26844,7 +30447,7 @@
         </w:tc>
         <w:tc>
           <w:tcPr>
-            <w:tcW w:w="1387" w:type="dxa"/>
+            <w:tcW w:w="1389" w:type="dxa"/>
             <w:tcBorders/>
           </w:tcPr>
           <w:p>
@@ -26867,7 +30470,7 @@
         </w:tc>
         <w:tc>
           <w:tcPr>
-            <w:tcW w:w="2132" w:type="dxa"/>
+            <w:tcW w:w="2133" w:type="dxa"/>
             <w:tcBorders/>
           </w:tcPr>
           <w:p>
@@ -26939,7 +30542,7 @@
         </w:tc>
         <w:tc>
           <w:tcPr>
-            <w:tcW w:w="1132" w:type="dxa"/>
+            <w:tcW w:w="1129" w:type="dxa"/>
             <w:tcBorders/>
           </w:tcPr>
           <w:p>
@@ -26962,7 +30565,7 @@
         </w:tc>
         <w:tc>
           <w:tcPr>
-            <w:tcW w:w="1387" w:type="dxa"/>
+            <w:tcW w:w="1389" w:type="dxa"/>
             <w:tcBorders/>
           </w:tcPr>
           <w:p>
@@ -26985,7 +30588,7 @@
         </w:tc>
         <w:tc>
           <w:tcPr>
-            <w:tcW w:w="2132" w:type="dxa"/>
+            <w:tcW w:w="2133" w:type="dxa"/>
             <w:tcBorders/>
           </w:tcPr>
           <w:p>
@@ -27057,7 +30660,7 @@
         </w:tc>
         <w:tc>
           <w:tcPr>
-            <w:tcW w:w="1132" w:type="dxa"/>
+            <w:tcW w:w="1129" w:type="dxa"/>
             <w:tcBorders/>
           </w:tcPr>
           <w:p>
@@ -27080,7 +30683,7 @@
         </w:tc>
         <w:tc>
           <w:tcPr>
-            <w:tcW w:w="1387" w:type="dxa"/>
+            <w:tcW w:w="1389" w:type="dxa"/>
             <w:tcBorders/>
           </w:tcPr>
           <w:p>
@@ -27103,7 +30706,7 @@
         </w:tc>
         <w:tc>
           <w:tcPr>
-            <w:tcW w:w="2132" w:type="dxa"/>
+            <w:tcW w:w="2133" w:type="dxa"/>
             <w:tcBorders/>
           </w:tcPr>
           <w:p>
@@ -27175,7 +30778,7 @@
         </w:tc>
         <w:tc>
           <w:tcPr>
-            <w:tcW w:w="1132" w:type="dxa"/>
+            <w:tcW w:w="1129" w:type="dxa"/>
             <w:tcBorders/>
           </w:tcPr>
           <w:p>
@@ -27198,7 +30801,7 @@
         </w:tc>
         <w:tc>
           <w:tcPr>
-            <w:tcW w:w="1387" w:type="dxa"/>
+            <w:tcW w:w="1389" w:type="dxa"/>
             <w:tcBorders/>
           </w:tcPr>
           <w:p>
@@ -27221,7 +30824,7 @@
         </w:tc>
         <w:tc>
           <w:tcPr>
-            <w:tcW w:w="2132" w:type="dxa"/>
+            <w:tcW w:w="2133" w:type="dxa"/>
             <w:tcBorders/>
           </w:tcPr>
           <w:p>
@@ -27293,7 +30896,7 @@
         </w:tc>
         <w:tc>
           <w:tcPr>
-            <w:tcW w:w="1132" w:type="dxa"/>
+            <w:tcW w:w="1129" w:type="dxa"/>
             <w:tcBorders/>
           </w:tcPr>
           <w:p>
@@ -27316,7 +30919,7 @@
         </w:tc>
         <w:tc>
           <w:tcPr>
-            <w:tcW w:w="1387" w:type="dxa"/>
+            <w:tcW w:w="1389" w:type="dxa"/>
             <w:tcBorders/>
           </w:tcPr>
           <w:p>
@@ -27339,7 +30942,7 @@
         </w:tc>
         <w:tc>
           <w:tcPr>
-            <w:tcW w:w="2132" w:type="dxa"/>
+            <w:tcW w:w="2133" w:type="dxa"/>
             <w:tcBorders/>
           </w:tcPr>
           <w:p>
@@ -27411,7 +31014,7 @@
         </w:tc>
         <w:tc>
           <w:tcPr>
-            <w:tcW w:w="1132" w:type="dxa"/>
+            <w:tcW w:w="1129" w:type="dxa"/>
             <w:tcBorders/>
           </w:tcPr>
           <w:p>
@@ -27434,7 +31037,7 @@
         </w:tc>
         <w:tc>
           <w:tcPr>
-            <w:tcW w:w="1387" w:type="dxa"/>
+            <w:tcW w:w="1389" w:type="dxa"/>
             <w:tcBorders/>
           </w:tcPr>
           <w:p>
@@ -27457,7 +31060,7 @@
         </w:tc>
         <w:tc>
           <w:tcPr>
-            <w:tcW w:w="2132" w:type="dxa"/>
+            <w:tcW w:w="2133" w:type="dxa"/>
             <w:tcBorders/>
           </w:tcPr>
           <w:p>
@@ -27529,7 +31132,7 @@
         </w:tc>
         <w:tc>
           <w:tcPr>
-            <w:tcW w:w="1132" w:type="dxa"/>
+            <w:tcW w:w="1129" w:type="dxa"/>
             <w:tcBorders/>
           </w:tcPr>
           <w:p>
@@ -27552,7 +31155,7 @@
         </w:tc>
         <w:tc>
           <w:tcPr>
-            <w:tcW w:w="1387" w:type="dxa"/>
+            <w:tcW w:w="1389" w:type="dxa"/>
             <w:tcBorders/>
           </w:tcPr>
           <w:p>
@@ -27575,7 +31178,7 @@
         </w:tc>
         <w:tc>
           <w:tcPr>
-            <w:tcW w:w="2132" w:type="dxa"/>
+            <w:tcW w:w="2133" w:type="dxa"/>
             <w:tcBorders/>
           </w:tcPr>
           <w:p>
@@ -27647,7 +31250,7 @@
         </w:tc>
         <w:tc>
           <w:tcPr>
-            <w:tcW w:w="1132" w:type="dxa"/>
+            <w:tcW w:w="1129" w:type="dxa"/>
             <w:tcBorders/>
           </w:tcPr>
           <w:p>
@@ -27670,7 +31273,7 @@
         </w:tc>
         <w:tc>
           <w:tcPr>
-            <w:tcW w:w="1387" w:type="dxa"/>
+            <w:tcW w:w="1389" w:type="dxa"/>
             <w:tcBorders/>
           </w:tcPr>
           <w:p>
@@ -27693,7 +31296,7 @@
         </w:tc>
         <w:tc>
           <w:tcPr>
-            <w:tcW w:w="2132" w:type="dxa"/>
+            <w:tcW w:w="2133" w:type="dxa"/>
             <w:tcBorders/>
           </w:tcPr>
           <w:p>
@@ -27765,7 +31368,7 @@
         </w:tc>
         <w:tc>
           <w:tcPr>
-            <w:tcW w:w="1132" w:type="dxa"/>
+            <w:tcW w:w="1129" w:type="dxa"/>
             <w:tcBorders/>
           </w:tcPr>
           <w:p>
@@ -27788,7 +31391,7 @@
         </w:tc>
         <w:tc>
           <w:tcPr>
-            <w:tcW w:w="1387" w:type="dxa"/>
+            <w:tcW w:w="1389" w:type="dxa"/>
             <w:tcBorders/>
           </w:tcPr>
           <w:p>
@@ -27811,7 +31414,7 @@
         </w:tc>
         <w:tc>
           <w:tcPr>
-            <w:tcW w:w="2132" w:type="dxa"/>
+            <w:tcW w:w="2133" w:type="dxa"/>
             <w:tcBorders/>
           </w:tcPr>
           <w:p>
@@ -27883,7 +31486,7 @@
         </w:tc>
         <w:tc>
           <w:tcPr>
-            <w:tcW w:w="1132" w:type="dxa"/>
+            <w:tcW w:w="1129" w:type="dxa"/>
             <w:tcBorders/>
           </w:tcPr>
           <w:p>
@@ -27906,7 +31509,7 @@
         </w:tc>
         <w:tc>
           <w:tcPr>
-            <w:tcW w:w="1387" w:type="dxa"/>
+            <w:tcW w:w="1389" w:type="dxa"/>
             <w:tcBorders/>
           </w:tcPr>
           <w:p>
@@ -27929,7 +31532,7 @@
         </w:tc>
         <w:tc>
           <w:tcPr>
-            <w:tcW w:w="2132" w:type="dxa"/>
+            <w:tcW w:w="2133" w:type="dxa"/>
             <w:tcBorders/>
           </w:tcPr>
           <w:p>
@@ -28001,7 +31604,7 @@
         </w:tc>
         <w:tc>
           <w:tcPr>
-            <w:tcW w:w="1132" w:type="dxa"/>
+            <w:tcW w:w="1129" w:type="dxa"/>
             <w:tcBorders/>
           </w:tcPr>
           <w:p>
@@ -28024,7 +31627,7 @@
         </w:tc>
         <w:tc>
           <w:tcPr>
-            <w:tcW w:w="1387" w:type="dxa"/>
+            <w:tcW w:w="1389" w:type="dxa"/>
             <w:tcBorders/>
           </w:tcPr>
           <w:p>
@@ -28047,7 +31650,7 @@
         </w:tc>
         <w:tc>
           <w:tcPr>
-            <w:tcW w:w="2132" w:type="dxa"/>
+            <w:tcW w:w="2133" w:type="dxa"/>
             <w:tcBorders/>
           </w:tcPr>
           <w:p>
@@ -28119,7 +31722,7 @@
         </w:tc>
         <w:tc>
           <w:tcPr>
-            <w:tcW w:w="1132" w:type="dxa"/>
+            <w:tcW w:w="1129" w:type="dxa"/>
             <w:tcBorders/>
           </w:tcPr>
           <w:p>
@@ -28142,7 +31745,7 @@
         </w:tc>
         <w:tc>
           <w:tcPr>
-            <w:tcW w:w="1387" w:type="dxa"/>
+            <w:tcW w:w="1389" w:type="dxa"/>
             <w:tcBorders/>
           </w:tcPr>
           <w:p>
@@ -28165,7 +31768,7 @@
         </w:tc>
         <w:tc>
           <w:tcPr>
-            <w:tcW w:w="2132" w:type="dxa"/>
+            <w:tcW w:w="2133" w:type="dxa"/>
             <w:tcBorders/>
           </w:tcPr>
           <w:p>
@@ -28237,7 +31840,7 @@
         </w:tc>
         <w:tc>
           <w:tcPr>
-            <w:tcW w:w="1132" w:type="dxa"/>
+            <w:tcW w:w="1129" w:type="dxa"/>
             <w:tcBorders/>
           </w:tcPr>
           <w:p>
@@ -28260,7 +31863,7 @@
         </w:tc>
         <w:tc>
           <w:tcPr>
-            <w:tcW w:w="1387" w:type="dxa"/>
+            <w:tcW w:w="1389" w:type="dxa"/>
             <w:tcBorders/>
           </w:tcPr>
           <w:p>
@@ -28283,7 +31886,7 @@
         </w:tc>
         <w:tc>
           <w:tcPr>
-            <w:tcW w:w="2132" w:type="dxa"/>
+            <w:tcW w:w="2133" w:type="dxa"/>
             <w:tcBorders/>
           </w:tcPr>
           <w:p>
@@ -28355,7 +31958,7 @@
         </w:tc>
         <w:tc>
           <w:tcPr>
-            <w:tcW w:w="1132" w:type="dxa"/>
+            <w:tcW w:w="1129" w:type="dxa"/>
             <w:tcBorders/>
           </w:tcPr>
           <w:p>
@@ -28378,7 +31981,7 @@
         </w:tc>
         <w:tc>
           <w:tcPr>
-            <w:tcW w:w="1387" w:type="dxa"/>
+            <w:tcW w:w="1389" w:type="dxa"/>
             <w:tcBorders/>
           </w:tcPr>
           <w:p>
@@ -28401,7 +32004,7 @@
         </w:tc>
         <w:tc>
           <w:tcPr>
-            <w:tcW w:w="2132" w:type="dxa"/>
+            <w:tcW w:w="2133" w:type="dxa"/>
             <w:tcBorders/>
           </w:tcPr>
           <w:p>
@@ -28447,7 +32050,9 @@
         </w:tc>
       </w:tr>
       <w:tr>
-        <w:trPr/>
+        <w:trPr>
+          <w:trHeight w:val="1232" w:hRule="atLeast"/>
+        </w:trPr>
         <w:tc>
           <w:tcPr>
             <w:tcW w:w="1563" w:type="dxa"/>
@@ -28473,7 +32078,7 @@
         </w:tc>
         <w:tc>
           <w:tcPr>
-            <w:tcW w:w="1132" w:type="dxa"/>
+            <w:tcW w:w="1129" w:type="dxa"/>
             <w:tcBorders/>
           </w:tcPr>
           <w:p>
@@ -28496,7 +32101,7 @@
         </w:tc>
         <w:tc>
           <w:tcPr>
-            <w:tcW w:w="1387" w:type="dxa"/>
+            <w:tcW w:w="1389" w:type="dxa"/>
             <w:tcBorders/>
           </w:tcPr>
           <w:p>
@@ -28519,7 +32124,7 @@
         </w:tc>
         <w:tc>
           <w:tcPr>
-            <w:tcW w:w="2132" w:type="dxa"/>
+            <w:tcW w:w="2133" w:type="dxa"/>
             <w:tcBorders/>
           </w:tcPr>
           <w:p>
@@ -28602,8 +32207,8 @@
           <w:shd w:fill="auto" w:val="clear"/>
         </w:rPr>
       </w:pPr>
-      <w:bookmarkStart w:id="52" w:name="__RefHeading___Toc7557_805732649"/>
-      <w:bookmarkEnd w:id="52"/>
+      <w:bookmarkStart w:id="53" w:name="__RefHeading___Toc7557_805732649"/>
+      <w:bookmarkEnd w:id="53"/>
       <w:r>
         <w:rPr>
           <w:shd w:fill="auto" w:val="clear"/>
@@ -28624,6 +32229,21 @@
           <w:shd w:fill="auto" w:val="clear"/>
         </w:rPr>
         <w:t xml:space="preserve">Aquest treball ha analitzat l’aplicació de tècniques de Deep Reinforcement Learning (DRL) al problema de la presa de decisions en mercats financers amb especial focus en Bitcoin i en la selecció dinàmica d’actius dins d’un entorn multi-actiu. </w:t>
+      </w:r>
+    </w:p>
+    <w:p>
+      <w:pPr>
+        <w:pStyle w:val="BodyText"/>
+        <w:rPr>
+          <w:highlight w:val="none"/>
+          <w:shd w:fill="auto" w:val="clear"/>
+        </w:rPr>
+      </w:pPr>
+      <w:r>
+        <w:rPr>
+          <w:shd w:fill="auto" w:val="clear"/>
+        </w:rPr>
+        <w:t>Els experiments inicials s’utilitzen principalment amb finalitat exploratòria, mentre que els experiments posteriors incorporen explícitament mecanismes per evitar lookahead bias i representen els resultats metodològicament més consistents del treball.</w:t>
       </w:r>
     </w:p>
     <w:p>
@@ -28633,15 +32253,7 @@
       </w:pPr>
       <w:r>
         <w:rPr/>
-        <w:t xml:space="preserve">Els resultats mostren que el comportament dels agents està </w:t>
-      </w:r>
-      <w:r>
-        <w:rPr/>
-        <w:t>molt</w:t>
-      </w:r>
-      <w:r>
-        <w:rPr/>
-        <w:t xml:space="preserve"> condicionat pel disseny de la funció de recompensa. Les primeres aproximacions basades únicament en retorns absoluts van conduir principalment a polítiques trivials, equivalents a estratègies buy-and-hold o a comportaments completament passius.</w:t>
+        <w:t>Els resultats mostren que el comportament dels agents està molt condicionat pel disseny de la funció de recompensa. Les primeres aproximacions basades únicament en retorns absoluts van conduir principalment a polítiques trivials, equivalents a estratègies buy-and-hold o a comportaments completament passius.</w:t>
       </w:r>
     </w:p>
     <w:p>
@@ -28692,24 +32304,6 @@
       <w:r>
         <w:rPr/>
         <w:t>Finalment, els experiments d’entrenament prolongat mostren que augmentar massivament el nombre de passos no implica necessàriament una millora del rendiment. En aquest treball, entrenaments excessivament llargs tendeixen a generar polítiques més conservadores i menys adaptatives, fet coherent amb la naturalesa no estacionària dels mercats financers.</w:t>
-      </w:r>
-    </w:p>
-    <w:p>
-      <w:pPr>
-        <w:pStyle w:val="BodyText"/>
-        <w:rPr/>
-      </w:pPr>
-      <w:r>
-        <w:rPr/>
-      </w:r>
-    </w:p>
-    <w:p>
-      <w:pPr>
-        <w:pStyle w:val="BodyText"/>
-        <w:rPr/>
-      </w:pPr>
-      <w:r>
-        <w:rPr/>
       </w:r>
     </w:p>
     <w:p>
@@ -28727,7 +32321,7 @@
         <w:pStyle w:val="BodyText"/>
         <w:numPr>
           <w:ilvl w:val="0"/>
-          <w:numId w:val="11"/>
+          <w:numId w:val="8"/>
         </w:numPr>
         <w:tabs>
           <w:tab w:val="clear" w:pos="720"/>
@@ -28739,11 +32333,7 @@
       </w:pPr>
       <w:r>
         <w:rPr/>
-        <w:t>E</w:t>
-      </w:r>
-      <w:r>
-        <w:rPr/>
-        <w:t xml:space="preserve">l Deep Reinforcement Learning és una eina viable per modelar processos de decisió financera. </w:t>
+        <w:t xml:space="preserve">El Deep Reinforcement Learning és una eina viable per modelar processos de decisió financera. </w:t>
       </w:r>
     </w:p>
     <w:p>
@@ -28751,7 +32341,7 @@
         <w:pStyle w:val="BodyText"/>
         <w:numPr>
           <w:ilvl w:val="0"/>
-          <w:numId w:val="11"/>
+          <w:numId w:val="8"/>
         </w:numPr>
         <w:tabs>
           <w:tab w:val="clear" w:pos="720"/>
@@ -28763,11 +32353,7 @@
       </w:pPr>
       <w:r>
         <w:rPr/>
-        <w:t>L</w:t>
-      </w:r>
-      <w:r>
-        <w:rPr/>
-        <w:t xml:space="preserve">a funció de recompensa és un element crític en el comportament dels agents. </w:t>
+        <w:t xml:space="preserve">La funció de recompensa és un element crític en el comportament dels agents. </w:t>
       </w:r>
     </w:p>
     <w:p>
@@ -28775,7 +32361,7 @@
         <w:pStyle w:val="BodyText"/>
         <w:numPr>
           <w:ilvl w:val="0"/>
-          <w:numId w:val="11"/>
+          <w:numId w:val="8"/>
         </w:numPr>
         <w:tabs>
           <w:tab w:val="clear" w:pos="720"/>
@@ -28787,11 +32373,7 @@
       </w:pPr>
       <w:r>
         <w:rPr/>
-        <w:t>L</w:t>
-      </w:r>
-      <w:r>
-        <w:rPr/>
-        <w:t>a incorporació d’informació exògena i de recompenses relatives pot millorar la qualitat de les polítiques apreses.</w:t>
+        <w:t>La incorporació d’informació exògena i de recompenses relatives pot millorar la qualitat de les polítiques apreses.</w:t>
       </w:r>
     </w:p>
     <w:p>
@@ -28799,7 +32381,7 @@
         <w:pStyle w:val="BodyText"/>
         <w:numPr>
           <w:ilvl w:val="0"/>
-          <w:numId w:val="11"/>
+          <w:numId w:val="8"/>
         </w:numPr>
         <w:tabs>
           <w:tab w:val="clear" w:pos="720"/>
@@ -28810,11 +32392,7 @@
       </w:pPr>
       <w:r>
         <w:rPr/>
-        <w:t>E</w:t>
-      </w:r>
-      <w:r>
-        <w:rPr/>
-        <w:t xml:space="preserve">xisteix un equilibri delicat entre activitat, estabilitat i rendibilitat. </w:t>
+        <w:t xml:space="preserve">Existeix un equilibri delicat entre activitat, estabilitat i rendibilitat. </w:t>
       </w:r>
     </w:p>
     <w:p>
@@ -28824,7 +32402,17 @@
       </w:pPr>
       <w:r>
         <w:rPr/>
-        <w:t>Pel que fa als objectius inicials, es considera que han estat assolits satisfactòriament. S’ha desenvolupat un entorn funcional de Reinforcement Learning financer, s’han implementat diferents formulacions de recompensa i s’ha analitzat el comportament dels agents en múltiples configuracions experimentals.</w:t>
+        <w:t>Pel que fa als objectius plantejats inicialment es considera que han estat assolits de manera parcial i experimental. S’ha aconseguit desenvolupar un entorn funcional capaç d’entrenar agents DRL en escenaris multi-actiu i analitzar diferents formulacions de recompensa, tot i que la robustesa financera i la capacitat de generalització dels resultats continuen sent limitades.</w:t>
+      </w:r>
+    </w:p>
+    <w:p>
+      <w:pPr>
+        <w:pStyle w:val="BodyText"/>
+        <w:rPr/>
+      </w:pPr>
+      <w:r>
+        <w:rPr/>
+        <w:t>Una limitació rellevant del treball és que el model no aconsegueix identificar adequadament les fortes tendències alcistes d’USO durant el període analitzat, fet que suggereix limitacions en la representació de l’estat i en la capacitat d’adaptació de les polítiques apreses.</w:t>
       </w:r>
     </w:p>
     <w:p>
@@ -28832,8 +32420,8 @@
         <w:pStyle w:val="Heading2"/>
         <w:rPr/>
       </w:pPr>
-      <w:bookmarkStart w:id="53" w:name="__RefHeading___Toc5584_4069147212"/>
-      <w:bookmarkEnd w:id="53"/>
+      <w:bookmarkStart w:id="54" w:name="__RefHeading___Toc5584_4069147212"/>
+      <w:bookmarkEnd w:id="54"/>
       <w:r>
         <w:rPr/>
         <w:t>5.2 Treballs futurs</w:t>
@@ -28967,7 +32555,36 @@
         <w:rPr>
           <w:shd w:fill="auto" w:val="clear"/>
         </w:rPr>
-        <w:t>També seria interessant implementar esquemes d’aprenentatge continu (online learning), permetent que els models s’adaptin dinàmicament a noves condicions de mercat.</w:t>
+        <w:t>També seria interessant implementar esquemes d’aprenentatge continu (online learning), permetent que els models s’adaptin dinàmicament a noves condicions de mercat o incorporar benchmarks addicionals, com carteres equiponderades (equal-weight), estratègies oracle basades en l’actiu amb millor comportament ex-post o sistemes simples de momentum, per ampliar la comparació amb els agents DRL desenvolupats.</w:t>
+      </w:r>
+    </w:p>
+    <w:p>
+      <w:pPr>
+        <w:pStyle w:val="Normal"/>
+        <w:rPr>
+          <w:highlight w:val="none"/>
+          <w:shd w:fill="auto" w:val="clear"/>
+        </w:rPr>
+      </w:pPr>
+      <w:r>
+        <w:rPr>
+          <w:shd w:fill="auto" w:val="clear"/>
+        </w:rPr>
+      </w:r>
+    </w:p>
+    <w:p>
+      <w:pPr>
+        <w:pStyle w:val="Normal"/>
+        <w:rPr>
+          <w:highlight w:val="none"/>
+          <w:shd w:fill="auto" w:val="clear"/>
+        </w:rPr>
+      </w:pPr>
+      <w:r>
+        <w:rPr>
+          <w:shd w:fill="auto" w:val="clear"/>
+        </w:rPr>
+        <w:t>Una altra línia futura seria ampliar l’avaluació utilitzant esquemes walk-forward o múltiples finestres temporals de test per analitzar millor la robustesa temporal de les polítiques apreses.</w:t>
       </w:r>
     </w:p>
     <w:p>
@@ -29042,10 +32659,10 @@
         <w:ind w:hanging="360" w:left="1440" w:right="993"/>
         <w:rPr/>
       </w:pPr>
-      <w:bookmarkStart w:id="54" w:name="__RefHeading___Toc5586_4069147212"/>
-      <w:bookmarkStart w:id="55" w:name="_90hr7yte30lg"/>
-      <w:bookmarkEnd w:id="54"/>
+      <w:bookmarkStart w:id="55" w:name="__RefHeading___Toc5586_4069147212"/>
+      <w:bookmarkStart w:id="56" w:name="_90hr7yte30lg"/>
       <w:bookmarkEnd w:id="55"/>
+      <w:bookmarkEnd w:id="56"/>
       <w:r>
         <w:rPr/>
         <w:t>Glossari</w:t>
@@ -29631,10 +33248,10 @@
         <w:ind w:hanging="360" w:left="1440" w:right="993"/>
         <w:rPr/>
       </w:pPr>
-      <w:bookmarkStart w:id="56" w:name="__RefHeading___Toc5588_4069147212"/>
-      <w:bookmarkStart w:id="57" w:name="_xlzspaj18m6i"/>
-      <w:bookmarkEnd w:id="56"/>
+      <w:bookmarkStart w:id="57" w:name="__RefHeading___Toc5588_4069147212"/>
+      <w:bookmarkStart w:id="58" w:name="_xlzspaj18m6i"/>
       <w:bookmarkEnd w:id="57"/>
+      <w:bookmarkEnd w:id="58"/>
       <w:r>
         <w:rPr/>
         <w:t>Bibliografia</w:t>
@@ -29652,94 +33269,94 @@
         <w:rPr>
           <w:shd w:fill="auto" w:val="clear"/>
         </w:rPr>
-        <w:t>Sutton, R. S. &amp; Barto, A. G. (2018). Reinforcement Learning: An Introduction (2nd ed.). MIT Press.</w:t>
-      </w:r>
-    </w:p>
-    <w:p>
-      <w:pPr>
-        <w:pStyle w:val="Normal"/>
-        <w:rPr>
-          <w:highlight w:val="none"/>
-          <w:shd w:fill="auto" w:val="clear"/>
-        </w:rPr>
-      </w:pPr>
-      <w:r>
-        <w:rPr>
-          <w:shd w:fill="auto" w:val="clear"/>
-        </w:rPr>
-      </w:r>
-    </w:p>
-    <w:p>
-      <w:pPr>
-        <w:pStyle w:val="Normal"/>
-        <w:rPr>
-          <w:highlight w:val="none"/>
-          <w:shd w:fill="auto" w:val="clear"/>
-        </w:rPr>
-      </w:pPr>
-      <w:r>
-        <w:rPr>
-          <w:shd w:fill="auto" w:val="clear"/>
-        </w:rPr>
-        <w:t>Zhong, X., Wei, J., Li, S. &amp; Xu, Q. (2024). Deep reinforcement learning for dynamic strategy interchange in financial markets. Applied Intelligence.</w:t>
-      </w:r>
-    </w:p>
-    <w:p>
-      <w:pPr>
-        <w:pStyle w:val="Normal"/>
-        <w:rPr>
-          <w:highlight w:val="none"/>
-          <w:shd w:fill="auto" w:val="clear"/>
-        </w:rPr>
-      </w:pPr>
-      <w:r>
-        <w:rPr>
-          <w:shd w:fill="auto" w:val="clear"/>
-        </w:rPr>
-      </w:r>
-    </w:p>
-    <w:p>
-      <w:pPr>
-        <w:pStyle w:val="Normal"/>
-        <w:rPr>
-          <w:highlight w:val="none"/>
-          <w:shd w:fill="auto" w:val="clear"/>
-        </w:rPr>
-      </w:pPr>
-      <w:r>
-        <w:rPr>
-          <w:shd w:fill="auto" w:val="clear"/>
-        </w:rPr>
-        <w:t>Yang, H., Liu, X.-Y., Zhong, S. &amp; Walid, A. (2020). Deep reinforcement learning for automated stock trading: An ensemble strategy.</w:t>
-      </w:r>
-    </w:p>
-    <w:p>
-      <w:pPr>
-        <w:pStyle w:val="Normal"/>
-        <w:rPr>
-          <w:highlight w:val="none"/>
-          <w:shd w:fill="auto" w:val="clear"/>
-        </w:rPr>
-      </w:pPr>
-      <w:r>
-        <w:rPr>
-          <w:shd w:fill="auto" w:val="clear"/>
-        </w:rPr>
-      </w:r>
-    </w:p>
-    <w:p>
-      <w:pPr>
-        <w:pStyle w:val="Normal"/>
-        <w:rPr>
-          <w:highlight w:val="none"/>
-          <w:shd w:fill="auto" w:val="clear"/>
-        </w:rPr>
-      </w:pPr>
-      <w:r>
-        <w:rPr>
-          <w:shd w:fill="auto" w:val="clear"/>
-        </w:rPr>
-        <w:t>López i Fina, E. (2024). Agent inversor pel mercat Cripto mitjançant l’ús de Reinforcement Learning. Treball Final de Màster, Universitat Oberta de Catalunya.</w:t>
+        <w:t>[1] Sutton, R. S. &amp; Barto, A. G. (2018). Reinforcement Learning: An Introduction (2nd ed.). MIT Press.</w:t>
+      </w:r>
+    </w:p>
+    <w:p>
+      <w:pPr>
+        <w:pStyle w:val="Normal"/>
+        <w:rPr>
+          <w:highlight w:val="none"/>
+          <w:shd w:fill="auto" w:val="clear"/>
+        </w:rPr>
+      </w:pPr>
+      <w:r>
+        <w:rPr>
+          <w:shd w:fill="auto" w:val="clear"/>
+        </w:rPr>
+      </w:r>
+    </w:p>
+    <w:p>
+      <w:pPr>
+        <w:pStyle w:val="Normal"/>
+        <w:rPr>
+          <w:highlight w:val="none"/>
+          <w:shd w:fill="auto" w:val="clear"/>
+        </w:rPr>
+      </w:pPr>
+      <w:r>
+        <w:rPr>
+          <w:shd w:fill="auto" w:val="clear"/>
+        </w:rPr>
+        <w:t>[2] Zhong, X., Wei, J., Li, S. &amp; Xu, Q. (2024). Deep reinforcement learning for dynamic strategy interchange in financial markets. Applied Intelligence.</w:t>
+      </w:r>
+    </w:p>
+    <w:p>
+      <w:pPr>
+        <w:pStyle w:val="Normal"/>
+        <w:rPr>
+          <w:highlight w:val="none"/>
+          <w:shd w:fill="auto" w:val="clear"/>
+        </w:rPr>
+      </w:pPr>
+      <w:r>
+        <w:rPr>
+          <w:shd w:fill="auto" w:val="clear"/>
+        </w:rPr>
+      </w:r>
+    </w:p>
+    <w:p>
+      <w:pPr>
+        <w:pStyle w:val="Normal"/>
+        <w:rPr>
+          <w:highlight w:val="none"/>
+          <w:shd w:fill="auto" w:val="clear"/>
+        </w:rPr>
+      </w:pPr>
+      <w:r>
+        <w:rPr>
+          <w:shd w:fill="auto" w:val="clear"/>
+        </w:rPr>
+        <w:t>[3] Yang, H., Liu, X.-Y., Zhong, S. &amp; Walid, A. (2020). Deep reinforcement learning for automated stock trading: An ensemble strategy.</w:t>
+      </w:r>
+    </w:p>
+    <w:p>
+      <w:pPr>
+        <w:pStyle w:val="Normal"/>
+        <w:rPr>
+          <w:highlight w:val="none"/>
+          <w:shd w:fill="auto" w:val="clear"/>
+        </w:rPr>
+      </w:pPr>
+      <w:r>
+        <w:rPr>
+          <w:shd w:fill="auto" w:val="clear"/>
+        </w:rPr>
+      </w:r>
+    </w:p>
+    <w:p>
+      <w:pPr>
+        <w:pStyle w:val="Normal"/>
+        <w:rPr>
+          <w:highlight w:val="none"/>
+          <w:shd w:fill="auto" w:val="clear"/>
+        </w:rPr>
+      </w:pPr>
+      <w:r>
+        <w:rPr>
+          <w:shd w:fill="auto" w:val="clear"/>
+        </w:rPr>
+        <w:t>[4] López i Fina, E. (2024). Agent inversor pel mercat Cripto mitjançant l’ús de Reinforcement Learning. Treball Final de Màster, Universitat Oberta de Catalunya.</w:t>
       </w:r>
     </w:p>
     <w:p>
@@ -29767,152 +33384,152 @@
         <w:rPr>
           <w:shd w:fill="auto" w:val="clear"/>
         </w:rPr>
-        <w:t>Schulman, J., Wolski, F., Dhariwal, P., Radford, A. &amp; Klimov, O. (2017). Proximal Policy Optimization Algorithms. arXiv preprint arXiv:1707.06347.</w:t>
-      </w:r>
-    </w:p>
-    <w:p>
-      <w:pPr>
-        <w:pStyle w:val="Normal"/>
-        <w:rPr>
-          <w:highlight w:val="none"/>
-          <w:shd w:fill="auto" w:val="clear"/>
-        </w:rPr>
-      </w:pPr>
-      <w:r>
-        <w:rPr>
-          <w:shd w:fill="auto" w:val="clear"/>
-        </w:rPr>
-      </w:r>
-    </w:p>
-    <w:p>
-      <w:pPr>
-        <w:pStyle w:val="Normal"/>
-        <w:rPr>
-          <w:highlight w:val="none"/>
-          <w:shd w:fill="auto" w:val="clear"/>
-        </w:rPr>
-      </w:pPr>
-      <w:r>
-        <w:rPr>
-          <w:shd w:fill="auto" w:val="clear"/>
-        </w:rPr>
-        <w:t>Mnih, V., Kavukcuoglu, K., Silver, D. et al. (2015). Human-level control through deep reinforcement learning. Nature, 518(7540), 529–533.</w:t>
-      </w:r>
-    </w:p>
-    <w:p>
-      <w:pPr>
-        <w:pStyle w:val="Normal"/>
-        <w:rPr>
-          <w:highlight w:val="none"/>
-          <w:shd w:fill="auto" w:val="clear"/>
-        </w:rPr>
-      </w:pPr>
-      <w:r>
-        <w:rPr>
-          <w:shd w:fill="auto" w:val="clear"/>
-        </w:rPr>
-      </w:r>
-    </w:p>
-    <w:p>
-      <w:pPr>
-        <w:pStyle w:val="Normal"/>
-        <w:rPr>
-          <w:highlight w:val="none"/>
-          <w:shd w:fill="auto" w:val="clear"/>
-        </w:rPr>
-      </w:pPr>
-      <w:r>
-        <w:rPr>
-          <w:shd w:fill="auto" w:val="clear"/>
-        </w:rPr>
-        <w:t>Moody, J. &amp; Saffell, M. (2001). Learning to trade via direct reinforcement. IEEE Transactions on Neural Networks, 12(4), 875–889.</w:t>
-      </w:r>
-    </w:p>
-    <w:p>
-      <w:pPr>
-        <w:pStyle w:val="Normal"/>
-        <w:rPr>
-          <w:highlight w:val="none"/>
-          <w:shd w:fill="auto" w:val="clear"/>
-        </w:rPr>
-      </w:pPr>
-      <w:r>
-        <w:rPr>
-          <w:shd w:fill="auto" w:val="clear"/>
-        </w:rPr>
-      </w:r>
-    </w:p>
-    <w:p>
-      <w:pPr>
-        <w:pStyle w:val="Normal"/>
-        <w:rPr>
-          <w:highlight w:val="none"/>
-          <w:shd w:fill="auto" w:val="clear"/>
-        </w:rPr>
-      </w:pPr>
-      <w:r>
-        <w:rPr>
-          <w:shd w:fill="auto" w:val="clear"/>
-        </w:rPr>
-        <w:t>Deng, Y., Bao, F., Kong, Y., Ren, Z. &amp; Dai, Q. (2016). Deep direct reinforcement learning for financial signal representation and trading. IEEE Transactions on Neural Networks and Learning Systems.</w:t>
-      </w:r>
-    </w:p>
-    <w:p>
-      <w:pPr>
-        <w:pStyle w:val="Normal"/>
-        <w:rPr>
-          <w:highlight w:val="none"/>
-          <w:shd w:fill="auto" w:val="clear"/>
-        </w:rPr>
-      </w:pPr>
-      <w:r>
-        <w:rPr>
-          <w:shd w:fill="auto" w:val="clear"/>
-        </w:rPr>
-      </w:r>
-    </w:p>
-    <w:p>
-      <w:pPr>
-        <w:pStyle w:val="Normal"/>
-        <w:rPr>
-          <w:highlight w:val="none"/>
-          <w:shd w:fill="auto" w:val="clear"/>
-        </w:rPr>
-      </w:pPr>
-      <w:r>
-        <w:rPr>
-          <w:shd w:fill="auto" w:val="clear"/>
-        </w:rPr>
-        <w:t>Zhang, Z., Zohren, S. &amp; Roberts, S. (2020). Deep reinforcement learning for trading. Journal of Financial Data Science.</w:t>
-      </w:r>
-    </w:p>
-    <w:p>
-      <w:pPr>
-        <w:pStyle w:val="Normal"/>
-        <w:rPr>
-          <w:highlight w:val="none"/>
-          <w:shd w:fill="auto" w:val="clear"/>
-        </w:rPr>
-      </w:pPr>
-      <w:r>
-        <w:rPr>
-          <w:shd w:fill="auto" w:val="clear"/>
-        </w:rPr>
-      </w:r>
-    </w:p>
-    <w:p>
-      <w:pPr>
-        <w:pStyle w:val="Normal"/>
-        <w:rPr>
-          <w:highlight w:val="none"/>
-          <w:shd w:fill="auto" w:val="clear"/>
-        </w:rPr>
-      </w:pPr>
-      <w:r>
-        <w:rPr>
-          <w:shd w:fill="auto" w:val="clear"/>
-        </w:rPr>
-        <w:t>Fischer, T. &amp; Krauss, C. (2018). Deep learning with long short-term memory networks for financial market predictions. European Journal of Operational Research.</w:t>
+        <w:t>[5] Schulman, J., Wolski, F., Dhariwal, P., Radford, A. &amp; Klimov, O. (2017). Proximal Policy Optimization Algorithms. arXiv preprint arXiv:1707.06347.</w:t>
+      </w:r>
+    </w:p>
+    <w:p>
+      <w:pPr>
+        <w:pStyle w:val="Normal"/>
+        <w:rPr>
+          <w:highlight w:val="none"/>
+          <w:shd w:fill="auto" w:val="clear"/>
+        </w:rPr>
+      </w:pPr>
+      <w:r>
+        <w:rPr>
+          <w:shd w:fill="auto" w:val="clear"/>
+        </w:rPr>
+      </w:r>
+    </w:p>
+    <w:p>
+      <w:pPr>
+        <w:pStyle w:val="Normal"/>
+        <w:rPr>
+          <w:highlight w:val="none"/>
+          <w:shd w:fill="auto" w:val="clear"/>
+        </w:rPr>
+      </w:pPr>
+      <w:r>
+        <w:rPr>
+          <w:shd w:fill="auto" w:val="clear"/>
+        </w:rPr>
+        <w:t>[6] Mnih, V., Kavukcuoglu, K., Silver, D. et al. (2015). Human-level control through deep reinforcement learning. Nature, 518(7540), 529–533.</w:t>
+      </w:r>
+    </w:p>
+    <w:p>
+      <w:pPr>
+        <w:pStyle w:val="Normal"/>
+        <w:rPr>
+          <w:highlight w:val="none"/>
+          <w:shd w:fill="auto" w:val="clear"/>
+        </w:rPr>
+      </w:pPr>
+      <w:r>
+        <w:rPr>
+          <w:shd w:fill="auto" w:val="clear"/>
+        </w:rPr>
+      </w:r>
+    </w:p>
+    <w:p>
+      <w:pPr>
+        <w:pStyle w:val="Normal"/>
+        <w:rPr>
+          <w:highlight w:val="none"/>
+          <w:shd w:fill="auto" w:val="clear"/>
+        </w:rPr>
+      </w:pPr>
+      <w:r>
+        <w:rPr>
+          <w:shd w:fill="auto" w:val="clear"/>
+        </w:rPr>
+        <w:t>[7] Moody, J. &amp; Saffell, M. (2001). Learning to trade via direct reinforcement. IEEE Transactions on Neural Networks, 12(4), 875–889.</w:t>
+      </w:r>
+    </w:p>
+    <w:p>
+      <w:pPr>
+        <w:pStyle w:val="Normal"/>
+        <w:rPr>
+          <w:highlight w:val="none"/>
+          <w:shd w:fill="auto" w:val="clear"/>
+        </w:rPr>
+      </w:pPr>
+      <w:r>
+        <w:rPr>
+          <w:shd w:fill="auto" w:val="clear"/>
+        </w:rPr>
+      </w:r>
+    </w:p>
+    <w:p>
+      <w:pPr>
+        <w:pStyle w:val="Normal"/>
+        <w:rPr>
+          <w:highlight w:val="none"/>
+          <w:shd w:fill="auto" w:val="clear"/>
+        </w:rPr>
+      </w:pPr>
+      <w:r>
+        <w:rPr>
+          <w:shd w:fill="auto" w:val="clear"/>
+        </w:rPr>
+        <w:t>[8] Deng, Y., Bao, F., Kong, Y., Ren, Z. &amp; Dai, Q. (2016). Deep direct reinforcement learning for financial signal representation and trading. IEEE Transactions on Neural Networks and Learning Systems.</w:t>
+      </w:r>
+    </w:p>
+    <w:p>
+      <w:pPr>
+        <w:pStyle w:val="Normal"/>
+        <w:rPr>
+          <w:highlight w:val="none"/>
+          <w:shd w:fill="auto" w:val="clear"/>
+        </w:rPr>
+      </w:pPr>
+      <w:r>
+        <w:rPr>
+          <w:shd w:fill="auto" w:val="clear"/>
+        </w:rPr>
+      </w:r>
+    </w:p>
+    <w:p>
+      <w:pPr>
+        <w:pStyle w:val="Normal"/>
+        <w:rPr>
+          <w:highlight w:val="none"/>
+          <w:shd w:fill="auto" w:val="clear"/>
+        </w:rPr>
+      </w:pPr>
+      <w:r>
+        <w:rPr>
+          <w:shd w:fill="auto" w:val="clear"/>
+        </w:rPr>
+        <w:t>[9] Zhang, Z., Zohren, S. &amp; Roberts, S. (2020). Deep reinforcement learning for trading. Journal of Financial Data Science.</w:t>
+      </w:r>
+    </w:p>
+    <w:p>
+      <w:pPr>
+        <w:pStyle w:val="Normal"/>
+        <w:rPr>
+          <w:highlight w:val="none"/>
+          <w:shd w:fill="auto" w:val="clear"/>
+        </w:rPr>
+      </w:pPr>
+      <w:r>
+        <w:rPr>
+          <w:shd w:fill="auto" w:val="clear"/>
+        </w:rPr>
+      </w:r>
+    </w:p>
+    <w:p>
+      <w:pPr>
+        <w:pStyle w:val="Normal"/>
+        <w:rPr>
+          <w:highlight w:val="none"/>
+          <w:shd w:fill="auto" w:val="clear"/>
+        </w:rPr>
+      </w:pPr>
+      <w:r>
+        <w:rPr>
+          <w:shd w:fill="auto" w:val="clear"/>
+        </w:rPr>
+        <w:t>[10] Fischer, T. &amp; Krauss, C. (2018). Deep learning with long short-term memory networks for financial market predictions. European Journal of Operational Research.</w:t>
       </w:r>
     </w:p>
     <w:p>
@@ -30083,7 +33700,9 @@
       <w:gridCol w:w="1500"/>
     </w:tblGrid>
     <w:tr>
-      <w:trPr/>
+      <w:trPr>
+        <w:trHeight w:val="-127" w:hRule="atLeast"/>
+      </w:trPr>
       <w:tc>
         <w:tcPr>
           <w:tcW w:w="5616" w:type="dxa"/>
@@ -30211,7 +33830,7 @@
               <w:b/>
               <w:szCs w:val="16"/>
             </w:rPr>
-            <w:t>43</w:t>
+            <w:t>47</w:t>
           </w:r>
           <w:r>
             <w:rPr>
@@ -30281,7 +33900,9 @@
       <w:gridCol w:w="1500"/>
     </w:tblGrid>
     <w:tr>
-      <w:trPr/>
+      <w:trPr>
+        <w:trHeight w:val="-127" w:hRule="atLeast"/>
+      </w:trPr>
       <w:tc>
         <w:tcPr>
           <w:tcW w:w="5616" w:type="dxa"/>
@@ -30409,7 +34030,7 @@
               <w:b/>
               <w:szCs w:val="16"/>
             </w:rPr>
-            <w:t>43</w:t>
+            <w:t>47</w:t>
           </w:r>
           <w:r>
             <w:rPr>
@@ -31303,7 +34924,7 @@
     <w:r>
       <w:rPr/>
       <w:drawing>
-        <wp:anchor behindDoc="1" distT="342900" distB="342900" distL="342900" distR="342900" simplePos="0" locked="0" layoutInCell="0" allowOverlap="1" relativeHeight="52">
+        <wp:anchor behindDoc="1" distT="342900" distB="342900" distL="342900" distR="342900" simplePos="0" locked="0" layoutInCell="0" allowOverlap="1" relativeHeight="59">
           <wp:simplePos x="0" y="0"/>
           <wp:positionH relativeFrom="column">
             <wp:posOffset>95250</wp:posOffset>
@@ -31366,7 +34987,7 @@
     <w:r>
       <w:rPr/>
       <w:drawing>
-        <wp:anchor behindDoc="1" distT="342900" distB="342900" distL="342900" distR="342900" simplePos="0" locked="0" layoutInCell="0" allowOverlap="1" relativeHeight="52">
+        <wp:anchor behindDoc="1" distT="342900" distB="342900" distL="342900" distR="342900" simplePos="0" locked="0" layoutInCell="0" allowOverlap="1" relativeHeight="59">
           <wp:simplePos x="0" y="0"/>
           <wp:positionH relativeFrom="column">
             <wp:posOffset>95250</wp:posOffset>
@@ -32750,9 +36371,9 @@
       <w:lvlJc w:val="left"/>
       <w:pPr>
         <w:tabs>
-          <w:tab w:val="num" w:pos="2137"/>
+          <w:tab w:val="num" w:pos="709"/>
         </w:tabs>
-        <w:ind w:left="2137" w:hanging="360"/>
+        <w:ind w:left="709" w:hanging="283"/>
       </w:pPr>
       <w:rPr>
         <w:rFonts w:ascii="Symbol" w:hAnsi="Symbol" w:cs="Symbol" w:hint="default"/>
@@ -32765,9 +36386,9 @@
       <w:lvlJc w:val="left"/>
       <w:pPr>
         <w:tabs>
-          <w:tab w:val="num" w:pos="2497"/>
+          <w:tab w:val="num" w:pos="1418"/>
         </w:tabs>
-        <w:ind w:left="2497" w:hanging="360"/>
+        <w:ind w:left="1418" w:hanging="283"/>
       </w:pPr>
       <w:rPr>
         <w:rFonts w:ascii="Symbol" w:hAnsi="Symbol" w:cs="Symbol" w:hint="default"/>
@@ -32780,9 +36401,9 @@
       <w:lvlJc w:val="left"/>
       <w:pPr>
         <w:tabs>
-          <w:tab w:val="num" w:pos="2857"/>
+          <w:tab w:val="num" w:pos="2127"/>
         </w:tabs>
-        <w:ind w:left="2857" w:hanging="360"/>
+        <w:ind w:left="2127" w:hanging="283"/>
       </w:pPr>
       <w:rPr>
         <w:rFonts w:ascii="Symbol" w:hAnsi="Symbol" w:cs="Symbol" w:hint="default"/>
@@ -32795,9 +36416,9 @@
       <w:lvlJc w:val="left"/>
       <w:pPr>
         <w:tabs>
-          <w:tab w:val="num" w:pos="3217"/>
+          <w:tab w:val="num" w:pos="2836"/>
         </w:tabs>
-        <w:ind w:left="3217" w:hanging="360"/>
+        <w:ind w:left="2836" w:hanging="283"/>
       </w:pPr>
       <w:rPr>
         <w:rFonts w:ascii="Symbol" w:hAnsi="Symbol" w:cs="Symbol" w:hint="default"/>
@@ -32810,9 +36431,9 @@
       <w:lvlJc w:val="left"/>
       <w:pPr>
         <w:tabs>
-          <w:tab w:val="num" w:pos="3577"/>
+          <w:tab w:val="num" w:pos="3545"/>
         </w:tabs>
-        <w:ind w:left="3577" w:hanging="360"/>
+        <w:ind w:left="3545" w:hanging="283"/>
       </w:pPr>
       <w:rPr>
         <w:rFonts w:ascii="Symbol" w:hAnsi="Symbol" w:cs="Symbol" w:hint="default"/>
@@ -32825,9 +36446,9 @@
       <w:lvlJc w:val="left"/>
       <w:pPr>
         <w:tabs>
-          <w:tab w:val="num" w:pos="3937"/>
+          <w:tab w:val="num" w:pos="4254"/>
         </w:tabs>
-        <w:ind w:left="3937" w:hanging="360"/>
+        <w:ind w:left="4254" w:hanging="283"/>
       </w:pPr>
       <w:rPr>
         <w:rFonts w:ascii="Symbol" w:hAnsi="Symbol" w:cs="Symbol" w:hint="default"/>
@@ -32840,9 +36461,9 @@
       <w:lvlJc w:val="left"/>
       <w:pPr>
         <w:tabs>
-          <w:tab w:val="num" w:pos="4297"/>
+          <w:tab w:val="num" w:pos="4963"/>
         </w:tabs>
-        <w:ind w:left="4297" w:hanging="360"/>
+        <w:ind w:left="4963" w:hanging="283"/>
       </w:pPr>
       <w:rPr>
         <w:rFonts w:ascii="Symbol" w:hAnsi="Symbol" w:cs="Symbol" w:hint="default"/>
@@ -32855,9 +36476,9 @@
       <w:lvlJc w:val="left"/>
       <w:pPr>
         <w:tabs>
-          <w:tab w:val="num" w:pos="4657"/>
+          <w:tab w:val="num" w:pos="5672"/>
         </w:tabs>
-        <w:ind w:left="4657" w:hanging="360"/>
+        <w:ind w:left="5672" w:hanging="283"/>
       </w:pPr>
       <w:rPr>
         <w:rFonts w:ascii="Symbol" w:hAnsi="Symbol" w:cs="Symbol" w:hint="default"/>
@@ -32870,9 +36491,9 @@
       <w:lvlJc w:val="left"/>
       <w:pPr>
         <w:tabs>
-          <w:tab w:val="num" w:pos="5017"/>
+          <w:tab w:val="num" w:pos="6381"/>
         </w:tabs>
-        <w:ind w:left="5017" w:hanging="360"/>
+        <w:ind w:left="6381" w:hanging="283"/>
       </w:pPr>
       <w:rPr>
         <w:rFonts w:ascii="Symbol" w:hAnsi="Symbol" w:cs="Symbol" w:hint="default"/>
@@ -32880,417 +36501,6 @@
     </w:lvl>
   </w:abstractNum>
   <w:abstractNum w:abstractNumId="9">
-    <w:lvl w:ilvl="0">
-      <w:start w:val="1"/>
-      <w:numFmt w:val="bullet"/>
-      <w:lvlText w:val=""/>
-      <w:lvlJc w:val="left"/>
-      <w:pPr>
-        <w:tabs>
-          <w:tab w:val="num" w:pos="2137"/>
-        </w:tabs>
-        <w:ind w:left="2137" w:hanging="360"/>
-      </w:pPr>
-      <w:rPr>
-        <w:rFonts w:ascii="Symbol" w:hAnsi="Symbol" w:cs="Symbol" w:hint="default"/>
-      </w:rPr>
-    </w:lvl>
-    <w:lvl w:ilvl="1">
-      <w:start w:val="1"/>
-      <w:numFmt w:val="bullet"/>
-      <w:lvlText w:val=""/>
-      <w:lvlJc w:val="left"/>
-      <w:pPr>
-        <w:tabs>
-          <w:tab w:val="num" w:pos="2497"/>
-        </w:tabs>
-        <w:ind w:left="2497" w:hanging="360"/>
-      </w:pPr>
-      <w:rPr>
-        <w:rFonts w:ascii="Symbol" w:hAnsi="Symbol" w:cs="Symbol" w:hint="default"/>
-      </w:rPr>
-    </w:lvl>
-    <w:lvl w:ilvl="2">
-      <w:start w:val="1"/>
-      <w:numFmt w:val="bullet"/>
-      <w:lvlText w:val=""/>
-      <w:lvlJc w:val="left"/>
-      <w:pPr>
-        <w:tabs>
-          <w:tab w:val="num" w:pos="2857"/>
-        </w:tabs>
-        <w:ind w:left="2857" w:hanging="360"/>
-      </w:pPr>
-      <w:rPr>
-        <w:rFonts w:ascii="Symbol" w:hAnsi="Symbol" w:cs="Symbol" w:hint="default"/>
-      </w:rPr>
-    </w:lvl>
-    <w:lvl w:ilvl="3">
-      <w:start w:val="1"/>
-      <w:numFmt w:val="bullet"/>
-      <w:lvlText w:val=""/>
-      <w:lvlJc w:val="left"/>
-      <w:pPr>
-        <w:tabs>
-          <w:tab w:val="num" w:pos="3217"/>
-        </w:tabs>
-        <w:ind w:left="3217" w:hanging="360"/>
-      </w:pPr>
-      <w:rPr>
-        <w:rFonts w:ascii="Symbol" w:hAnsi="Symbol" w:cs="Symbol" w:hint="default"/>
-      </w:rPr>
-    </w:lvl>
-    <w:lvl w:ilvl="4">
-      <w:start w:val="1"/>
-      <w:numFmt w:val="bullet"/>
-      <w:lvlText w:val=""/>
-      <w:lvlJc w:val="left"/>
-      <w:pPr>
-        <w:tabs>
-          <w:tab w:val="num" w:pos="3577"/>
-        </w:tabs>
-        <w:ind w:left="3577" w:hanging="360"/>
-      </w:pPr>
-      <w:rPr>
-        <w:rFonts w:ascii="Symbol" w:hAnsi="Symbol" w:cs="Symbol" w:hint="default"/>
-      </w:rPr>
-    </w:lvl>
-    <w:lvl w:ilvl="5">
-      <w:start w:val="1"/>
-      <w:numFmt w:val="bullet"/>
-      <w:lvlText w:val=""/>
-      <w:lvlJc w:val="left"/>
-      <w:pPr>
-        <w:tabs>
-          <w:tab w:val="num" w:pos="3937"/>
-        </w:tabs>
-        <w:ind w:left="3937" w:hanging="360"/>
-      </w:pPr>
-      <w:rPr>
-        <w:rFonts w:ascii="Symbol" w:hAnsi="Symbol" w:cs="Symbol" w:hint="default"/>
-      </w:rPr>
-    </w:lvl>
-    <w:lvl w:ilvl="6">
-      <w:start w:val="1"/>
-      <w:numFmt w:val="bullet"/>
-      <w:lvlText w:val=""/>
-      <w:lvlJc w:val="left"/>
-      <w:pPr>
-        <w:tabs>
-          <w:tab w:val="num" w:pos="4297"/>
-        </w:tabs>
-        <w:ind w:left="4297" w:hanging="360"/>
-      </w:pPr>
-      <w:rPr>
-        <w:rFonts w:ascii="Symbol" w:hAnsi="Symbol" w:cs="Symbol" w:hint="default"/>
-      </w:rPr>
-    </w:lvl>
-    <w:lvl w:ilvl="7">
-      <w:start w:val="1"/>
-      <w:numFmt w:val="bullet"/>
-      <w:lvlText w:val=""/>
-      <w:lvlJc w:val="left"/>
-      <w:pPr>
-        <w:tabs>
-          <w:tab w:val="num" w:pos="4657"/>
-        </w:tabs>
-        <w:ind w:left="4657" w:hanging="360"/>
-      </w:pPr>
-      <w:rPr>
-        <w:rFonts w:ascii="Symbol" w:hAnsi="Symbol" w:cs="Symbol" w:hint="default"/>
-      </w:rPr>
-    </w:lvl>
-    <w:lvl w:ilvl="8">
-      <w:start w:val="1"/>
-      <w:numFmt w:val="bullet"/>
-      <w:lvlText w:val=""/>
-      <w:lvlJc w:val="left"/>
-      <w:pPr>
-        <w:tabs>
-          <w:tab w:val="num" w:pos="5017"/>
-        </w:tabs>
-        <w:ind w:left="5017" w:hanging="360"/>
-      </w:pPr>
-      <w:rPr>
-        <w:rFonts w:ascii="Symbol" w:hAnsi="Symbol" w:cs="Symbol" w:hint="default"/>
-      </w:rPr>
-    </w:lvl>
-  </w:abstractNum>
-  <w:abstractNum w:abstractNumId="10">
-    <w:lvl w:ilvl="0">
-      <w:start w:val="1"/>
-      <w:numFmt w:val="bullet"/>
-      <w:lvlText w:val=""/>
-      <w:lvlJc w:val="left"/>
-      <w:pPr>
-        <w:tabs>
-          <w:tab w:val="num" w:pos="2137"/>
-        </w:tabs>
-        <w:ind w:left="2137" w:hanging="360"/>
-      </w:pPr>
-      <w:rPr>
-        <w:rFonts w:ascii="Symbol" w:hAnsi="Symbol" w:cs="Symbol" w:hint="default"/>
-      </w:rPr>
-    </w:lvl>
-    <w:lvl w:ilvl="1">
-      <w:start w:val="1"/>
-      <w:numFmt w:val="bullet"/>
-      <w:lvlText w:val=""/>
-      <w:lvlJc w:val="left"/>
-      <w:pPr>
-        <w:tabs>
-          <w:tab w:val="num" w:pos="2497"/>
-        </w:tabs>
-        <w:ind w:left="2497" w:hanging="360"/>
-      </w:pPr>
-      <w:rPr>
-        <w:rFonts w:ascii="Symbol" w:hAnsi="Symbol" w:cs="Symbol" w:hint="default"/>
-      </w:rPr>
-    </w:lvl>
-    <w:lvl w:ilvl="2">
-      <w:start w:val="1"/>
-      <w:numFmt w:val="bullet"/>
-      <w:lvlText w:val=""/>
-      <w:lvlJc w:val="left"/>
-      <w:pPr>
-        <w:tabs>
-          <w:tab w:val="num" w:pos="2857"/>
-        </w:tabs>
-        <w:ind w:left="2857" w:hanging="360"/>
-      </w:pPr>
-      <w:rPr>
-        <w:rFonts w:ascii="Symbol" w:hAnsi="Symbol" w:cs="Symbol" w:hint="default"/>
-      </w:rPr>
-    </w:lvl>
-    <w:lvl w:ilvl="3">
-      <w:start w:val="1"/>
-      <w:numFmt w:val="bullet"/>
-      <w:lvlText w:val=""/>
-      <w:lvlJc w:val="left"/>
-      <w:pPr>
-        <w:tabs>
-          <w:tab w:val="num" w:pos="3217"/>
-        </w:tabs>
-        <w:ind w:left="3217" w:hanging="360"/>
-      </w:pPr>
-      <w:rPr>
-        <w:rFonts w:ascii="Symbol" w:hAnsi="Symbol" w:cs="Symbol" w:hint="default"/>
-      </w:rPr>
-    </w:lvl>
-    <w:lvl w:ilvl="4">
-      <w:start w:val="1"/>
-      <w:numFmt w:val="bullet"/>
-      <w:lvlText w:val=""/>
-      <w:lvlJc w:val="left"/>
-      <w:pPr>
-        <w:tabs>
-          <w:tab w:val="num" w:pos="3577"/>
-        </w:tabs>
-        <w:ind w:left="3577" w:hanging="360"/>
-      </w:pPr>
-      <w:rPr>
-        <w:rFonts w:ascii="Symbol" w:hAnsi="Symbol" w:cs="Symbol" w:hint="default"/>
-      </w:rPr>
-    </w:lvl>
-    <w:lvl w:ilvl="5">
-      <w:start w:val="1"/>
-      <w:numFmt w:val="bullet"/>
-      <w:lvlText w:val=""/>
-      <w:lvlJc w:val="left"/>
-      <w:pPr>
-        <w:tabs>
-          <w:tab w:val="num" w:pos="3937"/>
-        </w:tabs>
-        <w:ind w:left="3937" w:hanging="360"/>
-      </w:pPr>
-      <w:rPr>
-        <w:rFonts w:ascii="Symbol" w:hAnsi="Symbol" w:cs="Symbol" w:hint="default"/>
-      </w:rPr>
-    </w:lvl>
-    <w:lvl w:ilvl="6">
-      <w:start w:val="1"/>
-      <w:numFmt w:val="bullet"/>
-      <w:lvlText w:val=""/>
-      <w:lvlJc w:val="left"/>
-      <w:pPr>
-        <w:tabs>
-          <w:tab w:val="num" w:pos="4297"/>
-        </w:tabs>
-        <w:ind w:left="4297" w:hanging="360"/>
-      </w:pPr>
-      <w:rPr>
-        <w:rFonts w:ascii="Symbol" w:hAnsi="Symbol" w:cs="Symbol" w:hint="default"/>
-      </w:rPr>
-    </w:lvl>
-    <w:lvl w:ilvl="7">
-      <w:start w:val="1"/>
-      <w:numFmt w:val="bullet"/>
-      <w:lvlText w:val=""/>
-      <w:lvlJc w:val="left"/>
-      <w:pPr>
-        <w:tabs>
-          <w:tab w:val="num" w:pos="4657"/>
-        </w:tabs>
-        <w:ind w:left="4657" w:hanging="360"/>
-      </w:pPr>
-      <w:rPr>
-        <w:rFonts w:ascii="Symbol" w:hAnsi="Symbol" w:cs="Symbol" w:hint="default"/>
-      </w:rPr>
-    </w:lvl>
-    <w:lvl w:ilvl="8">
-      <w:start w:val="1"/>
-      <w:numFmt w:val="bullet"/>
-      <w:lvlText w:val=""/>
-      <w:lvlJc w:val="left"/>
-      <w:pPr>
-        <w:tabs>
-          <w:tab w:val="num" w:pos="5017"/>
-        </w:tabs>
-        <w:ind w:left="5017" w:hanging="360"/>
-      </w:pPr>
-      <w:rPr>
-        <w:rFonts w:ascii="Symbol" w:hAnsi="Symbol" w:cs="Symbol" w:hint="default"/>
-      </w:rPr>
-    </w:lvl>
-  </w:abstractNum>
-  <w:abstractNum w:abstractNumId="11">
-    <w:lvl w:ilvl="0">
-      <w:start w:val="1"/>
-      <w:numFmt w:val="bullet"/>
-      <w:lvlText w:val=""/>
-      <w:lvlJc w:val="left"/>
-      <w:pPr>
-        <w:tabs>
-          <w:tab w:val="num" w:pos="709"/>
-        </w:tabs>
-        <w:ind w:left="709" w:hanging="283"/>
-      </w:pPr>
-      <w:rPr>
-        <w:rFonts w:ascii="Symbol" w:hAnsi="Symbol" w:cs="Symbol" w:hint="default"/>
-      </w:rPr>
-    </w:lvl>
-    <w:lvl w:ilvl="1">
-      <w:start w:val="1"/>
-      <w:numFmt w:val="bullet"/>
-      <w:lvlText w:val=""/>
-      <w:lvlJc w:val="left"/>
-      <w:pPr>
-        <w:tabs>
-          <w:tab w:val="num" w:pos="1418"/>
-        </w:tabs>
-        <w:ind w:left="1418" w:hanging="283"/>
-      </w:pPr>
-      <w:rPr>
-        <w:rFonts w:ascii="Symbol" w:hAnsi="Symbol" w:cs="Symbol" w:hint="default"/>
-      </w:rPr>
-    </w:lvl>
-    <w:lvl w:ilvl="2">
-      <w:start w:val="1"/>
-      <w:numFmt w:val="bullet"/>
-      <w:lvlText w:val=""/>
-      <w:lvlJc w:val="left"/>
-      <w:pPr>
-        <w:tabs>
-          <w:tab w:val="num" w:pos="2127"/>
-        </w:tabs>
-        <w:ind w:left="2127" w:hanging="283"/>
-      </w:pPr>
-      <w:rPr>
-        <w:rFonts w:ascii="Symbol" w:hAnsi="Symbol" w:cs="Symbol" w:hint="default"/>
-      </w:rPr>
-    </w:lvl>
-    <w:lvl w:ilvl="3">
-      <w:start w:val="1"/>
-      <w:numFmt w:val="bullet"/>
-      <w:lvlText w:val=""/>
-      <w:lvlJc w:val="left"/>
-      <w:pPr>
-        <w:tabs>
-          <w:tab w:val="num" w:pos="2836"/>
-        </w:tabs>
-        <w:ind w:left="2836" w:hanging="283"/>
-      </w:pPr>
-      <w:rPr>
-        <w:rFonts w:ascii="Symbol" w:hAnsi="Symbol" w:cs="Symbol" w:hint="default"/>
-      </w:rPr>
-    </w:lvl>
-    <w:lvl w:ilvl="4">
-      <w:start w:val="1"/>
-      <w:numFmt w:val="bullet"/>
-      <w:lvlText w:val=""/>
-      <w:lvlJc w:val="left"/>
-      <w:pPr>
-        <w:tabs>
-          <w:tab w:val="num" w:pos="3545"/>
-        </w:tabs>
-        <w:ind w:left="3545" w:hanging="283"/>
-      </w:pPr>
-      <w:rPr>
-        <w:rFonts w:ascii="Symbol" w:hAnsi="Symbol" w:cs="Symbol" w:hint="default"/>
-      </w:rPr>
-    </w:lvl>
-    <w:lvl w:ilvl="5">
-      <w:start w:val="1"/>
-      <w:numFmt w:val="bullet"/>
-      <w:lvlText w:val=""/>
-      <w:lvlJc w:val="left"/>
-      <w:pPr>
-        <w:tabs>
-          <w:tab w:val="num" w:pos="4254"/>
-        </w:tabs>
-        <w:ind w:left="4254" w:hanging="283"/>
-      </w:pPr>
-      <w:rPr>
-        <w:rFonts w:ascii="Symbol" w:hAnsi="Symbol" w:cs="Symbol" w:hint="default"/>
-      </w:rPr>
-    </w:lvl>
-    <w:lvl w:ilvl="6">
-      <w:start w:val="1"/>
-      <w:numFmt w:val="bullet"/>
-      <w:lvlText w:val=""/>
-      <w:lvlJc w:val="left"/>
-      <w:pPr>
-        <w:tabs>
-          <w:tab w:val="num" w:pos="4963"/>
-        </w:tabs>
-        <w:ind w:left="4963" w:hanging="283"/>
-      </w:pPr>
-      <w:rPr>
-        <w:rFonts w:ascii="Symbol" w:hAnsi="Symbol" w:cs="Symbol" w:hint="default"/>
-      </w:rPr>
-    </w:lvl>
-    <w:lvl w:ilvl="7">
-      <w:start w:val="1"/>
-      <w:numFmt w:val="bullet"/>
-      <w:lvlText w:val=""/>
-      <w:lvlJc w:val="left"/>
-      <w:pPr>
-        <w:tabs>
-          <w:tab w:val="num" w:pos="5672"/>
-        </w:tabs>
-        <w:ind w:left="5672" w:hanging="283"/>
-      </w:pPr>
-      <w:rPr>
-        <w:rFonts w:ascii="Symbol" w:hAnsi="Symbol" w:cs="Symbol" w:hint="default"/>
-      </w:rPr>
-    </w:lvl>
-    <w:lvl w:ilvl="8">
-      <w:start w:val="1"/>
-      <w:numFmt w:val="bullet"/>
-      <w:lvlText w:val=""/>
-      <w:lvlJc w:val="left"/>
-      <w:pPr>
-        <w:tabs>
-          <w:tab w:val="num" w:pos="6381"/>
-        </w:tabs>
-        <w:ind w:left="6381" w:hanging="283"/>
-      </w:pPr>
-      <w:rPr>
-        <w:rFonts w:ascii="Symbol" w:hAnsi="Symbol" w:cs="Symbol" w:hint="default"/>
-      </w:rPr>
-    </w:lvl>
-  </w:abstractNum>
-  <w:abstractNum w:abstractNumId="12">
     <w:lvl w:ilvl="0">
       <w:start w:val="1"/>
       <w:numFmt w:val="none"/>
@@ -33435,15 +36645,6 @@
   </w:num>
   <w:num w:numId="9">
     <w:abstractNumId w:val="9"/>
-  </w:num>
-  <w:num w:numId="10">
-    <w:abstractNumId w:val="10"/>
-  </w:num>
-  <w:num w:numId="11">
-    <w:abstractNumId w:val="11"/>
-  </w:num>
-  <w:num w:numId="12">
-    <w:abstractNumId w:val="12"/>
   </w:num>
 </w:numbering>
 </file>

--- a/Revised-TFM_Francisco_Javier_Rivas_Martin_ca.docx
+++ b/Revised-TFM_Francisco_Javier_Rivas_Martin_ca.docx
@@ -2154,26 +2154,6 @@
         </w:p>
         <w:p>
           <w:pPr>
-            <w:pStyle w:val="TOC3"/>
-            <w:tabs>
-              <w:tab w:val="clear" w:pos="10773"/>
-              <w:tab w:val="right" w:pos="10346" w:leader="dot"/>
-            </w:tabs>
-            <w:rPr/>
-          </w:pPr>
-          <w:hyperlink w:anchor="__RefHeading___Toc5212_4069147212">
-            <w:r>
-              <w:rPr>
-                <w:rStyle w:val="Enlacedelndice"/>
-              </w:rPr>
-              <w:t>Recursos temporals</w:t>
-              <w:tab/>
-              <w:t>4</w:t>
-            </w:r>
-          </w:hyperlink>
-        </w:p>
-        <w:p>
-          <w:pPr>
             <w:pStyle w:val="TOC2"/>
             <w:tabs>
               <w:tab w:val="clear" w:pos="11057"/>
@@ -2181,27 +2161,7 @@
             </w:tabs>
             <w:rPr/>
           </w:pPr>
-          <w:hyperlink w:anchor="__RefHeading___Toc5214_4069147212">
-            <w:r>
-              <w:rPr>
-                <w:rStyle w:val="Enlacedelndice"/>
-              </w:rPr>
-              <w:t>La planificació s’alinea amb els mòduls oficials del TFM:</w:t>
-              <w:tab/>
-              <w:t>4</w:t>
-            </w:r>
-          </w:hyperlink>
-        </w:p>
-        <w:p>
-          <w:pPr>
-            <w:pStyle w:val="TOC2"/>
-            <w:tabs>
-              <w:tab w:val="clear" w:pos="11057"/>
-              <w:tab w:val="right" w:pos="10346" w:leader="dot"/>
-            </w:tabs>
-            <w:rPr/>
-          </w:pPr>
-          <w:hyperlink w:anchor="__RefHeading___Toc5216_4069147212">
+          <w:hyperlink w:anchor="__RefHeading___Toc4314_1990107753">
             <w:r>
               <w:rPr>
                 <w:rStyle w:val="Enlacedelndice"/>
@@ -2260,7 +2220,7 @@
               </w:rPr>
               <w:t>1.8. Declaració sobre l’ús d’intel·ligència artificial generativa</w:t>
               <w:tab/>
-              <w:t>6</w:t>
+              <w:t>5</w:t>
             </w:r>
           </w:hyperlink>
         </w:p>
@@ -2280,7 +2240,7 @@
               </w:rPr>
               <w:t>2. Estat de l’art</w:t>
               <w:tab/>
-              <w:t>7</w:t>
+              <w:t>6</w:t>
             </w:r>
           </w:hyperlink>
         </w:p>
@@ -2306,7 +2266,7 @@
               </w:rPr>
               <w:t>2.1 Reinforcement Learning en mercats financers</w:t>
               <w:tab/>
-              <w:t>7</w:t>
+              <w:t>6</w:t>
             </w:r>
           </w:hyperlink>
         </w:p>
@@ -2332,7 +2292,7 @@
               </w:rPr>
               <w:t>2.2 Deep Reinforcement Learning (DQN, PPO)</w:t>
               <w:tab/>
-              <w:t>8</w:t>
+              <w:t>7</w:t>
             </w:r>
           </w:hyperlink>
         </w:p>
@@ -2352,7 +2312,7 @@
               </w:rPr>
               <w:t>2.3 DRL aplicat a criptomonedes</w:t>
               <w:tab/>
-              <w:t>10</w:t>
+              <w:t>8</w:t>
             </w:r>
           </w:hyperlink>
         </w:p>
@@ -2372,7 +2332,7 @@
               </w:rPr>
               <w:t>2.4 Ús d’informació exògena en models financers</w:t>
               <w:tab/>
-              <w:t>11</w:t>
+              <w:t>9</w:t>
             </w:r>
           </w:hyperlink>
         </w:p>
@@ -2392,7 +2352,7 @@
               </w:rPr>
               <w:t>2.5 Limitacions actuals i reptes</w:t>
               <w:tab/>
-              <w:t>11</w:t>
+              <w:t>10</w:t>
             </w:r>
           </w:hyperlink>
         </w:p>
@@ -2412,7 +2372,7 @@
               </w:rPr>
               <w:t>2.6 Posicionament del treball</w:t>
               <w:tab/>
-              <w:t>12</w:t>
+              <w:t>11</w:t>
             </w:r>
           </w:hyperlink>
         </w:p>
@@ -2432,7 +2392,7 @@
               </w:rPr>
               <w:t>3. Materials i mètodes</w:t>
               <w:tab/>
-              <w:t>13</w:t>
+              <w:t>12</w:t>
             </w:r>
           </w:hyperlink>
         </w:p>
@@ -2452,7 +2412,7 @@
               </w:rPr>
               <w:t>3.1 Estructura del projecte</w:t>
               <w:tab/>
-              <w:t>13</w:t>
+              <w:t>12</w:t>
             </w:r>
           </w:hyperlink>
         </w:p>
@@ -2472,7 +2432,7 @@
               </w:rPr>
               <w:t>3.2 Tecnologies i llibreries utilitzades</w:t>
               <w:tab/>
-              <w:t>13</w:t>
+              <w:t>12</w:t>
             </w:r>
           </w:hyperlink>
         </w:p>
@@ -2512,7 +2472,7 @@
               </w:rPr>
               <w:t>3.4 Disseny de l’entorn de trading</w:t>
               <w:tab/>
-              <w:t>15</w:t>
+              <w:t>14</w:t>
             </w:r>
           </w:hyperlink>
         </w:p>
@@ -2572,7 +2532,7 @@
               </w:rPr>
               <w:t>3.7 Procediment d’avaluació</w:t>
               <w:tab/>
-              <w:t>18</w:t>
+              <w:t>19</w:t>
             </w:r>
           </w:hyperlink>
         </w:p>
@@ -2592,7 +2552,7 @@
               </w:rPr>
               <w:t>3.8 Resum dels experiments</w:t>
               <w:tab/>
-              <w:t>19</w:t>
+              <w:t>20</w:t>
             </w:r>
           </w:hyperlink>
         </w:p>
@@ -2612,7 +2572,7 @@
               </w:rPr>
               <w:t>4. Resultats</w:t>
               <w:tab/>
-              <w:t>20</w:t>
+              <w:t>21</w:t>
             </w:r>
           </w:hyperlink>
         </w:p>
@@ -2632,7 +2592,7 @@
               </w:rPr>
               <w:t>4.1 Resultats amb recompensa simple</w:t>
               <w:tab/>
-              <w:t>20</w:t>
+              <w:t>21</w:t>
             </w:r>
           </w:hyperlink>
         </w:p>
@@ -2652,7 +2612,7 @@
               </w:rPr>
               <w:t>4.2 Resultats amb recompensa ajustada a risc</w:t>
               <w:tab/>
-              <w:t>21</w:t>
+              <w:t>22</w:t>
             </w:r>
           </w:hyperlink>
         </w:p>
@@ -2672,7 +2632,7 @@
               </w:rPr>
               <w:t>4.3 Resultats amb recompensa tipus Sharpe</w:t>
               <w:tab/>
-              <w:t>22</w:t>
+              <w:t>23</w:t>
             </w:r>
           </w:hyperlink>
         </w:p>
@@ -2692,7 +2652,7 @@
               </w:rPr>
               <w:t>4.4 Resultats amb penalització de volatilitat (α = 0.1)</w:t>
               <w:tab/>
-              <w:t>23</w:t>
+              <w:t>24</w:t>
             </w:r>
           </w:hyperlink>
         </w:p>
@@ -2712,7 +2672,7 @@
               </w:rPr>
               <w:t>4.5 Resultats de l’experiment de selecció d’estratègies</w:t>
               <w:tab/>
-              <w:t>24</w:t>
+              <w:t>25</w:t>
             </w:r>
           </w:hyperlink>
         </w:p>
@@ -2732,7 +2692,7 @@
               </w:rPr>
               <w:t>4.6 Resultats de l’experiment de penalització de manteniment de posició</w:t>
               <w:tab/>
-              <w:t>25</w:t>
+              <w:t>26</w:t>
             </w:r>
           </w:hyperlink>
         </w:p>
@@ -2752,7 +2712,7 @@
               </w:rPr>
               <w:t>4.7 Resultats de l’experiment amb GLD i USO</w:t>
               <w:tab/>
-              <w:t>26</w:t>
+              <w:t>27</w:t>
             </w:r>
           </w:hyperlink>
         </w:p>
@@ -2772,7 +2732,7 @@
               </w:rPr>
               <w:t>4.8 Resultats de l’experiment multi-actiu sense fuga d’informació</w:t>
               <w:tab/>
-              <w:t>27</w:t>
+              <w:t>28</w:t>
             </w:r>
           </w:hyperlink>
         </w:p>
@@ -2792,7 +2752,7 @@
               </w:rPr>
               <w:t>4.9 Resultats – Relative Strength + Momentum</w:t>
               <w:tab/>
-              <w:t>28</w:t>
+              <w:t>29</w:t>
             </w:r>
           </w:hyperlink>
         </w:p>
@@ -2812,7 +2772,7 @@
               </w:rPr>
               <w:t>4.10 Resultats – Forçant el trading</w:t>
               <w:tab/>
-              <w:t>30</w:t>
+              <w:t>31</w:t>
             </w:r>
           </w:hyperlink>
         </w:p>
@@ -2832,7 +2792,7 @@
               </w:rPr>
               <w:t>4.11 Resultats – Cost dinàmic</w:t>
               <w:tab/>
-              <w:t>31</w:t>
+              <w:t>32</w:t>
             </w:r>
           </w:hyperlink>
         </w:p>
@@ -2852,7 +2812,7 @@
               </w:rPr>
               <w:t>4.12 Resultats de l’experiment amb cost dinàmic i penalització logarítmica</w:t>
               <w:tab/>
-              <w:t>33</w:t>
+              <w:t>34</w:t>
             </w:r>
           </w:hyperlink>
         </w:p>
@@ -2872,7 +2832,7 @@
               </w:rPr>
               <w:t>4.13 Resultats de l’experiment amb reward relativa</w:t>
               <w:tab/>
-              <w:t>35</w:t>
+              <w:t>36</w:t>
             </w:r>
           </w:hyperlink>
         </w:p>
@@ -2892,7 +2852,7 @@
               </w:rPr>
               <w:t>4.14 Resultats de l’experiment amb entrenament prolongat</w:t>
               <w:tab/>
-              <w:t>37</w:t>
+              <w:t>38</w:t>
             </w:r>
           </w:hyperlink>
         </w:p>
@@ -2912,7 +2872,7 @@
               </w:rPr>
               <w:t>4.15 Resultats de l’experiment amb 1.000.000 passos</w:t>
               <w:tab/>
-              <w:t>38</w:t>
+              <w:t>40</w:t>
             </w:r>
           </w:hyperlink>
         </w:p>
@@ -2932,7 +2892,7 @@
               </w:rPr>
               <w:t>5. Conclusions i treballs futurs</w:t>
               <w:tab/>
-              <w:t>41</w:t>
+              <w:t>42</w:t>
             </w:r>
           </w:hyperlink>
         </w:p>
@@ -2952,7 +2912,7 @@
               </w:rPr>
               <w:t>5.1 Conclusions</w:t>
               <w:tab/>
-              <w:t>42</w:t>
+              <w:t>43</w:t>
             </w:r>
           </w:hyperlink>
         </w:p>
@@ -2972,7 +2932,7 @@
               </w:rPr>
               <w:t>5.2 Treballs futurs</w:t>
               <w:tab/>
-              <w:t>43</w:t>
+              <w:t>45</w:t>
             </w:r>
           </w:hyperlink>
         </w:p>
@@ -2992,7 +2952,7 @@
               </w:rPr>
               <w:t>6. Glossari</w:t>
               <w:tab/>
-              <w:t>45</w:t>
+              <w:t>46</w:t>
             </w:r>
           </w:hyperlink>
         </w:p>
@@ -3012,7 +2972,7 @@
               </w:rPr>
               <w:t>7. Bibliografia</w:t>
               <w:tab/>
-              <w:t>47</w:t>
+              <w:t>48</w:t>
             </w:r>
           </w:hyperlink>
           <w:r>
@@ -3091,7 +3051,7 @@
           <w:rPr/>
           <w:t>Figura 1: Planificació del TFM</w:t>
           <w:tab/>
-          <w:t>5</w:t>
+          <w:t>4</w:t>
         </w:r>
       </w:hyperlink>
     </w:p>
@@ -3109,7 +3069,7 @@
           <w:rPr/>
           <w:t>Figura 2: Corba d'Equity per Recompensa Simple</w:t>
           <w:tab/>
-          <w:t>20</w:t>
+          <w:t>21</w:t>
         </w:r>
       </w:hyperlink>
     </w:p>
@@ -3127,7 +3087,7 @@
           <w:rPr/>
           <w:t>Figura 3: Corba d'Equity per recompensa ajustada a risc</w:t>
           <w:tab/>
-          <w:t>21</w:t>
+          <w:t>22</w:t>
         </w:r>
       </w:hyperlink>
     </w:p>
@@ -3145,7 +3105,7 @@
           <w:rPr/>
           <w:t>Figura 4: Corba d'Equity per recompensa tipus Sharpe</w:t>
           <w:tab/>
-          <w:t>22</w:t>
+          <w:t>23</w:t>
         </w:r>
       </w:hyperlink>
     </w:p>
@@ -3163,7 +3123,7 @@
           <w:rPr/>
           <w:t>Figura 5: Corba d'Equity per penalització de volatilitat (α = 0.1)</w:t>
           <w:tab/>
-          <w:t>23</w:t>
+          <w:t>24</w:t>
         </w:r>
       </w:hyperlink>
     </w:p>
@@ -3181,7 +3141,7 @@
           <w:rPr/>
           <w:t>Figura 6: Corba d'Equity per selecció d’estratègies</w:t>
           <w:tab/>
-          <w:t>24</w:t>
+          <w:t>25</w:t>
         </w:r>
       </w:hyperlink>
     </w:p>
@@ -3199,7 +3159,7 @@
           <w:rPr/>
           <w:t>Figura 7: Corba d'Equity per penalització de manteniment de posició</w:t>
           <w:tab/>
-          <w:t>25</w:t>
+          <w:t>26</w:t>
         </w:r>
       </w:hyperlink>
     </w:p>
@@ -3217,7 +3177,7 @@
           <w:rPr/>
           <w:t>Figura 8: Corba d'Equity per GLD i USO</w:t>
           <w:tab/>
-          <w:t>26</w:t>
+          <w:t>27</w:t>
         </w:r>
       </w:hyperlink>
     </w:p>
@@ -3235,7 +3195,7 @@
           <w:rPr/>
           <w:t>Figura 9: Corba d'Equity per multi-actiu sense fuga d’informació</w:t>
           <w:tab/>
-          <w:t>27</w:t>
+          <w:t>28</w:t>
         </w:r>
       </w:hyperlink>
     </w:p>
@@ -3253,7 +3213,7 @@
           <w:rPr/>
           <w:t>Figura 10: Multi-Asset Agent vs Buy &amp; Hold per multi-actiu sense fuga d’informació</w:t>
           <w:tab/>
-          <w:t>28</w:t>
+          <w:t>29</w:t>
         </w:r>
       </w:hyperlink>
     </w:p>
@@ -3271,7 +3231,7 @@
           <w:rPr/>
           <w:t>Figura 11: Corba d'Equity per Relative Strength + Momentum</w:t>
           <w:tab/>
-          <w:t>29</w:t>
+          <w:t>30</w:t>
         </w:r>
       </w:hyperlink>
     </w:p>
@@ -3289,7 +3249,7 @@
           <w:rPr/>
           <w:t>Figura 12: Multi-Asset agent vs Buy &amp; Hold per Relative Strength + Momentum</w:t>
           <w:tab/>
-          <w:t>29</w:t>
+          <w:t>30</w:t>
         </w:r>
       </w:hyperlink>
     </w:p>
@@ -3307,7 +3267,7 @@
           <w:rPr/>
           <w:t>Figura 13: Corba d'Equity per forçant el trading</w:t>
           <w:tab/>
-          <w:t>30</w:t>
+          <w:t>32</w:t>
         </w:r>
       </w:hyperlink>
     </w:p>
@@ -3325,7 +3285,7 @@
           <w:rPr/>
           <w:t>Figura 14: Multi-Asset Agent vs Buy &amp; Hold per forçant el trading</w:t>
           <w:tab/>
-          <w:t>31</w:t>
+          <w:t>32</w:t>
         </w:r>
       </w:hyperlink>
     </w:p>
@@ -3343,7 +3303,7 @@
           <w:rPr/>
           <w:t>Figura 15: Corba Multi-Asset Equity per Cost dinàmic</w:t>
           <w:tab/>
-          <w:t>32</w:t>
+          <w:t>33</w:t>
         </w:r>
       </w:hyperlink>
     </w:p>
@@ -3361,7 +3321,7 @@
           <w:rPr/>
           <w:t>Figura 16: Multi-Asset Agent vs Buy &amp; Hold per cost dinàmic</w:t>
           <w:tab/>
-          <w:t>33</w:t>
+          <w:t>34</w:t>
         </w:r>
       </w:hyperlink>
     </w:p>
@@ -3379,7 +3339,7 @@
           <w:rPr/>
           <w:t>Figura 17: Corba Multi-Asset Equity per cost dinàmic i penalització logarítmica</w:t>
           <w:tab/>
-          <w:t>34</w:t>
+          <w:t>35</w:t>
         </w:r>
       </w:hyperlink>
     </w:p>
@@ -3397,7 +3357,7 @@
           <w:rPr/>
           <w:t>Figura 18: Multi-Asset Agent vs Buy &amp; Hold per cost dinàmic i penalització logarítmica</w:t>
           <w:tab/>
-          <w:t>35</w:t>
+          <w:t>36</w:t>
         </w:r>
       </w:hyperlink>
     </w:p>
@@ -3415,7 +3375,7 @@
           <w:rPr/>
           <w:t>Figura 19: Corba Multi-Asset Equity per reward relativa</w:t>
           <w:tab/>
-          <w:t>36</w:t>
+          <w:t>37</w:t>
         </w:r>
       </w:hyperlink>
     </w:p>
@@ -3433,7 +3393,7 @@
           <w:rPr/>
           <w:t>Figura 20: Multi-Asset Agent vs Buy &amp; Hold per reward relativa</w:t>
           <w:tab/>
-          <w:t>37</w:t>
+          <w:t>38</w:t>
         </w:r>
       </w:hyperlink>
     </w:p>
@@ -3451,7 +3411,7 @@
           <w:rPr/>
           <w:t>Figura 21: Corba Multi-Asset Equity amb entrenament prolongat</w:t>
           <w:tab/>
-          <w:t>38</w:t>
+          <w:t>39</w:t>
         </w:r>
       </w:hyperlink>
     </w:p>
@@ -3469,7 +3429,7 @@
           <w:rPr/>
           <w:t>Figura 22: Multi-Asset Agent vs Buy &amp; Hold amb entrenament prolongat</w:t>
           <w:tab/>
-          <w:t>38</w:t>
+          <w:t>40</w:t>
         </w:r>
       </w:hyperlink>
     </w:p>
@@ -3487,7 +3447,7 @@
           <w:rPr/>
           <w:t>Figura 23: Corba Multi-Asset Equity amb 1.000.000 passos</w:t>
           <w:tab/>
-          <w:t>39</w:t>
+          <w:t>41</w:t>
         </w:r>
       </w:hyperlink>
     </w:p>
@@ -3505,7 +3465,7 @@
           <w:rPr/>
           <w:t>Figura 24: Multi-Asset Agent vs Buy &amp; Hold amb 1.000.000 passos</w:t>
           <w:tab/>
-          <w:t>40</w:t>
+          <w:t>41</w:t>
         </w:r>
       </w:hyperlink>
       <w:r>
@@ -3563,7 +3523,27 @@
         <w:rPr>
           <w:shd w:fill="auto" w:val="clear"/>
         </w:rPr>
-        <w:t>Els mercats financers constitueixen entorns dinàmics, incerts i no estacionaris. Això dificulta la construcció de sistemes automàtics de presa de decisions. En els darrers anys, el Deep Reinforcement Learning (DRL) ha emergit com una aproximació prometedora per abordar problemes de decisió seqüencial en trading i asset allocation.</w:t>
+        <w:t>Els mercats financers constitueixen entorns dinàmics, incerts i no estacionaris,</w:t>
+      </w:r>
+      <w:r>
+        <w:rPr/>
+        <w:t>és a dir, amb propietats que varien al llarg del temps.</w:t>
+      </w:r>
+      <w:r>
+        <w:rPr>
+          <w:shd w:fill="auto" w:val="clear"/>
+        </w:rPr>
+        <w:t xml:space="preserve"> Això dificulta la construcció de sistemes automàtics de presa de decisions. En els darrers anys, el Deep Reinforcement Learning (DRL) ha emergit com una aproximació prometedora per abordar problemes de decisió seqüencial en trading i asset allocation</w:t>
+      </w:r>
+      <w:r>
+        <w:rPr/>
+        <w:t>, és a dir, en la distribució del capital entre diferents actius</w:t>
+      </w:r>
+      <w:r>
+        <w:rPr>
+          <w:shd w:fill="auto" w:val="clear"/>
+        </w:rPr>
+        <w:t>.</w:t>
       </w:r>
     </w:p>
     <w:p>
@@ -3815,36 +3795,52 @@
         <w:rPr>
           <w:shd w:fill="auto" w:val="clear"/>
         </w:rPr>
-        <w:t>Des d’un punt de vista metodològic, el treball també incorpora aspectes rellevants com la sincronització temporal de sèries financeres, la validació out-of-sample i la correcció del lookahead bias, amb l’objectiu de garantir la consistència experimental.</w:t>
-      </w:r>
-    </w:p>
-    <w:p>
-      <w:pPr>
-        <w:pStyle w:val="Normal"/>
-        <w:rPr>
-          <w:highlight w:val="none"/>
-          <w:shd w:fill="auto" w:val="clear"/>
-        </w:rPr>
-      </w:pPr>
-      <w:r>
-        <w:rPr>
-          <w:shd w:fill="auto" w:val="clear"/>
-        </w:rPr>
-      </w:r>
-    </w:p>
-    <w:p>
-      <w:pPr>
-        <w:pStyle w:val="Normal"/>
-        <w:rPr>
-          <w:highlight w:val="none"/>
-          <w:shd w:fill="auto" w:val="clear"/>
-        </w:rPr>
-      </w:pPr>
-      <w:r>
-        <w:rPr>
-          <w:shd w:fill="auto" w:val="clear"/>
-        </w:rPr>
-        <w:t>La contribució principal del treball no consisteix en proposar un nou algoritme de DRL, sinó en estudiar experimentalment com diferents formulacions de l’entorn i de la funció de recompensa afecten el comportament dels agents PPO en escenaris multi-actiu.</w:t>
+        <w:t>Des d’un punt de vista metodològic, el treball també incorpora aspectes rellevants com la sincronització temporal de sèries financeres, la validació out-of-sample i la correcció del lookahead bias, evitant que el model tingui accés a informació futura durant l’entrenament o l’avaluació, amb l’objectiu de garantir la consistència experimental.</w:t>
+      </w:r>
+    </w:p>
+    <w:p>
+      <w:pPr>
+        <w:pStyle w:val="Normal"/>
+        <w:rPr>
+          <w:highlight w:val="none"/>
+          <w:shd w:fill="auto" w:val="clear"/>
+        </w:rPr>
+      </w:pPr>
+      <w:r>
+        <w:rPr>
+          <w:shd w:fill="auto" w:val="clear"/>
+        </w:rPr>
+      </w:r>
+    </w:p>
+    <w:p>
+      <w:pPr>
+        <w:pStyle w:val="Normal"/>
+        <w:rPr>
+          <w:highlight w:val="none"/>
+          <w:shd w:fill="auto" w:val="clear"/>
+        </w:rPr>
+      </w:pPr>
+      <w:r>
+        <w:rPr>
+          <w:shd w:fill="auto" w:val="clear"/>
+        </w:rPr>
+        <w:t xml:space="preserve">La contribució principal del treball no consisteix en proposar un nou algoritme de DRL, sinó en estudiar experimentalment com diferents formulacions de l’entorn i de la funció de recompensa afecten el comportament dels agents </w:t>
+      </w:r>
+      <w:r>
+        <w:rPr/>
+        <w:t>Proximal Policy Optimization</w:t>
+      </w:r>
+      <w:r>
+        <w:rPr>
+          <w:shd w:fill="auto" w:val="clear"/>
+        </w:rPr>
+        <w:t xml:space="preserve"> (PPO), un algoritme DRL,</w:t>
+      </w:r>
+      <w:r>
+        <w:rPr>
+          <w:shd w:fill="auto" w:val="clear"/>
+        </w:rPr>
+        <w:t xml:space="preserve"> en escenaris multi-actiu.</w:t>
       </w:r>
     </w:p>
     <w:p>
@@ -3912,7 +3908,7 @@
         <w:rPr>
           <w:shd w:fill="auto" w:val="clear"/>
         </w:rPr>
-        <w:t>Dissenyar i avaluar un sistema basat en Deep Reinforcement Learning capaç d’aprendre polítiques de decisió en entorns financers single-asset i multi-actiu.</w:t>
+        <w:t>Dissenyar i avaluar un sistema basat en Deep Reinforcement Learning capaç d’aprendre polítiques de decisió en entorns financers basats en un únic actiu i en entorns multi-actiu.</w:t>
       </w:r>
     </w:p>
     <w:p>
@@ -4051,7 +4047,7 @@
         <w:rPr>
           <w:shd w:fill="auto" w:val="clear"/>
         </w:rPr>
-        <w:t>Evitar lookahead bias mitjançant separació temporal entre features i target returns.</w:t>
+        <w:t>Evitar lookahead bias mitjançant la utilització exclusiva d’informació passada per construir les variables d’entrada, mantenint separats els retorns futurs utilitzats per calcular la recompensa.</w:t>
       </w:r>
     </w:p>
     <w:p>
@@ -4130,60 +4126,46 @@
     </w:p>
     <w:p>
       <w:pPr>
-        <w:pStyle w:val="Heading3"/>
-        <w:rPr>
-          <w:highlight w:val="none"/>
-          <w:shd w:fill="auto" w:val="clear"/>
-        </w:rPr>
-      </w:pPr>
-      <w:r>
-        <w:rPr>
-          <w:shd w:fill="auto" w:val="clear"/>
-        </w:rPr>
-      </w:r>
-    </w:p>
-    <w:p>
-      <w:pPr>
-        <w:pStyle w:val="Normal"/>
-        <w:rPr>
-          <w:highlight w:val="none"/>
-          <w:shd w:fill="auto" w:val="clear"/>
-        </w:rPr>
-      </w:pPr>
-      <w:r>
-        <w:rPr>
-          <w:shd w:fill="auto" w:val="clear"/>
-        </w:rPr>
-        <w:t>El treball utilitza exclusivament dades financeres públiques i no incorpora dades personals ni sensibles.</w:t>
-      </w:r>
-    </w:p>
-    <w:p>
-      <w:pPr>
-        <w:pStyle w:val="Normal"/>
-        <w:rPr>
-          <w:highlight w:val="none"/>
-          <w:shd w:fill="auto" w:val="clear"/>
-        </w:rPr>
-      </w:pPr>
-      <w:r>
-        <w:rPr>
-          <w:shd w:fill="auto" w:val="clear"/>
-        </w:rPr>
-      </w:r>
-    </w:p>
-    <w:p>
-      <w:pPr>
-        <w:pStyle w:val="Normal"/>
-        <w:rPr>
-          <w:highlight w:val="none"/>
-          <w:shd w:fill="auto" w:val="clear"/>
-        </w:rPr>
-      </w:pPr>
-      <w:r>
-        <w:rPr>
-          <w:shd w:fill="auto" w:val="clear"/>
-        </w:rPr>
-        <w:t>Des del punt de vista computacional, s’ha intentat limitar el consum de recursos utilitzant arquitectures moderades i un nombre controlat d’experiments.</w:t>
+        <w:pStyle w:val="Normal"/>
+        <w:rPr>
+          <w:highlight w:val="none"/>
+          <w:shd w:fill="auto" w:val="clear"/>
+        </w:rPr>
+      </w:pPr>
+      <w:r>
+        <w:rPr>
+          <w:shd w:fill="auto" w:val="clear"/>
+        </w:rPr>
+        <w:t>El treball utilitza exclusivament dades financeres públiques i no incorpora dades personals ni sensibles, per la qual cosa no presenta implicacions directes relacionades amb la privacitat o la protecció de dades.</w:t>
+      </w:r>
+    </w:p>
+    <w:p>
+      <w:pPr>
+        <w:pStyle w:val="Normal"/>
+        <w:rPr>
+          <w:highlight w:val="none"/>
+          <w:shd w:fill="auto" w:val="clear"/>
+        </w:rPr>
+      </w:pPr>
+      <w:r>
+        <w:rPr>
+          <w:shd w:fill="auto" w:val="clear"/>
+        </w:rPr>
+      </w:r>
+    </w:p>
+    <w:p>
+      <w:pPr>
+        <w:pStyle w:val="Normal"/>
+        <w:rPr>
+          <w:highlight w:val="none"/>
+          <w:shd w:fill="auto" w:val="clear"/>
+        </w:rPr>
+      </w:pPr>
+      <w:r>
+        <w:rPr>
+          <w:shd w:fill="auto" w:val="clear"/>
+        </w:rPr>
+        <w:t xml:space="preserve">Des del punt de vista computacional, s’ha intentat limitar el consum de recursos utilitzant arquitectures moderades i un nombre controlat d’experiments, evitant entrenaments innecessàriament costosos. </w:t>
       </w:r>
     </w:p>
     <w:p>
@@ -4214,8 +4196,48 @@
         </w:rPr>
         <w:t>L’objectiu del projecte és exclusivament acadèmic i experimental. No es pretén desenvolupar un sistema de trading real ni oferir recomanacions financeres.</w:t>
       </w:r>
-      <w:r>
-        <w:br w:type="page"/>
+    </w:p>
+    <w:p>
+      <w:pPr>
+        <w:pStyle w:val="Normal"/>
+        <w:rPr>
+          <w:highlight w:val="none"/>
+          <w:shd w:fill="auto" w:val="clear"/>
+        </w:rPr>
+      </w:pPr>
+      <w:r>
+        <w:rPr>
+          <w:shd w:fill="auto" w:val="clear"/>
+        </w:rPr>
+      </w:r>
+    </w:p>
+    <w:p>
+      <w:pPr>
+        <w:pStyle w:val="Normal"/>
+        <w:rPr>
+          <w:highlight w:val="none"/>
+          <w:shd w:fill="auto" w:val="clear"/>
+        </w:rPr>
+      </w:pPr>
+      <w:r>
+        <w:rPr>
+          <w:shd w:fill="auto" w:val="clear"/>
+        </w:rPr>
+        <w:t xml:space="preserve">Pel que fa als Objectius de Desenvolupament Sostenible (ODS), el treball es relaciona principalment amb l’ODS 4 (Educació de qualitat), ja que contribueix a la divulgació i aplicació pràctica de tècniques d’intel·ligència artificial i anàlisi de dades. També presenta connexions amb l’ODS 8 (Treball digne i creixement econòmic) i l’ODS 9 (Indústria, innovació i infraestructures), en estudiar l’aplicació de tecnologies avançades de Deep Reinforcement Learning en entorns financers i explorar noves metodologies de presa de decisions basades en dades. </w:t>
+      </w:r>
+    </w:p>
+    <w:p>
+      <w:pPr>
+        <w:pStyle w:val="Normal"/>
+        <w:rPr>
+          <w:highlight w:val="none"/>
+          <w:shd w:fill="auto" w:val="clear"/>
+        </w:rPr>
+      </w:pPr>
+      <w:r>
+        <w:rPr>
+          <w:shd w:fill="auto" w:val="clear"/>
+        </w:rPr>
       </w:r>
     </w:p>
     <w:p>
@@ -4244,22 +4266,6 @@
           <w:shd w:fill="auto" w:val="clear"/>
         </w:rPr>
         <w:t xml:space="preserve"> i mètode seguit</w:t>
-      </w:r>
-    </w:p>
-    <w:p>
-      <w:pPr>
-        <w:pStyle w:val="Normal"/>
-        <w:spacing w:before="0" w:after="0"/>
-        <w:ind w:hanging="360" w:left="2160" w:right="993"/>
-        <w:rPr>
-          <w:highlight w:val="none"/>
-          <w:shd w:fill="auto" w:val="clear"/>
-        </w:rPr>
-      </w:pPr>
-      <w:r>
-        <w:rPr>
-          <w:shd w:fill="auto" w:val="clear"/>
-        </w:rPr>
       </w:r>
     </w:p>
     <w:p>
@@ -4333,722 +4339,9 @@
       </w:pPr>
       <w:r>
         <w:rPr>
-          <w:b/>
-          <w:bCs/>
-          <w:shd w:fill="auto" w:val="clear"/>
-        </w:rPr>
-        <w:t>Retorn acumulat</w:t>
-      </w:r>
-      <w:r>
-        <w:rPr>
-          <w:shd w:fill="auto" w:val="clear"/>
-        </w:rPr>
-        <w:t>: mesura el guany o pèrdua total de l’estratègia durant el període de test.</w:t>
-      </w:r>
-    </w:p>
-    <w:p>
-      <w:pPr>
-        <w:pStyle w:val="BodyText"/>
-        <w:jc w:val="left"/>
-        <w:rPr>
-          <w:highlight w:val="none"/>
-          <w:shd w:fill="auto" w:val="clear"/>
-        </w:rPr>
-      </w:pPr>
-      <w:r>
-        <w:rPr/>
-      </w:r>
-      <m:oMathPara xmlns:m="http://schemas.openxmlformats.org/officeDocument/2006/math">
-        <m:oMathParaPr>
-          <m:jc m:val="left"/>
-        </m:oMathParaPr>
-        <m:oMath>
-          <m:sSub>
-            <m:e>
-              <m:r>
-                <w:rPr>
-                  <w:rFonts w:ascii="Cambria Math" w:hAnsi="Cambria Math"/>
-                </w:rPr>
-                <m:t xml:space="preserve">R</m:t>
-              </m:r>
-            </m:e>
-            <m:sub>
-              <m:r>
-                <w:rPr>
-                  <w:rFonts w:ascii="Cambria Math" w:hAnsi="Cambria Math"/>
-                </w:rPr>
-                <m:t xml:space="preserve">cum</m:t>
-              </m:r>
-            </m:sub>
-          </m:sSub>
-          <m:r>
-            <w:rPr>
-              <w:rFonts w:ascii="Cambria Math" w:hAnsi="Cambria Math"/>
-            </w:rPr>
-            <m:t xml:space="preserve">=</m:t>
-          </m:r>
-          <m:nary>
-            <m:naryPr>
-              <m:chr m:val="∏"/>
-            </m:naryPr>
-            <m:sub>
-              <m:r>
-                <w:rPr>
-                  <w:rFonts w:ascii="Cambria Math" w:hAnsi="Cambria Math"/>
-                </w:rPr>
-                <m:t xml:space="preserve">t</m:t>
-              </m:r>
-              <m:r>
-                <w:rPr>
-                  <w:rFonts w:ascii="Cambria Math" w:hAnsi="Cambria Math"/>
-                </w:rPr>
-                <m:t xml:space="preserve">=</m:t>
-              </m:r>
-              <m:r>
-                <w:rPr>
-                  <w:rFonts w:ascii="Cambria Math" w:hAnsi="Cambria Math"/>
-                </w:rPr>
-                <m:t xml:space="preserve">1</m:t>
-              </m:r>
-            </m:sub>
-            <m:sup>
-              <m:r>
-                <w:rPr>
-                  <w:rFonts w:ascii="Cambria Math" w:hAnsi="Cambria Math"/>
-                </w:rPr>
-                <m:t xml:space="preserve">T</m:t>
-              </m:r>
-            </m:sup>
-            <m:e>
-              <m:d>
-                <m:dPr>
-                  <m:begChr m:val="("/>
-                  <m:endChr m:val=")"/>
-                </m:dPr>
-                <m:e>
-                  <m:r>
-                    <w:rPr>
-                      <w:rFonts w:ascii="Cambria Math" w:hAnsi="Cambria Math"/>
-                    </w:rPr>
-                    <m:t xml:space="preserve">1</m:t>
-                  </m:r>
-                  <m:r>
-                    <w:rPr>
-                      <w:rFonts w:ascii="Cambria Math" w:hAnsi="Cambria Math"/>
-                    </w:rPr>
-                    <m:t xml:space="preserve">+</m:t>
-                  </m:r>
-                  <m:sSub>
-                    <m:e>
-                      <m:r>
-                        <w:rPr>
-                          <w:rFonts w:ascii="Cambria Math" w:hAnsi="Cambria Math"/>
-                        </w:rPr>
-                        <m:t xml:space="preserve">r</m:t>
-                      </m:r>
-                    </m:e>
-                    <m:sub>
-                      <m:r>
-                        <w:rPr>
-                          <w:rFonts w:ascii="Cambria Math" w:hAnsi="Cambria Math"/>
-                        </w:rPr>
-                        <m:t xml:space="preserve">t</m:t>
-                      </m:r>
-                    </m:sub>
-                  </m:sSub>
-                </m:e>
-              </m:d>
-            </m:e>
-          </m:nary>
-          <m:r>
-            <w:rPr>
-              <w:rFonts w:ascii="Cambria Math" w:hAnsi="Cambria Math"/>
-            </w:rPr>
-            <m:t xml:space="preserve">−</m:t>
-          </m:r>
-          <m:r>
-            <w:rPr>
-              <w:rFonts w:ascii="Cambria Math" w:hAnsi="Cambria Math"/>
-            </w:rPr>
-            <m:t xml:space="preserve">1</m:t>
-          </m:r>
-        </m:oMath>
-      </m:oMathPara>
-    </w:p>
-    <w:p>
-      <w:pPr>
-        <w:pStyle w:val="BodyText"/>
-        <w:rPr>
-          <w:highlight w:val="none"/>
-          <w:shd w:fill="auto" w:val="clear"/>
-        </w:rPr>
-      </w:pPr>
-      <w:r>
-        <w:rPr>
-          <w:b/>
-          <w:bCs/>
-          <w:shd w:fill="auto" w:val="clear"/>
-        </w:rPr>
-        <w:t>Sharpe ratio</w:t>
-      </w:r>
-      <w:r>
-        <w:rPr>
-          <w:shd w:fill="auto" w:val="clear"/>
-        </w:rPr>
-        <w:t>: avalua el rendiment obtingut en relació amb la volatilitat total de l’estratègia.</w:t>
-      </w:r>
-    </w:p>
-    <w:p>
-      <w:pPr>
-        <w:pStyle w:val="BodyText"/>
-        <w:jc w:val="left"/>
-        <w:rPr>
-          <w:highlight w:val="none"/>
-          <w:shd w:fill="auto" w:val="clear"/>
-        </w:rPr>
-      </w:pPr>
-      <w:r>
-        <w:rPr/>
-      </w:r>
-      <m:oMathPara xmlns:m="http://schemas.openxmlformats.org/officeDocument/2006/math">
-        <m:oMathParaPr>
-          <m:jc m:val="left"/>
-        </m:oMathParaPr>
-        <m:oMath>
-          <m:r>
-            <w:rPr>
-              <w:rFonts w:ascii="Cambria Math" w:hAnsi="Cambria Math"/>
-            </w:rPr>
-            <m:t xml:space="preserve">Sharpe</m:t>
-          </m:r>
-          <m:r>
-            <w:rPr>
-              <w:rFonts w:ascii="Cambria Math" w:hAnsi="Cambria Math"/>
-            </w:rPr>
-            <m:t xml:space="preserve">=</m:t>
-          </m:r>
-          <m:f>
-            <m:num>
-              <m:r>
-                <w:rPr>
-                  <w:rFonts w:ascii="Cambria Math" w:hAnsi="Cambria Math"/>
-                </w:rPr>
-                <m:t xml:space="preserve">E</m:t>
-              </m:r>
-              <m:d>
-                <m:dPr>
-                  <m:begChr m:val="["/>
-                  <m:endChr m:val="]"/>
-                </m:dPr>
-                <m:e>
-                  <m:sSub>
-                    <m:e>
-                      <m:r>
-                        <w:rPr>
-                          <w:rFonts w:ascii="Cambria Math" w:hAnsi="Cambria Math"/>
-                        </w:rPr>
-                        <m:t xml:space="preserve">r</m:t>
-                      </m:r>
-                    </m:e>
-                    <m:sub>
-                      <m:r>
-                        <w:rPr>
-                          <w:rFonts w:ascii="Cambria Math" w:hAnsi="Cambria Math"/>
-                        </w:rPr>
-                        <m:t xml:space="preserve">t</m:t>
-                      </m:r>
-                    </m:sub>
-                  </m:sSub>
-                </m:e>
-              </m:d>
-            </m:num>
-            <m:den>
-              <m:r>
-                <w:rPr>
-                  <w:rFonts w:ascii="Cambria Math" w:hAnsi="Cambria Math"/>
-                </w:rPr>
-                <m:t xml:space="preserve">σ</m:t>
-              </m:r>
-              <m:d>
-                <m:dPr>
-                  <m:begChr m:val="("/>
-                  <m:endChr m:val=")"/>
-                </m:dPr>
-                <m:e>
-                  <m:sSub>
-                    <m:e>
-                      <m:r>
-                        <w:rPr>
-                          <w:rFonts w:ascii="Cambria Math" w:hAnsi="Cambria Math"/>
-                        </w:rPr>
-                        <m:t xml:space="preserve">r</m:t>
-                      </m:r>
-                    </m:e>
-                    <m:sub>
-                      <m:r>
-                        <w:rPr>
-                          <w:rFonts w:ascii="Cambria Math" w:hAnsi="Cambria Math"/>
-                        </w:rPr>
-                        <m:t xml:space="preserve">t</m:t>
-                      </m:r>
-                    </m:sub>
-                  </m:sSub>
-                </m:e>
-              </m:d>
-            </m:den>
-          </m:f>
-          <m:r>
-            <w:rPr>
-              <w:rFonts w:ascii="Cambria Math" w:hAnsi="Cambria Math"/>
-            </w:rPr>
-            <m:t xml:space="preserve">⋅</m:t>
-          </m:r>
-          <m:rad>
-            <m:radPr>
-              <m:degHide m:val="1"/>
-            </m:radPr>
-            <m:deg/>
-            <m:e>
-              <m:r>
-                <w:rPr>
-                  <w:rFonts w:ascii="Cambria Math" w:hAnsi="Cambria Math"/>
-                </w:rPr>
-                <m:t xml:space="preserve">K</m:t>
-              </m:r>
-            </m:e>
-          </m:rad>
-        </m:oMath>
-      </m:oMathPara>
-    </w:p>
-    <w:p>
-      <w:pPr>
-        <w:pStyle w:val="BodyText"/>
-        <w:rPr>
-          <w:highlight w:val="none"/>
-          <w:shd w:fill="auto" w:val="clear"/>
-        </w:rPr>
-      </w:pPr>
-      <w:r>
-        <w:rPr>
-          <w:b/>
-          <w:bCs/>
-          <w:shd w:fill="auto" w:val="clear"/>
-        </w:rPr>
-        <w:t>Sortino ratio</w:t>
-      </w:r>
-      <w:r>
-        <w:rPr>
-          <w:shd w:fill="auto" w:val="clear"/>
-        </w:rPr>
-        <w:t>: similar al Sharpe, però només penalitza la volatilitat negativa.</w:t>
-      </w:r>
-    </w:p>
-    <w:p>
-      <w:pPr>
-        <w:pStyle w:val="BodyText"/>
-        <w:jc w:val="left"/>
-        <w:rPr>
-          <w:highlight w:val="none"/>
-          <w:shd w:fill="auto" w:val="clear"/>
-        </w:rPr>
-      </w:pPr>
-      <w:r>
-        <w:rPr/>
-      </w:r>
-      <m:oMathPara xmlns:m="http://schemas.openxmlformats.org/officeDocument/2006/math">
-        <m:oMathParaPr>
-          <m:jc m:val="left"/>
-        </m:oMathParaPr>
-        <m:oMath>
-          <m:r>
-            <w:rPr>
-              <w:rFonts w:ascii="Cambria Math" w:hAnsi="Cambria Math"/>
-            </w:rPr>
-            <m:t xml:space="preserve">Sortino</m:t>
-          </m:r>
-          <m:r>
-            <w:rPr>
-              <w:rFonts w:ascii="Cambria Math" w:hAnsi="Cambria Math"/>
-            </w:rPr>
-            <m:t xml:space="preserve">=</m:t>
-          </m:r>
-          <m:f>
-            <m:num>
-              <m:r>
-                <w:rPr>
-                  <w:rFonts w:ascii="Cambria Math" w:hAnsi="Cambria Math"/>
-                </w:rPr>
-                <m:t xml:space="preserve">E</m:t>
-              </m:r>
-              <m:sSub>
-                <m:e>
-                  <m:r>
-                    <w:rPr>
-                      <w:rFonts w:ascii="Cambria Math" w:hAnsi="Cambria Math"/>
-                    </w:rPr>
-                    <m:t xml:space="preserve">r</m:t>
-                  </m:r>
-                </m:e>
-                <m:sub>
-                  <m:r>
-                    <w:rPr>
-                      <w:rFonts w:ascii="Cambria Math" w:hAnsi="Cambria Math"/>
-                    </w:rPr>
-                    <m:t xml:space="preserve">t</m:t>
-                  </m:r>
-                </m:sub>
-              </m:sSub>
-            </m:num>
-            <m:den>
-              <m:sSub>
-                <m:e>
-                  <m:r>
-                    <w:rPr>
-                      <w:rFonts w:ascii="Cambria Math" w:hAnsi="Cambria Math"/>
-                    </w:rPr>
-                    <m:t xml:space="preserve">σ</m:t>
-                  </m:r>
-                </m:e>
-                <m:sub>
-                  <m:r>
-                    <w:rPr>
-                      <w:rFonts w:ascii="Cambria Math" w:hAnsi="Cambria Math"/>
-                    </w:rPr>
-                    <m:t xml:space="preserve">d</m:t>
-                  </m:r>
-                </m:sub>
-              </m:sSub>
-              <m:d>
-                <m:dPr>
-                  <m:begChr m:val="("/>
-                  <m:endChr m:val=")"/>
-                </m:dPr>
-                <m:e>
-                  <m:sSub>
-                    <m:e>
-                      <m:r>
-                        <w:rPr>
-                          <w:rFonts w:ascii="Cambria Math" w:hAnsi="Cambria Math"/>
-                        </w:rPr>
-                        <m:t xml:space="preserve">r</m:t>
-                      </m:r>
-                    </m:e>
-                    <m:sub>
-                      <m:r>
-                        <w:rPr>
-                          <w:rFonts w:ascii="Cambria Math" w:hAnsi="Cambria Math"/>
-                        </w:rPr>
-                        <m:t xml:space="preserve">t</m:t>
-                      </m:r>
-                    </m:sub>
-                  </m:sSub>
-                </m:e>
-              </m:d>
-            </m:den>
-          </m:f>
-          <m:r>
-            <w:rPr>
-              <w:rFonts w:ascii="Cambria Math" w:hAnsi="Cambria Math"/>
-            </w:rPr>
-            <m:t xml:space="preserve">⋅</m:t>
-          </m:r>
-          <m:rad>
-            <m:radPr>
-              <m:degHide m:val="1"/>
-            </m:radPr>
-            <m:deg/>
-            <m:e>
-              <m:r>
-                <w:rPr>
-                  <w:rFonts w:ascii="Cambria Math" w:hAnsi="Cambria Math"/>
-                </w:rPr>
-                <m:t xml:space="preserve">K</m:t>
-              </m:r>
-            </m:e>
-          </m:rad>
-        </m:oMath>
-      </m:oMathPara>
-    </w:p>
-    <w:p>
-      <w:pPr>
-        <w:pStyle w:val="BodyText"/>
-        <w:rPr>
-          <w:highlight w:val="none"/>
-          <w:shd w:fill="auto" w:val="clear"/>
-        </w:rPr>
-      </w:pPr>
-      <w:r>
-        <w:rPr>
-          <w:b/>
-          <w:bCs/>
-          <w:shd w:fill="auto" w:val="clear"/>
-        </w:rPr>
-        <w:t>Màxim drawdown</w:t>
-      </w:r>
-      <w:r>
-        <w:rPr>
-          <w:shd w:fill="auto" w:val="clear"/>
-        </w:rPr>
-        <w:t xml:space="preserve">: mesura la caiguda màxima del capital respecte al seu valor màxim anterior. </w:t>
-      </w:r>
-      <w:r>
-        <w:rPr/>
-      </w:r>
-      <m:oMath xmlns:m="http://schemas.openxmlformats.org/officeDocument/2006/math">
-        <m:r>
-          <w:rPr>
-            <w:rFonts w:ascii="Cambria Math" w:hAnsi="Cambria Math"/>
-          </w:rPr>
-          <m:t xml:space="preserve">MDD</m:t>
-        </m:r>
-        <m:r>
-          <w:rPr>
-            <w:rFonts w:ascii="Cambria Math" w:hAnsi="Cambria Math"/>
-          </w:rPr>
-          <m:t xml:space="preserve">=</m:t>
-        </m:r>
-        <m:sSub>
-          <m:e>
-            <m:r>
-              <w:rPr>
-                <w:rFonts w:ascii="Cambria Math" w:hAnsi="Cambria Math"/>
-              </w:rPr>
-              <m:t xml:space="preserve">min</m:t>
-            </m:r>
-          </m:e>
-          <m:sub>
-            <m:r>
-              <w:rPr>
-                <w:rFonts w:ascii="Cambria Math" w:hAnsi="Cambria Math"/>
-              </w:rPr>
-              <m:t xml:space="preserve">t</m:t>
-            </m:r>
-          </m:sub>
-        </m:sSub>
-        <m:d>
-          <m:dPr>
-            <m:begChr m:val="("/>
-            <m:endChr m:val=")"/>
-          </m:dPr>
-          <m:e>
-            <m:sSub>
-              <m:e>
-                <m:r>
-                  <w:rPr>
-                    <w:rFonts w:ascii="Cambria Math" w:hAnsi="Cambria Math"/>
-                  </w:rPr>
-                  <m:t xml:space="preserve">DD</m:t>
-                </m:r>
-              </m:e>
-              <m:sub>
-                <m:r>
-                  <w:rPr>
-                    <w:rFonts w:ascii="Cambria Math" w:hAnsi="Cambria Math"/>
-                  </w:rPr>
-                  <m:t xml:space="preserve">t</m:t>
-                </m:r>
-              </m:sub>
-            </m:sSub>
-          </m:e>
-        </m:d>
-      </m:oMath>
-    </w:p>
-    <w:p>
-      <w:pPr>
-        <w:pStyle w:val="BodyText"/>
-        <w:rPr>
-          <w:highlight w:val="none"/>
-          <w:shd w:fill="auto" w:val="clear"/>
-        </w:rPr>
-      </w:pPr>
-      <w:r>
-        <w:rPr>
-          <w:b/>
-          <w:bCs/>
-          <w:shd w:fill="auto" w:val="clear"/>
-        </w:rPr>
-        <w:t>Nombre d’operacions</w:t>
-      </w:r>
-      <w:r>
-        <w:rPr>
-          <w:shd w:fill="auto" w:val="clear"/>
-        </w:rPr>
-        <w:t xml:space="preserve"> o canvis d’actiu: permet analitzar si l’agent és passiu, actiu o excessivament actiu.</w:t>
-      </w:r>
-    </w:p>
-    <w:p>
-      <w:pPr>
-        <w:pStyle w:val="BodyText"/>
-        <w:jc w:val="left"/>
-        <w:rPr>
-          <w:highlight w:val="none"/>
-          <w:shd w:fill="auto" w:val="clear"/>
-        </w:rPr>
-      </w:pPr>
-      <w:r>
-        <w:rPr/>
-      </w:r>
-      <m:oMathPara xmlns:m="http://schemas.openxmlformats.org/officeDocument/2006/math">
-        <m:oMathParaPr>
-          <m:jc m:val="left"/>
-        </m:oMathParaPr>
-        <m:oMath>
-          <m:sSub>
-            <m:e>
-              <m:r>
-                <w:rPr>
-                  <w:rFonts w:ascii="Cambria Math" w:hAnsi="Cambria Math"/>
-                </w:rPr>
-                <m:t xml:space="preserve">N</m:t>
-              </m:r>
-            </m:e>
-            <m:sub>
-              <m:r>
-                <w:rPr>
-                  <w:rFonts w:ascii="Cambria Math" w:hAnsi="Cambria Math"/>
-                </w:rPr>
-                <m:t xml:space="preserve">switch</m:t>
-              </m:r>
-            </m:sub>
-          </m:sSub>
-          <m:r>
-            <w:rPr>
-              <w:rFonts w:ascii="Cambria Math" w:hAnsi="Cambria Math"/>
-            </w:rPr>
-            <m:t xml:space="preserve">=</m:t>
-          </m:r>
-          <m:nary>
-            <m:naryPr>
-              <m:chr m:val="∑"/>
-            </m:naryPr>
-            <m:sub>
-              <m:r>
-                <w:rPr>
-                  <w:rFonts w:ascii="Cambria Math" w:hAnsi="Cambria Math"/>
-                </w:rPr>
-                <m:t xml:space="preserve">t</m:t>
-              </m:r>
-              <m:r>
-                <w:rPr>
-                  <w:rFonts w:ascii="Cambria Math" w:hAnsi="Cambria Math"/>
-                </w:rPr>
-                <m:t xml:space="preserve">=</m:t>
-              </m:r>
-              <m:r>
-                <w:rPr>
-                  <w:rFonts w:ascii="Cambria Math" w:hAnsi="Cambria Math"/>
-                </w:rPr>
-                <m:t xml:space="preserve">2</m:t>
-              </m:r>
-            </m:sub>
-            <m:sup>
-              <m:r>
-                <w:rPr>
-                  <w:rFonts w:ascii="Cambria Math" w:hAnsi="Cambria Math"/>
-                </w:rPr>
-                <m:t xml:space="preserve">T</m:t>
-              </m:r>
-            </m:sup>
-            <m:e>
-              <m:r>
-                <w:rPr>
-                  <w:rFonts w:ascii="Cambria Math" w:hAnsi="Cambria Math"/>
-                </w:rPr>
-                <m:t xml:space="preserve">I</m:t>
-              </m:r>
-            </m:e>
-          </m:nary>
-          <m:d>
-            <m:dPr>
-              <m:begChr m:val="("/>
-              <m:endChr m:val=")"/>
-            </m:dPr>
-            <m:e>
-              <m:sSub>
-                <m:e>
-                  <m:r>
-                    <w:rPr>
-                      <w:rFonts w:ascii="Cambria Math" w:hAnsi="Cambria Math"/>
-                    </w:rPr>
-                    <m:t xml:space="preserve">a</m:t>
-                  </m:r>
-                </m:e>
-                <m:sub>
-                  <m:r>
-                    <w:rPr>
-                      <w:rFonts w:ascii="Cambria Math" w:hAnsi="Cambria Math"/>
-                    </w:rPr>
-                    <m:t xml:space="preserve">t</m:t>
-                  </m:r>
-                </m:sub>
-              </m:sSub>
-              <m:r>
-                <w:rPr>
-                  <w:rFonts w:ascii="Cambria Math" w:hAnsi="Cambria Math"/>
-                </w:rPr>
-                <m:t xml:space="preserve">≠</m:t>
-              </m:r>
-              <m:sSub>
-                <m:e>
-                  <m:r>
-                    <w:rPr>
-                      <w:rFonts w:ascii="Cambria Math" w:hAnsi="Cambria Math"/>
-                    </w:rPr>
-                    <m:t xml:space="preserve">a</m:t>
-                  </m:r>
-                </m:e>
-                <m:sub>
-                  <m:r>
-                    <w:rPr>
-                      <w:rFonts w:ascii="Cambria Math" w:hAnsi="Cambria Math"/>
-                    </w:rPr>
-                    <m:t xml:space="preserve">t</m:t>
-                  </m:r>
-                  <m:r>
-                    <w:rPr>
-                      <w:rFonts w:ascii="Cambria Math" w:hAnsi="Cambria Math"/>
-                    </w:rPr>
-                    <m:t xml:space="preserve">−</m:t>
-                  </m:r>
-                  <m:r>
-                    <w:rPr>
-                      <w:rFonts w:ascii="Cambria Math" w:hAnsi="Cambria Math"/>
-                    </w:rPr>
-                    <m:t xml:space="preserve">1</m:t>
-                  </m:r>
-                </m:sub>
-              </m:sSub>
-            </m:e>
-          </m:d>
-        </m:oMath>
-      </m:oMathPara>
-    </w:p>
-    <w:p>
-      <w:pPr>
-        <w:pStyle w:val="BodyText"/>
-        <w:rPr>
-          <w:highlight w:val="none"/>
-          <w:shd w:fill="auto" w:val="clear"/>
-        </w:rPr>
-      </w:pPr>
-      <w:r>
-        <w:rPr/>
-        <w:t>Aquest conjunt de mètriques permet valorar no només la rendibilitat, sinó també el risc i l’estabilitat de les polítiques apreses.</w:t>
-      </w:r>
-    </w:p>
-    <w:p>
-      <w:pPr>
-        <w:pStyle w:val="BodyText"/>
-        <w:rPr>
-          <w:highlight w:val="none"/>
-          <w:shd w:fill="auto" w:val="clear"/>
-        </w:rPr>
-      </w:pPr>
-      <w:r>
-        <w:rPr>
-          <w:shd w:fill="auto" w:val="clear"/>
-        </w:rPr>
-        <w:t>Finalment, es realitzen experiments amb diferents durades d’entrenament, especialment 50.000, 200.000 i 1.000.000 passos, per observar si un entrenament més prolongat millora el rendiment o provoca una política més conservadora o sobre ajustada.</w:t>
+          <w:shd w:fill="auto" w:val="clear"/>
+        </w:rPr>
+        <w:t>Finalment, es realitzen experiments amb diferents durades d’entrenament, especialment 50.000, 200.000 i 1.000.000 passos, per observar si un entrenament més prolongat millora el rendiment o provoca una política més conservadora o sobreajustada.</w:t>
       </w:r>
     </w:p>
     <w:p>
@@ -5078,6 +4371,9 @@
         <w:rPr>
           <w:shd w:fill="auto" w:val="clear"/>
         </w:rPr>
+      </w:r>
+      <w:r>
+        <w:br w:type="page"/>
       </w:r>
     </w:p>
     <w:p>
@@ -5100,29 +4396,13 @@
     </w:p>
     <w:p>
       <w:pPr>
-        <w:pStyle w:val="Normal"/>
+        <w:pStyle w:val="BodyText"/>
         <w:rPr/>
       </w:pPr>
+      <w:bookmarkStart w:id="12" w:name="__RefHeading___Toc5212_4069147212_Copia_"/>
+      <w:bookmarkEnd w:id="12"/>
       <w:r>
         <w:rPr/>
-      </w:r>
-    </w:p>
-    <w:p>
-      <w:pPr>
-        <w:pStyle w:val="Heading3"/>
-        <w:spacing w:before="0" w:after="283"/>
-        <w:rPr>
-          <w:sz w:val="22"/>
-          <w:szCs w:val="22"/>
-        </w:rPr>
-      </w:pPr>
-      <w:bookmarkStart w:id="12" w:name="__RefHeading___Toc5212_4069147212"/>
-      <w:bookmarkEnd w:id="12"/>
-      <w:r>
-        <w:rPr>
-          <w:sz w:val="22"/>
-          <w:szCs w:val="22"/>
-        </w:rPr>
         <w:t>Recursos temporals</w:t>
       </w:r>
     </w:p>
@@ -5130,14 +4410,9 @@
       <w:pPr>
         <w:pStyle w:val="BodyText"/>
         <w:numPr>
-          <w:ilvl w:val="0"/>
+          <w:ilvl w:val="2"/>
           <w:numId w:val="2"/>
         </w:numPr>
-        <w:tabs>
-          <w:tab w:val="clear" w:pos="720"/>
-          <w:tab w:val="left" w:pos="0" w:leader="none"/>
-        </w:tabs>
-        <w:ind w:hanging="283" w:left="2126" w:right="993"/>
         <w:rPr/>
       </w:pPr>
       <w:r>
@@ -5149,14 +4424,9 @@
       <w:pPr>
         <w:pStyle w:val="BodyText"/>
         <w:numPr>
-          <w:ilvl w:val="0"/>
+          <w:ilvl w:val="2"/>
           <w:numId w:val="2"/>
         </w:numPr>
-        <w:tabs>
-          <w:tab w:val="clear" w:pos="720"/>
-          <w:tab w:val="left" w:pos="0" w:leader="none"/>
-        </w:tabs>
-        <w:ind w:hanging="283" w:left="2126" w:right="993"/>
         <w:rPr/>
       </w:pPr>
       <w:r>
@@ -5168,14 +4438,9 @@
       <w:pPr>
         <w:pStyle w:val="BodyText"/>
         <w:numPr>
-          <w:ilvl w:val="0"/>
+          <w:ilvl w:val="2"/>
           <w:numId w:val="2"/>
         </w:numPr>
-        <w:tabs>
-          <w:tab w:val="clear" w:pos="720"/>
-          <w:tab w:val="left" w:pos="0" w:leader="none"/>
-        </w:tabs>
-        <w:ind w:hanging="283" w:left="2126" w:right="993"/>
         <w:rPr/>
       </w:pPr>
       <w:r>
@@ -5185,248 +4450,89 @@
     </w:p>
     <w:p>
       <w:pPr>
-        <w:pStyle w:val="Heading2"/>
+        <w:pStyle w:val="BodyText"/>
+        <w:rPr/>
+      </w:pPr>
+      <w:r>
+        <w:rPr/>
+        <w:t>La planificació s’alinea amb els mòduls oficials del TFM:</w:t>
+      </w:r>
+    </w:p>
+    <w:p>
+      <w:pPr>
+        <w:pStyle w:val="BodyText"/>
+        <w:rPr/>
+      </w:pPr>
+      <w:r>
+        <w:rPr/>
+        <w:t>Mòdul 1 (fins 1 març) – Definició: Definició del problema, objectius i metodologia.</w:t>
+      </w:r>
+    </w:p>
+    <w:p>
+      <w:pPr>
+        <w:pStyle w:val="BodyText"/>
+        <w:rPr/>
+      </w:pPr>
+      <w:r>
+        <w:rPr/>
+        <w:t>Mòdul 2 (març) – Estat de l’art: Revisió bibliogràfica i disseny experimental.</w:t>
+      </w:r>
+    </w:p>
+    <w:p>
+      <w:pPr>
+        <w:pStyle w:val="BodyText"/>
+        <w:rPr/>
+      </w:pPr>
+      <w:r>
+        <w:rPr/>
+        <w:t>Mòdul 3 (març – maig) – Implementació: Construcció de l’entorn, preprocessament i entrenament.</w:t>
+      </w:r>
+    </w:p>
+    <w:p>
+      <w:pPr>
+        <w:pStyle w:val="BodyText"/>
+        <w:rPr/>
+      </w:pPr>
+      <w:r>
+        <w:rPr/>
+        <w:t>Mòdul 4 (maig) – Resultats i memòria: Avaluació, anàlisi i redacció.</w:t>
+      </w:r>
+    </w:p>
+    <w:p>
+      <w:pPr>
+        <w:pStyle w:val="BodyText"/>
+        <w:rPr/>
+      </w:pPr>
+      <w:r>
+        <w:rPr/>
+        <w:t>Mòdul 5 (maig – juny) – Defensa: Preparació de la presentació i defensa.</w:t>
+      </w:r>
+    </w:p>
+    <w:p>
+      <w:pPr>
+        <w:pStyle w:val="Normal"/>
         <w:spacing w:before="0" w:after="283"/>
-        <w:rPr>
-          <w:sz w:val="22"/>
-          <w:szCs w:val="22"/>
-        </w:rPr>
-      </w:pPr>
-      <w:bookmarkStart w:id="13" w:name="__RefHeading___Toc5214_4069147212"/>
-      <w:bookmarkEnd w:id="13"/>
-      <w:r>
-        <w:rPr>
-          <w:sz w:val="22"/>
-          <w:szCs w:val="22"/>
-        </w:rPr>
-        <w:t>La planificació s’alinea amb els mòduls oficials del TFM:</w:t>
-      </w:r>
-    </w:p>
-    <w:p>
-      <w:pPr>
-        <w:pStyle w:val="Normal"/>
-        <w:spacing w:before="0" w:after="283"/>
-        <w:rPr>
-          <w:sz w:val="22"/>
-          <w:szCs w:val="22"/>
-        </w:rPr>
-      </w:pPr>
-      <w:r>
-        <w:rPr>
-          <w:sz w:val="22"/>
-          <w:szCs w:val="22"/>
-        </w:rPr>
-        <w:t>Mòdul 1 (fins 1 març) – Definició: Definició del problema, objectius i metodologia.</w:t>
-      </w:r>
-    </w:p>
-    <w:p>
-      <w:pPr>
-        <w:pStyle w:val="Normal"/>
-        <w:spacing w:before="0" w:after="283"/>
-        <w:rPr>
-          <w:sz w:val="22"/>
-          <w:szCs w:val="22"/>
-        </w:rPr>
-      </w:pPr>
-      <w:r>
-        <w:rPr>
-          <w:sz w:val="22"/>
-          <w:szCs w:val="22"/>
-        </w:rPr>
-        <w:t>Mòdul 2 (març) – Estat de l’art: Revisió bibliogràfica i disseny experimental.</w:t>
-      </w:r>
-    </w:p>
-    <w:p>
-      <w:pPr>
-        <w:pStyle w:val="Normal"/>
-        <w:spacing w:before="0" w:after="283"/>
-        <w:rPr>
-          <w:sz w:val="22"/>
-          <w:szCs w:val="22"/>
-        </w:rPr>
-      </w:pPr>
-      <w:r>
-        <w:rPr>
-          <w:sz w:val="22"/>
-          <w:szCs w:val="22"/>
-        </w:rPr>
-        <w:t>Mòdul 3 (març – maig) – Implementació: Construcció de l’entorn, preprocessament i entrenament.</w:t>
-      </w:r>
-    </w:p>
-    <w:p>
-      <w:pPr>
-        <w:pStyle w:val="Normal"/>
-        <w:spacing w:before="0" w:after="283"/>
-        <w:rPr>
-          <w:sz w:val="22"/>
-          <w:szCs w:val="22"/>
-        </w:rPr>
-      </w:pPr>
-      <w:r>
-        <w:rPr>
-          <w:sz w:val="22"/>
-          <w:szCs w:val="22"/>
-        </w:rPr>
-        <w:t>Mòdul 4 (maig) – Resultats i memòria: Avaluació, anàlisi i redacció.</w:t>
-      </w:r>
-    </w:p>
-    <w:p>
-      <w:pPr>
-        <w:pStyle w:val="Normal"/>
-        <w:spacing w:before="0" w:after="283"/>
-        <w:rPr>
-          <w:sz w:val="22"/>
-          <w:szCs w:val="22"/>
-        </w:rPr>
-      </w:pPr>
-      <w:r>
-        <w:rPr>
-          <w:sz w:val="22"/>
-          <w:szCs w:val="22"/>
-        </w:rPr>
-      </w:r>
-    </w:p>
-    <w:p>
-      <w:pPr>
-        <w:pStyle w:val="Normal"/>
-        <w:spacing w:before="0" w:after="283"/>
-        <w:rPr>
-          <w:sz w:val="22"/>
-          <w:szCs w:val="22"/>
-        </w:rPr>
-      </w:pPr>
-      <w:r>
-        <w:rPr>
-          <w:sz w:val="22"/>
-          <w:szCs w:val="22"/>
-        </w:rPr>
-      </w:r>
-    </w:p>
-    <w:p>
-      <w:pPr>
-        <w:pStyle w:val="Normal"/>
-        <w:spacing w:before="0" w:after="283"/>
-        <w:rPr>
-          <w:sz w:val="22"/>
-          <w:szCs w:val="22"/>
-        </w:rPr>
-      </w:pPr>
-      <w:r>
-        <w:rPr>
-          <w:sz w:val="22"/>
-          <w:szCs w:val="22"/>
-        </w:rPr>
-      </w:r>
-    </w:p>
-    <w:p>
-      <w:pPr>
-        <w:pStyle w:val="Normal"/>
-        <w:spacing w:before="0" w:after="283"/>
-        <w:rPr>
-          <w:sz w:val="22"/>
-          <w:szCs w:val="22"/>
-        </w:rPr>
-      </w:pPr>
-      <w:r>
-        <w:rPr>
-          <w:sz w:val="22"/>
-          <w:szCs w:val="22"/>
-        </w:rPr>
-      </w:r>
-    </w:p>
-    <w:p>
-      <w:pPr>
-        <w:pStyle w:val="Normal"/>
-        <w:spacing w:before="0" w:after="283"/>
-        <w:rPr>
-          <w:sz w:val="22"/>
-          <w:szCs w:val="22"/>
-        </w:rPr>
-      </w:pPr>
-      <w:r>
-        <w:rPr>
-          <w:sz w:val="22"/>
-          <w:szCs w:val="22"/>
-        </w:rPr>
-      </w:r>
-    </w:p>
-    <w:p>
-      <w:pPr>
-        <w:pStyle w:val="Normal"/>
-        <w:spacing w:before="0" w:after="283"/>
-        <w:rPr>
-          <w:sz w:val="22"/>
-          <w:szCs w:val="22"/>
-        </w:rPr>
-      </w:pPr>
-      <w:r>
-        <w:rPr>
-          <w:sz w:val="22"/>
-          <w:szCs w:val="22"/>
-        </w:rPr>
-      </w:r>
-    </w:p>
-    <w:p>
-      <w:pPr>
-        <w:pStyle w:val="Normal"/>
-        <w:spacing w:before="0" w:after="283"/>
-        <w:rPr>
-          <w:sz w:val="22"/>
-          <w:szCs w:val="22"/>
-        </w:rPr>
-      </w:pPr>
-      <w:r>
-        <w:rPr>
-          <w:sz w:val="22"/>
-          <w:szCs w:val="22"/>
-        </w:rPr>
-      </w:r>
-    </w:p>
-    <w:p>
-      <w:pPr>
-        <w:pStyle w:val="Normal"/>
-        <w:spacing w:before="0" w:after="283"/>
-        <w:rPr>
-          <w:sz w:val="22"/>
-          <w:szCs w:val="22"/>
-        </w:rPr>
-      </w:pPr>
-      <w:r>
-        <w:rPr>
-          <w:sz w:val="22"/>
-          <w:szCs w:val="22"/>
-        </w:rPr>
-      </w:r>
-    </w:p>
-    <w:p>
-      <w:pPr>
-        <w:pStyle w:val="Normal"/>
-        <w:spacing w:before="0" w:after="283"/>
-        <w:rPr>
-          <w:sz w:val="22"/>
-          <w:szCs w:val="22"/>
-        </w:rPr>
-      </w:pPr>
-      <w:r>
-        <w:rPr>
-          <w:sz w:val="22"/>
-          <w:szCs w:val="22"/>
-        </w:rPr>
-        <w:t xml:space="preserve">Mòdul 5 (maig – juny) – Defensa: </w:t>
-      </w:r>
-      <w:r>
+        <w:ind w:hanging="0" w:left="0"/>
+        <w:rPr>
+          <w:shd w:fill="auto" w:val="clear"/>
+        </w:rPr>
+      </w:pPr>
+      <w:r>
+        <w:rPr>
+          <w:shd w:fill="auto" w:val="clear"/>
+        </w:rPr>
         <mc:AlternateContent>
           <mc:Choice Requires="wps">
             <w:drawing>
-              <wp:anchor behindDoc="0" distT="0" distB="635" distL="0" distR="0" simplePos="0" locked="0" layoutInCell="0" allowOverlap="1" relativeHeight="66">
+              <wp:anchor behindDoc="0" distT="0" distB="635" distL="0" distR="0" simplePos="0" locked="0" layoutInCell="0" allowOverlap="1" relativeHeight="67">
                 <wp:simplePos x="0" y="0"/>
                 <wp:positionH relativeFrom="column">
                   <wp:posOffset>659765</wp:posOffset>
                 </wp:positionH>
                 <wp:positionV relativeFrom="paragraph">
-                  <wp:posOffset>318135</wp:posOffset>
+                  <wp:posOffset>-45720</wp:posOffset>
                 </wp:positionV>
-                <wp:extent cx="5095875" cy="2194560"/>
+                <wp:extent cx="5290185" cy="2194560"/>
                 <wp:effectExtent l="0" t="0" r="0" b="0"/>
                 <wp:wrapSquare wrapText="largest"/>
                 <wp:docPr id="8" name="Marco1"/>
@@ -5437,7 +4543,7 @@
                       <wps:spPr>
                         <a:xfrm>
                           <a:off x="0" y="0"/>
-                          <a:ext cx="5095800" cy="2194560"/>
+                          <a:ext cx="5290200" cy="2194560"/>
                         </a:xfrm>
                         <a:prstGeom prst="rect">
                           <a:avLst/>
@@ -5467,7 +4573,7 @@
                               <w:rPr/>
                               <w:drawing>
                                 <wp:inline distT="0" distB="0" distL="0" distR="0">
-                                  <wp:extent cx="4772025" cy="1798955"/>
+                                  <wp:extent cx="4197350" cy="1798955"/>
                                   <wp:effectExtent l="0" t="0" r="0" b="0"/>
                                   <wp:docPr id="10" name="Imagen1" descr=""/>
                                   <wp:cNvGraphicFramePr>
@@ -5491,7 +4597,7 @@
                                         <pic:spPr bwMode="auto">
                                           <a:xfrm>
                                             <a:off x="0" y="0"/>
-                                            <a:ext cx="4772025" cy="1798955"/>
+                                            <a:ext cx="4197350" cy="1798955"/>
                                           </a:xfrm>
                                           <a:prstGeom prst="rect">
                                             <a:avLst/>
@@ -5546,7 +4652,7 @@
           </mc:Choice>
           <mc:Fallback>
             <w:pict>
-              <v:rect id="shape_0" ID="Marco1" path="m0,0l-2147483645,0l-2147483645,-2147483646l0,-2147483646xe" fillcolor="white" stroked="f" o:allowincell="f" style="position:absolute;margin-left:51.95pt;margin-top:25.05pt;width:401.2pt;height:172.75pt;mso-wrap-style:square;v-text-anchor:top">
+              <v:rect id="shape_0" ID="Marco1" path="m0,0l-2147483645,0l-2147483645,-2147483646l0,-2147483646xe" fillcolor="white" stroked="f" o:allowincell="f" style="position:absolute;margin-left:51.95pt;margin-top:-3.6pt;width:416.5pt;height:172.75pt;mso-wrap-style:square;v-text-anchor:top">
                 <v:fill o:detectmouseclick="t" type="solid" color2="black"/>
                 <v:stroke color="#3465a4" joinstyle="round" endcap="flat"/>
                 <v:textbox>
@@ -5561,7 +4667,7 @@
                         <w:rPr/>
                         <w:drawing>
                           <wp:inline distT="0" distB="0" distL="0" distR="0">
-                            <wp:extent cx="4772025" cy="1798955"/>
+                            <wp:extent cx="4197350" cy="1798955"/>
                             <wp:effectExtent l="0" t="0" r="0" b="0"/>
                             <wp:docPr id="11" name="Imagen1" descr=""/>
                             <wp:cNvGraphicFramePr>
@@ -5585,7 +4691,7 @@
                                   <pic:spPr bwMode="auto">
                                     <a:xfrm>
                                       <a:off x="0" y="0"/>
-                                      <a:ext cx="4772025" cy="1798955"/>
+                                      <a:ext cx="4197350" cy="1798955"/>
                                     </a:xfrm>
                                     <a:prstGeom prst="rect">
                                       <a:avLst/>
@@ -5636,27 +4742,7 @@
         </mc:AlternateContent>
       </w:r>
       <w:r>
-        <w:rPr>
-          <w:sz w:val="22"/>
-          <w:szCs w:val="22"/>
-        </w:rPr>
-        <w:t>Preparació de la presentació i defensa.</w:t>
-      </w:r>
-    </w:p>
-    <w:p>
-      <w:pPr>
-        <w:pStyle w:val="Normal"/>
-        <w:spacing w:before="0" w:after="283"/>
-        <w:rPr>
-          <w:sz w:val="22"/>
-          <w:szCs w:val="22"/>
-        </w:rPr>
-      </w:pPr>
-      <w:r>
-        <w:rPr>
-          <w:sz w:val="22"/>
-          <w:szCs w:val="22"/>
-        </w:rPr>
+        <w:br w:type="page"/>
       </w:r>
     </w:p>
     <w:p>
@@ -5670,18 +4756,14 @@
         <w:ind w:hanging="0" w:left="0" w:right="993"/>
         <w:rPr/>
       </w:pPr>
-      <w:bookmarkStart w:id="14" w:name="__RefHeading___Toc5216_4069147212"/>
-      <w:bookmarkEnd w:id="14"/>
-      <w:r>
-        <w:rPr>
-          <w:shd w:fill="auto" w:val="clear"/>
-        </w:rPr>
-        <w:t xml:space="preserve">             </w:t>
-      </w:r>
-      <w:r>
-        <w:rPr>
-          <w:shd w:fill="auto" w:val="clear"/>
-        </w:rPr>
+      <w:bookmarkStart w:id="13" w:name="__RefHeading___Toc4314_1990107753"/>
+      <w:bookmarkEnd w:id="13"/>
+      <w:r>
+        <w:rPr>
+          <w:shd w:fill="auto" w:val="clear"/>
+        </w:rPr>
+        <w:tab/>
+        <w:tab/>
         <w:t xml:space="preserve">1.6  </w:t>
       </w:r>
       <w:r>
@@ -5830,8 +4912,8 @@
         <w:ind w:hanging="0" w:left="0" w:right="993"/>
         <w:rPr/>
       </w:pPr>
-      <w:bookmarkStart w:id="15" w:name="__RefHeading___Toc5218_4069147212"/>
-      <w:bookmarkEnd w:id="15"/>
+      <w:bookmarkStart w:id="14" w:name="__RefHeading___Toc5218_4069147212"/>
+      <w:bookmarkEnd w:id="14"/>
       <w:r>
         <w:rPr>
           <w:shd w:fill="auto" w:val="clear"/>
@@ -5869,14 +4951,8 @@
         <w:rPr>
           <w:shd w:fill="auto" w:val="clear"/>
         </w:rPr>
-        <w:t>La memòria s’estructura en quatre blocs principals.</w:t>
-      </w:r>
-    </w:p>
-    <w:p>
-      <w:pPr>
-        <w:pStyle w:val="BodyText"/>
-        <w:rPr/>
-      </w:pPr>
+        <w:t xml:space="preserve">La memòria s’estructura en quatre blocs principals. </w:t>
+      </w:r>
       <w:r>
         <w:rPr/>
         <w:t>En primer lloc, es presenta l’estat de l’art i el marc teòric relacionat amb Deep Reinforcement Learning aplicat a mercats financers.</w:t>
@@ -5931,8 +5007,8 @@
         <w:spacing w:before="0" w:after="0"/>
         <w:rPr/>
       </w:pPr>
-      <w:bookmarkStart w:id="16" w:name="__RefHeading___Toc5220_4069147212"/>
-      <w:bookmarkEnd w:id="16"/>
+      <w:bookmarkStart w:id="15" w:name="__RefHeading___Toc5220_4069147212"/>
+      <w:bookmarkEnd w:id="15"/>
       <w:r>
         <w:rPr/>
         <w:t xml:space="preserve">1.8. </w:t>
@@ -6001,54 +5077,17 @@
         </w:rPr>
         <w:t>Aquestes eines s’han utilitzat amb finalitats de revisió lingüística. En cap cas s’han utilitzat per generar resultats experimentals ni per substituir el desenvolupament propi del projecte.</w:t>
       </w:r>
-    </w:p>
-    <w:p>
-      <w:pPr>
-        <w:pStyle w:val="Normal"/>
-        <w:spacing w:before="0" w:after="0"/>
-        <w:rPr>
-          <w:highlight w:val="none"/>
-          <w:shd w:fill="auto" w:val="clear"/>
-        </w:rPr>
-      </w:pPr>
-      <w:r>
-        <w:rPr>
-          <w:shd w:fill="auto" w:val="clear"/>
-        </w:rPr>
-      </w:r>
-    </w:p>
-    <w:p>
-      <w:pPr>
-        <w:pStyle w:val="Normal"/>
-        <w:spacing w:before="0" w:after="0"/>
-        <w:rPr>
-          <w:highlight w:val="none"/>
-          <w:shd w:fill="auto" w:val="clear"/>
-        </w:rPr>
-      </w:pPr>
+      <w:r>
+        <w:rPr>
+          <w:shd w:fill="auto" w:val="clear"/>
+        </w:rPr>
+        <w:t xml:space="preserve"> </w:t>
+      </w:r>
       <w:r>
         <w:rPr>
           <w:shd w:fill="auto" w:val="clear"/>
         </w:rPr>
         <w:t>Tots els continguts han estat revisats críticament per l’autor, qui assumeix la responsabilitat completa sobre la seva validesa, coherència i rigor acadèmic.</w:t>
-      </w:r>
-    </w:p>
-    <w:p>
-      <w:pPr>
-        <w:pStyle w:val="Normal"/>
-        <w:spacing w:before="0" w:after="0"/>
-        <w:rPr>
-          <w:highlight w:val="none"/>
-          <w:shd w:fill="auto" w:val="clear"/>
-        </w:rPr>
-      </w:pPr>
-      <w:r>
-        <w:rPr>
-          <w:shd w:fill="auto" w:val="clear"/>
-        </w:rPr>
-      </w:r>
-      <w:r>
-        <w:br w:type="page"/>
       </w:r>
     </w:p>
     <w:p>
@@ -6062,8 +5101,8 @@
         <w:ind w:hanging="360" w:left="2160" w:right="993"/>
         <w:rPr/>
       </w:pPr>
-      <w:bookmarkStart w:id="17" w:name="__RefHeading___Toc5222_4069147212"/>
-      <w:bookmarkEnd w:id="17"/>
+      <w:bookmarkStart w:id="16" w:name="__RefHeading___Toc5222_4069147212"/>
+      <w:bookmarkEnd w:id="16"/>
       <w:r>
         <w:rPr/>
         <w:t>Estat de l’art</w:t>
@@ -6075,8 +5114,8 @@
         <w:ind w:hanging="0" w:left="720" w:right="993"/>
         <w:rPr/>
       </w:pPr>
-      <w:bookmarkStart w:id="18" w:name="__RefHeading___Toc5224_4069147212"/>
-      <w:bookmarkEnd w:id="18"/>
+      <w:bookmarkStart w:id="17" w:name="__RefHeading___Toc5224_4069147212"/>
+      <w:bookmarkEnd w:id="17"/>
       <w:r>
         <w:rPr/>
         <w:tab/>
@@ -6282,50 +5321,50 @@
         <w:rPr>
           <w:shd w:fill="auto" w:val="clear"/>
         </w:rPr>
-        <w:t xml:space="preserve">L’objectiu de l’agent és aprendre una política òptima: </w:t>
+        <w:t xml:space="preserve">L’objectiu de l’agent és aprendre una política òptima </w:t>
       </w:r>
       <w:r>
         <w:rPr/>
       </w:r>
       <m:oMath xmlns:m="http://schemas.openxmlformats.org/officeDocument/2006/math">
-        <m:r>
-          <w:rPr>
-            <w:rFonts w:ascii="Cambria Math" w:hAnsi="Cambria Math"/>
-          </w:rPr>
-          <m:t xml:space="preserve">π</m:t>
-        </m:r>
-        <m:d>
-          <m:dPr>
-            <m:begChr m:val="("/>
-            <m:endChr m:val=")"/>
-          </m:dPr>
+        <m:sSup>
           <m:e>
             <m:r>
               <w:rPr>
                 <w:rFonts w:ascii="Cambria Math" w:hAnsi="Cambria Math"/>
               </w:rPr>
-              <m:t xml:space="preserve">a</m:t>
-            </m:r>
-            <m:r>
-              <w:rPr>
-                <w:rFonts w:ascii="Cambria Math" w:hAnsi="Cambria Math"/>
-              </w:rPr>
-              <m:t xml:space="preserve">∨</m:t>
-            </m:r>
-            <m:r>
-              <w:rPr>
-                <w:rFonts w:ascii="Cambria Math" w:hAnsi="Cambria Math"/>
-              </w:rPr>
-              <m:t xml:space="preserve">s</m:t>
+              <m:t xml:space="preserve">π</m:t>
             </m:r>
           </m:e>
-        </m:d>
+          <m:sup>
+            <m:r>
+              <m:rPr>
+                <m:lit/>
+                <m:nor/>
+              </m:rPr>
+              <w:rPr>
+                <w:rFonts w:ascii="Cambria Math" w:hAnsi="Cambria Math"/>
+              </w:rPr>
+              <m:t xml:space="preserve">*</m:t>
+            </m:r>
+          </m:sup>
+        </m:sSup>
       </m:oMath>
       <w:r>
         <w:rPr>
-          <w:shd w:fill="auto" w:val="clear"/>
-        </w:rPr>
-        <w:t xml:space="preserve"> , és a dir, una funció que determina quina acció prendre en cada estat amb l’objectiu de maximitzar la recompensa esperada acumulada:</w:t>
+          <w:rFonts w:ascii="Liberation Mono" w:hAnsi="Liberation Mono"/>
+          <w:b w:val="false"/>
+          <w:i w:val="false"/>
+          <w:sz w:val="22"/>
+          <w:shd w:fill="auto" w:val="clear"/>
+        </w:rPr>
+        <w:t xml:space="preserve"> </w:t>
+      </w:r>
+      <w:r>
+        <w:rPr>
+          <w:shd w:fill="auto" w:val="clear"/>
+        </w:rPr>
+        <w:t>capaç de maximitzar la recompensa esperada acumulada al llarg del temps:</w:t>
       </w:r>
     </w:p>
     <w:p>
@@ -6440,11 +5479,35 @@
             <m:nary>
               <m:naryPr>
                 <m:chr m:val="∑"/>
-                <m:subHide m:val="1"/>
-                <m:supHide m:val="1"/>
               </m:naryPr>
-              <m:sub/>
-              <m:sup/>
+              <m:sub>
+                <m:r>
+                  <w:rPr>
+                    <w:rFonts w:ascii="Cambria Math" w:hAnsi="Cambria Math"/>
+                  </w:rPr>
+                  <m:t xml:space="preserve">t</m:t>
+                </m:r>
+                <m:r>
+                  <w:rPr>
+                    <w:rFonts w:ascii="Cambria Math" w:hAnsi="Cambria Math"/>
+                  </w:rPr>
+                  <m:t xml:space="preserve">=</m:t>
+                </m:r>
+                <m:r>
+                  <w:rPr>
+                    <w:rFonts w:ascii="Cambria Math" w:hAnsi="Cambria Math"/>
+                  </w:rPr>
+                  <m:t xml:space="preserve">0</m:t>
+                </m:r>
+              </m:sub>
+              <m:sup>
+                <m:r>
+                  <w:rPr>
+                    <w:rFonts w:ascii="Cambria Math" w:hAnsi="Cambria Math"/>
+                  </w:rPr>
+                  <m:t xml:space="preserve">T</m:t>
+                </m:r>
+              </m:sup>
               <m:e>
                 <m:sSup>
                   <m:e>
@@ -6501,6 +5564,53 @@
         <w:rPr/>
       </w:r>
       <m:oMath xmlns:m="http://schemas.openxmlformats.org/officeDocument/2006/math">
+        <m:sSup>
+          <m:e>
+            <m:r>
+              <w:rPr>
+                <w:rFonts w:ascii="Cambria Math" w:hAnsi="Cambria Math"/>
+              </w:rPr>
+              <m:t xml:space="preserve">π</m:t>
+            </m:r>
+          </m:e>
+          <m:sup>
+            <m:r>
+              <m:rPr>
+                <m:lit/>
+                <m:nor/>
+              </m:rPr>
+              <w:rPr>
+                <w:rFonts w:ascii="Cambria Math" w:hAnsi="Cambria Math"/>
+              </w:rPr>
+              <m:t xml:space="preserve">*</m:t>
+            </m:r>
+          </m:sup>
+        </m:sSup>
+      </m:oMath>
+      <w:r>
+        <w:rPr/>
+        <w:t xml:space="preserve"> representa la política òptima, </w:t>
+      </w:r>
+      <w:r>
+        <w:rPr/>
+      </w:r>
+      <m:oMath xmlns:m="http://schemas.openxmlformats.org/officeDocument/2006/math">
+        <m:r>
+          <w:rPr>
+            <w:rFonts w:ascii="Cambria Math" w:hAnsi="Cambria Math"/>
+          </w:rPr>
+          <m:t xml:space="preserve">π</m:t>
+        </m:r>
+      </m:oMath>
+      <w:r>
+        <w:rPr/>
+        <w:t xml:space="preserve"> és una política possible,</w:t>
+        <w:br/>
+      </w:r>
+      <w:r>
+        <w:rPr/>
+      </w:r>
+      <m:oMath xmlns:m="http://schemas.openxmlformats.org/officeDocument/2006/math">
         <m:r>
           <w:rPr>
             <w:rFonts w:ascii="Cambria Math" w:hAnsi="Cambria Math"/>
@@ -6530,7 +5640,7 @@
       </m:oMath>
       <w:r>
         <w:rPr/>
-        <w:t xml:space="preserve"> és el factor de descompte i </w:t>
+        <w:t xml:space="preserve"> és el factor de descompte temporal, </w:t>
       </w:r>
       <w:r>
         <w:rPr/>
@@ -6557,7 +5667,37 @@
       </m:oMath>
       <w:r>
         <w:rPr/>
-        <w:t xml:space="preserve"> representa la recompensa obtinguda en l’instant t. </w:t>
+        <w:t xml:space="preserve"> és la recompensa obtinguda en l'instant </w:t>
+      </w:r>
+      <w:r>
+        <w:rPr/>
+      </w:r>
+      <m:oMath xmlns:m="http://schemas.openxmlformats.org/officeDocument/2006/math">
+        <m:r>
+          <w:rPr>
+            <w:rFonts w:ascii="Cambria Math" w:hAnsi="Cambria Math"/>
+          </w:rPr>
+          <m:t xml:space="preserve">t</m:t>
+        </m:r>
+      </m:oMath>
+      <w:r>
+        <w:rPr/>
+        <w:t xml:space="preserve"> i </w:t>
+      </w:r>
+      <w:r>
+        <w:rPr/>
+      </w:r>
+      <m:oMath xmlns:m="http://schemas.openxmlformats.org/officeDocument/2006/math">
+        <m:r>
+          <w:rPr>
+            <w:rFonts w:ascii="Cambria Math" w:hAnsi="Cambria Math"/>
+          </w:rPr>
+          <m:t xml:space="preserve">T</m:t>
+        </m:r>
+      </m:oMath>
+      <w:r>
+        <w:rPr/>
+        <w:t xml:space="preserve"> representa l'horitzó temporal considerat. </w:t>
       </w:r>
     </w:p>
     <w:p>
@@ -6651,177 +5791,6 @@
           <w:shd w:fill="auto" w:val="clear"/>
         </w:rPr>
         <w:t>Posteriorment, l’aparició del deep learning va donar lloc al Deep Reinforcement Learning (DRL), on les polítiques i funcions de valor es representen mitjançant xarxes neuronals profundes. Aquest enfocament permet treballar amb espais d’estat més complexos i d’alta dimensionalitat.</w:t>
-      </w:r>
-    </w:p>
-    <w:p>
-      <w:pPr>
-        <w:pStyle w:val="Normal"/>
-        <w:ind w:hanging="0" w:left="1440" w:right="993"/>
-        <w:rPr>
-          <w:highlight w:val="none"/>
-          <w:shd w:fill="auto" w:val="clear"/>
-        </w:rPr>
-      </w:pPr>
-      <w:r>
-        <w:rPr>
-          <w:shd w:fill="auto" w:val="clear"/>
-        </w:rPr>
-      </w:r>
-    </w:p>
-    <w:p>
-      <w:pPr>
-        <w:pStyle w:val="Normal"/>
-        <w:ind w:hanging="0" w:left="1440" w:right="993"/>
-        <w:rPr>
-          <w:highlight w:val="none"/>
-          <w:shd w:fill="auto" w:val="clear"/>
-        </w:rPr>
-      </w:pPr>
-      <w:r>
-        <w:rPr>
-          <w:shd w:fill="auto" w:val="clear"/>
-        </w:rPr>
-        <w:t>Un dels models més coneguts és Deep Q-Network (DQN), introduït per Mnih et al. [6], que utilitza xarxes neuronals per aproximar la funció de valor Q. Tot i els seus bons resultats en problemes seqüencials, els mercats financers continuen representant un repte important a causa de la seva elevada volatilitat, soroll i naturalesa no estacionària.</w:t>
-      </w:r>
-    </w:p>
-    <w:p>
-      <w:pPr>
-        <w:pStyle w:val="Normal"/>
-        <w:ind w:hanging="0" w:left="1440" w:right="993"/>
-        <w:rPr>
-          <w:highlight w:val="none"/>
-          <w:shd w:fill="auto" w:val="clear"/>
-        </w:rPr>
-      </w:pPr>
-      <w:r>
-        <w:rPr>
-          <w:shd w:fill="auto" w:val="clear"/>
-        </w:rPr>
-        <w:t>Per aquest motiu, en els darrers anys han guanyat importància algoritmes més estables basats en gradients de política, com Proximal Policy Optimization (PPO) [5]. PPO introdueix restriccions sobre l’actualització de la política per reduir la inestabilitat durant l’entrenament, aspecte especialment rellevant en entorns financers.</w:t>
-      </w:r>
-    </w:p>
-    <w:p>
-      <w:pPr>
-        <w:pStyle w:val="Normal"/>
-        <w:ind w:hanging="0" w:left="1440" w:right="993"/>
-        <w:rPr>
-          <w:highlight w:val="none"/>
-          <w:shd w:fill="auto" w:val="clear"/>
-        </w:rPr>
-      </w:pPr>
-      <w:r>
-        <w:rPr>
-          <w:shd w:fill="auto" w:val="clear"/>
-        </w:rPr>
-        <w:t>En aquest treball s’ha seleccionat PPO principalment per la seva estabilitat, robustesa en entorns sorollosos i bona integració amb llibreries modernes com Stable-Baselines3.</w:t>
-      </w:r>
-    </w:p>
-    <w:p>
-      <w:pPr>
-        <w:pStyle w:val="Normal"/>
-        <w:ind w:hanging="0" w:left="1440" w:right="993"/>
-        <w:rPr>
-          <w:highlight w:val="none"/>
-          <w:shd w:fill="auto" w:val="clear"/>
-        </w:rPr>
-      </w:pPr>
-      <w:r>
-        <w:rPr>
-          <w:shd w:fill="auto" w:val="clear"/>
-        </w:rPr>
-      </w:r>
-    </w:p>
-    <w:p>
-      <w:pPr>
-        <w:pStyle w:val="Normal"/>
-        <w:ind w:hanging="0" w:left="1440" w:right="993"/>
-        <w:rPr>
-          <w:highlight w:val="none"/>
-          <w:shd w:fill="auto" w:val="clear"/>
-        </w:rPr>
-      </w:pPr>
-      <w:r>
-        <w:rPr>
-          <w:shd w:fill="auto" w:val="clear"/>
-        </w:rPr>
-        <w:t>Pel que fa al domini financer, Bitcoin constitueix un escenari especialment interessant per a l’aplicació de DRL degut a la seva elevada volatilitat, la cotització contínua 24/7 i la forta influència de factors especulatius i macroeconòmics.</w:t>
-      </w:r>
-    </w:p>
-    <w:p>
-      <w:pPr>
-        <w:pStyle w:val="Normal"/>
-        <w:ind w:hanging="0" w:left="1440" w:right="993"/>
-        <w:rPr>
-          <w:highlight w:val="none"/>
-          <w:shd w:fill="auto" w:val="clear"/>
-        </w:rPr>
-      </w:pPr>
-      <w:r>
-        <w:rPr>
-          <w:shd w:fill="auto" w:val="clear"/>
-        </w:rPr>
-      </w:r>
-    </w:p>
-    <w:p>
-      <w:pPr>
-        <w:pStyle w:val="Normal"/>
-        <w:ind w:hanging="0" w:left="1440" w:right="993"/>
-        <w:rPr>
-          <w:highlight w:val="none"/>
-          <w:shd w:fill="auto" w:val="clear"/>
-        </w:rPr>
-      </w:pPr>
-      <w:r>
-        <w:rPr>
-          <w:shd w:fill="auto" w:val="clear"/>
-        </w:rPr>
-        <w:t>Diversos treballs han aplicat DRL al trading financer amb resultats prometedors [3][8][9]. Tot i això, la literatura actual continua mostrant limitacions importants relacionades amb la no estacionarietat dels mercats, el sobreajustament, la definició de la recompensa i l’ús exclusiu d’informació endògena.</w:t>
-      </w:r>
-    </w:p>
-    <w:p>
-      <w:pPr>
-        <w:pStyle w:val="Normal"/>
-        <w:ind w:hanging="0" w:left="1440" w:right="993"/>
-        <w:rPr>
-          <w:highlight w:val="none"/>
-          <w:shd w:fill="auto" w:val="clear"/>
-        </w:rPr>
-      </w:pPr>
-      <w:r>
-        <w:rPr>
-          <w:shd w:fill="auto" w:val="clear"/>
-        </w:rPr>
-      </w:r>
-    </w:p>
-    <w:p>
-      <w:pPr>
-        <w:pStyle w:val="Normal"/>
-        <w:ind w:hanging="0" w:left="1440" w:right="993"/>
-        <w:rPr>
-          <w:highlight w:val="none"/>
-          <w:shd w:fill="auto" w:val="clear"/>
-        </w:rPr>
-      </w:pPr>
-      <w:r>
-        <w:rPr>
-          <w:shd w:fill="auto" w:val="clear"/>
-        </w:rPr>
-        <w:t>En aquest context, el present treball estudia com la incorporació d’informació exògena i la reformulació del problema cap a un entorn multi-actiu poden modificar el comportament dels agents i la qualitat de les polítiques apreses.</w:t>
-      </w:r>
-    </w:p>
-    <w:p>
-      <w:pPr>
-        <w:pStyle w:val="Normal"/>
-        <w:ind w:hanging="0" w:left="720" w:right="993"/>
-        <w:rPr>
-          <w:highlight w:val="none"/>
-          <w:shd w:fill="auto" w:val="clear"/>
-        </w:rPr>
-      </w:pPr>
-      <w:r>
-        <w:rPr>
-          <w:shd w:fill="auto" w:val="clear"/>
-        </w:rPr>
       </w:r>
     </w:p>
     <w:p>
@@ -6831,8 +5800,8 @@
         <w:ind w:hanging="0" w:left="0" w:right="993"/>
         <w:rPr/>
       </w:pPr>
-      <w:bookmarkStart w:id="19" w:name="__RefHeading___Toc5226_4069147212"/>
-      <w:bookmarkEnd w:id="19"/>
+      <w:bookmarkStart w:id="18" w:name="__RefHeading___Toc5226_4069147212"/>
+      <w:bookmarkEnd w:id="18"/>
       <w:r>
         <w:rPr/>
         <w:t xml:space="preserve">              </w:t>
@@ -6998,34 +5967,7 @@
         <w:rPr>
           <w:shd w:fill="auto" w:val="clear"/>
         </w:rPr>
-      </w:r>
-    </w:p>
-    <w:p>
-      <w:pPr>
-        <w:pStyle w:val="Normal"/>
-        <w:rPr>
-          <w:highlight w:val="none"/>
-          <w:shd w:fill="auto" w:val="clear"/>
-        </w:rPr>
-      </w:pPr>
-      <w:r>
-        <w:rPr>
-          <w:shd w:fill="auto" w:val="clear"/>
-        </w:rPr>
-      </w:r>
-    </w:p>
-    <w:p>
-      <w:pPr>
-        <w:pStyle w:val="Normal"/>
-        <w:rPr>
-          <w:highlight w:val="none"/>
-          <w:shd w:fill="auto" w:val="clear"/>
-        </w:rPr>
-      </w:pPr>
-      <w:r>
-        <w:rPr>
-          <w:shd w:fill="auto" w:val="clear"/>
-        </w:rPr>
+        <w:t>Els algoritmes de Deep Reinforcement Learning poden classificar-se, de manera simplificada, en tres grans categories. Els mètodes basats en valor intenten estimar la qualitat esperada de cada acció mitjançant una funció de valor, com és el cas de DQN [6]. Els mètodes basats en política aprenen directament una política d’acció, optimitzant les decisions de l’agent sense necessitat d’estimar explícitament una funció de valor. Finalment, els mètodes actor-crític combinen ambdós enfocaments: un component actor aprèn la política mentre que un component crític estima el valor dels estats o accions per guiar l’aprenentatge [1][5]. Aquesta classificació resulta útil per entendre les diferències entre els principals algoritmes utilitzats actualment en Deep Reinforcement Learning.</w:t>
       </w:r>
     </w:p>
     <w:p>
@@ -7058,8 +6000,8 @@
       <w:tblGrid>
         <w:gridCol w:w="1475"/>
         <w:gridCol w:w="1296"/>
-        <w:gridCol w:w="1928"/>
-        <w:gridCol w:w="1703"/>
+        <w:gridCol w:w="1925"/>
+        <w:gridCol w:w="1706"/>
         <w:gridCol w:w="2875"/>
       </w:tblGrid>
       <w:tr>
@@ -7124,7 +6066,7 @@
         </w:tc>
         <w:tc>
           <w:tcPr>
-            <w:tcW w:w="1928" w:type="dxa"/>
+            <w:tcW w:w="1925" w:type="dxa"/>
             <w:tcBorders/>
           </w:tcPr>
           <w:p>
@@ -7153,7 +6095,7 @@
         </w:tc>
         <w:tc>
           <w:tcPr>
-            <w:tcW w:w="1703" w:type="dxa"/>
+            <w:tcW w:w="1706" w:type="dxa"/>
             <w:tcBorders/>
           </w:tcPr>
           <w:p>
@@ -7264,7 +6206,7 @@
         </w:tc>
         <w:tc>
           <w:tcPr>
-            <w:tcW w:w="1928" w:type="dxa"/>
+            <w:tcW w:w="1925" w:type="dxa"/>
             <w:tcBorders/>
           </w:tcPr>
           <w:p>
@@ -7287,7 +6229,7 @@
         </w:tc>
         <w:tc>
           <w:tcPr>
-            <w:tcW w:w="1703" w:type="dxa"/>
+            <w:tcW w:w="1706" w:type="dxa"/>
             <w:tcBorders/>
           </w:tcPr>
           <w:p>
@@ -7390,7 +6332,7 @@
         </w:tc>
         <w:tc>
           <w:tcPr>
-            <w:tcW w:w="1928" w:type="dxa"/>
+            <w:tcW w:w="1925" w:type="dxa"/>
             <w:tcBorders/>
           </w:tcPr>
           <w:p>
@@ -7413,7 +6355,7 @@
         </w:tc>
         <w:tc>
           <w:tcPr>
-            <w:tcW w:w="1703" w:type="dxa"/>
+            <w:tcW w:w="1706" w:type="dxa"/>
             <w:tcBorders/>
           </w:tcPr>
           <w:p>
@@ -7516,7 +6458,7 @@
         </w:tc>
         <w:tc>
           <w:tcPr>
-            <w:tcW w:w="1928" w:type="dxa"/>
+            <w:tcW w:w="1925" w:type="dxa"/>
             <w:tcBorders/>
           </w:tcPr>
           <w:p>
@@ -7539,7 +6481,7 @@
         </w:tc>
         <w:tc>
           <w:tcPr>
-            <w:tcW w:w="1703" w:type="dxa"/>
+            <w:tcW w:w="1706" w:type="dxa"/>
             <w:tcBorders/>
           </w:tcPr>
           <w:p>
@@ -7640,7 +6582,7 @@
         </w:tc>
         <w:tc>
           <w:tcPr>
-            <w:tcW w:w="1928" w:type="dxa"/>
+            <w:tcW w:w="1925" w:type="dxa"/>
             <w:tcBorders/>
           </w:tcPr>
           <w:p>
@@ -7663,7 +6605,7 @@
         </w:tc>
         <w:tc>
           <w:tcPr>
-            <w:tcW w:w="1703" w:type="dxa"/>
+            <w:tcW w:w="1706" w:type="dxa"/>
             <w:tcBorders/>
           </w:tcPr>
           <w:p>
@@ -7764,7 +6706,7 @@
         </w:tc>
         <w:tc>
           <w:tcPr>
-            <w:tcW w:w="1928" w:type="dxa"/>
+            <w:tcW w:w="1925" w:type="dxa"/>
             <w:tcBorders/>
           </w:tcPr>
           <w:p>
@@ -7787,7 +6729,7 @@
         </w:tc>
         <w:tc>
           <w:tcPr>
-            <w:tcW w:w="1703" w:type="dxa"/>
+            <w:tcW w:w="1706" w:type="dxa"/>
             <w:tcBorders/>
           </w:tcPr>
           <w:p>
@@ -7849,36 +6791,54 @@
         <w:rPr>
           <w:shd w:fill="auto" w:val="clear"/>
         </w:rPr>
-      </w:r>
-    </w:p>
-    <w:p>
-      <w:pPr>
-        <w:pStyle w:val="Normal"/>
-        <w:rPr>
-          <w:highlight w:val="none"/>
-          <w:shd w:fill="auto" w:val="clear"/>
-        </w:rPr>
-      </w:pPr>
-      <w:r>
-        <w:rPr>
-          <w:shd w:fill="auto" w:val="clear"/>
-        </w:rPr>
-        <w:t>Per aquest motiu, en els darrers anys han guanyat importància algoritmes basats directament en polítiques, com Proximal Policy Optimization (PPO), proposat per Schulman et al. [5]. PPO aprèn una política i introdueix restriccions sobre l’actualització dels paràmetres per evitar canvis excessivament bruscos durant l’entrenament.</w:t>
-      </w:r>
-    </w:p>
-    <w:p>
-      <w:pPr>
-        <w:pStyle w:val="Normal"/>
-        <w:rPr>
-          <w:highlight w:val="none"/>
-          <w:shd w:fill="auto" w:val="clear"/>
-        </w:rPr>
-      </w:pPr>
-      <w:r>
-        <w:rPr>
-          <w:shd w:fill="auto" w:val="clear"/>
-        </w:rPr>
-        <w:t>L’ús de PPO en aquest treball es justifica principalment per la seva estabilitat en entorns no estacionaris i per la seva robustesa en problemes seqüencials complexos. A més, és un dels algoritmes més utilitzats actualment en aplicacions de Deep Reinforcement Learning.</w:t>
+        <w:t>Pel que fa a l’espai d’accions, DQN s’utilitza principalment en problemes amb accions discretes, on l’agent ha d’escollir entre un conjunt limitat d’alternatives. En canvi, algoritmes com DDPG o SAC estan orientats a espais d’accions continus. PPO pot treballar amb ambdós tipus d’espais, fet que proporciona una gran flexibilitat. En aquest treball s’utilitza un espai d’accions discret, tant en els experiments inicials basats en posicions sobre Bitcoin (hold, long i short) com en els experiments multi-actiu, on les accions corresponen a la selecció de BTC, GLD o USO.</w:t>
+      </w:r>
+    </w:p>
+    <w:p>
+      <w:pPr>
+        <w:pStyle w:val="Normal"/>
+        <w:rPr>
+          <w:highlight w:val="none"/>
+          <w:shd w:fill="auto" w:val="clear"/>
+        </w:rPr>
+      </w:pPr>
+      <w:r>
+        <w:rPr>
+          <w:shd w:fill="auto" w:val="clear"/>
+        </w:rPr>
+      </w:r>
+    </w:p>
+    <w:p>
+      <w:pPr>
+        <w:pStyle w:val="Normal"/>
+        <w:rPr>
+          <w:highlight w:val="none"/>
+          <w:shd w:fill="auto" w:val="clear"/>
+        </w:rPr>
+      </w:pPr>
+      <w:r>
+        <w:rPr>
+          <w:shd w:fill="auto" w:val="clear"/>
+        </w:rPr>
+        <w:t>E</w:t>
+      </w:r>
+      <w:r>
+        <w:rPr>
+          <w:shd w:fill="auto" w:val="clear"/>
+        </w:rPr>
+        <w:t xml:space="preserve">n els darrers anys han guanyat importància algoritmes basats directament en polítiques, com PPO, proposat per Schulman et al. [5]. PPO aprèn una política i introdueix restriccions sobre l’actualització dels paràmetres per evitar canvis excessivament bruscos durant l’entrenament. L’ús de PPO en aquest treball es justifica principalment per </w:t>
+      </w:r>
+      <w:r>
+        <w:rPr>
+          <w:shd w:fill="auto" w:val="clear"/>
+        </w:rPr>
+        <w:t>aquesta</w:t>
+      </w:r>
+      <w:r>
+        <w:rPr>
+          <w:shd w:fill="auto" w:val="clear"/>
+        </w:rPr>
+        <w:t xml:space="preserve"> estabilitat en entorns no estacionaris i per la seva robustesa en problemes seqüencials complexos.</w:t>
       </w:r>
     </w:p>
     <w:p>
@@ -7908,106 +6868,6 @@
           <w:shd w:fill="auto" w:val="clear"/>
         </w:rPr>
         <w:t>L’objectiu d’aquest treball no és comparar algoritmes diferents, sinó estudiar com la incorporació d’informació exògena, la formulació multi-actiu i el disseny de la funció de recompensa afecten el comportament dels agents. Per aquest motiu, s’ha optat per utilitzar exclusivament PPO, mantenint constants les condicions experimentals i reduint la variabilitat associada a la comparació entre models.</w:t>
-      </w:r>
-    </w:p>
-    <w:p>
-      <w:pPr>
-        <w:pStyle w:val="Normal"/>
-        <w:rPr>
-          <w:highlight w:val="none"/>
-          <w:shd w:fill="auto" w:val="clear"/>
-        </w:rPr>
-      </w:pPr>
-      <w:r>
-        <w:rPr>
-          <w:shd w:fill="auto" w:val="clear"/>
-        </w:rPr>
-      </w:r>
-    </w:p>
-    <w:p>
-      <w:pPr>
-        <w:pStyle w:val="Normal"/>
-        <w:rPr>
-          <w:highlight w:val="none"/>
-          <w:shd w:fill="auto" w:val="clear"/>
-        </w:rPr>
-      </w:pPr>
-      <w:r>
-        <w:rPr>
-          <w:shd w:fill="auto" w:val="clear"/>
-        </w:rPr>
-        <w:t>En l’àmbit financer, el DRL ofereix avantatges importants respecte a aproximacions tradicionals basades exclusivament en predicció, ja que permet modelar problemes de presa de decisions seqüencials i integrar múltiples fonts d’informació dins del mateix espai d’estat.</w:t>
-      </w:r>
-    </w:p>
-    <w:p>
-      <w:pPr>
-        <w:pStyle w:val="Normal"/>
-        <w:rPr>
-          <w:highlight w:val="none"/>
-          <w:shd w:fill="auto" w:val="clear"/>
-        </w:rPr>
-      </w:pPr>
-      <w:r>
-        <w:rPr>
-          <w:shd w:fill="auto" w:val="clear"/>
-        </w:rPr>
-      </w:r>
-    </w:p>
-    <w:p>
-      <w:pPr>
-        <w:pStyle w:val="Normal"/>
-        <w:rPr>
-          <w:highlight w:val="none"/>
-          <w:shd w:fill="auto" w:val="clear"/>
-        </w:rPr>
-      </w:pPr>
-      <w:r>
-        <w:rPr>
-          <w:shd w:fill="auto" w:val="clear"/>
-        </w:rPr>
-        <w:t>Tot i això, l’aplicació del DRL als mercats financers continua presentant desafiaments importants, com la sensibilitat als hiperparàmetres, el risc de sobreajustament i la dificultat de definir funcions de recompensa adequades en entorns no estacionaris.</w:t>
-      </w:r>
-    </w:p>
-    <w:p>
-      <w:pPr>
-        <w:pStyle w:val="Normal"/>
-        <w:rPr>
-          <w:highlight w:val="none"/>
-          <w:shd w:fill="auto" w:val="clear"/>
-        </w:rPr>
-      </w:pPr>
-      <w:r>
-        <w:rPr>
-          <w:shd w:fill="auto" w:val="clear"/>
-        </w:rPr>
-      </w:r>
-    </w:p>
-    <w:p>
-      <w:pPr>
-        <w:pStyle w:val="Normal"/>
-        <w:rPr>
-          <w:highlight w:val="none"/>
-          <w:shd w:fill="auto" w:val="clear"/>
-        </w:rPr>
-      </w:pPr>
-      <w:r>
-        <w:rPr>
-          <w:shd w:fill="auto" w:val="clear"/>
-        </w:rPr>
-      </w:r>
-    </w:p>
-    <w:p>
-      <w:pPr>
-        <w:pStyle w:val="Normal"/>
-        <w:rPr>
-          <w:highlight w:val="none"/>
-          <w:shd w:fill="auto" w:val="clear"/>
-        </w:rPr>
-      </w:pPr>
-      <w:r>
-        <w:rPr>
-          <w:shd w:fill="auto" w:val="clear"/>
-        </w:rPr>
       </w:r>
     </w:p>
     <w:p>
@@ -8030,8 +6890,8 @@
         <w:spacing w:before="0" w:after="0"/>
         <w:rPr/>
       </w:pPr>
-      <w:bookmarkStart w:id="20" w:name="__RefHeading___Toc5228_4069147212"/>
-      <w:bookmarkEnd w:id="20"/>
+      <w:bookmarkStart w:id="19" w:name="__RefHeading___Toc5228_4069147212"/>
+      <w:bookmarkEnd w:id="19"/>
       <w:r>
         <w:rPr/>
         <w:t>2.3 DRL aplicat a criptomonedes</w:t>
@@ -8151,35 +7011,6 @@
         <w:rPr>
           <w:shd w:fill="auto" w:val="clear"/>
         </w:rPr>
-      </w:r>
-    </w:p>
-    <w:p>
-      <w:pPr>
-        <w:pStyle w:val="Normal"/>
-        <w:rPr>
-          <w:highlight w:val="none"/>
-          <w:shd w:fill="auto" w:val="clear"/>
-        </w:rPr>
-      </w:pPr>
-      <w:r>
-        <w:rPr>
-          <w:shd w:fill="auto" w:val="clear"/>
-        </w:rPr>
-        <w:t>En molts casos, els models es basen exclusivament en informació endògena del propi actiu, com retorns, volum o indicadors tècnics. Tot i això, aquesta aproximació pot resultar limitada en mercats altament no estacionaris, on factors externs poden influir significativament en el comportament del preu.</w:t>
-      </w:r>
-    </w:p>
-    <w:p>
-      <w:pPr>
-        <w:pStyle w:val="Normal"/>
-        <w:rPr>
-          <w:highlight w:val="none"/>
-          <w:shd w:fill="auto" w:val="clear"/>
-        </w:rPr>
-      </w:pPr>
-      <w:r>
-        <w:rPr>
-          <w:shd w:fill="auto" w:val="clear"/>
-        </w:rPr>
         <w:t>En l’àmbit acadèmic, també existeixen treballs específicament orientats al mercat de criptomonedes, com el de López i Fina [4], que mostra tant el potencial del Reinforcement Learning com les dificultats associades a l’estabilitat i generalització dels models en entorns reals.</w:t>
       </w:r>
     </w:p>
@@ -8239,62 +7070,6 @@
           <w:shd w:fill="auto" w:val="clear"/>
         </w:rPr>
         <w:t>En aquest treball, aquesta aproximació s’utilitza per estudiar com la incorporació d’informació procedent de l’or (GLD) i del petroli (USO) pot modificar el comportament dels agents i influir en les polítiques apreses en un entorn multi-actiu.</w:t>
-      </w:r>
-    </w:p>
-    <w:p>
-      <w:pPr>
-        <w:pStyle w:val="Normal"/>
-        <w:rPr>
-          <w:highlight w:val="none"/>
-          <w:shd w:fill="auto" w:val="clear"/>
-        </w:rPr>
-      </w:pPr>
-      <w:r>
-        <w:rPr>
-          <w:shd w:fill="auto" w:val="clear"/>
-        </w:rPr>
-      </w:r>
-    </w:p>
-    <w:p>
-      <w:pPr>
-        <w:pStyle w:val="Normal"/>
-        <w:rPr>
-          <w:highlight w:val="none"/>
-          <w:shd w:fill="auto" w:val="clear"/>
-        </w:rPr>
-      </w:pPr>
-      <w:r>
-        <w:rPr>
-          <w:shd w:fill="auto" w:val="clear"/>
-        </w:rPr>
-      </w:r>
-    </w:p>
-    <w:p>
-      <w:pPr>
-        <w:pStyle w:val="Normal"/>
-        <w:rPr>
-          <w:highlight w:val="none"/>
-          <w:shd w:fill="auto" w:val="clear"/>
-        </w:rPr>
-      </w:pPr>
-      <w:r>
-        <w:rPr>
-          <w:shd w:fill="auto" w:val="clear"/>
-        </w:rPr>
-      </w:r>
-    </w:p>
-    <w:p>
-      <w:pPr>
-        <w:pStyle w:val="Normal"/>
-        <w:rPr>
-          <w:highlight w:val="none"/>
-          <w:shd w:fill="auto" w:val="clear"/>
-        </w:rPr>
-      </w:pPr>
-      <w:r>
-        <w:rPr>
-          <w:shd w:fill="auto" w:val="clear"/>
-        </w:rPr>
       </w:r>
     </w:p>
     <w:p>
@@ -8317,8 +7092,8 @@
         <w:spacing w:before="0" w:after="0"/>
         <w:rPr/>
       </w:pPr>
-      <w:bookmarkStart w:id="21" w:name="__RefHeading___Toc5230_4069147212"/>
-      <w:bookmarkEnd w:id="21"/>
+      <w:bookmarkStart w:id="20" w:name="__RefHeading___Toc5230_4069147212"/>
+      <w:bookmarkEnd w:id="20"/>
       <w:r>
         <w:rPr/>
         <w:t>2.4 Ús d’informació exògena en models financers</w:t>
@@ -8437,7 +7212,7 @@
         <w:rPr>
           <w:shd w:fill="auto" w:val="clear"/>
         </w:rPr>
-        <w:t>Per aquest motiu, en aquest treball s’utilitza l’ETF GLD com a representació del preu de l’or. Addicionalment, també s’incorpora l’ETF USO, relacionat amb el petroli, amb l’objectiu d’introduir una segona variable macroeconòmica dins del sistema.</w:t>
+        <w:t>Es farà servir en aquest treball l’SPDR Gold Shares ETF (GLD) com a representació del preu de l’or. Addicionalment, també s’incorpora l’United States Oil Fund (USO), relacionat amb el petroli, amb l’objectiu d’introduir una segona variable macroeconòmica dins del sistema.</w:t>
       </w:r>
     </w:p>
     <w:p>
@@ -8475,8 +7250,286 @@
         <w:spacing w:before="0" w:after="0"/>
         <w:rPr/>
       </w:pPr>
+      <w:bookmarkStart w:id="21" w:name="__RefHeading___Toc5232_4069147212"/>
+      <w:bookmarkEnd w:id="21"/>
       <w:r>
         <w:rPr/>
+        <w:t>2.5 Limitacions actuals i reptes</w:t>
+      </w:r>
+    </w:p>
+    <w:p>
+      <w:pPr>
+        <w:pStyle w:val="Normal"/>
+        <w:rPr>
+          <w:highlight w:val="none"/>
+          <w:shd w:fill="auto" w:val="clear"/>
+        </w:rPr>
+      </w:pPr>
+      <w:r>
+        <w:rPr>
+          <w:shd w:fill="auto" w:val="clear"/>
+        </w:rPr>
+      </w:r>
+    </w:p>
+    <w:p>
+      <w:pPr>
+        <w:pStyle w:val="Normal"/>
+        <w:rPr>
+          <w:highlight w:val="none"/>
+          <w:shd w:fill="auto" w:val="clear"/>
+        </w:rPr>
+      </w:pPr>
+      <w:r>
+        <w:rPr>
+          <w:shd w:fill="auto" w:val="clear"/>
+        </w:rPr>
+        <w:t>Tot i els avenços recents del Deep Reinforcement Learning aplicat als mercats financers, encara existeixen limitacions importants que dificulten la seva aplicació en entorns reals.</w:t>
+      </w:r>
+    </w:p>
+    <w:p>
+      <w:pPr>
+        <w:pStyle w:val="Normal"/>
+        <w:rPr>
+          <w:highlight w:val="none"/>
+          <w:shd w:fill="auto" w:val="clear"/>
+        </w:rPr>
+      </w:pPr>
+      <w:r>
+        <w:rPr>
+          <w:shd w:fill="auto" w:val="clear"/>
+        </w:rPr>
+      </w:r>
+    </w:p>
+    <w:p>
+      <w:pPr>
+        <w:pStyle w:val="Normal"/>
+        <w:rPr>
+          <w:highlight w:val="none"/>
+          <w:shd w:fill="auto" w:val="clear"/>
+        </w:rPr>
+      </w:pPr>
+      <w:r>
+        <w:rPr>
+          <w:shd w:fill="auto" w:val="clear"/>
+        </w:rPr>
+        <w:t>Un dels principals problemes és la ja mencionada naturalesa no estacionària dels mercats financers. Els patrons observats en dades històriques poden deixar de ser útils quan canvien les condicions del mercat, dificultant la generalització dels models.</w:t>
+      </w:r>
+    </w:p>
+    <w:p>
+      <w:pPr>
+        <w:pStyle w:val="Normal"/>
+        <w:rPr>
+          <w:highlight w:val="none"/>
+          <w:shd w:fill="auto" w:val="clear"/>
+        </w:rPr>
+      </w:pPr>
+      <w:r>
+        <w:rPr>
+          <w:shd w:fill="auto" w:val="clear"/>
+        </w:rPr>
+      </w:r>
+    </w:p>
+    <w:p>
+      <w:pPr>
+        <w:pStyle w:val="Normal"/>
+        <w:rPr>
+          <w:highlight w:val="none"/>
+          <w:shd w:fill="auto" w:val="clear"/>
+        </w:rPr>
+      </w:pPr>
+      <w:r>
+        <w:rPr>
+          <w:shd w:fill="auto" w:val="clear"/>
+        </w:rPr>
+        <w:t>Relacionat amb això, els models DRL també presenten risc de sobreajustament, especialment degut a l’elevada capacitat de representació de les xarxes neuronals profundes. Per aquest motiu, resulta essencial utilitzar conjunts de test separats i processos de backtesting out-of-sample.</w:t>
+      </w:r>
+    </w:p>
+    <w:p>
+      <w:pPr>
+        <w:pStyle w:val="Normal"/>
+        <w:rPr>
+          <w:highlight w:val="none"/>
+          <w:shd w:fill="auto" w:val="clear"/>
+        </w:rPr>
+      </w:pPr>
+      <w:r>
+        <w:rPr>
+          <w:shd w:fill="auto" w:val="clear"/>
+        </w:rPr>
+      </w:r>
+    </w:p>
+    <w:p>
+      <w:pPr>
+        <w:pStyle w:val="Normal"/>
+        <w:rPr>
+          <w:highlight w:val="none"/>
+          <w:shd w:fill="auto" w:val="clear"/>
+        </w:rPr>
+      </w:pPr>
+      <w:r>
+        <w:rPr>
+          <w:shd w:fill="auto" w:val="clear"/>
+        </w:rPr>
+        <w:t>Un altre aspecte crític és la definició de la funció de recompensa. Recompenses basades únicament en retorn absolut poden generar comportaments excessivament agressius o poc realistes. Per això, molts treballs introdueixen penalitzacions relacionades amb volatilitat, drawdown o costos de transacció.</w:t>
+      </w:r>
+    </w:p>
+    <w:p>
+      <w:pPr>
+        <w:pStyle w:val="Normal"/>
+        <w:rPr>
+          <w:highlight w:val="none"/>
+          <w:shd w:fill="auto" w:val="clear"/>
+        </w:rPr>
+      </w:pPr>
+      <w:r>
+        <w:rPr>
+          <w:shd w:fill="auto" w:val="clear"/>
+        </w:rPr>
+      </w:r>
+    </w:p>
+    <w:p>
+      <w:pPr>
+        <w:pStyle w:val="Normal"/>
+        <w:rPr>
+          <w:highlight w:val="none"/>
+          <w:shd w:fill="auto" w:val="clear"/>
+        </w:rPr>
+      </w:pPr>
+      <w:r>
+        <w:rPr>
+          <w:shd w:fill="auto" w:val="clear"/>
+        </w:rPr>
+        <w:t>Els models DRL també són sensibles als hiperparàmetres d’entrenament, fet que dificulta la reproductibilitat experimental i la comparació entre estudis.</w:t>
+      </w:r>
+    </w:p>
+    <w:p>
+      <w:pPr>
+        <w:pStyle w:val="Normal"/>
+        <w:rPr>
+          <w:highlight w:val="none"/>
+          <w:shd w:fill="auto" w:val="clear"/>
+        </w:rPr>
+      </w:pPr>
+      <w:r>
+        <w:rPr>
+          <w:shd w:fill="auto" w:val="clear"/>
+        </w:rPr>
+      </w:r>
+    </w:p>
+    <w:p>
+      <w:pPr>
+        <w:pStyle w:val="Normal"/>
+        <w:rPr>
+          <w:highlight w:val="none"/>
+          <w:shd w:fill="auto" w:val="clear"/>
+        </w:rPr>
+      </w:pPr>
+      <w:r>
+        <w:rPr>
+          <w:shd w:fill="auto" w:val="clear"/>
+        </w:rPr>
+        <w:t>A més, en entorns financers poden aparèixer biaixos experimentals importants, especialment el lookahead bias, que es produeix quan el model utilitza indirectament informació futura durant l’entrenament. Aquest problema pot generar resultats artificialment optimistes.</w:t>
+      </w:r>
+    </w:p>
+    <w:p>
+      <w:pPr>
+        <w:pStyle w:val="Normal"/>
+        <w:rPr>
+          <w:highlight w:val="none"/>
+          <w:shd w:fill="auto" w:val="clear"/>
+        </w:rPr>
+      </w:pPr>
+      <w:r>
+        <w:rPr>
+          <w:shd w:fill="auto" w:val="clear"/>
+        </w:rPr>
+      </w:r>
+    </w:p>
+    <w:p>
+      <w:pPr>
+        <w:pStyle w:val="Normal"/>
+        <w:rPr>
+          <w:highlight w:val="none"/>
+          <w:shd w:fill="auto" w:val="clear"/>
+        </w:rPr>
+      </w:pPr>
+      <w:r>
+        <w:rPr>
+          <w:shd w:fill="auto" w:val="clear"/>
+        </w:rPr>
+        <w:t>Finalment, molts treballs continuen limitant-se a informació endògena del propi actiu, sense incorporar variables contextuals o macroeconòmiques. Aquesta limitació és especialment rellevant en mercats interconnectats i altament dinàmics.</w:t>
+      </w:r>
+    </w:p>
+    <w:p>
+      <w:pPr>
+        <w:pStyle w:val="Normal"/>
+        <w:rPr>
+          <w:highlight w:val="none"/>
+          <w:shd w:fill="auto" w:val="clear"/>
+        </w:rPr>
+      </w:pPr>
+      <w:r>
+        <w:rPr>
+          <w:shd w:fill="auto" w:val="clear"/>
+        </w:rPr>
+      </w:r>
+    </w:p>
+    <w:p>
+      <w:pPr>
+        <w:pStyle w:val="Normal"/>
+        <w:rPr>
+          <w:highlight w:val="none"/>
+          <w:shd w:fill="auto" w:val="clear"/>
+        </w:rPr>
+      </w:pPr>
+      <w:r>
+        <w:rPr>
+          <w:shd w:fill="auto" w:val="clear"/>
+        </w:rPr>
+        <w:t>En aquest context, el present treball estudia fins a quin punt la incorporació d’informació exògena i la reformulació multi-actiu poden contribuir al desenvolupament d’agents més robustos i adaptatius.</w:t>
+      </w:r>
+    </w:p>
+    <w:p>
+      <w:pPr>
+        <w:pStyle w:val="Normal"/>
+        <w:rPr>
+          <w:highlight w:val="none"/>
+          <w:shd w:fill="auto" w:val="clear"/>
+        </w:rPr>
+      </w:pPr>
+      <w:r>
+        <w:rPr>
+          <w:shd w:fill="auto" w:val="clear"/>
+        </w:rPr>
+      </w:r>
+    </w:p>
+    <w:p>
+      <w:pPr>
+        <w:pStyle w:val="Normal"/>
+        <w:rPr>
+          <w:highlight w:val="none"/>
+          <w:shd w:fill="auto" w:val="clear"/>
+        </w:rPr>
+      </w:pPr>
+      <w:r>
+        <w:rPr>
+          <w:shd w:fill="auto" w:val="clear"/>
+        </w:rPr>
+        <w:t>L’entorn no incorpora slippage ni restriccions operatives reals, fet que pot infraestimar l’impacte econòmic de polítiques amb elevada freqüència de trading.</w:t>
+      </w:r>
+    </w:p>
+    <w:p>
+      <w:pPr>
+        <w:pStyle w:val="Normal"/>
+        <w:rPr>
+          <w:highlight w:val="none"/>
+          <w:shd w:fill="auto" w:val="clear"/>
+        </w:rPr>
+      </w:pPr>
+      <w:r>
+        <w:rPr>
+          <w:shd w:fill="auto" w:val="clear"/>
+        </w:rPr>
       </w:r>
     </w:p>
     <w:p>
@@ -8485,282 +7538,8 @@
         <w:spacing w:before="0" w:after="0"/>
         <w:rPr/>
       </w:pPr>
-      <w:bookmarkStart w:id="22" w:name="__RefHeading___Toc5232_4069147212"/>
+      <w:bookmarkStart w:id="22" w:name="__RefHeading___Toc5234_4069147212"/>
       <w:bookmarkEnd w:id="22"/>
-      <w:r>
-        <w:rPr/>
-        <w:t>2.5 Limitacions actuals i reptes</w:t>
-      </w:r>
-    </w:p>
-    <w:p>
-      <w:pPr>
-        <w:pStyle w:val="Normal"/>
-        <w:rPr>
-          <w:highlight w:val="none"/>
-          <w:shd w:fill="auto" w:val="clear"/>
-        </w:rPr>
-      </w:pPr>
-      <w:r>
-        <w:rPr>
-          <w:shd w:fill="auto" w:val="clear"/>
-        </w:rPr>
-      </w:r>
-    </w:p>
-    <w:p>
-      <w:pPr>
-        <w:pStyle w:val="Normal"/>
-        <w:rPr>
-          <w:highlight w:val="none"/>
-          <w:shd w:fill="auto" w:val="clear"/>
-        </w:rPr>
-      </w:pPr>
-      <w:r>
-        <w:rPr>
-          <w:shd w:fill="auto" w:val="clear"/>
-        </w:rPr>
-        <w:t>Tot i els avenços recents del Deep Reinforcement Learning aplicat als mercats financers, encara existeixen limitacions importants que dificulten la seva aplicació en entorns reals.</w:t>
-      </w:r>
-    </w:p>
-    <w:p>
-      <w:pPr>
-        <w:pStyle w:val="Normal"/>
-        <w:rPr>
-          <w:highlight w:val="none"/>
-          <w:shd w:fill="auto" w:val="clear"/>
-        </w:rPr>
-      </w:pPr>
-      <w:r>
-        <w:rPr>
-          <w:shd w:fill="auto" w:val="clear"/>
-        </w:rPr>
-      </w:r>
-    </w:p>
-    <w:p>
-      <w:pPr>
-        <w:pStyle w:val="Normal"/>
-        <w:rPr>
-          <w:highlight w:val="none"/>
-          <w:shd w:fill="auto" w:val="clear"/>
-        </w:rPr>
-      </w:pPr>
-      <w:r>
-        <w:rPr>
-          <w:shd w:fill="auto" w:val="clear"/>
-        </w:rPr>
-        <w:t>Un dels principals problemes és la ja mencionada naturalesa no estacionària dels mercats financers. Els patrons observats en dades històriques poden deixar de ser útils quan canvien les condicions del mercat, dificultant la generalització dels models.</w:t>
-      </w:r>
-    </w:p>
-    <w:p>
-      <w:pPr>
-        <w:pStyle w:val="Normal"/>
-        <w:rPr>
-          <w:highlight w:val="none"/>
-          <w:shd w:fill="auto" w:val="clear"/>
-        </w:rPr>
-      </w:pPr>
-      <w:r>
-        <w:rPr>
-          <w:shd w:fill="auto" w:val="clear"/>
-        </w:rPr>
-      </w:r>
-    </w:p>
-    <w:p>
-      <w:pPr>
-        <w:pStyle w:val="Normal"/>
-        <w:rPr>
-          <w:highlight w:val="none"/>
-          <w:shd w:fill="auto" w:val="clear"/>
-        </w:rPr>
-      </w:pPr>
-      <w:r>
-        <w:rPr>
-          <w:shd w:fill="auto" w:val="clear"/>
-        </w:rPr>
-        <w:t>Relacionat amb això, els models DRL també presenten risc de sobre ajustament, especialment degut a l’elevada capacitat de representació de les xarxes neuronals profundes. Per aquest motiu, resulta essencial utilitzar conjunts de test separats i processos de backtesting out-of-sample.</w:t>
-      </w:r>
-    </w:p>
-    <w:p>
-      <w:pPr>
-        <w:pStyle w:val="Normal"/>
-        <w:rPr>
-          <w:highlight w:val="none"/>
-          <w:shd w:fill="auto" w:val="clear"/>
-        </w:rPr>
-      </w:pPr>
-      <w:r>
-        <w:rPr>
-          <w:shd w:fill="auto" w:val="clear"/>
-        </w:rPr>
-        <w:t>Un altre aspecte crític és la definició de la funció de recompensa. Recompenses basades únicament en retorn absolut poden generar comportaments excessivament agressius o poc realistes. Per això, molts treballs introdueixen penalitzacions relacionades amb volatilitat, drawdown o costos de transacció.</w:t>
-      </w:r>
-    </w:p>
-    <w:p>
-      <w:pPr>
-        <w:pStyle w:val="Normal"/>
-        <w:rPr>
-          <w:highlight w:val="none"/>
-          <w:shd w:fill="auto" w:val="clear"/>
-        </w:rPr>
-      </w:pPr>
-      <w:r>
-        <w:rPr>
-          <w:shd w:fill="auto" w:val="clear"/>
-        </w:rPr>
-      </w:r>
-    </w:p>
-    <w:p>
-      <w:pPr>
-        <w:pStyle w:val="Normal"/>
-        <w:rPr>
-          <w:highlight w:val="none"/>
-          <w:shd w:fill="auto" w:val="clear"/>
-        </w:rPr>
-      </w:pPr>
-      <w:r>
-        <w:rPr>
-          <w:shd w:fill="auto" w:val="clear"/>
-        </w:rPr>
-        <w:t>Els models DRL també són sensibles als hiperparàmetres d’entrenament, fet que dificulta la reproductibilitat experimental i la comparació entre estudis.</w:t>
-      </w:r>
-    </w:p>
-    <w:p>
-      <w:pPr>
-        <w:pStyle w:val="Normal"/>
-        <w:rPr>
-          <w:highlight w:val="none"/>
-          <w:shd w:fill="auto" w:val="clear"/>
-        </w:rPr>
-      </w:pPr>
-      <w:r>
-        <w:rPr>
-          <w:shd w:fill="auto" w:val="clear"/>
-        </w:rPr>
-      </w:r>
-    </w:p>
-    <w:p>
-      <w:pPr>
-        <w:pStyle w:val="Normal"/>
-        <w:rPr>
-          <w:highlight w:val="none"/>
-          <w:shd w:fill="auto" w:val="clear"/>
-        </w:rPr>
-      </w:pPr>
-      <w:r>
-        <w:rPr>
-          <w:shd w:fill="auto" w:val="clear"/>
-        </w:rPr>
-        <w:t>A més, en entorns financers poden aparèixer biaixos experimentals importants, especialment el lookahead bias, que es produeix quan el model utilitza indirectament informació futura durant l’entrenament. Aquest problema pot generar resultats artificialment optimistes.</w:t>
-      </w:r>
-    </w:p>
-    <w:p>
-      <w:pPr>
-        <w:pStyle w:val="Normal"/>
-        <w:rPr>
-          <w:highlight w:val="none"/>
-          <w:shd w:fill="auto" w:val="clear"/>
-        </w:rPr>
-      </w:pPr>
-      <w:r>
-        <w:rPr>
-          <w:shd w:fill="auto" w:val="clear"/>
-        </w:rPr>
-      </w:r>
-    </w:p>
-    <w:p>
-      <w:pPr>
-        <w:pStyle w:val="Normal"/>
-        <w:rPr>
-          <w:highlight w:val="none"/>
-          <w:shd w:fill="auto" w:val="clear"/>
-        </w:rPr>
-      </w:pPr>
-      <w:r>
-        <w:rPr>
-          <w:shd w:fill="auto" w:val="clear"/>
-        </w:rPr>
-        <w:t>Finalment, molts treballs continuen limitant-se a informació endògena del propi actiu, sense incorporar variables contextuals o macroeconòmiques. Aquesta limitació és especialment rellevant en mercats interconnectats i altament dinàmics.</w:t>
-      </w:r>
-    </w:p>
-    <w:p>
-      <w:pPr>
-        <w:pStyle w:val="Normal"/>
-        <w:rPr>
-          <w:highlight w:val="none"/>
-          <w:shd w:fill="auto" w:val="clear"/>
-        </w:rPr>
-      </w:pPr>
-      <w:r>
-        <w:rPr>
-          <w:shd w:fill="auto" w:val="clear"/>
-        </w:rPr>
-      </w:r>
-    </w:p>
-    <w:p>
-      <w:pPr>
-        <w:pStyle w:val="Normal"/>
-        <w:rPr>
-          <w:highlight w:val="none"/>
-          <w:shd w:fill="auto" w:val="clear"/>
-        </w:rPr>
-      </w:pPr>
-      <w:r>
-        <w:rPr>
-          <w:shd w:fill="auto" w:val="clear"/>
-        </w:rPr>
-        <w:t>En aquest context, el present treball estudia fins a quin punt la incorporació d’informació exògena i la reformulació multi-actiu poden contribuir al desenvolupament d’agents més robustos i adaptatius.</w:t>
-      </w:r>
-    </w:p>
-    <w:p>
-      <w:pPr>
-        <w:pStyle w:val="Normal"/>
-        <w:rPr>
-          <w:highlight w:val="none"/>
-          <w:shd w:fill="auto" w:val="clear"/>
-        </w:rPr>
-      </w:pPr>
-      <w:r>
-        <w:rPr>
-          <w:shd w:fill="auto" w:val="clear"/>
-        </w:rPr>
-      </w:r>
-    </w:p>
-    <w:p>
-      <w:pPr>
-        <w:pStyle w:val="Normal"/>
-        <w:rPr>
-          <w:highlight w:val="none"/>
-          <w:shd w:fill="auto" w:val="clear"/>
-        </w:rPr>
-      </w:pPr>
-      <w:r>
-        <w:rPr>
-          <w:shd w:fill="auto" w:val="clear"/>
-        </w:rPr>
-        <w:t>L’entorn no incorpora slippage ni restriccions operatives reals, fet que pot infraestimar l’impacte econòmic de polítiques amb elevada freqüència de trading.</w:t>
-      </w:r>
-    </w:p>
-    <w:p>
-      <w:pPr>
-        <w:pStyle w:val="Normal"/>
-        <w:rPr>
-          <w:highlight w:val="none"/>
-          <w:shd w:fill="auto" w:val="clear"/>
-        </w:rPr>
-      </w:pPr>
-      <w:r>
-        <w:rPr>
-          <w:shd w:fill="auto" w:val="clear"/>
-        </w:rPr>
-      </w:r>
-    </w:p>
-    <w:p>
-      <w:pPr>
-        <w:pStyle w:val="Heading2"/>
-        <w:spacing w:before="0" w:after="0"/>
-        <w:rPr/>
-      </w:pPr>
-      <w:bookmarkStart w:id="23" w:name="__RefHeading___Toc5234_4069147212"/>
-      <w:bookmarkEnd w:id="23"/>
       <w:r>
         <w:rPr/>
         <w:t>2.6 Posicionament del treball</w:t>
@@ -8889,6 +7668,20 @@
         <w:rPr>
           <w:shd w:fill="auto" w:val="clear"/>
         </w:rPr>
+      </w:r>
+    </w:p>
+    <w:p>
+      <w:pPr>
+        <w:pStyle w:val="Normal"/>
+        <w:rPr>
+          <w:highlight w:val="none"/>
+          <w:shd w:fill="auto" w:val="clear"/>
+        </w:rPr>
+      </w:pPr>
+      <w:r>
+        <w:rPr>
+          <w:shd w:fill="auto" w:val="clear"/>
+        </w:rPr>
         <w:t>Aquesta última aproximació transforma el problema en una tasca de selecció dinàmica d’actius, on l’agent intenta identificar quin actiu presenta millor comportament relatiu en cada instant.</w:t>
       </w:r>
     </w:p>
@@ -8949,10 +7742,10 @@
         <w:ind w:hanging="360" w:left="1440" w:right="993"/>
         <w:rPr/>
       </w:pPr>
-      <w:bookmarkStart w:id="24" w:name="__RefHeading___Toc5236_4069147212"/>
-      <w:bookmarkStart w:id="25" w:name="_5kvx8ivx4pav"/>
+      <w:bookmarkStart w:id="23" w:name="__RefHeading___Toc5236_4069147212"/>
+      <w:bookmarkStart w:id="24" w:name="_5kvx8ivx4pav"/>
+      <w:bookmarkEnd w:id="23"/>
       <w:bookmarkEnd w:id="24"/>
-      <w:bookmarkEnd w:id="25"/>
       <w:r>
         <w:rPr/>
         <w:t>Materials i mètodes</w:t>
@@ -8963,8 +7756,8 @@
         <w:pStyle w:val="Heading2"/>
         <w:rPr/>
       </w:pPr>
-      <w:bookmarkStart w:id="26" w:name="__RefHeading___Toc5238_4069147212"/>
-      <w:bookmarkEnd w:id="26"/>
+      <w:bookmarkStart w:id="25" w:name="__RefHeading___Toc5238_4069147212"/>
+      <w:bookmarkEnd w:id="25"/>
       <w:r>
         <w:rPr/>
         <w:t>3.1 Estructura del projecte</w:t>
@@ -9026,82 +7819,162 @@
         <w:rPr>
           <w:shd w:fill="auto" w:val="clear"/>
         </w:rPr>
-        <w:t>notebooks/: exploració de dades i anàlisi experimental</w:t>
-      </w:r>
-    </w:p>
-    <w:p>
-      <w:pPr>
-        <w:pStyle w:val="Normal"/>
-        <w:rPr>
-          <w:highlight w:val="none"/>
-          <w:shd w:fill="auto" w:val="clear"/>
-        </w:rPr>
-      </w:pPr>
-      <w:r>
-        <w:rPr>
-          <w:shd w:fill="auto" w:val="clear"/>
-        </w:rPr>
-        <w:t>env/: implementació de l’entorn de trading compatible amb Gymnasium</w:t>
-      </w:r>
-    </w:p>
-    <w:p>
-      <w:pPr>
-        <w:pStyle w:val="Normal"/>
-        <w:rPr>
-          <w:highlight w:val="none"/>
-          <w:shd w:fill="auto" w:val="clear"/>
-        </w:rPr>
-      </w:pPr>
-      <w:r>
-        <w:rPr>
-          <w:shd w:fill="auto" w:val="clear"/>
-        </w:rPr>
-        <w:t>agents/: entrenament i avaluació dels models DRL</w:t>
-      </w:r>
-    </w:p>
-    <w:p>
-      <w:pPr>
-        <w:pStyle w:val="Normal"/>
-        <w:rPr>
-          <w:highlight w:val="none"/>
-          <w:shd w:fill="auto" w:val="clear"/>
-        </w:rPr>
-      </w:pPr>
-      <w:r>
-        <w:rPr>
-          <w:shd w:fill="auto" w:val="clear"/>
-        </w:rPr>
-        <w:t>data/: datasets originals i preprocessats</w:t>
-      </w:r>
-    </w:p>
-    <w:p>
-      <w:pPr>
-        <w:pStyle w:val="Normal"/>
-        <w:rPr>
-          <w:highlight w:val="none"/>
-          <w:shd w:fill="auto" w:val="clear"/>
-        </w:rPr>
-      </w:pPr>
-      <w:r>
-        <w:rPr>
-          <w:shd w:fill="auto" w:val="clear"/>
-        </w:rPr>
-        <w:t>utils/: funcions auxiliars i transformacions de dades</w:t>
-      </w:r>
-    </w:p>
-    <w:p>
-      <w:pPr>
-        <w:pStyle w:val="Normal"/>
-        <w:rPr>
-          <w:highlight w:val="none"/>
-          <w:shd w:fill="auto" w:val="clear"/>
-        </w:rPr>
-      </w:pPr>
-      <w:r>
-        <w:rPr>
-          <w:shd w:fill="auto" w:val="clear"/>
-        </w:rPr>
-        <w:t>results/: models entrenats i resultats experimentals</w:t>
+      </w:r>
+    </w:p>
+    <w:p>
+      <w:pPr>
+        <w:pStyle w:val="Normal"/>
+        <w:rPr>
+          <w:highlight w:val="none"/>
+          <w:shd w:fill="auto" w:val="clear"/>
+        </w:rPr>
+      </w:pPr>
+      <w:r>
+        <w:rPr>
+          <w:shd w:fill="auto" w:val="clear"/>
+        </w:rPr>
+        <w:t>tfm-drl-bitcoin-gold/</w:t>
+      </w:r>
+    </w:p>
+    <w:p>
+      <w:pPr>
+        <w:pStyle w:val="Normal"/>
+        <w:rPr>
+          <w:highlight w:val="none"/>
+          <w:shd w:fill="auto" w:val="clear"/>
+        </w:rPr>
+      </w:pPr>
+      <w:r>
+        <w:rPr>
+          <w:shd w:fill="auto" w:val="clear"/>
+        </w:rPr>
+        <w:t>│</w:t>
+      </w:r>
+    </w:p>
+    <w:p>
+      <w:pPr>
+        <w:pStyle w:val="Normal"/>
+        <w:rPr>
+          <w:highlight w:val="none"/>
+          <w:shd w:fill="auto" w:val="clear"/>
+        </w:rPr>
+      </w:pPr>
+      <w:r>
+        <w:rPr>
+          <w:shd w:fill="auto" w:val="clear"/>
+        </w:rPr>
+        <w:t xml:space="preserve">├── </w:t>
+      </w:r>
+      <w:r>
+        <w:rPr>
+          <w:shd w:fill="auto" w:val="clear"/>
+        </w:rPr>
+        <w:t>data/        Datasets originals i preprocessats</w:t>
+      </w:r>
+    </w:p>
+    <w:p>
+      <w:pPr>
+        <w:pStyle w:val="Normal"/>
+        <w:rPr>
+          <w:highlight w:val="none"/>
+          <w:shd w:fill="auto" w:val="clear"/>
+        </w:rPr>
+      </w:pPr>
+      <w:r>
+        <w:rPr>
+          <w:shd w:fill="auto" w:val="clear"/>
+        </w:rPr>
+        <w:t xml:space="preserve">├── </w:t>
+      </w:r>
+      <w:r>
+        <w:rPr>
+          <w:shd w:fill="auto" w:val="clear"/>
+        </w:rPr>
+        <w:t>notebooks/   Exploració de dades i anàlisi experimental</w:t>
+      </w:r>
+    </w:p>
+    <w:p>
+      <w:pPr>
+        <w:pStyle w:val="Normal"/>
+        <w:rPr>
+          <w:highlight w:val="none"/>
+          <w:shd w:fill="auto" w:val="clear"/>
+        </w:rPr>
+      </w:pPr>
+      <w:r>
+        <w:rPr>
+          <w:shd w:fill="auto" w:val="clear"/>
+        </w:rPr>
+        <w:t xml:space="preserve">├── </w:t>
+      </w:r>
+      <w:r>
+        <w:rPr>
+          <w:shd w:fill="auto" w:val="clear"/>
+        </w:rPr>
+        <w:t>env/         Implementació de l’entorn de trading compatible amb Gymnasium</w:t>
+      </w:r>
+    </w:p>
+    <w:p>
+      <w:pPr>
+        <w:pStyle w:val="Normal"/>
+        <w:rPr>
+          <w:highlight w:val="none"/>
+          <w:shd w:fill="auto" w:val="clear"/>
+        </w:rPr>
+      </w:pPr>
+      <w:r>
+        <w:rPr>
+          <w:shd w:fill="auto" w:val="clear"/>
+        </w:rPr>
+        <w:t xml:space="preserve">├── </w:t>
+      </w:r>
+      <w:r>
+        <w:rPr>
+          <w:shd w:fill="auto" w:val="clear"/>
+        </w:rPr>
+        <w:t>agents/      Entrenament i avaluació dels models DRL</w:t>
+      </w:r>
+    </w:p>
+    <w:p>
+      <w:pPr>
+        <w:pStyle w:val="Normal"/>
+        <w:rPr>
+          <w:highlight w:val="none"/>
+          <w:shd w:fill="auto" w:val="clear"/>
+        </w:rPr>
+      </w:pPr>
+      <w:r>
+        <w:rPr>
+          <w:shd w:fill="auto" w:val="clear"/>
+        </w:rPr>
+        <w:t xml:space="preserve">├── </w:t>
+      </w:r>
+      <w:r>
+        <w:rPr>
+          <w:shd w:fill="auto" w:val="clear"/>
+        </w:rPr>
+        <w:t>utils/       Funcions auxiliars i transformacions de dades</w:t>
+      </w:r>
+    </w:p>
+    <w:p>
+      <w:pPr>
+        <w:pStyle w:val="Normal"/>
+        <w:rPr>
+          <w:highlight w:val="none"/>
+          <w:shd w:fill="auto" w:val="clear"/>
+        </w:rPr>
+      </w:pPr>
+      <w:r>
+        <w:rPr>
+          <w:shd w:fill="auto" w:val="clear"/>
+        </w:rPr>
+        <w:t xml:space="preserve">└── </w:t>
+      </w:r>
+      <w:r>
+        <w:rPr>
+          <w:shd w:fill="auto" w:val="clear"/>
+        </w:rPr>
+        <w:t>results/     Models entrenats i resultats experimentals</w:t>
       </w:r>
     </w:p>
     <w:p>
@@ -9177,8 +8050,8 @@
         <w:spacing w:before="0" w:after="0"/>
         <w:rPr/>
       </w:pPr>
-      <w:bookmarkStart w:id="27" w:name="__RefHeading___Toc5240_4069147212"/>
-      <w:bookmarkEnd w:id="27"/>
+      <w:bookmarkStart w:id="26" w:name="__RefHeading___Toc5240_4069147212"/>
+      <w:bookmarkEnd w:id="26"/>
       <w:r>
         <w:rPr/>
         <w:t>3.2 Tecnologies i llibreries utilitzades</w:t>
@@ -9298,8 +8171,8 @@
         <w:spacing w:before="0" w:after="0"/>
         <w:rPr/>
       </w:pPr>
-      <w:bookmarkStart w:id="28" w:name="__RefHeading___Toc5242_4069147212"/>
-      <w:bookmarkEnd w:id="28"/>
+      <w:bookmarkStart w:id="27" w:name="__RefHeading___Toc5242_4069147212"/>
+      <w:bookmarkEnd w:id="27"/>
       <w:r>
         <w:rPr/>
         <w:t>3.3 Pipeline de dades</w:t>
@@ -9815,7 +8688,209 @@
         <w:rPr>
           <w:shd w:fill="auto" w:val="clear"/>
         </w:rPr>
-        <w:t>Indicadors de momentum.</w:t>
+        <w:t>Indicadors de momentum, calculats com el rendiment acumulat d’un actiu durant una finestra temporal k. En aquest treball s’utilitzen finestres de 12 i 24 períodes de 4 hores:</w:t>
+      </w:r>
+    </w:p>
+    <w:p>
+      <w:pPr>
+        <w:pStyle w:val="Normal"/>
+        <w:numPr>
+          <w:ilvl w:val="0"/>
+          <w:numId w:val="0"/>
+        </w:numPr>
+        <w:ind w:hanging="0" w:left="2137" w:right="993"/>
+        <w:rPr>
+          <w:shd w:fill="auto" w:val="clear"/>
+        </w:rPr>
+      </w:pPr>
+      <w:r>
+        <w:rPr>
+          <w:shd w:fill="auto" w:val="clear"/>
+        </w:rPr>
+        <w:t xml:space="preserve"> </w:t>
+      </w:r>
+      <w:r>
+        <w:rPr/>
+      </w:r>
+      <m:oMath xmlns:m="http://schemas.openxmlformats.org/officeDocument/2006/math">
+        <m:sSubSup>
+          <m:e>
+            <m:r>
+              <w:rPr>
+                <w:rFonts w:ascii="Cambria Math" w:hAnsi="Cambria Math"/>
+              </w:rPr>
+              <m:t xml:space="preserve">Mom</m:t>
+            </m:r>
+          </m:e>
+          <m:sub>
+            <m:r>
+              <w:rPr>
+                <w:rFonts w:ascii="Cambria Math" w:hAnsi="Cambria Math"/>
+              </w:rPr>
+              <m:t xml:space="preserve">i</m:t>
+            </m:r>
+            <m:r>
+              <w:rPr>
+                <w:rFonts w:ascii="Cambria Math" w:hAnsi="Cambria Math"/>
+              </w:rPr>
+              <m:t xml:space="preserve">,</m:t>
+            </m:r>
+            <m:r>
+              <w:rPr>
+                <w:rFonts w:ascii="Cambria Math" w:hAnsi="Cambria Math"/>
+              </w:rPr>
+              <m:t xml:space="preserve">t</m:t>
+            </m:r>
+          </m:sub>
+          <m:sup>
+            <m:d>
+              <m:dPr>
+                <m:begChr m:val="("/>
+                <m:endChr m:val=")"/>
+              </m:dPr>
+              <m:e>
+                <m:r>
+                  <w:rPr>
+                    <w:rFonts w:ascii="Cambria Math" w:hAnsi="Cambria Math"/>
+                  </w:rPr>
+                  <m:t xml:space="preserve">k</m:t>
+                </m:r>
+              </m:e>
+            </m:d>
+          </m:sup>
+        </m:sSubSup>
+        <m:r>
+          <w:rPr>
+            <w:rFonts w:ascii="Cambria Math" w:hAnsi="Cambria Math"/>
+          </w:rPr>
+          <m:t xml:space="preserve">=</m:t>
+        </m:r>
+        <m:f>
+          <m:num>
+            <m:sSub>
+              <m:e>
+                <m:r>
+                  <w:rPr>
+                    <w:rFonts w:ascii="Cambria Math" w:hAnsi="Cambria Math"/>
+                  </w:rPr>
+                  <m:t xml:space="preserve">P</m:t>
+                </m:r>
+              </m:e>
+              <m:sub>
+                <m:r>
+                  <w:rPr>
+                    <w:rFonts w:ascii="Cambria Math" w:hAnsi="Cambria Math"/>
+                  </w:rPr>
+                  <m:t xml:space="preserve">i</m:t>
+                </m:r>
+                <m:r>
+                  <w:rPr>
+                    <w:rFonts w:ascii="Cambria Math" w:hAnsi="Cambria Math"/>
+                  </w:rPr>
+                  <m:t xml:space="preserve">,</m:t>
+                </m:r>
+                <m:r>
+                  <w:rPr>
+                    <w:rFonts w:ascii="Cambria Math" w:hAnsi="Cambria Math"/>
+                  </w:rPr>
+                  <m:t xml:space="preserve">t</m:t>
+                </m:r>
+                <m:r>
+                  <w:rPr>
+                    <w:rFonts w:ascii="Cambria Math" w:hAnsi="Cambria Math"/>
+                  </w:rPr>
+                  <m:t xml:space="preserve">−</m:t>
+                </m:r>
+                <m:r>
+                  <w:rPr>
+                    <w:rFonts w:ascii="Cambria Math" w:hAnsi="Cambria Math"/>
+                  </w:rPr>
+                  <m:t xml:space="preserve">1</m:t>
+                </m:r>
+              </m:sub>
+            </m:sSub>
+          </m:num>
+          <m:den>
+            <m:sSub>
+              <m:e>
+                <m:r>
+                  <w:rPr>
+                    <w:rFonts w:ascii="Cambria Math" w:hAnsi="Cambria Math"/>
+                  </w:rPr>
+                  <m:t xml:space="preserve">P</m:t>
+                </m:r>
+              </m:e>
+              <m:sub>
+                <m:r>
+                  <w:rPr>
+                    <w:rFonts w:ascii="Cambria Math" w:hAnsi="Cambria Math"/>
+                  </w:rPr>
+                  <m:t xml:space="preserve">i</m:t>
+                </m:r>
+                <m:r>
+                  <w:rPr>
+                    <w:rFonts w:ascii="Cambria Math" w:hAnsi="Cambria Math"/>
+                  </w:rPr>
+                  <m:t xml:space="preserve">,</m:t>
+                </m:r>
+                <m:r>
+                  <w:rPr>
+                    <w:rFonts w:ascii="Cambria Math" w:hAnsi="Cambria Math"/>
+                  </w:rPr>
+                  <m:t xml:space="preserve">t</m:t>
+                </m:r>
+                <m:r>
+                  <w:rPr>
+                    <w:rFonts w:ascii="Cambria Math" w:hAnsi="Cambria Math"/>
+                  </w:rPr>
+                  <m:t xml:space="preserve">−</m:t>
+                </m:r>
+                <m:r>
+                  <w:rPr>
+                    <w:rFonts w:ascii="Cambria Math" w:hAnsi="Cambria Math"/>
+                  </w:rPr>
+                  <m:t xml:space="preserve">1</m:t>
+                </m:r>
+                <m:r>
+                  <w:rPr>
+                    <w:rFonts w:ascii="Cambria Math" w:hAnsi="Cambria Math"/>
+                  </w:rPr>
+                  <m:t xml:space="preserve">−</m:t>
+                </m:r>
+                <m:r>
+                  <w:rPr>
+                    <w:rFonts w:ascii="Cambria Math" w:hAnsi="Cambria Math"/>
+                  </w:rPr>
+                  <m:t xml:space="preserve">k</m:t>
+                </m:r>
+              </m:sub>
+            </m:sSub>
+          </m:den>
+        </m:f>
+        <m:r>
+          <w:rPr>
+            <w:rFonts w:ascii="Cambria Math" w:hAnsi="Cambria Math"/>
+          </w:rPr>
+          <m:t xml:space="preserve">−</m:t>
+        </m:r>
+        <m:r>
+          <w:rPr>
+            <w:rFonts w:ascii="Cambria Math" w:hAnsi="Cambria Math"/>
+          </w:rPr>
+          <m:t xml:space="preserve">1</m:t>
+        </m:r>
+      </m:oMath>
+      <w:r>
+        <w:rPr>
+          <w:shd w:fill="auto" w:val="clear"/>
+        </w:rPr>
+        <w:t xml:space="preserve"> </w:t>
+      </w:r>
+      <w:r>
+        <w:rPr>
+          <w:shd w:fill="auto" w:val="clear"/>
+        </w:rPr>
+        <w:t>on P representa el preu de l’actiu i k indica la finestra temporal utilitzada. El desplaçament temporal garanteix que el valor observat en t només utilitza informació disponible fins a t−1.</w:t>
       </w:r>
     </w:p>
     <w:p>
@@ -9834,7 +8909,199 @@
         <w:rPr>
           <w:shd w:fill="auto" w:val="clear"/>
         </w:rPr>
-        <w:t>Variables de força relativa entre actius, orientats a transformar el problema en una tasca de selecció dinàmica d’actius (dynamic asset allocation) que permeten comparar el comportament relatiu entre BTC, GLD i USO en diferents finestres temporals.</w:t>
+        <w:t>Variables de força relativa entre actius, calculades com la diferència entre els valors de momentum de dos actius:</w:t>
+      </w:r>
+    </w:p>
+    <w:p>
+      <w:pPr>
+        <w:pStyle w:val="Normal"/>
+        <w:numPr>
+          <w:ilvl w:val="0"/>
+          <w:numId w:val="0"/>
+        </w:numPr>
+        <w:ind w:hanging="0" w:left="2137" w:right="993"/>
+        <w:rPr>
+          <w:shd w:fill="auto" w:val="clear"/>
+        </w:rPr>
+      </w:pPr>
+      <w:r>
+        <w:rPr/>
+      </w:r>
+      <m:oMath xmlns:m="http://schemas.openxmlformats.org/officeDocument/2006/math">
+        <m:sSubSup>
+          <m:e>
+            <m:r>
+              <w:rPr>
+                <w:rFonts w:ascii="Cambria Math" w:hAnsi="Cambria Math"/>
+              </w:rPr>
+              <m:t xml:space="preserve">RS</m:t>
+            </m:r>
+          </m:e>
+          <m:sub>
+            <m:r>
+              <w:rPr>
+                <w:rFonts w:ascii="Cambria Math" w:hAnsi="Cambria Math"/>
+              </w:rPr>
+              <m:t xml:space="preserve">i</m:t>
+            </m:r>
+            <m:r>
+              <w:rPr>
+                <w:rFonts w:ascii="Cambria Math" w:hAnsi="Cambria Math"/>
+              </w:rPr>
+              <m:t xml:space="preserve">,</m:t>
+            </m:r>
+            <m:r>
+              <w:rPr>
+                <w:rFonts w:ascii="Cambria Math" w:hAnsi="Cambria Math"/>
+              </w:rPr>
+              <m:t xml:space="preserve">j</m:t>
+            </m:r>
+            <m:r>
+              <w:rPr>
+                <w:rFonts w:ascii="Cambria Math" w:hAnsi="Cambria Math"/>
+              </w:rPr>
+              <m:t xml:space="preserve">,</m:t>
+            </m:r>
+            <m:r>
+              <w:rPr>
+                <w:rFonts w:ascii="Cambria Math" w:hAnsi="Cambria Math"/>
+              </w:rPr>
+              <m:t xml:space="preserve">t</m:t>
+            </m:r>
+          </m:sub>
+          <m:sup>
+            <m:d>
+              <m:dPr>
+                <m:begChr m:val="("/>
+                <m:endChr m:val=")"/>
+              </m:dPr>
+              <m:e>
+                <m:r>
+                  <w:rPr>
+                    <w:rFonts w:ascii="Cambria Math" w:hAnsi="Cambria Math"/>
+                  </w:rPr>
+                  <m:t xml:space="preserve">k</m:t>
+                </m:r>
+              </m:e>
+            </m:d>
+          </m:sup>
+        </m:sSubSup>
+        <m:r>
+          <w:rPr>
+            <w:rFonts w:ascii="Cambria Math" w:hAnsi="Cambria Math"/>
+          </w:rPr>
+          <m:t xml:space="preserve">=</m:t>
+        </m:r>
+        <m:sSubSup>
+          <m:e>
+            <m:r>
+              <w:rPr>
+                <w:rFonts w:ascii="Cambria Math" w:hAnsi="Cambria Math"/>
+              </w:rPr>
+              <m:t xml:space="preserve">Mom</m:t>
+            </m:r>
+          </m:e>
+          <m:sub>
+            <m:r>
+              <w:rPr>
+                <w:rFonts w:ascii="Cambria Math" w:hAnsi="Cambria Math"/>
+              </w:rPr>
+              <m:t xml:space="preserve">i</m:t>
+            </m:r>
+            <m:r>
+              <w:rPr>
+                <w:rFonts w:ascii="Cambria Math" w:hAnsi="Cambria Math"/>
+              </w:rPr>
+              <m:t xml:space="preserve">,</m:t>
+            </m:r>
+            <m:r>
+              <w:rPr>
+                <w:rFonts w:ascii="Cambria Math" w:hAnsi="Cambria Math"/>
+              </w:rPr>
+              <m:t xml:space="preserve">t</m:t>
+            </m:r>
+          </m:sub>
+          <m:sup>
+            <m:d>
+              <m:dPr>
+                <m:begChr m:val="("/>
+                <m:endChr m:val=")"/>
+              </m:dPr>
+              <m:e>
+                <m:r>
+                  <w:rPr>
+                    <w:rFonts w:ascii="Cambria Math" w:hAnsi="Cambria Math"/>
+                  </w:rPr>
+                  <m:t xml:space="preserve">k</m:t>
+                </m:r>
+              </m:e>
+            </m:d>
+          </m:sup>
+        </m:sSubSup>
+        <m:r>
+          <w:rPr>
+            <w:rFonts w:ascii="Cambria Math" w:hAnsi="Cambria Math"/>
+          </w:rPr>
+          <m:t xml:space="preserve">−</m:t>
+        </m:r>
+        <m:sSubSup>
+          <m:e>
+            <m:r>
+              <w:rPr>
+                <w:rFonts w:ascii="Cambria Math" w:hAnsi="Cambria Math"/>
+              </w:rPr>
+              <m:t xml:space="preserve">Mom</m:t>
+            </m:r>
+          </m:e>
+          <m:sub>
+            <m:r>
+              <w:rPr>
+                <w:rFonts w:ascii="Cambria Math" w:hAnsi="Cambria Math"/>
+              </w:rPr>
+              <m:t xml:space="preserve">j</m:t>
+            </m:r>
+            <m:r>
+              <w:rPr>
+                <w:rFonts w:ascii="Cambria Math" w:hAnsi="Cambria Math"/>
+              </w:rPr>
+              <m:t xml:space="preserve">,</m:t>
+            </m:r>
+            <m:r>
+              <w:rPr>
+                <w:rFonts w:ascii="Cambria Math" w:hAnsi="Cambria Math"/>
+              </w:rPr>
+              <m:t xml:space="preserve">t</m:t>
+            </m:r>
+          </m:sub>
+          <m:sup>
+            <m:d>
+              <m:dPr>
+                <m:begChr m:val="("/>
+                <m:endChr m:val=")"/>
+              </m:dPr>
+              <m:e>
+                <m:r>
+                  <w:rPr>
+                    <w:rFonts w:ascii="Cambria Math" w:hAnsi="Cambria Math"/>
+                  </w:rPr>
+                  <m:t xml:space="preserve">k</m:t>
+                </m:r>
+              </m:e>
+            </m:d>
+          </m:sup>
+        </m:sSubSup>
+      </m:oMath>
+      <w:r>
+        <w:rPr>
+          <w:shd w:fill="auto" w:val="clear"/>
+        </w:rPr>
+        <w:t xml:space="preserve"> </w:t>
+      </w:r>
+      <w:r>
+        <w:rPr>
+          <w:shd w:fill="auto" w:val="clear"/>
+        </w:rPr>
+        <w:t>on i i j representen dos actius diferents. Aquestes variables permeten comparar, per exemple, si BTC presenta més o menys momentum que GLD o USO en una mateixa finestra temporal.</w:t>
       </w:r>
     </w:p>
     <w:p>
@@ -9943,6 +9210,19 @@
           <w:shd w:fill="auto" w:val="clear"/>
         </w:rPr>
         <w:t>El dataset final es divideix en conjunt d’entrenament i conjunt de test (out-of-sample) per avaluar la capacitat de generalització dels models. Una possible extensió futura seria analitzar l’impacte de diferents freqüències temporals, com dades diàries o intradiàries, sobre l’estabilitat i el rendiment dels agents.</w:t>
+      </w:r>
+    </w:p>
+    <w:p>
+      <w:pPr>
+        <w:pStyle w:val="Normal"/>
+        <w:rPr>
+          <w:shd w:fill="auto" w:val="clear"/>
+        </w:rPr>
+      </w:pPr>
+      <w:r>
+        <w:rPr>
+          <w:shd w:fill="auto" w:val="clear"/>
+        </w:rPr>
       </w:r>
     </w:p>
     <w:p>
@@ -9951,8 +9231,8 @@
         <w:spacing w:before="0" w:after="0"/>
         <w:rPr/>
       </w:pPr>
-      <w:bookmarkStart w:id="29" w:name="__RefHeading___Toc5244_4069147212"/>
-      <w:bookmarkEnd w:id="29"/>
+      <w:bookmarkStart w:id="28" w:name="__RefHeading___Toc5244_4069147212"/>
+      <w:bookmarkEnd w:id="28"/>
       <w:r>
         <w:rPr/>
         <w:t>3.4 Disseny de l’entorn de trading</w:t>
@@ -10198,19 +9478,6 @@
         <w:rPr>
           <w:shd w:fill="auto" w:val="clear"/>
         </w:rPr>
-      </w:r>
-    </w:p>
-    <w:p>
-      <w:pPr>
-        <w:pStyle w:val="Normal"/>
-        <w:rPr>
-          <w:shd w:fill="auto" w:val="clear"/>
-        </w:rPr>
-      </w:pPr>
-      <w:r>
-        <w:rPr>
-          <w:shd w:fill="auto" w:val="clear"/>
-        </w:rPr>
         <w:t xml:space="preserve">En cada instant temporal </w:t>
       </w:r>
       <w:r>
@@ -10358,21 +9625,7 @@
         <w:rPr>
           <w:shd w:fill="auto" w:val="clear"/>
         </w:rPr>
-        <w:t>.</w:t>
-      </w:r>
-    </w:p>
-    <w:p>
-      <w:pPr>
-        <w:pStyle w:val="Normal"/>
-        <w:rPr>
-          <w:shd w:fill="auto" w:val="clear"/>
-        </w:rPr>
-      </w:pPr>
-      <w:r>
-        <w:rPr>
-          <w:shd w:fill="auto" w:val="clear"/>
-        </w:rPr>
-        <w:t>L’objectiu és aprendre una política òptima capaç de maximitzar la recompensa acumulada esperada:</w:t>
+        <w:t>. L’objectiu és aprendre una política òptima capaç de maximitzar la recompensa acumulada esperada:</w:t>
       </w:r>
     </w:p>
     <w:p>
@@ -10593,115 +9846,6 @@
     <w:p>
       <w:pPr>
         <w:pStyle w:val="Normal"/>
-        <w:rPr>
-          <w:shd w:fill="auto" w:val="clear"/>
-        </w:rPr>
-      </w:pPr>
-      <w:r>
-        <w:rPr>
-          <w:shd w:fill="auto" w:val="clear"/>
-        </w:rPr>
-        <w:t>0: mantenir la posició actual (hold)</w:t>
-      </w:r>
-    </w:p>
-    <w:p>
-      <w:pPr>
-        <w:pStyle w:val="Normal"/>
-        <w:rPr>
-          <w:shd w:fill="auto" w:val="clear"/>
-        </w:rPr>
-      </w:pPr>
-      <w:r>
-        <w:rPr>
-          <w:shd w:fill="auto" w:val="clear"/>
-        </w:rPr>
-        <w:t>1: adoptar una posició llarga (long)</w:t>
-      </w:r>
-    </w:p>
-    <w:p>
-      <w:pPr>
-        <w:pStyle w:val="Normal"/>
-        <w:rPr>
-          <w:shd w:fill="auto" w:val="clear"/>
-        </w:rPr>
-      </w:pPr>
-      <w:r>
-        <w:rPr>
-          <w:shd w:fill="auto" w:val="clear"/>
-        </w:rPr>
-        <w:t>2: adoptar una posició curta (short)</w:t>
-      </w:r>
-    </w:p>
-    <w:p>
-      <w:pPr>
-        <w:pStyle w:val="Normal"/>
-        <w:rPr>
-          <w:shd w:fill="auto" w:val="clear"/>
-        </w:rPr>
-      </w:pPr>
-      <w:r>
-        <w:rPr>
-          <w:shd w:fill="auto" w:val="clear"/>
-        </w:rPr>
-      </w:r>
-    </w:p>
-    <w:p>
-      <w:pPr>
-        <w:pStyle w:val="Normal"/>
-        <w:rPr>
-          <w:shd w:fill="auto" w:val="clear"/>
-        </w:rPr>
-      </w:pPr>
-      <w:r>
-        <w:rPr>
-          <w:shd w:fill="auto" w:val="clear"/>
-        </w:rPr>
-        <w:t>Les posicions curtes es modelen de manera simplificada i no incorporen mecanismes reals de marge, apalancament, liquidació o costos de finançament associats al short selling. L’entorn assumeix un capital limitat i utilitza únicament el signe de la posició per calcular els retorns corresponents. Aquesta simplificació permet centrar l’estudi en el comportament de les polítiques DRL, tot i que representa una limitació respecte al funcionament real dels mercats financers.</w:t>
-      </w:r>
-    </w:p>
-    <w:p>
-      <w:pPr>
-        <w:pStyle w:val="Normal"/>
-        <w:rPr>
-          <w:shd w:fill="auto" w:val="clear"/>
-        </w:rPr>
-      </w:pPr>
-      <w:r>
-        <w:rPr>
-          <w:shd w:fill="auto" w:val="clear"/>
-        </w:rPr>
-      </w:r>
-    </w:p>
-    <w:p>
-      <w:pPr>
-        <w:pStyle w:val="Normal"/>
-        <w:rPr>
-          <w:shd w:fill="auto" w:val="clear"/>
-        </w:rPr>
-      </w:pPr>
-      <w:r>
-        <w:rPr>
-          <w:shd w:fill="auto" w:val="clear"/>
-        </w:rPr>
-        <w:t>En els experiments multi-actiu, les accions passen a representar la selecció de l’actiu mantingut per l’agent:</w:t>
-      </w:r>
-    </w:p>
-    <w:p>
-      <w:pPr>
-        <w:pStyle w:val="Normal"/>
-        <w:rPr>
-          <w:shd w:fill="auto" w:val="clear"/>
-        </w:rPr>
-      </w:pPr>
-      <w:r>
-        <w:rPr>
-          <w:shd w:fill="auto" w:val="clear"/>
-        </w:rPr>
-      </w:r>
-    </w:p>
-    <w:p>
-      <w:pPr>
-        <w:pStyle w:val="Normal"/>
         <w:jc w:val="left"/>
         <w:rPr>
           <w:shd w:fill="auto" w:val="clear"/>
@@ -10715,48 +9859,271 @@
           <m:jc m:val="left"/>
         </m:oMathParaPr>
         <m:oMath>
-          <m:r>
-            <w:rPr>
-              <w:rFonts w:ascii="Cambria Math" w:hAnsi="Cambria Math"/>
-            </w:rPr>
-            <m:t xml:space="preserve">A</m:t>
-          </m:r>
+          <m:sSub>
+            <m:e>
+              <m:r>
+                <w:rPr>
+                  <w:rFonts w:ascii="Cambria Math" w:hAnsi="Cambria Math"/>
+                </w:rPr>
+                <m:t xml:space="preserve">A</m:t>
+              </m:r>
+            </m:e>
+            <m:sub>
+              <m:r>
+                <w:rPr>
+                  <w:rFonts w:ascii="Cambria Math" w:hAnsi="Cambria Math"/>
+                </w:rPr>
+                <m:t xml:space="preserve">single</m:t>
+              </m:r>
+            </m:sub>
+          </m:sSub>
           <m:r>
             <w:rPr>
               <w:rFonts w:ascii="Cambria Math" w:hAnsi="Cambria Math"/>
             </w:rPr>
             <m:t xml:space="preserve">=</m:t>
           </m:r>
+          <m:d>
+            <m:dPr>
+              <m:begChr m:val="{"/>
+              <m:endChr m:val="}"/>
+            </m:dPr>
+            <m:e>
+              <m:r>
+                <w:rPr>
+                  <w:rFonts w:ascii="Cambria Math" w:hAnsi="Cambria Math"/>
+                </w:rPr>
+                <m:t xml:space="preserve">hold</m:t>
+              </m:r>
+              <m:r>
+                <w:rPr>
+                  <w:rFonts w:ascii="Cambria Math" w:hAnsi="Cambria Math"/>
+                </w:rPr>
+                <m:t xml:space="preserve">,</m:t>
+              </m:r>
+              <m:r>
+                <w:rPr>
+                  <w:rFonts w:ascii="Cambria Math" w:hAnsi="Cambria Math"/>
+                </w:rPr>
+                <m:t xml:space="preserve">long</m:t>
+              </m:r>
+              <m:r>
+                <w:rPr>
+                  <w:rFonts w:ascii="Cambria Math" w:hAnsi="Cambria Math"/>
+                </w:rPr>
+                <m:t xml:space="preserve">,</m:t>
+              </m:r>
+              <m:r>
+                <w:rPr>
+                  <w:rFonts w:ascii="Cambria Math" w:hAnsi="Cambria Math"/>
+                </w:rPr>
+                <m:t xml:space="preserve">short</m:t>
+              </m:r>
+            </m:e>
+          </m:d>
+        </m:oMath>
+      </m:oMathPara>
+    </w:p>
+    <w:p>
+      <w:pPr>
+        <w:pStyle w:val="Normal"/>
+        <w:rPr>
+          <w:shd w:fill="auto" w:val="clear"/>
+        </w:rPr>
+      </w:pPr>
+      <w:r>
+        <w:rPr>
+          <w:shd w:fill="auto" w:val="clear"/>
+        </w:rPr>
+      </w:r>
+    </w:p>
+    <w:p>
+      <w:pPr>
+        <w:pStyle w:val="Normal"/>
+        <w:rPr>
+          <w:shd w:fill="auto" w:val="clear"/>
+        </w:rPr>
+      </w:pPr>
+      <w:r>
+        <w:rPr>
+          <w:shd w:fill="auto" w:val="clear"/>
+        </w:rPr>
+        <w:t>0: mantenir la posició actual (hold)</w:t>
+      </w:r>
+    </w:p>
+    <w:p>
+      <w:pPr>
+        <w:pStyle w:val="Normal"/>
+        <w:rPr>
+          <w:shd w:fill="auto" w:val="clear"/>
+        </w:rPr>
+      </w:pPr>
+      <w:r>
+        <w:rPr>
+          <w:shd w:fill="auto" w:val="clear"/>
+        </w:rPr>
+        <w:t>1: adoptar una posició llarga (long)</w:t>
+      </w:r>
+    </w:p>
+    <w:p>
+      <w:pPr>
+        <w:pStyle w:val="Normal"/>
+        <w:rPr>
+          <w:shd w:fill="auto" w:val="clear"/>
+        </w:rPr>
+      </w:pPr>
+      <w:r>
+        <w:rPr>
+          <w:shd w:fill="auto" w:val="clear"/>
+        </w:rPr>
+        <w:t>2: adoptar una posició curta (short)</w:t>
+      </w:r>
+    </w:p>
+    <w:p>
+      <w:pPr>
+        <w:pStyle w:val="Normal"/>
+        <w:rPr>
+          <w:shd w:fill="auto" w:val="clear"/>
+        </w:rPr>
+      </w:pPr>
+      <w:r>
+        <w:rPr>
+          <w:shd w:fill="auto" w:val="clear"/>
+        </w:rPr>
+      </w:r>
+    </w:p>
+    <w:p>
+      <w:pPr>
+        <w:pStyle w:val="Normal"/>
+        <w:rPr>
+          <w:shd w:fill="auto" w:val="clear"/>
+        </w:rPr>
+      </w:pPr>
+      <w:r>
+        <w:rPr>
+          <w:shd w:fill="auto" w:val="clear"/>
+        </w:rPr>
+        <w:t>Les posicions curtes es modelen de manera simplificada i no incorporen mecanismes reals de marge, apalancament, liquidació o costos de finançament associats al short selling. L’entorn assumeix un capital limitat i utilitza únicament el signe de la posició per calcular els retorns corresponents. Aquesta simplificació permet centrar l’estudi en el comportament de les polítiques DRL, tot i que representa una limitació respecte al funcionament real dels mercats financers.</w:t>
+      </w:r>
+    </w:p>
+    <w:p>
+      <w:pPr>
+        <w:pStyle w:val="Normal"/>
+        <w:rPr>
+          <w:shd w:fill="auto" w:val="clear"/>
+        </w:rPr>
+      </w:pPr>
+      <w:r>
+        <w:rPr>
+          <w:shd w:fill="auto" w:val="clear"/>
+        </w:rPr>
+      </w:r>
+    </w:p>
+    <w:p>
+      <w:pPr>
+        <w:pStyle w:val="Normal"/>
+        <w:rPr>
+          <w:shd w:fill="auto" w:val="clear"/>
+        </w:rPr>
+      </w:pPr>
+      <w:r>
+        <w:rPr>
+          <w:shd w:fill="auto" w:val="clear"/>
+        </w:rPr>
+        <w:t>En els experiments multi-actiu, les accions passen a representar la selecció de l’actiu mantingut per l’agent:</w:t>
+      </w:r>
+    </w:p>
+    <w:p>
+      <w:pPr>
+        <w:pStyle w:val="Normal"/>
+        <w:rPr>
+          <w:shd w:fill="auto" w:val="clear"/>
+        </w:rPr>
+      </w:pPr>
+      <w:r>
+        <w:rPr>
+          <w:shd w:fill="auto" w:val="clear"/>
+        </w:rPr>
+      </w:r>
+    </w:p>
+    <w:p>
+      <w:pPr>
+        <w:pStyle w:val="Normal"/>
+        <w:jc w:val="left"/>
+        <w:rPr>
+          <w:shd w:fill="auto" w:val="clear"/>
+        </w:rPr>
+      </w:pPr>
+      <w:r>
+        <w:rPr/>
+      </w:r>
+      <m:oMathPara xmlns:m="http://schemas.openxmlformats.org/officeDocument/2006/math">
+        <m:oMathParaPr>
+          <m:jc m:val="left"/>
+        </m:oMathParaPr>
+        <m:oMath>
+          <m:sSub>
+            <m:e>
+              <m:r>
+                <w:rPr>
+                  <w:rFonts w:ascii="Cambria Math" w:hAnsi="Cambria Math"/>
+                </w:rPr>
+                <m:t xml:space="preserve">A</m:t>
+              </m:r>
+            </m:e>
+            <m:sub>
+              <m:r>
+                <w:rPr>
+                  <w:rFonts w:ascii="Cambria Math" w:hAnsi="Cambria Math"/>
+                </w:rPr>
+                <m:t xml:space="preserve">multi</m:t>
+              </m:r>
+            </m:sub>
+          </m:sSub>
           <m:r>
             <w:rPr>
               <w:rFonts w:ascii="Cambria Math" w:hAnsi="Cambria Math"/>
             </w:rPr>
-            <m:t xml:space="preserve">BTC</m:t>
+            <m:t xml:space="preserve">=</m:t>
           </m:r>
-          <m:r>
-            <w:rPr>
-              <w:rFonts w:ascii="Cambria Math" w:hAnsi="Cambria Math"/>
-            </w:rPr>
-            <m:t xml:space="preserve">,</m:t>
-          </m:r>
-          <m:r>
-            <w:rPr>
-              <w:rFonts w:ascii="Cambria Math" w:hAnsi="Cambria Math"/>
-            </w:rPr>
-            <m:t xml:space="preserve">GLD</m:t>
-          </m:r>
-          <m:r>
-            <w:rPr>
-              <w:rFonts w:ascii="Cambria Math" w:hAnsi="Cambria Math"/>
-            </w:rPr>
-            <m:t xml:space="preserve">,</m:t>
-          </m:r>
-          <m:r>
-            <w:rPr>
-              <w:rFonts w:ascii="Cambria Math" w:hAnsi="Cambria Math"/>
-            </w:rPr>
-            <m:t xml:space="preserve">USO</m:t>
-          </m:r>
+          <m:d>
+            <m:dPr>
+              <m:begChr m:val="{"/>
+              <m:endChr m:val="}"/>
+            </m:dPr>
+            <m:e>
+              <m:r>
+                <w:rPr>
+                  <w:rFonts w:ascii="Cambria Math" w:hAnsi="Cambria Math"/>
+                </w:rPr>
+                <m:t xml:space="preserve">BTC</m:t>
+              </m:r>
+              <m:r>
+                <w:rPr>
+                  <w:rFonts w:ascii="Cambria Math" w:hAnsi="Cambria Math"/>
+                </w:rPr>
+                <m:t xml:space="preserve">,</m:t>
+              </m:r>
+              <m:r>
+                <w:rPr>
+                  <w:rFonts w:ascii="Cambria Math" w:hAnsi="Cambria Math"/>
+                </w:rPr>
+                <m:t xml:space="preserve">GLD</m:t>
+              </m:r>
+              <m:r>
+                <w:rPr>
+                  <w:rFonts w:ascii="Cambria Math" w:hAnsi="Cambria Math"/>
+                </w:rPr>
+                <m:t xml:space="preserve">,</m:t>
+              </m:r>
+              <m:r>
+                <w:rPr>
+                  <w:rFonts w:ascii="Cambria Math" w:hAnsi="Cambria Math"/>
+                </w:rPr>
+                <m:t xml:space="preserve">USO</m:t>
+              </m:r>
+            </m:e>
+          </m:d>
         </m:oMath>
       </m:oMathPara>
     </w:p>
@@ -10785,19 +10152,6 @@
           <w:shd w:fill="auto" w:val="clear"/>
         </w:rPr>
         <w:t>on:</w:t>
-      </w:r>
-    </w:p>
-    <w:p>
-      <w:pPr>
-        <w:pStyle w:val="Normal"/>
-        <w:rPr>
-          <w:shd w:fill="auto" w:val="clear"/>
-        </w:rPr>
-      </w:pPr>
-      <w:r>
-        <w:rPr>
-          <w:shd w:fill="auto" w:val="clear"/>
-        </w:rPr>
       </w:r>
     </w:p>
     <w:p>
@@ -11084,7 +10438,7 @@
                     <w:rPr>
                       <w:rFonts w:ascii="Cambria Math" w:hAnsi="Cambria Math"/>
                     </w:rPr>
-                    <m:t xml:space="preserve">position</m:t>
+                    <m:t xml:space="preserve">asset</m:t>
                   </m:r>
                 </m:e>
                 <m:sub>
@@ -11142,6 +10496,348 @@
           </m:d>
         </m:oMath>
       </m:oMathPara>
+    </w:p>
+    <w:p>
+      <w:pPr>
+        <w:pStyle w:val="Normal"/>
+        <w:rPr>
+          <w:shd w:fill="auto" w:val="clear"/>
+        </w:rPr>
+      </w:pPr>
+      <w:r>
+        <w:rPr>
+          <w:shd w:fill="auto" w:val="clear"/>
+        </w:rPr>
+      </w:r>
+    </w:p>
+    <w:p>
+      <w:pPr>
+        <w:pStyle w:val="Normal"/>
+        <w:rPr>
+          <w:shd w:fill="auto" w:val="clear"/>
+        </w:rPr>
+      </w:pPr>
+      <w:r>
+        <w:rPr>
+          <w:shd w:fill="auto" w:val="clear"/>
+        </w:rPr>
+        <w:t>on:</w:t>
+      </w:r>
+    </w:p>
+    <w:p>
+      <w:pPr>
+        <w:pStyle w:val="Normal"/>
+        <w:rPr>
+          <w:shd w:fill="auto" w:val="clear"/>
+        </w:rPr>
+      </w:pPr>
+      <w:r>
+        <w:rPr>
+          <w:shd w:fill="auto" w:val="clear"/>
+        </w:rPr>
+      </w:r>
+    </w:p>
+    <w:p>
+      <w:pPr>
+        <w:pStyle w:val="Normal"/>
+        <w:rPr>
+          <w:shd w:fill="auto" w:val="clear"/>
+        </w:rPr>
+      </w:pPr>
+      <w:r>
+        <w:rPr>
+          <w:shd w:fill="auto" w:val="clear"/>
+        </w:rPr>
+        <w:t xml:space="preserve">• </w:t>
+      </w:r>
+      <w:r>
+        <w:rPr/>
+      </w:r>
+      <m:oMath xmlns:m="http://schemas.openxmlformats.org/officeDocument/2006/math">
+        <m:sSub>
+          <m:e>
+            <m:r>
+              <w:rPr>
+                <w:rFonts w:ascii="Cambria Math" w:hAnsi="Cambria Math"/>
+              </w:rPr>
+              <m:t xml:space="preserve">r</m:t>
+            </m:r>
+          </m:e>
+          <m:sub>
+            <m:r>
+              <w:rPr>
+                <w:rFonts w:ascii="Cambria Math" w:hAnsi="Cambria Math"/>
+              </w:rPr>
+              <m:t xml:space="preserve">t</m:t>
+            </m:r>
+          </m:sub>
+        </m:sSub>
+      </m:oMath>
+      <w:r>
+        <w:rPr>
+          <w:shd w:fill="auto" w:val="clear"/>
+        </w:rPr>
+        <w:t xml:space="preserve"> </w:t>
+      </w:r>
+      <w:r>
+        <w:rPr>
+          <w:shd w:fill="auto" w:val="clear"/>
+        </w:rPr>
+        <w:t>representa els retorns observats dels actius.</w:t>
+      </w:r>
+    </w:p>
+    <w:p>
+      <w:pPr>
+        <w:pStyle w:val="Normal"/>
+        <w:rPr>
+          <w:shd w:fill="auto" w:val="clear"/>
+        </w:rPr>
+      </w:pPr>
+      <w:r>
+        <w:rPr>
+          <w:shd w:fill="auto" w:val="clear"/>
+        </w:rPr>
+        <w:t xml:space="preserve">• </w:t>
+      </w:r>
+      <w:r>
+        <w:rPr/>
+      </w:r>
+      <m:oMath xmlns:m="http://schemas.openxmlformats.org/officeDocument/2006/math">
+        <m:sSub>
+          <m:e>
+            <m:r>
+              <w:rPr>
+                <w:rFonts w:ascii="Cambria Math" w:hAnsi="Cambria Math"/>
+              </w:rPr>
+              <m:t xml:space="preserve">σ</m:t>
+            </m:r>
+          </m:e>
+          <m:sub>
+            <m:r>
+              <w:rPr>
+                <w:rFonts w:ascii="Cambria Math" w:hAnsi="Cambria Math"/>
+              </w:rPr>
+              <m:t xml:space="preserve">t</m:t>
+            </m:r>
+          </m:sub>
+        </m:sSub>
+      </m:oMath>
+      <w:r>
+        <w:rPr>
+          <w:shd w:fill="auto" w:val="clear"/>
+        </w:rPr>
+        <w:t xml:space="preserve"> </w:t>
+      </w:r>
+      <w:r>
+        <w:rPr>
+          <w:shd w:fill="auto" w:val="clear"/>
+        </w:rPr>
+        <w:t>representa una estimació de la volatilitat recent.</w:t>
+      </w:r>
+    </w:p>
+    <w:p>
+      <w:pPr>
+        <w:pStyle w:val="Normal"/>
+        <w:rPr>
+          <w:shd w:fill="auto" w:val="clear"/>
+        </w:rPr>
+      </w:pPr>
+      <w:r>
+        <w:rPr>
+          <w:shd w:fill="auto" w:val="clear"/>
+        </w:rPr>
+        <w:t xml:space="preserve">• </w:t>
+      </w:r>
+      <w:r>
+        <w:rPr/>
+      </w:r>
+      <m:oMath xmlns:m="http://schemas.openxmlformats.org/officeDocument/2006/math">
+        <m:sSub>
+          <m:e>
+            <m:r>
+              <w:rPr>
+                <w:rFonts w:ascii="Cambria Math" w:hAnsi="Cambria Math"/>
+              </w:rPr>
+              <m:t xml:space="preserve">momentum</m:t>
+            </m:r>
+          </m:e>
+          <m:sub>
+            <m:r>
+              <w:rPr>
+                <w:rFonts w:ascii="Cambria Math" w:hAnsi="Cambria Math"/>
+              </w:rPr>
+              <m:t xml:space="preserve">t</m:t>
+            </m:r>
+          </m:sub>
+        </m:sSub>
+      </m:oMath>
+      <w:r>
+        <w:rPr>
+          <w:shd w:fill="auto" w:val="clear"/>
+        </w:rPr>
+        <w:t xml:space="preserve"> </w:t>
+      </w:r>
+      <w:r>
+        <w:rPr>
+          <w:shd w:fill="auto" w:val="clear"/>
+        </w:rPr>
+        <w:t>representa la tendència acumulada durant una finestra temporal determinada.</w:t>
+      </w:r>
+    </w:p>
+    <w:p>
+      <w:pPr>
+        <w:pStyle w:val="Normal"/>
+        <w:rPr>
+          <w:shd w:fill="auto" w:val="clear"/>
+        </w:rPr>
+      </w:pPr>
+      <w:r>
+        <w:rPr>
+          <w:shd w:fill="auto" w:val="clear"/>
+        </w:rPr>
+        <w:t xml:space="preserve">• </w:t>
+      </w:r>
+      <w:r>
+        <w:rPr/>
+      </w:r>
+      <m:oMath xmlns:m="http://schemas.openxmlformats.org/officeDocument/2006/math">
+        <m:r>
+          <w:rPr>
+            <w:rFonts w:ascii="Cambria Math" w:hAnsi="Cambria Math"/>
+          </w:rPr>
+          <m:t xml:space="preserve">relative</m:t>
+        </m:r>
+        <m:sSub>
+          <m:e>
+            <m:r>
+              <w:rPr>
+                <w:rFonts w:ascii="Cambria Math" w:hAnsi="Cambria Math"/>
+              </w:rPr>
+              <m:t xml:space="preserve">strength</m:t>
+            </m:r>
+          </m:e>
+          <m:sub>
+            <m:r>
+              <w:rPr>
+                <w:rFonts w:ascii="Cambria Math" w:hAnsi="Cambria Math"/>
+              </w:rPr>
+              <m:t xml:space="preserve">t</m:t>
+            </m:r>
+          </m:sub>
+        </m:sSub>
+      </m:oMath>
+      <w:r>
+        <w:rPr>
+          <w:shd w:fill="auto" w:val="clear"/>
+        </w:rPr>
+        <w:t xml:space="preserve"> </w:t>
+      </w:r>
+      <w:r>
+        <w:rPr>
+          <w:shd w:fill="auto" w:val="clear"/>
+        </w:rPr>
+        <w:t>representa la força relativa entre dos actius.</w:t>
+      </w:r>
+    </w:p>
+    <w:p>
+      <w:pPr>
+        <w:pStyle w:val="Normal"/>
+        <w:rPr>
+          <w:shd w:fill="auto" w:val="clear"/>
+        </w:rPr>
+      </w:pPr>
+      <w:r>
+        <w:rPr>
+          <w:shd w:fill="auto" w:val="clear"/>
+        </w:rPr>
+        <w:t xml:space="preserve">• </w:t>
+      </w:r>
+      <w:r>
+        <w:rPr/>
+      </w:r>
+      <m:oMath xmlns:m="http://schemas.openxmlformats.org/officeDocument/2006/math">
+        <m:sSub>
+          <m:e>
+            <m:r>
+              <w:rPr>
+                <w:rFonts w:ascii="Cambria Math" w:hAnsi="Cambria Math"/>
+              </w:rPr>
+              <m:t xml:space="preserve">asset</m:t>
+            </m:r>
+          </m:e>
+          <m:sub>
+            <m:r>
+              <w:rPr>
+                <w:rFonts w:ascii="Cambria Math" w:hAnsi="Cambria Math"/>
+              </w:rPr>
+              <m:t xml:space="preserve">t</m:t>
+            </m:r>
+          </m:sub>
+        </m:sSub>
+      </m:oMath>
+      <w:r>
+        <w:rPr/>
+        <w:t xml:space="preserve"> </w:t>
+      </w:r>
+      <w:r>
+        <w:rPr/>
+        <w:t xml:space="preserve">representa l’actiu actual seleccionat per l’agent (BTC, GLD o USO). </w:t>
+      </w:r>
+    </w:p>
+    <w:p>
+      <w:pPr>
+        <w:pStyle w:val="Normal"/>
+        <w:rPr>
+          <w:shd w:fill="auto" w:val="clear"/>
+        </w:rPr>
+      </w:pPr>
+      <w:r>
+        <w:rPr>
+          <w:shd w:fill="auto" w:val="clear"/>
+        </w:rPr>
+        <w:t xml:space="preserve">• </w:t>
+      </w:r>
+      <w:r>
+        <w:rPr/>
+      </w:r>
+      <m:oMath xmlns:m="http://schemas.openxmlformats.org/officeDocument/2006/math">
+        <m:r>
+          <w:rPr>
+            <w:rFonts w:ascii="Cambria Math" w:hAnsi="Cambria Math"/>
+          </w:rPr>
+          <m:t xml:space="preserve">holding</m:t>
+        </m:r>
+        <m:sSub>
+          <m:e>
+            <m:r>
+              <w:rPr>
+                <w:rFonts w:ascii="Cambria Math" w:hAnsi="Cambria Math"/>
+              </w:rPr>
+              <m:t xml:space="preserve">duration</m:t>
+            </m:r>
+          </m:e>
+          <m:sub>
+            <m:r>
+              <w:rPr>
+                <w:rFonts w:ascii="Cambria Math" w:hAnsi="Cambria Math"/>
+              </w:rPr>
+              <m:t xml:space="preserve">t</m:t>
+            </m:r>
+          </m:sub>
+        </m:sSub>
+      </m:oMath>
+      <w:r>
+        <w:rPr>
+          <w:shd w:fill="auto" w:val="clear"/>
+        </w:rPr>
+        <w:t xml:space="preserve"> </w:t>
+      </w:r>
+      <w:r>
+        <w:rPr>
+          <w:shd w:fill="auto" w:val="clear"/>
+        </w:rPr>
+        <w:t>representa el nombre de períodes consecutius durant els quals l’agent manté la mateixa posició.</w:t>
+      </w:r>
     </w:p>
     <w:p>
       <w:pPr>
@@ -12379,19 +12075,6 @@
         </w:tc>
       </w:tr>
     </w:tbl>
-    <w:p>
-      <w:pPr>
-        <w:pStyle w:val="Normal"/>
-        <w:rPr>
-          <w:shd w:fill="auto" w:val="clear"/>
-        </w:rPr>
-      </w:pPr>
-      <w:r>
-        <w:rPr>
-          <w:shd w:fill="auto" w:val="clear"/>
-        </w:rPr>
-      </w:r>
-    </w:p>
     <w:p>
       <w:pPr>
         <w:pStyle w:val="Normal"/>
@@ -12968,8 +12651,8 @@
         <w:spacing w:before="0" w:after="0"/>
         <w:rPr/>
       </w:pPr>
-      <w:bookmarkStart w:id="30" w:name="__RefHeading___Toc5246_4069147212"/>
-      <w:bookmarkEnd w:id="30"/>
+      <w:bookmarkStart w:id="29" w:name="__RefHeading___Toc5246_4069147212"/>
+      <w:bookmarkEnd w:id="29"/>
       <w:r>
         <w:rPr/>
         <w:t>3.5 Configuració experimental</w:t>
@@ -13253,48 +12936,6 @@
         <w:rPr>
           <w:shd w:fill="auto" w:val="clear"/>
         </w:rPr>
-      </w:r>
-    </w:p>
-    <w:p>
-      <w:pPr>
-        <w:pStyle w:val="Normal"/>
-        <w:rPr>
-          <w:highlight w:val="none"/>
-          <w:shd w:fill="auto" w:val="clear"/>
-        </w:rPr>
-      </w:pPr>
-      <w:r>
-        <w:rPr>
-          <w:shd w:fill="auto" w:val="clear"/>
-        </w:rPr>
-      </w:r>
-    </w:p>
-    <w:p>
-      <w:pPr>
-        <w:pStyle w:val="Normal"/>
-        <w:rPr>
-          <w:highlight w:val="none"/>
-          <w:shd w:fill="auto" w:val="clear"/>
-        </w:rPr>
-      </w:pPr>
-      <w:r>
-        <w:rPr>
-          <w:shd w:fill="auto" w:val="clear"/>
-        </w:rPr>
-      </w:r>
-    </w:p>
-    <w:p>
-      <w:pPr>
-        <w:pStyle w:val="Normal"/>
-        <w:rPr>
-          <w:highlight w:val="none"/>
-          <w:shd w:fill="auto" w:val="clear"/>
-        </w:rPr>
-      </w:pPr>
-      <w:r>
-        <w:rPr>
-          <w:shd w:fill="auto" w:val="clear"/>
-        </w:rPr>
         <w:t>Els principals paràmetres específics de reward són:</w:t>
       </w:r>
     </w:p>
@@ -13417,8 +13058,8 @@
         <w:pStyle w:val="Heading2"/>
         <w:rPr/>
       </w:pPr>
-      <w:bookmarkStart w:id="31" w:name="__RefHeading___Toc3122_915492237"/>
-      <w:bookmarkEnd w:id="31"/>
+      <w:bookmarkStart w:id="30" w:name="__RefHeading___Toc3122_915492237"/>
+      <w:bookmarkEnd w:id="30"/>
       <w:r>
         <w:rPr/>
         <w:t>3.6 Benchmarks utilitzats</w:t>
@@ -13606,8 +13247,8 @@
         <w:pStyle w:val="Heading2"/>
         <w:rPr/>
       </w:pPr>
-      <w:bookmarkStart w:id="32" w:name="__RefHeading___Toc2911_475399753"/>
-      <w:bookmarkEnd w:id="32"/>
+      <w:bookmarkStart w:id="31" w:name="__RefHeading___Toc2911_475399753"/>
+      <w:bookmarkEnd w:id="31"/>
       <w:r>
         <w:rPr/>
         <w:t>3.7 Procediment d’avaluació</w:t>
@@ -13714,7 +13355,933 @@
         <w:rPr>
           <w:shd w:fill="auto" w:val="clear"/>
         </w:rPr>
-        <w:t>Tots els benchmarks es calculen utilitzant:</w:t>
+        <w:t xml:space="preserve">Tots els benchmarks es calculen utilitzant </w:t>
+      </w:r>
+      <w:r>
+        <w:rPr>
+          <w:shd w:fill="auto" w:val="clear"/>
+        </w:rPr>
+        <w:t>e</w:t>
+      </w:r>
+      <w:r>
+        <w:rPr>
+          <w:shd w:fill="auto" w:val="clear"/>
+        </w:rPr>
+        <w:t xml:space="preserve">l mateix període temporal, </w:t>
+      </w:r>
+      <w:r>
+        <w:rPr>
+          <w:shd w:fill="auto" w:val="clear"/>
+        </w:rPr>
+        <w:t>l</w:t>
+      </w:r>
+      <w:r>
+        <w:rPr>
+          <w:shd w:fill="auto" w:val="clear"/>
+        </w:rPr>
+        <w:t xml:space="preserve">a mateixa freqüència </w:t>
+      </w:r>
+      <w:r>
+        <w:rPr>
+          <w:shd w:fill="auto" w:val="clear"/>
+        </w:rPr>
+        <w:t>i l</w:t>
+      </w:r>
+      <w:r>
+        <w:rPr>
+          <w:shd w:fill="auto" w:val="clear"/>
+        </w:rPr>
+        <w:t>es mateixes sèries temporals.</w:t>
+      </w:r>
+    </w:p>
+    <w:p>
+      <w:pPr>
+        <w:pStyle w:val="Normal"/>
+        <w:rPr>
+          <w:highlight w:val="none"/>
+          <w:shd w:fill="auto" w:val="clear"/>
+        </w:rPr>
+      </w:pPr>
+      <w:r>
+        <w:rPr>
+          <w:shd w:fill="auto" w:val="clear"/>
+        </w:rPr>
+      </w:r>
+    </w:p>
+    <w:p>
+      <w:pPr>
+        <w:pStyle w:val="Normal"/>
+        <w:rPr>
+          <w:highlight w:val="none"/>
+          <w:shd w:fill="auto" w:val="clear"/>
+        </w:rPr>
+      </w:pPr>
+      <w:r>
+        <w:rPr>
+          <w:shd w:fill="auto" w:val="clear"/>
+        </w:rPr>
+        <w:t>Les mètriques utilitzades són:</w:t>
+      </w:r>
+    </w:p>
+    <w:p>
+      <w:pPr>
+        <w:pStyle w:val="Normal"/>
+        <w:rPr>
+          <w:highlight w:val="none"/>
+          <w:shd w:fill="auto" w:val="clear"/>
+        </w:rPr>
+      </w:pPr>
+      <w:r>
+        <w:rPr>
+          <w:b/>
+          <w:bCs/>
+          <w:shd w:fill="auto" w:val="clear"/>
+        </w:rPr>
+        <w:t>Mètrica</w:t>
+      </w:r>
+      <w:r>
+        <w:rPr>
+          <w:shd w:fill="auto" w:val="clear"/>
+        </w:rPr>
+        <w:tab/>
+        <w:tab/>
+      </w:r>
+      <w:r>
+        <w:rPr>
+          <w:b/>
+          <w:bCs/>
+          <w:shd w:fill="auto" w:val="clear"/>
+        </w:rPr>
+        <w:t>Descripció</w:t>
+      </w:r>
+    </w:p>
+    <w:p>
+      <w:pPr>
+        <w:pStyle w:val="Normal"/>
+        <w:rPr>
+          <w:highlight w:val="none"/>
+          <w:shd w:fill="auto" w:val="clear"/>
+        </w:rPr>
+      </w:pPr>
+      <w:r>
+        <w:rPr>
+          <w:shd w:fill="auto" w:val="clear"/>
+        </w:rPr>
+        <w:t>Cumulative Return</w:t>
+        <w:tab/>
+        <w:t>Retorn acumulat</w:t>
+      </w:r>
+    </w:p>
+    <w:p>
+      <w:pPr>
+        <w:pStyle w:val="Normal"/>
+        <w:rPr>
+          <w:highlight w:val="none"/>
+          <w:shd w:fill="auto" w:val="clear"/>
+        </w:rPr>
+      </w:pPr>
+      <w:r>
+        <w:rPr>
+          <w:shd w:fill="auto" w:val="clear"/>
+        </w:rPr>
+        <w:t>Sharpe Ratio</w:t>
+        <w:tab/>
+        <w:tab/>
+        <w:t>Rendiment ajustat a volatilitat</w:t>
+      </w:r>
+    </w:p>
+    <w:p>
+      <w:pPr>
+        <w:pStyle w:val="Normal"/>
+        <w:rPr>
+          <w:highlight w:val="none"/>
+          <w:shd w:fill="auto" w:val="clear"/>
+        </w:rPr>
+      </w:pPr>
+      <w:r>
+        <w:rPr>
+          <w:shd w:fill="auto" w:val="clear"/>
+        </w:rPr>
+        <w:t>Sortino Ratio</w:t>
+        <w:tab/>
+        <w:tab/>
+        <w:t>Rendiment ajustat a volatilitat negativa</w:t>
+      </w:r>
+    </w:p>
+    <w:p>
+      <w:pPr>
+        <w:pStyle w:val="Normal"/>
+        <w:rPr>
+          <w:highlight w:val="none"/>
+          <w:shd w:fill="auto" w:val="clear"/>
+        </w:rPr>
+      </w:pPr>
+      <w:r>
+        <w:rPr>
+          <w:shd w:fill="auto" w:val="clear"/>
+        </w:rPr>
+        <w:t>Max Drawdown</w:t>
+        <w:tab/>
+        <w:t>Caiguda màxima acumulada</w:t>
+      </w:r>
+    </w:p>
+    <w:p>
+      <w:pPr>
+        <w:pStyle w:val="Normal"/>
+        <w:rPr>
+          <w:highlight w:val="none"/>
+          <w:shd w:fill="auto" w:val="clear"/>
+        </w:rPr>
+      </w:pPr>
+      <w:r>
+        <w:rPr>
+          <w:shd w:fill="auto" w:val="clear"/>
+        </w:rPr>
+        <w:t>N Switches</w:t>
+        <w:tab/>
+        <w:tab/>
+        <w:t>Nombre de canvis d’actiu</w:t>
+      </w:r>
+    </w:p>
+    <w:p>
+      <w:pPr>
+        <w:pStyle w:val="Normal"/>
+        <w:rPr>
+          <w:highlight w:val="none"/>
+          <w:shd w:fill="auto" w:val="clear"/>
+        </w:rPr>
+      </w:pPr>
+      <w:r>
+        <w:rPr>
+          <w:shd w:fill="auto" w:val="clear"/>
+        </w:rPr>
+      </w:r>
+    </w:p>
+    <w:p>
+      <w:pPr>
+        <w:pStyle w:val="BodyText"/>
+        <w:rPr>
+          <w:highlight w:val="none"/>
+          <w:shd w:fill="auto" w:val="clear"/>
+        </w:rPr>
+      </w:pPr>
+      <w:r>
+        <w:rPr>
+          <w:b/>
+          <w:bCs/>
+          <w:shd w:fill="auto" w:val="clear"/>
+        </w:rPr>
+        <w:t>Retorn acumulat</w:t>
+      </w:r>
+      <w:r>
+        <w:rPr>
+          <w:shd w:fill="auto" w:val="clear"/>
+        </w:rPr>
+        <w:t>: mesura el guany o pèrdua total de l’estratègia durant el període de test.</w:t>
+      </w:r>
+    </w:p>
+    <w:p>
+      <w:pPr>
+        <w:pStyle w:val="BodyText"/>
+        <w:jc w:val="left"/>
+        <w:rPr>
+          <w:highlight w:val="none"/>
+          <w:shd w:fill="auto" w:val="clear"/>
+        </w:rPr>
+      </w:pPr>
+      <w:r>
+        <w:rPr/>
+      </w:r>
+      <m:oMathPara xmlns:m="http://schemas.openxmlformats.org/officeDocument/2006/math">
+        <m:oMathParaPr>
+          <m:jc m:val="left"/>
+        </m:oMathParaPr>
+        <m:oMath>
+          <m:sSub>
+            <m:e>
+              <m:r>
+                <w:rPr>
+                  <w:rFonts w:ascii="Cambria Math" w:hAnsi="Cambria Math"/>
+                </w:rPr>
+                <m:t xml:space="preserve">R</m:t>
+              </m:r>
+            </m:e>
+            <m:sub>
+              <m:r>
+                <w:rPr>
+                  <w:rFonts w:ascii="Cambria Math" w:hAnsi="Cambria Math"/>
+                </w:rPr>
+                <m:t xml:space="preserve">cum</m:t>
+              </m:r>
+            </m:sub>
+          </m:sSub>
+          <m:r>
+            <w:rPr>
+              <w:rFonts w:ascii="Cambria Math" w:hAnsi="Cambria Math"/>
+            </w:rPr>
+            <m:t xml:space="preserve">=</m:t>
+          </m:r>
+          <m:nary>
+            <m:naryPr>
+              <m:chr m:val="∏"/>
+            </m:naryPr>
+            <m:sub>
+              <m:r>
+                <w:rPr>
+                  <w:rFonts w:ascii="Cambria Math" w:hAnsi="Cambria Math"/>
+                </w:rPr>
+                <m:t xml:space="preserve">t</m:t>
+              </m:r>
+              <m:r>
+                <w:rPr>
+                  <w:rFonts w:ascii="Cambria Math" w:hAnsi="Cambria Math"/>
+                </w:rPr>
+                <m:t xml:space="preserve">=</m:t>
+              </m:r>
+              <m:r>
+                <w:rPr>
+                  <w:rFonts w:ascii="Cambria Math" w:hAnsi="Cambria Math"/>
+                </w:rPr>
+                <m:t xml:space="preserve">1</m:t>
+              </m:r>
+            </m:sub>
+            <m:sup>
+              <m:r>
+                <w:rPr>
+                  <w:rFonts w:ascii="Cambria Math" w:hAnsi="Cambria Math"/>
+                </w:rPr>
+                <m:t xml:space="preserve">T</m:t>
+              </m:r>
+            </m:sup>
+            <m:e>
+              <m:d>
+                <m:dPr>
+                  <m:begChr m:val="("/>
+                  <m:endChr m:val=")"/>
+                </m:dPr>
+                <m:e>
+                  <m:r>
+                    <w:rPr>
+                      <w:rFonts w:ascii="Cambria Math" w:hAnsi="Cambria Math"/>
+                    </w:rPr>
+                    <m:t xml:space="preserve">1</m:t>
+                  </m:r>
+                  <m:r>
+                    <w:rPr>
+                      <w:rFonts w:ascii="Cambria Math" w:hAnsi="Cambria Math"/>
+                    </w:rPr>
+                    <m:t xml:space="preserve">+</m:t>
+                  </m:r>
+                  <m:sSub>
+                    <m:e>
+                      <m:r>
+                        <w:rPr>
+                          <w:rFonts w:ascii="Cambria Math" w:hAnsi="Cambria Math"/>
+                        </w:rPr>
+                        <m:t xml:space="preserve">r</m:t>
+                      </m:r>
+                    </m:e>
+                    <m:sub>
+                      <m:r>
+                        <w:rPr>
+                          <w:rFonts w:ascii="Cambria Math" w:hAnsi="Cambria Math"/>
+                        </w:rPr>
+                        <m:t xml:space="preserve">t</m:t>
+                      </m:r>
+                    </m:sub>
+                  </m:sSub>
+                </m:e>
+              </m:d>
+            </m:e>
+          </m:nary>
+          <m:r>
+            <w:rPr>
+              <w:rFonts w:ascii="Cambria Math" w:hAnsi="Cambria Math"/>
+            </w:rPr>
+            <m:t xml:space="preserve">−</m:t>
+          </m:r>
+          <m:r>
+            <w:rPr>
+              <w:rFonts w:ascii="Cambria Math" w:hAnsi="Cambria Math"/>
+            </w:rPr>
+            <m:t xml:space="preserve">1</m:t>
+          </m:r>
+        </m:oMath>
+      </m:oMathPara>
+    </w:p>
+    <w:p>
+      <w:pPr>
+        <w:pStyle w:val="BodyText"/>
+        <w:rPr>
+          <w:highlight w:val="none"/>
+          <w:shd w:fill="auto" w:val="clear"/>
+        </w:rPr>
+      </w:pPr>
+      <w:r>
+        <w:rPr>
+          <w:b/>
+          <w:bCs/>
+          <w:shd w:fill="auto" w:val="clear"/>
+        </w:rPr>
+        <w:t>Sharpe ratio</w:t>
+      </w:r>
+      <w:r>
+        <w:rPr>
+          <w:shd w:fill="auto" w:val="clear"/>
+        </w:rPr>
+        <w:t>: avalua el rendiment obtingut en relació amb la volatilitat total de l’estratègia.</w:t>
+      </w:r>
+    </w:p>
+    <w:p>
+      <w:pPr>
+        <w:pStyle w:val="BodyText"/>
+        <w:jc w:val="left"/>
+        <w:rPr>
+          <w:highlight w:val="none"/>
+          <w:shd w:fill="auto" w:val="clear"/>
+        </w:rPr>
+      </w:pPr>
+      <w:r>
+        <w:rPr/>
+      </w:r>
+      <m:oMathPara xmlns:m="http://schemas.openxmlformats.org/officeDocument/2006/math">
+        <m:oMathParaPr>
+          <m:jc m:val="left"/>
+        </m:oMathParaPr>
+        <m:oMath>
+          <m:r>
+            <w:rPr>
+              <w:rFonts w:ascii="Cambria Math" w:hAnsi="Cambria Math"/>
+            </w:rPr>
+            <m:t xml:space="preserve">Sharpe</m:t>
+          </m:r>
+          <m:r>
+            <w:rPr>
+              <w:rFonts w:ascii="Cambria Math" w:hAnsi="Cambria Math"/>
+            </w:rPr>
+            <m:t xml:space="preserve">=</m:t>
+          </m:r>
+          <m:f>
+            <m:num>
+              <m:r>
+                <w:rPr>
+                  <w:rFonts w:ascii="Cambria Math" w:hAnsi="Cambria Math"/>
+                </w:rPr>
+                <m:t xml:space="preserve">E</m:t>
+              </m:r>
+              <m:d>
+                <m:dPr>
+                  <m:begChr m:val="["/>
+                  <m:endChr m:val="]"/>
+                </m:dPr>
+                <m:e>
+                  <m:sSub>
+                    <m:e>
+                      <m:r>
+                        <w:rPr>
+                          <w:rFonts w:ascii="Cambria Math" w:hAnsi="Cambria Math"/>
+                        </w:rPr>
+                        <m:t xml:space="preserve">r</m:t>
+                      </m:r>
+                    </m:e>
+                    <m:sub>
+                      <m:r>
+                        <w:rPr>
+                          <w:rFonts w:ascii="Cambria Math" w:hAnsi="Cambria Math"/>
+                        </w:rPr>
+                        <m:t xml:space="preserve">t</m:t>
+                      </m:r>
+                    </m:sub>
+                  </m:sSub>
+                </m:e>
+              </m:d>
+            </m:num>
+            <m:den>
+              <m:r>
+                <w:rPr>
+                  <w:rFonts w:ascii="Cambria Math" w:hAnsi="Cambria Math"/>
+                </w:rPr>
+                <m:t xml:space="preserve">σ</m:t>
+              </m:r>
+              <m:d>
+                <m:dPr>
+                  <m:begChr m:val="("/>
+                  <m:endChr m:val=")"/>
+                </m:dPr>
+                <m:e>
+                  <m:sSub>
+                    <m:e>
+                      <m:r>
+                        <w:rPr>
+                          <w:rFonts w:ascii="Cambria Math" w:hAnsi="Cambria Math"/>
+                        </w:rPr>
+                        <m:t xml:space="preserve">r</m:t>
+                      </m:r>
+                    </m:e>
+                    <m:sub>
+                      <m:r>
+                        <w:rPr>
+                          <w:rFonts w:ascii="Cambria Math" w:hAnsi="Cambria Math"/>
+                        </w:rPr>
+                        <m:t xml:space="preserve">t</m:t>
+                      </m:r>
+                    </m:sub>
+                  </m:sSub>
+                </m:e>
+              </m:d>
+            </m:den>
+          </m:f>
+          <m:r>
+            <w:rPr>
+              <w:rFonts w:ascii="Cambria Math" w:hAnsi="Cambria Math"/>
+            </w:rPr>
+            <m:t xml:space="preserve">⋅</m:t>
+          </m:r>
+          <m:rad>
+            <m:radPr>
+              <m:degHide m:val="1"/>
+            </m:radPr>
+            <m:deg/>
+            <m:e>
+              <m:r>
+                <w:rPr>
+                  <w:rFonts w:ascii="Cambria Math" w:hAnsi="Cambria Math"/>
+                </w:rPr>
+                <m:t xml:space="preserve">K</m:t>
+              </m:r>
+            </m:e>
+          </m:rad>
+        </m:oMath>
+      </m:oMathPara>
+    </w:p>
+    <w:p>
+      <w:pPr>
+        <w:pStyle w:val="BodyText"/>
+        <w:rPr>
+          <w:highlight w:val="none"/>
+          <w:shd w:fill="auto" w:val="clear"/>
+        </w:rPr>
+      </w:pPr>
+      <w:r>
+        <w:rPr>
+          <w:b/>
+          <w:bCs/>
+          <w:shd w:fill="auto" w:val="clear"/>
+        </w:rPr>
+        <w:t>Sortino ratio</w:t>
+      </w:r>
+      <w:r>
+        <w:rPr>
+          <w:shd w:fill="auto" w:val="clear"/>
+        </w:rPr>
+        <w:t>: similar al Sharpe, però només penalitza la volatilitat negativa.</w:t>
+      </w:r>
+    </w:p>
+    <w:p>
+      <w:pPr>
+        <w:pStyle w:val="BodyText"/>
+        <w:jc w:val="left"/>
+        <w:rPr>
+          <w:highlight w:val="none"/>
+          <w:shd w:fill="auto" w:val="clear"/>
+        </w:rPr>
+      </w:pPr>
+      <w:r>
+        <w:rPr/>
+      </w:r>
+      <m:oMathPara xmlns:m="http://schemas.openxmlformats.org/officeDocument/2006/math">
+        <m:oMathParaPr>
+          <m:jc m:val="left"/>
+        </m:oMathParaPr>
+        <m:oMath>
+          <m:r>
+            <w:rPr>
+              <w:rFonts w:ascii="Cambria Math" w:hAnsi="Cambria Math"/>
+            </w:rPr>
+            <m:t xml:space="preserve">Sortino</m:t>
+          </m:r>
+          <m:r>
+            <w:rPr>
+              <w:rFonts w:ascii="Cambria Math" w:hAnsi="Cambria Math"/>
+            </w:rPr>
+            <m:t xml:space="preserve">=</m:t>
+          </m:r>
+          <m:f>
+            <m:num>
+              <m:r>
+                <w:rPr>
+                  <w:rFonts w:ascii="Cambria Math" w:hAnsi="Cambria Math"/>
+                </w:rPr>
+                <m:t xml:space="preserve">E</m:t>
+              </m:r>
+              <m:sSub>
+                <m:e>
+                  <m:r>
+                    <w:rPr>
+                      <w:rFonts w:ascii="Cambria Math" w:hAnsi="Cambria Math"/>
+                    </w:rPr>
+                    <m:t xml:space="preserve">r</m:t>
+                  </m:r>
+                </m:e>
+                <m:sub>
+                  <m:r>
+                    <w:rPr>
+                      <w:rFonts w:ascii="Cambria Math" w:hAnsi="Cambria Math"/>
+                    </w:rPr>
+                    <m:t xml:space="preserve">t</m:t>
+                  </m:r>
+                </m:sub>
+              </m:sSub>
+            </m:num>
+            <m:den>
+              <m:sSub>
+                <m:e>
+                  <m:r>
+                    <w:rPr>
+                      <w:rFonts w:ascii="Cambria Math" w:hAnsi="Cambria Math"/>
+                    </w:rPr>
+                    <m:t xml:space="preserve">σ</m:t>
+                  </m:r>
+                </m:e>
+                <m:sub>
+                  <m:r>
+                    <w:rPr>
+                      <w:rFonts w:ascii="Cambria Math" w:hAnsi="Cambria Math"/>
+                    </w:rPr>
+                    <m:t xml:space="preserve">d</m:t>
+                  </m:r>
+                </m:sub>
+              </m:sSub>
+              <m:d>
+                <m:dPr>
+                  <m:begChr m:val="("/>
+                  <m:endChr m:val=")"/>
+                </m:dPr>
+                <m:e>
+                  <m:sSub>
+                    <m:e>
+                      <m:r>
+                        <w:rPr>
+                          <w:rFonts w:ascii="Cambria Math" w:hAnsi="Cambria Math"/>
+                        </w:rPr>
+                        <m:t xml:space="preserve">r</m:t>
+                      </m:r>
+                    </m:e>
+                    <m:sub>
+                      <m:r>
+                        <w:rPr>
+                          <w:rFonts w:ascii="Cambria Math" w:hAnsi="Cambria Math"/>
+                        </w:rPr>
+                        <m:t xml:space="preserve">t</m:t>
+                      </m:r>
+                    </m:sub>
+                  </m:sSub>
+                </m:e>
+              </m:d>
+            </m:den>
+          </m:f>
+          <m:r>
+            <w:rPr>
+              <w:rFonts w:ascii="Cambria Math" w:hAnsi="Cambria Math"/>
+            </w:rPr>
+            <m:t xml:space="preserve">⋅</m:t>
+          </m:r>
+          <m:rad>
+            <m:radPr>
+              <m:degHide m:val="1"/>
+            </m:radPr>
+            <m:deg/>
+            <m:e>
+              <m:r>
+                <w:rPr>
+                  <w:rFonts w:ascii="Cambria Math" w:hAnsi="Cambria Math"/>
+                </w:rPr>
+                <m:t xml:space="preserve">K</m:t>
+              </m:r>
+            </m:e>
+          </m:rad>
+        </m:oMath>
+      </m:oMathPara>
+    </w:p>
+    <w:p>
+      <w:pPr>
+        <w:pStyle w:val="BodyText"/>
+        <w:rPr>
+          <w:highlight w:val="none"/>
+          <w:shd w:fill="auto" w:val="clear"/>
+        </w:rPr>
+      </w:pPr>
+      <w:r>
+        <w:rPr>
+          <w:b/>
+          <w:bCs/>
+          <w:shd w:fill="auto" w:val="clear"/>
+        </w:rPr>
+        <w:t>Màxim drawdown</w:t>
+      </w:r>
+      <w:r>
+        <w:rPr>
+          <w:shd w:fill="auto" w:val="clear"/>
+        </w:rPr>
+        <w:t xml:space="preserve">: mesura la caiguda màxima del capital respecte al seu valor màxim anterior. </w:t>
+      </w:r>
+      <w:r>
+        <w:rPr/>
+      </w:r>
+      <m:oMath xmlns:m="http://schemas.openxmlformats.org/officeDocument/2006/math">
+        <m:r>
+          <w:rPr>
+            <w:rFonts w:ascii="Cambria Math" w:hAnsi="Cambria Math"/>
+          </w:rPr>
+          <m:t xml:space="preserve">MDD</m:t>
+        </m:r>
+        <m:r>
+          <w:rPr>
+            <w:rFonts w:ascii="Cambria Math" w:hAnsi="Cambria Math"/>
+          </w:rPr>
+          <m:t xml:space="preserve">=</m:t>
+        </m:r>
+        <m:sSub>
+          <m:e>
+            <m:r>
+              <w:rPr>
+                <w:rFonts w:ascii="Cambria Math" w:hAnsi="Cambria Math"/>
+              </w:rPr>
+              <m:t xml:space="preserve">min</m:t>
+            </m:r>
+          </m:e>
+          <m:sub>
+            <m:r>
+              <w:rPr>
+                <w:rFonts w:ascii="Cambria Math" w:hAnsi="Cambria Math"/>
+              </w:rPr>
+              <m:t xml:space="preserve">t</m:t>
+            </m:r>
+          </m:sub>
+        </m:sSub>
+        <m:d>
+          <m:dPr>
+            <m:begChr m:val="("/>
+            <m:endChr m:val=")"/>
+          </m:dPr>
+          <m:e>
+            <m:sSub>
+              <m:e>
+                <m:r>
+                  <w:rPr>
+                    <w:rFonts w:ascii="Cambria Math" w:hAnsi="Cambria Math"/>
+                  </w:rPr>
+                  <m:t xml:space="preserve">DD</m:t>
+                </m:r>
+              </m:e>
+              <m:sub>
+                <m:r>
+                  <w:rPr>
+                    <w:rFonts w:ascii="Cambria Math" w:hAnsi="Cambria Math"/>
+                  </w:rPr>
+                  <m:t xml:space="preserve">t</m:t>
+                </m:r>
+              </m:sub>
+            </m:sSub>
+          </m:e>
+        </m:d>
+      </m:oMath>
+    </w:p>
+    <w:p>
+      <w:pPr>
+        <w:pStyle w:val="BodyText"/>
+        <w:rPr>
+          <w:highlight w:val="none"/>
+          <w:shd w:fill="auto" w:val="clear"/>
+        </w:rPr>
+      </w:pPr>
+      <w:r>
+        <w:rPr>
+          <w:b/>
+          <w:bCs/>
+          <w:shd w:fill="auto" w:val="clear"/>
+        </w:rPr>
+        <w:t>Nombre d’operacions</w:t>
+      </w:r>
+      <w:r>
+        <w:rPr>
+          <w:shd w:fill="auto" w:val="clear"/>
+        </w:rPr>
+        <w:t xml:space="preserve"> o canvis d’actiu: permet analitzar si l’agent és passiu, actiu o excessivament actiu.</w:t>
+      </w:r>
+      <w:r>
+        <w:rPr/>
+      </w:r>
+      <m:oMath xmlns:m="http://schemas.openxmlformats.org/officeDocument/2006/math">
+        <m:sSub>
+          <m:e>
+            <m:r>
+              <w:rPr>
+                <w:rFonts w:ascii="Cambria Math" w:hAnsi="Cambria Math"/>
+              </w:rPr>
+              <m:t xml:space="preserve">N</m:t>
+            </m:r>
+          </m:e>
+          <m:sub>
+            <m:r>
+              <w:rPr>
+                <w:rFonts w:ascii="Cambria Math" w:hAnsi="Cambria Math"/>
+              </w:rPr>
+              <m:t xml:space="preserve">switch</m:t>
+            </m:r>
+          </m:sub>
+        </m:sSub>
+        <m:r>
+          <w:rPr>
+            <w:rFonts w:ascii="Cambria Math" w:hAnsi="Cambria Math"/>
+          </w:rPr>
+          <m:t xml:space="preserve">=</m:t>
+        </m:r>
+        <m:nary>
+          <m:naryPr>
+            <m:chr m:val="∑"/>
+          </m:naryPr>
+          <m:sub>
+            <m:r>
+              <w:rPr>
+                <w:rFonts w:ascii="Cambria Math" w:hAnsi="Cambria Math"/>
+              </w:rPr>
+              <m:t xml:space="preserve">t</m:t>
+            </m:r>
+            <m:r>
+              <w:rPr>
+                <w:rFonts w:ascii="Cambria Math" w:hAnsi="Cambria Math"/>
+              </w:rPr>
+              <m:t xml:space="preserve">=</m:t>
+            </m:r>
+            <m:r>
+              <w:rPr>
+                <w:rFonts w:ascii="Cambria Math" w:hAnsi="Cambria Math"/>
+              </w:rPr>
+              <m:t xml:space="preserve">2</m:t>
+            </m:r>
+          </m:sub>
+          <m:sup>
+            <m:r>
+              <w:rPr>
+                <w:rFonts w:ascii="Cambria Math" w:hAnsi="Cambria Math"/>
+              </w:rPr>
+              <m:t xml:space="preserve">T</m:t>
+            </m:r>
+          </m:sup>
+          <m:e>
+            <m:r>
+              <w:rPr>
+                <w:rFonts w:ascii="Cambria Math" w:hAnsi="Cambria Math"/>
+              </w:rPr>
+              <m:t xml:space="preserve">I</m:t>
+            </m:r>
+          </m:e>
+        </m:nary>
+        <m:d>
+          <m:dPr>
+            <m:begChr m:val="("/>
+            <m:endChr m:val=")"/>
+          </m:dPr>
+          <m:e>
+            <m:sSub>
+              <m:e>
+                <m:r>
+                  <w:rPr>
+                    <w:rFonts w:ascii="Cambria Math" w:hAnsi="Cambria Math"/>
+                  </w:rPr>
+                  <m:t xml:space="preserve">a</m:t>
+                </m:r>
+              </m:e>
+              <m:sub>
+                <m:r>
+                  <w:rPr>
+                    <w:rFonts w:ascii="Cambria Math" w:hAnsi="Cambria Math"/>
+                  </w:rPr>
+                  <m:t xml:space="preserve">t</m:t>
+                </m:r>
+              </m:sub>
+            </m:sSub>
+            <m:r>
+              <w:rPr>
+                <w:rFonts w:ascii="Cambria Math" w:hAnsi="Cambria Math"/>
+              </w:rPr>
+              <m:t xml:space="preserve">≠</m:t>
+            </m:r>
+            <m:sSub>
+              <m:e>
+                <m:r>
+                  <w:rPr>
+                    <w:rFonts w:ascii="Cambria Math" w:hAnsi="Cambria Math"/>
+                  </w:rPr>
+                  <m:t xml:space="preserve">a</m:t>
+                </m:r>
+              </m:e>
+              <m:sub>
+                <m:r>
+                  <w:rPr>
+                    <w:rFonts w:ascii="Cambria Math" w:hAnsi="Cambria Math"/>
+                  </w:rPr>
+                  <m:t xml:space="preserve">t</m:t>
+                </m:r>
+                <m:r>
+                  <w:rPr>
+                    <w:rFonts w:ascii="Cambria Math" w:hAnsi="Cambria Math"/>
+                  </w:rPr>
+                  <m:t xml:space="preserve">−</m:t>
+                </m:r>
+                <m:r>
+                  <w:rPr>
+                    <w:rFonts w:ascii="Cambria Math" w:hAnsi="Cambria Math"/>
+                  </w:rPr>
+                  <m:t xml:space="preserve">1</m:t>
+                </m:r>
+              </m:sub>
+            </m:sSub>
+          </m:e>
+        </m:d>
+      </m:oMath>
+    </w:p>
+    <w:p>
+      <w:pPr>
+        <w:pStyle w:val="BodyText"/>
+        <w:rPr>
+          <w:highlight w:val="none"/>
+          <w:shd w:fill="auto" w:val="clear"/>
+        </w:rPr>
+      </w:pPr>
+      <w:r>
+        <w:rPr/>
+        <w:t>Aquest conjunt de mètriques permet valorar no només la rendibilitat, sinó també el risc i l’estabilitat de les polítiques apreses.</w:t>
+      </w:r>
+    </w:p>
+    <w:p>
+      <w:pPr>
+        <w:pStyle w:val="Normal"/>
+        <w:rPr>
+          <w:highlight w:val="none"/>
+          <w:shd w:fill="auto" w:val="clear"/>
+        </w:rPr>
+      </w:pPr>
+      <w:r>
+        <w:rPr>
+          <w:shd w:fill="auto" w:val="clear"/>
+        </w:rPr>
+      </w:r>
+    </w:p>
+    <w:p>
+      <w:pPr>
+        <w:pStyle w:val="Normal"/>
+        <w:rPr>
+          <w:highlight w:val="none"/>
+          <w:shd w:fill="auto" w:val="clear"/>
+        </w:rPr>
+      </w:pPr>
+      <w:r>
+        <w:rPr>
+          <w:shd w:fill="auto" w:val="clear"/>
+        </w:rPr>
+        <w:t>A més de les mètriques quantitatives, també s’analitza qualitativament:</w:t>
       </w:r>
     </w:p>
     <w:p>
@@ -13734,7 +14301,7 @@
         <w:rPr>
           <w:shd w:fill="auto" w:val="clear"/>
         </w:rPr>
-        <w:t>El mateix període temporal.</w:t>
+        <w:t>Distribució d’accions.</w:t>
       </w:r>
     </w:p>
     <w:p>
@@ -13754,7 +14321,7 @@
         <w:rPr>
           <w:shd w:fill="auto" w:val="clear"/>
         </w:rPr>
-        <w:t>La mateixa freqüència.</w:t>
+        <w:t>Comportament de la política.</w:t>
       </w:r>
     </w:p>
     <w:p>
@@ -13774,185 +14341,7 @@
         <w:rPr>
           <w:shd w:fill="auto" w:val="clear"/>
         </w:rPr>
-        <w:t>Les mateixes sèries temporals.</w:t>
-      </w:r>
-    </w:p>
-    <w:p>
-      <w:pPr>
-        <w:pStyle w:val="Normal"/>
-        <w:rPr>
-          <w:highlight w:val="none"/>
-          <w:shd w:fill="auto" w:val="clear"/>
-        </w:rPr>
-      </w:pPr>
-      <w:r>
-        <w:rPr>
-          <w:shd w:fill="auto" w:val="clear"/>
-        </w:rPr>
-      </w:r>
-    </w:p>
-    <w:p>
-      <w:pPr>
-        <w:pStyle w:val="Normal"/>
-        <w:rPr>
-          <w:highlight w:val="none"/>
-          <w:shd w:fill="auto" w:val="clear"/>
-        </w:rPr>
-      </w:pPr>
-      <w:r>
-        <w:rPr>
-          <w:shd w:fill="auto" w:val="clear"/>
-        </w:rPr>
-        <w:t>Les mètriques utilitzades són:</w:t>
-      </w:r>
-    </w:p>
-    <w:p>
-      <w:pPr>
-        <w:pStyle w:val="Normal"/>
-        <w:rPr>
-          <w:highlight w:val="none"/>
-          <w:shd w:fill="auto" w:val="clear"/>
-        </w:rPr>
-      </w:pPr>
-      <w:r>
-        <w:rPr>
-          <w:b/>
-          <w:bCs/>
-          <w:shd w:fill="auto" w:val="clear"/>
-        </w:rPr>
-        <w:t>Mètrica</w:t>
-      </w:r>
-      <w:r>
-        <w:rPr>
-          <w:shd w:fill="auto" w:val="clear"/>
-        </w:rPr>
-        <w:tab/>
-        <w:tab/>
-      </w:r>
-      <w:r>
-        <w:rPr>
-          <w:b/>
-          <w:bCs/>
-          <w:shd w:fill="auto" w:val="clear"/>
-        </w:rPr>
-        <w:t>Descripció</w:t>
-      </w:r>
-    </w:p>
-    <w:p>
-      <w:pPr>
-        <w:pStyle w:val="Normal"/>
-        <w:rPr>
-          <w:highlight w:val="none"/>
-          <w:shd w:fill="auto" w:val="clear"/>
-        </w:rPr>
-      </w:pPr>
-      <w:r>
-        <w:rPr>
-          <w:shd w:fill="auto" w:val="clear"/>
-        </w:rPr>
-        <w:t>Cumulative Return</w:t>
-        <w:tab/>
-        <w:t>Retorn acumulat</w:t>
-      </w:r>
-    </w:p>
-    <w:p>
-      <w:pPr>
-        <w:pStyle w:val="Normal"/>
-        <w:rPr>
-          <w:highlight w:val="none"/>
-          <w:shd w:fill="auto" w:val="clear"/>
-        </w:rPr>
-      </w:pPr>
-      <w:r>
-        <w:rPr>
-          <w:shd w:fill="auto" w:val="clear"/>
-        </w:rPr>
-        <w:t>Sharpe Ratio</w:t>
-        <w:tab/>
-        <w:tab/>
-        <w:t>Rendiment ajustat a volatilitat</w:t>
-      </w:r>
-    </w:p>
-    <w:p>
-      <w:pPr>
-        <w:pStyle w:val="Normal"/>
-        <w:rPr>
-          <w:highlight w:val="none"/>
-          <w:shd w:fill="auto" w:val="clear"/>
-        </w:rPr>
-      </w:pPr>
-      <w:r>
-        <w:rPr>
-          <w:shd w:fill="auto" w:val="clear"/>
-        </w:rPr>
-        <w:t>Sortino Ratio</w:t>
-        <w:tab/>
-        <w:tab/>
-        <w:t>Rendiment ajustat a volatilitat negativa</w:t>
-      </w:r>
-    </w:p>
-    <w:p>
-      <w:pPr>
-        <w:pStyle w:val="Normal"/>
-        <w:rPr>
-          <w:highlight w:val="none"/>
-          <w:shd w:fill="auto" w:val="clear"/>
-        </w:rPr>
-      </w:pPr>
-      <w:r>
-        <w:rPr>
-          <w:shd w:fill="auto" w:val="clear"/>
-        </w:rPr>
-        <w:t>Max Drawdown</w:t>
-        <w:tab/>
-        <w:t>Caiguda màxima acumulada</w:t>
-      </w:r>
-    </w:p>
-    <w:p>
-      <w:pPr>
-        <w:pStyle w:val="Normal"/>
-        <w:rPr>
-          <w:highlight w:val="none"/>
-          <w:shd w:fill="auto" w:val="clear"/>
-        </w:rPr>
-      </w:pPr>
-      <w:r>
-        <w:rPr>
-          <w:shd w:fill="auto" w:val="clear"/>
-        </w:rPr>
-        <w:t>N Switches</w:t>
-        <w:tab/>
-        <w:tab/>
-        <w:t>Nombre de canvis d’actiu</w:t>
-      </w:r>
-    </w:p>
-    <w:p>
-      <w:pPr>
-        <w:pStyle w:val="Normal"/>
-        <w:rPr>
-          <w:highlight w:val="none"/>
-          <w:shd w:fill="auto" w:val="clear"/>
-        </w:rPr>
-      </w:pPr>
-      <w:r>
-        <w:rPr>
-          <w:shd w:fill="auto" w:val="clear"/>
-        </w:rPr>
-      </w:r>
-    </w:p>
-    <w:p>
-      <w:pPr>
-        <w:pStyle w:val="Normal"/>
-        <w:rPr>
-          <w:highlight w:val="none"/>
-          <w:shd w:fill="auto" w:val="clear"/>
-        </w:rPr>
-      </w:pPr>
-      <w:r>
-        <w:rPr>
-          <w:shd w:fill="auto" w:val="clear"/>
-        </w:rPr>
-        <w:t>A més de les mètriques quantitatives, també s’analitza qualitativament:</w:t>
+        <w:t>Evolució temporal de l’equity.</w:t>
       </w:r>
     </w:p>
     <w:p>
@@ -13960,7 +14349,7 @@
         <w:pStyle w:val="Normal"/>
         <w:numPr>
           <w:ilvl w:val="0"/>
-          <w:numId w:val="7"/>
+          <w:numId w:val="6"/>
         </w:numPr>
         <w:ind w:hanging="360" w:left="2137" w:right="993"/>
         <w:rPr>
@@ -13972,66 +14361,6 @@
         <w:rPr>
           <w:shd w:fill="auto" w:val="clear"/>
         </w:rPr>
-        <w:t>Distribució d’accions.</w:t>
-      </w:r>
-    </w:p>
-    <w:p>
-      <w:pPr>
-        <w:pStyle w:val="Normal"/>
-        <w:numPr>
-          <w:ilvl w:val="0"/>
-          <w:numId w:val="7"/>
-        </w:numPr>
-        <w:ind w:hanging="360" w:left="2137" w:right="993"/>
-        <w:rPr>
-          <w:highlight w:val="none"/>
-          <w:shd w:fill="auto" w:val="clear"/>
-        </w:rPr>
-      </w:pPr>
-      <w:r>
-        <w:rPr>
-          <w:shd w:fill="auto" w:val="clear"/>
-        </w:rPr>
-        <w:t>Comportament de la política.</w:t>
-      </w:r>
-    </w:p>
-    <w:p>
-      <w:pPr>
-        <w:pStyle w:val="Normal"/>
-        <w:numPr>
-          <w:ilvl w:val="0"/>
-          <w:numId w:val="7"/>
-        </w:numPr>
-        <w:ind w:hanging="360" w:left="2137" w:right="993"/>
-        <w:rPr>
-          <w:highlight w:val="none"/>
-          <w:shd w:fill="auto" w:val="clear"/>
-        </w:rPr>
-      </w:pPr>
-      <w:r>
-        <w:rPr>
-          <w:shd w:fill="auto" w:val="clear"/>
-        </w:rPr>
-        <w:t>Evolució temporal de l’equity.</w:t>
-      </w:r>
-    </w:p>
-    <w:p>
-      <w:pPr>
-        <w:pStyle w:val="Normal"/>
-        <w:numPr>
-          <w:ilvl w:val="0"/>
-          <w:numId w:val="7"/>
-        </w:numPr>
-        <w:ind w:hanging="360" w:left="2137" w:right="993"/>
-        <w:rPr>
-          <w:highlight w:val="none"/>
-          <w:shd w:fill="auto" w:val="clear"/>
-        </w:rPr>
-      </w:pPr>
-      <w:r>
-        <w:rPr>
-          <w:shd w:fill="auto" w:val="clear"/>
-        </w:rPr>
         <w:t>Estabilitat de les estratègies.</w:t>
       </w:r>
     </w:p>
@@ -14040,8 +14369,8 @@
         <w:pStyle w:val="Heading2"/>
         <w:rPr/>
       </w:pPr>
-      <w:bookmarkStart w:id="33" w:name="__RefHeading___Toc2913_475399753"/>
-      <w:bookmarkEnd w:id="33"/>
+      <w:bookmarkStart w:id="32" w:name="__RefHeading___Toc2913_475399753"/>
+      <w:bookmarkEnd w:id="32"/>
       <w:r>
         <w:rPr/>
         <w:t>3.8 Resum dels experiments</w:t>
@@ -14418,10 +14747,10 @@
         <w:ind w:hanging="360" w:left="1440" w:right="993"/>
         <w:rPr/>
       </w:pPr>
-      <w:bookmarkStart w:id="34" w:name="__RefHeading___Toc5386_4069147212"/>
-      <w:bookmarkStart w:id="35" w:name="_lrr7thyzlr0q"/>
+      <w:bookmarkStart w:id="33" w:name="__RefHeading___Toc5386_4069147212"/>
+      <w:bookmarkStart w:id="34" w:name="_lrr7thyzlr0q"/>
+      <w:bookmarkEnd w:id="33"/>
       <w:bookmarkEnd w:id="34"/>
-      <w:bookmarkEnd w:id="35"/>
       <w:r>
         <w:rPr/>
         <w:t>Resultats</w:t>
@@ -14432,8 +14761,8 @@
         <w:pStyle w:val="Heading2"/>
         <w:rPr/>
       </w:pPr>
-      <w:bookmarkStart w:id="36" w:name="__RefHeading___Toc5388_4069147212"/>
-      <w:bookmarkEnd w:id="36"/>
+      <w:bookmarkStart w:id="35" w:name="__RefHeading___Toc5388_4069147212"/>
+      <w:bookmarkEnd w:id="35"/>
       <w:r>
         <w:rPr/>
         <w:t>4.1 Resultats amb recompensa simple</w:t>
@@ -15011,7 +15340,7 @@
       </w:r>
       <w:r>
         <w:rPr>
-          <w:u w:val="single"/>
+          <w:u w:val="none"/>
           <w:shd w:fill="auto" w:val="clear"/>
         </w:rPr>
         <w:t>els</w:t>
@@ -15038,7 +15367,7 @@
         <mc:AlternateContent>
           <mc:Choice Requires="wps">
             <w:drawing>
-              <wp:anchor behindDoc="0" distT="0" distB="0" distL="0" distR="0" simplePos="0" locked="0" layoutInCell="0" allowOverlap="1" relativeHeight="54">
+              <wp:anchor behindDoc="0" distT="0" distB="0" distL="0" distR="0" simplePos="0" locked="0" layoutInCell="0" allowOverlap="1" relativeHeight="58">
                 <wp:simplePos x="0" y="0"/>
                 <wp:positionH relativeFrom="column">
                   <wp:posOffset>945515</wp:posOffset>
@@ -15276,8 +15605,8 @@
         <w:pStyle w:val="Heading2"/>
         <w:rPr/>
       </w:pPr>
-      <w:bookmarkStart w:id="37" w:name="__RefHeading___Toc7555_805732649"/>
-      <w:bookmarkEnd w:id="37"/>
+      <w:bookmarkStart w:id="36" w:name="__RefHeading___Toc7555_805732649"/>
+      <w:bookmarkEnd w:id="36"/>
       <w:r>
         <w:rPr/>
         <w:t>4.2 Resultats amb recompensa ajustada a risc</w:t>
@@ -15890,7 +16219,7 @@
         <mc:AlternateContent>
           <mc:Choice Requires="wps">
             <w:drawing>
-              <wp:anchor behindDoc="0" distT="0" distB="0" distL="0" distR="0" simplePos="0" locked="0" layoutInCell="0" allowOverlap="1" relativeHeight="60">
+              <wp:anchor behindDoc="0" distT="0" distB="0" distL="0" distR="0" simplePos="0" locked="0" layoutInCell="0" allowOverlap="1" relativeHeight="61">
                 <wp:simplePos x="0" y="0"/>
                 <wp:positionH relativeFrom="column">
                   <wp:align>center</wp:align>
@@ -16120,8 +16449,8 @@
         <w:spacing w:before="0" w:after="0"/>
         <w:rPr/>
       </w:pPr>
-      <w:bookmarkStart w:id="38" w:name="__RefHeading___Toc5408_4069147212"/>
-      <w:bookmarkEnd w:id="38"/>
+      <w:bookmarkStart w:id="37" w:name="__RefHeading___Toc5408_4069147212"/>
+      <w:bookmarkEnd w:id="37"/>
       <w:r>
         <w:rPr/>
         <w:t>4.3 Resultats amb recompensa tipus Sharpe</w:t>
@@ -16674,17 +17003,7 @@
       </w:pPr>
       <w:r>
         <w:rPr/>
-        <w:t>El model BTC presenta un comportament molt inestable, amb una degradació pràcticament total del capital durant el període de test. En aquest experiment, alguns valors extrems de drawdown poden superar el −100% a causa del model simplificat de posicions curtes utilitzat en l’entorn, que no incorpora restriccions reals de marge, liquidació o apalancament.</w:t>
-      </w:r>
-    </w:p>
-    <w:p>
-      <w:pPr>
-        <w:pStyle w:val="BodyText"/>
-        <w:rPr/>
-      </w:pPr>
-      <w:r>
-        <w:rPr/>
-        <w:t>En canvi, el model BTC+GLD manté tota la cartera en efectiu i evita completament qualsevol exposició al mercat.</w:t>
+        <w:t>El model BTC presenta un comportament molt inestable, amb una degradació pràcticament total del capital durant el període de test. En aquest experiment, alguns valors extrems de drawdown poden superar el −100% a causa del model simplificat de posicions curtes utilitzat en l’entorn, que no incorpora restriccions reals de marge, liquidació o apalancament. En canvi, el model BTC+GLD manté tota la cartera en efectiu i evita completament qualsevol exposició al mercat.</w:t>
       </w:r>
     </w:p>
     <w:p>
@@ -16706,7 +17025,7 @@
         <mc:AlternateContent>
           <mc:Choice Requires="wps">
             <w:drawing>
-              <wp:anchor behindDoc="0" distT="0" distB="0" distL="0" distR="0" simplePos="0" locked="0" layoutInCell="0" allowOverlap="1" relativeHeight="62">
+              <wp:anchor behindDoc="0" distT="0" distB="0" distL="0" distR="0" simplePos="0" locked="0" layoutInCell="0" allowOverlap="1" relativeHeight="63">
                 <wp:simplePos x="0" y="0"/>
                 <wp:positionH relativeFrom="column">
                   <wp:align>center</wp:align>
@@ -16933,8 +17252,8 @@
         <w:pStyle w:val="Heading2"/>
         <w:rPr/>
       </w:pPr>
-      <w:bookmarkStart w:id="39" w:name="__RefHeading___Toc5418_4069147212"/>
-      <w:bookmarkEnd w:id="39"/>
+      <w:bookmarkStart w:id="38" w:name="__RefHeading___Toc5418_4069147212"/>
+      <w:bookmarkEnd w:id="38"/>
       <w:r>
         <w:rPr/>
         <w:t>4.4 Resultats amb penalització de volatilitat (α = 0.1)</w:t>
@@ -17558,7 +17877,7 @@
         <mc:AlternateContent>
           <mc:Choice Requires="wps">
             <w:drawing>
-              <wp:anchor behindDoc="0" distT="0" distB="635" distL="0" distR="0" simplePos="0" locked="0" layoutInCell="0" allowOverlap="1" relativeHeight="64">
+              <wp:anchor behindDoc="0" distT="0" distB="635" distL="0" distR="0" simplePos="0" locked="0" layoutInCell="0" allowOverlap="1" relativeHeight="65">
                 <wp:simplePos x="0" y="0"/>
                 <wp:positionH relativeFrom="column">
                   <wp:align>center</wp:align>
@@ -17784,26 +18103,12 @@
     </w:p>
     <w:p>
       <w:pPr>
-        <w:pStyle w:val="Normal"/>
-        <w:rPr>
-          <w:highlight w:val="none"/>
-          <w:shd w:fill="auto" w:val="clear"/>
-        </w:rPr>
-      </w:pPr>
-      <w:r>
-        <w:rPr>
-          <w:shd w:fill="auto" w:val="clear"/>
-        </w:rPr>
-      </w:r>
-    </w:p>
-    <w:p>
-      <w:pPr>
         <w:pStyle w:val="Heading2"/>
         <w:spacing w:before="0" w:after="0"/>
         <w:rPr/>
       </w:pPr>
-      <w:bookmarkStart w:id="40" w:name="__RefHeading___Toc5428_4069147212"/>
-      <w:bookmarkEnd w:id="40"/>
+      <w:bookmarkStart w:id="39" w:name="__RefHeading___Toc5428_4069147212"/>
+      <w:bookmarkEnd w:id="39"/>
       <w:r>
         <w:rPr/>
         <w:t>4.5 Resultats de l’experiment de selecció d’estratègies</w:t>
@@ -18441,7 +18746,7 @@
         <mc:AlternateContent>
           <mc:Choice Requires="wps">
             <w:drawing>
-              <wp:anchor behindDoc="0" distT="0" distB="0" distL="0" distR="0" simplePos="0" locked="0" layoutInCell="0" allowOverlap="1" relativeHeight="68">
+              <wp:anchor behindDoc="0" distT="0" distB="0" distL="0" distR="0" simplePos="0" locked="0" layoutInCell="0" allowOverlap="1" relativeHeight="70">
                 <wp:simplePos x="0" y="0"/>
                 <wp:positionH relativeFrom="column">
                   <wp:posOffset>1106805</wp:posOffset>
@@ -18678,8 +18983,8 @@
         <w:spacing w:before="0" w:after="0"/>
         <w:rPr/>
       </w:pPr>
-      <w:bookmarkStart w:id="41" w:name="__RefHeading___Toc5442_4069147212"/>
-      <w:bookmarkEnd w:id="41"/>
+      <w:bookmarkStart w:id="40" w:name="__RefHeading___Toc5442_4069147212"/>
+      <w:bookmarkEnd w:id="40"/>
       <w:r>
         <w:rPr/>
         <w:t>4.6 Resultats de l’experiment de penalització de manteniment de posició</w:t>
@@ -19269,7 +19574,7 @@
         <mc:AlternateContent>
           <mc:Choice Requires="wps">
             <w:drawing>
-              <wp:anchor behindDoc="0" distT="0" distB="0" distL="0" distR="0" simplePos="0" locked="0" layoutInCell="0" allowOverlap="1" relativeHeight="71">
+              <wp:anchor behindDoc="0" distT="0" distB="0" distL="0" distR="0" simplePos="0" locked="0" layoutInCell="0" allowOverlap="1" relativeHeight="72">
                 <wp:simplePos x="0" y="0"/>
                 <wp:positionH relativeFrom="column">
                   <wp:align>center</wp:align>
@@ -19506,8 +19811,8 @@
         <w:spacing w:before="0" w:after="0"/>
         <w:rPr/>
       </w:pPr>
-      <w:bookmarkStart w:id="42" w:name="__RefHeading___Toc5456_4069147212"/>
-      <w:bookmarkEnd w:id="42"/>
+      <w:bookmarkStart w:id="41" w:name="__RefHeading___Toc5456_4069147212"/>
+      <w:bookmarkEnd w:id="41"/>
       <w:r>
         <w:rPr/>
         <w:t>4.7 Resultats de l’experiment amb GLD i USO</w:t>
@@ -20311,7 +20616,7 @@
         <mc:AlternateContent>
           <mc:Choice Requires="wps">
             <w:drawing>
-              <wp:anchor behindDoc="0" distT="0" distB="0" distL="0" distR="0" simplePos="0" locked="0" layoutInCell="0" allowOverlap="1" relativeHeight="73">
+              <wp:anchor behindDoc="0" distT="0" distB="0" distL="0" distR="0" simplePos="0" locked="0" layoutInCell="0" allowOverlap="1" relativeHeight="74">
                 <wp:simplePos x="0" y="0"/>
                 <wp:positionH relativeFrom="column">
                   <wp:align>center</wp:align>
@@ -20541,8 +20846,8 @@
         <w:spacing w:before="0" w:after="0"/>
         <w:rPr/>
       </w:pPr>
-      <w:bookmarkStart w:id="43" w:name="__RefHeading___Toc5470_4069147212"/>
-      <w:bookmarkEnd w:id="43"/>
+      <w:bookmarkStart w:id="42" w:name="__RefHeading___Toc5470_4069147212"/>
+      <w:bookmarkEnd w:id="42"/>
       <w:r>
         <w:rPr/>
         <w:t>4.8 Resultats de l’experiment multi-actiu sense fuga d’informació</w:t>
@@ -21111,7 +21416,7 @@
         <mc:AlternateContent>
           <mc:Choice Requires="wps">
             <w:drawing>
-              <wp:anchor behindDoc="0" distT="0" distB="635" distL="0" distR="0" simplePos="0" locked="0" layoutInCell="0" allowOverlap="1" relativeHeight="121">
+              <wp:anchor behindDoc="0" distT="0" distB="635" distL="0" distR="0" simplePos="0" locked="0" layoutInCell="0" allowOverlap="1" relativeHeight="122">
                 <wp:simplePos x="0" y="0"/>
                 <wp:positionH relativeFrom="column">
                   <wp:align>center</wp:align>
@@ -21356,10 +21661,24 @@
         <w:rPr>
           <w:shd w:fill="auto" w:val="clear"/>
         </w:rPr>
+      </w:r>
+    </w:p>
+    <w:p>
+      <w:pPr>
+        <w:pStyle w:val="Normal"/>
+        <w:rPr>
+          <w:highlight w:val="none"/>
+          <w:shd w:fill="auto" w:val="clear"/>
+        </w:rPr>
+      </w:pPr>
+      <w:r>
+        <w:rPr>
+          <w:shd w:fill="auto" w:val="clear"/>
+        </w:rPr>
         <mc:AlternateContent>
           <mc:Choice Requires="wps">
             <w:drawing>
-              <wp:anchor behindDoc="0" distT="0" distB="0" distL="0" distR="0" simplePos="0" locked="0" layoutInCell="0" allowOverlap="1" relativeHeight="75">
+              <wp:anchor behindDoc="0" distT="0" distB="0" distL="0" distR="0" simplePos="0" locked="0" layoutInCell="0" allowOverlap="1" relativeHeight="77">
                 <wp:simplePos x="0" y="0"/>
                 <wp:positionH relativeFrom="column">
                   <wp:align>center</wp:align>
@@ -21589,7 +21908,13 @@
         <w:rPr>
           <w:shd w:fill="auto" w:val="clear"/>
         </w:rPr>
-        <w:t>Aquests resultats indiquen que no n’hi ha prou amb oferir diversos actius a l’agent. Per aprendre una estratègia real d’asset allocation, cal proporcionar característiques més informatives, com indicadors de momentum i força relativa entre actius. També afegir que USO presenta el millor comportament relatiu durant el període analitzat, fet que condiciona significativament la comparació amb els benchmarks.</w:t>
+        <w:t>Els</w:t>
+      </w:r>
+      <w:r>
+        <w:rPr>
+          <w:shd w:fill="auto" w:val="clear"/>
+        </w:rPr>
+        <w:t xml:space="preserve"> resultats indiquen que no n’hi ha prou amb oferir diversos actius a l’agent. Per aprendre una estratègia real d’asset allocation, cal proporcionar característiques més informatives, com indicadors de momentum i força relativa entre actius. També afegir que USO presenta el millor comportament relatiu durant el període analitzat, fet que condiciona significativament la comparació amb els benchmarks.</w:t>
       </w:r>
     </w:p>
     <w:p>
@@ -21608,8 +21933,8 @@
         <w:spacing w:before="0" w:after="0"/>
         <w:rPr/>
       </w:pPr>
-      <w:bookmarkStart w:id="44" w:name="__RefHeading___Toc5484_4069147212"/>
-      <w:bookmarkEnd w:id="44"/>
+      <w:bookmarkStart w:id="43" w:name="__RefHeading___Toc5484_4069147212"/>
+      <w:bookmarkEnd w:id="43"/>
       <w:r>
         <w:rPr/>
         <w:t>4.9 Resultats – Relative Strength + Momentum</w:t>
@@ -22634,7 +22959,22 @@
         <w:rPr>
           <w:shd w:fill="auto" w:val="clear"/>
         </w:rPr>
-        <w:t xml:space="preserve">Aquest experiment suggereix que les variables de força relativa aporten informació útil per discriminar entre actius. No obstant això, el model continua sense desenvolupar una estratègia real de rotació dinàmica. En la pràctica, la política apresa es comporta de manera molt similar a una estratègia buy-and-hold sobre GLD, mantenint la mateixa selecció durant pràcticament tot el període analitzat. </w:t>
+        <w:t>Aquest experiment suggereix que les variables de força relativa aporten informació útil per discriminar entre actius. No obstant això, el model continua sense desenvolupar una estratègia real de rotació dinàmica. En la pràctica, la política apresa es comporta de manera molt similar a una estratègia buy-and-hold sobre GLD, mantenint la mateixa selecció durant pràcticament tot el període analitzat.</w:t>
+      </w:r>
+    </w:p>
+    <w:p>
+      <w:pPr>
+        <w:pStyle w:val="Normal"/>
+        <w:rPr>
+          <w:highlight w:val="none"/>
+          <w:shd w:fill="auto" w:val="clear"/>
+        </w:rPr>
+      </w:pPr>
+      <w:r>
+        <w:rPr>
+          <w:shd w:fill="auto" w:val="clear"/>
+        </w:rPr>
+        <w:t xml:space="preserve"> </w:t>
       </w:r>
     </w:p>
     <w:p>
@@ -22643,8 +22983,8 @@
         <w:spacing w:before="0" w:after="0"/>
         <w:rPr/>
       </w:pPr>
-      <w:bookmarkStart w:id="45" w:name="__RefHeading___Toc5498_4069147212"/>
-      <w:bookmarkEnd w:id="45"/>
+      <w:bookmarkStart w:id="44" w:name="__RefHeading___Toc5498_4069147212"/>
+      <w:bookmarkEnd w:id="44"/>
       <w:r>
         <w:rPr/>
         <w:t>4.10 Resultats – Forçant el trading</w:t>
@@ -23183,7 +23523,9 @@
         </w:rPr>
       </w:pPr>
       <w:r>
-        <w:rPr/>
+        <w:rPr>
+          <w:shd w:fill="auto" w:val="clear"/>
+        </w:rPr>
       </w:r>
     </w:p>
     <w:p>
@@ -23299,19 +23641,38 @@
         <w:rPr>
           <w:shd w:fill="auto" w:val="clear"/>
         </w:rPr>
-        <w:t>Els resultats mostren una lleugera millora respecte al benchmark de BTC, ja que el retorn acumulat és menys negatiu. Tot i això, el model continua obtenint resultats inferiors a GLD i molt allunyats del comportament alcista de USO. A més, l’elevada activitat operativa comporta un augment del drawdown i una trajectòria d’equity més irregular.</w:t>
-      </w:r>
-      <w:r>
-        <w:rPr>
-          <w:shd w:fill="auto" w:val="clear"/>
-        </w:rPr>
-        <w:t xml:space="preserve"> </w:t>
-      </w:r>
-      <w:r>
-        <w:rPr>
-          <w:shd w:fill="auto" w:val="clear"/>
-        </w:rPr>
-        <w:t>L’anàlisi de les corbes d’equity confirma aquest comportament. El model ja no replica directament cap actiu concret i mostra fluctuacions constants derivades dels canvis continus entre BTC, GLD i USO. Tanmateix, aquesta major activitat no es tradueix en una millora substancial del rendiment financer.</w:t>
+        <w:t>Els resultats mostren una lleugera millora respecte al benchmark de BTC, ja que el retorn acumulat és menys negatiu. Tot i això, el model continua obtenint resultats inferiors a GLD i molt allunyats del comportament alcista de USO. A més, l’elevada activitat operativa comporta un augment del drawdown i una trajectòria d’equity més irregular. L’anàlisi de les corbes d’equity confirma aquest comportament. El model ja no replica directament cap actiu concret i mostra fluctuacions constants derivades dels canvis continus entre BTC, GLD i USO. Tanmateix, aquesta major activitat no es tradueix en una millora substancial del rendiment financer.</w:t>
+      </w:r>
+    </w:p>
+    <w:p>
+      <w:pPr>
+        <w:pStyle w:val="Normal"/>
+        <w:rPr>
+          <w:highlight w:val="none"/>
+          <w:shd w:fill="auto" w:val="clear"/>
+        </w:rPr>
+      </w:pPr>
+      <w:r>
+        <w:rPr>
+          <w:shd w:fill="auto" w:val="clear"/>
+        </w:rPr>
+      </w:r>
+      <w:r>
+        <w:br w:type="page"/>
+      </w:r>
+    </w:p>
+    <w:p>
+      <w:pPr>
+        <w:pStyle w:val="Normal"/>
+        <w:rPr>
+          <w:highlight w:val="none"/>
+          <w:shd w:fill="auto" w:val="clear"/>
+        </w:rPr>
+      </w:pPr>
+      <w:r>
+        <w:rPr>
+          <w:shd w:fill="auto" w:val="clear"/>
+        </w:rPr>
       </w:r>
     </w:p>
     <w:p>
@@ -23829,8 +24190,8 @@
         <w:spacing w:before="0" w:after="0"/>
         <w:rPr/>
       </w:pPr>
-      <w:bookmarkStart w:id="46" w:name="__RefHeading___Toc5512_4069147212"/>
-      <w:bookmarkEnd w:id="46"/>
+      <w:bookmarkStart w:id="45" w:name="__RefHeading___Toc5512_4069147212"/>
+      <w:bookmarkEnd w:id="45"/>
       <w:r>
         <w:rPr/>
         <w:t>4.11 Resultats – Cost dinàmic</w:t>
@@ -24705,136 +25066,10 @@
         <w:rPr>
           <w:shd w:fill="auto" w:val="clear"/>
         </w:rPr>
-      </w:r>
-    </w:p>
-    <w:p>
-      <w:pPr>
-        <w:pStyle w:val="Normal"/>
-        <w:rPr>
-          <w:highlight w:val="none"/>
-          <w:shd w:fill="auto" w:val="clear"/>
-        </w:rPr>
-      </w:pPr>
-      <w:r>
-        <w:rPr>
-          <w:shd w:fill="auto" w:val="clear"/>
-        </w:rPr>
-      </w:r>
-    </w:p>
-    <w:p>
-      <w:pPr>
-        <w:pStyle w:val="Normal"/>
-        <w:rPr>
-          <w:highlight w:val="none"/>
-          <w:shd w:fill="auto" w:val="clear"/>
-        </w:rPr>
-      </w:pPr>
-      <w:r>
-        <w:rPr>
-          <w:shd w:fill="auto" w:val="clear"/>
-        </w:rPr>
-      </w:r>
-    </w:p>
-    <w:p>
-      <w:pPr>
-        <w:pStyle w:val="Normal"/>
-        <w:rPr>
-          <w:highlight w:val="none"/>
-          <w:shd w:fill="auto" w:val="clear"/>
-        </w:rPr>
-      </w:pPr>
-      <w:r>
-        <w:rPr>
-          <w:shd w:fill="auto" w:val="clear"/>
-        </w:rPr>
-      </w:r>
-    </w:p>
-    <w:p>
-      <w:pPr>
-        <w:pStyle w:val="Normal"/>
-        <w:rPr>
-          <w:highlight w:val="none"/>
-          <w:shd w:fill="auto" w:val="clear"/>
-        </w:rPr>
-      </w:pPr>
-      <w:r>
-        <w:rPr>
-          <w:shd w:fill="auto" w:val="clear"/>
-        </w:rPr>
-      </w:r>
-    </w:p>
-    <w:p>
-      <w:pPr>
-        <w:pStyle w:val="Normal"/>
-        <w:rPr>
-          <w:highlight w:val="none"/>
-          <w:shd w:fill="auto" w:val="clear"/>
-        </w:rPr>
-      </w:pPr>
-      <w:r>
-        <w:rPr>
-          <w:shd w:fill="auto" w:val="clear"/>
-        </w:rPr>
-      </w:r>
-    </w:p>
-    <w:p>
-      <w:pPr>
-        <w:pStyle w:val="Normal"/>
-        <w:rPr>
-          <w:highlight w:val="none"/>
-          <w:shd w:fill="auto" w:val="clear"/>
-        </w:rPr>
-      </w:pPr>
-      <w:r>
-        <w:rPr>
-          <w:shd w:fill="auto" w:val="clear"/>
-        </w:rPr>
-      </w:r>
-    </w:p>
-    <w:p>
-      <w:pPr>
-        <w:pStyle w:val="Normal"/>
-        <w:rPr>
-          <w:highlight w:val="none"/>
-          <w:shd w:fill="auto" w:val="clear"/>
-        </w:rPr>
-      </w:pPr>
-      <w:r>
-        <w:rPr>
-          <w:shd w:fill="auto" w:val="clear"/>
-        </w:rPr>
-      </w:r>
-    </w:p>
-    <w:p>
-      <w:pPr>
-        <w:pStyle w:val="Normal"/>
-        <w:rPr>
-          <w:highlight w:val="none"/>
-          <w:shd w:fill="auto" w:val="clear"/>
-        </w:rPr>
-      </w:pPr>
-      <w:r>
-        <w:rPr>
-          <w:shd w:fill="auto" w:val="clear"/>
-        </w:rPr>
-      </w:r>
-    </w:p>
-    <w:p>
-      <w:pPr>
-        <w:pStyle w:val="Normal"/>
-        <w:rPr>
-          <w:highlight w:val="none"/>
-          <w:shd w:fill="auto" w:val="clear"/>
-        </w:rPr>
-      </w:pPr>
-      <w:r>
-        <w:rPr>
-          <w:shd w:fill="auto" w:val="clear"/>
-        </w:rPr>
         <mc:AlternateContent>
           <mc:Choice Requires="wps">
             <w:drawing>
-              <wp:anchor behindDoc="0" distT="0" distB="0" distL="0" distR="0" simplePos="0" locked="0" layoutInCell="0" allowOverlap="1" relativeHeight="85">
+              <wp:anchor behindDoc="0" distT="0" distB="0" distL="0" distR="0" simplePos="0" locked="0" layoutInCell="0" allowOverlap="1" relativeHeight="109">
                 <wp:simplePos x="0" y="0"/>
                 <wp:positionH relativeFrom="column">
                   <wp:align>center</wp:align>
@@ -25087,8 +25322,8 @@
         <w:spacing w:before="0" w:after="0"/>
         <w:rPr/>
       </w:pPr>
-      <w:bookmarkStart w:id="47" w:name="__RefHeading___Toc5526_4069147212"/>
-      <w:bookmarkEnd w:id="47"/>
+      <w:bookmarkStart w:id="46" w:name="__RefHeading___Toc5526_4069147212"/>
+      <w:bookmarkEnd w:id="46"/>
       <w:r>
         <w:rPr/>
         <w:t>4.12 Resultats de l’experiment amb cost dinàmic i penalització logarítmica</w:t>
@@ -25210,21 +25445,6 @@
           <w:shd w:fill="auto" w:val="clear"/>
         </w:rPr>
         <w:t>N Switches = 71</w:t>
-      </w:r>
-    </w:p>
-    <w:p>
-      <w:pPr>
-        <w:pStyle w:val="Normal"/>
-        <w:spacing w:before="0" w:after="0"/>
-        <w:rPr>
-          <w:highlight w:val="none"/>
-          <w:shd w:fill="auto" w:val="clear"/>
-        </w:rPr>
-      </w:pPr>
-      <w:r>
-        <w:rPr>
-          <w:shd w:fill="auto" w:val="clear"/>
-        </w:rPr>
       </w:r>
     </w:p>
     <w:p>
@@ -25805,7 +26025,7 @@
         <mc:AlternateContent>
           <mc:Choice Requires="wps">
             <w:drawing>
-              <wp:anchor behindDoc="0" distT="0" distB="635" distL="0" distR="0" simplePos="0" locked="0" layoutInCell="0" allowOverlap="1" relativeHeight="87">
+              <wp:anchor behindDoc="0" distT="0" distB="635" distL="0" distR="0" simplePos="0" locked="0" layoutInCell="0" allowOverlap="1" relativeHeight="85">
                 <wp:simplePos x="0" y="0"/>
                 <wp:positionH relativeFrom="column">
                   <wp:align>center</wp:align>
@@ -26064,94 +26284,10 @@
         <w:rPr>
           <w:shd w:fill="auto" w:val="clear"/>
         </w:rPr>
-      </w:r>
-    </w:p>
-    <w:p>
-      <w:pPr>
-        <w:pStyle w:val="Normal"/>
-        <w:rPr>
-          <w:highlight w:val="none"/>
-          <w:shd w:fill="auto" w:val="clear"/>
-        </w:rPr>
-      </w:pPr>
-      <w:r>
-        <w:rPr>
-          <w:shd w:fill="auto" w:val="clear"/>
-        </w:rPr>
-      </w:r>
-    </w:p>
-    <w:p>
-      <w:pPr>
-        <w:pStyle w:val="Normal"/>
-        <w:rPr>
-          <w:highlight w:val="none"/>
-          <w:shd w:fill="auto" w:val="clear"/>
-        </w:rPr>
-      </w:pPr>
-      <w:r>
-        <w:rPr>
-          <w:shd w:fill="auto" w:val="clear"/>
-        </w:rPr>
-      </w:r>
-    </w:p>
-    <w:p>
-      <w:pPr>
-        <w:pStyle w:val="Normal"/>
-        <w:rPr>
-          <w:highlight w:val="none"/>
-          <w:shd w:fill="auto" w:val="clear"/>
-        </w:rPr>
-      </w:pPr>
-      <w:r>
-        <w:rPr>
-          <w:shd w:fill="auto" w:val="clear"/>
-        </w:rPr>
-      </w:r>
-    </w:p>
-    <w:p>
-      <w:pPr>
-        <w:pStyle w:val="Normal"/>
-        <w:rPr>
-          <w:highlight w:val="none"/>
-          <w:shd w:fill="auto" w:val="clear"/>
-        </w:rPr>
-      </w:pPr>
-      <w:r>
-        <w:rPr>
-          <w:shd w:fill="auto" w:val="clear"/>
-        </w:rPr>
-      </w:r>
-    </w:p>
-    <w:p>
-      <w:pPr>
-        <w:pStyle w:val="Normal"/>
-        <w:rPr>
-          <w:highlight w:val="none"/>
-          <w:shd w:fill="auto" w:val="clear"/>
-        </w:rPr>
-      </w:pPr>
-      <w:r>
-        <w:rPr>
-          <w:shd w:fill="auto" w:val="clear"/>
-        </w:rPr>
-      </w:r>
-    </w:p>
-    <w:p>
-      <w:pPr>
-        <w:pStyle w:val="Normal"/>
-        <w:rPr>
-          <w:highlight w:val="none"/>
-          <w:shd w:fill="auto" w:val="clear"/>
-        </w:rPr>
-      </w:pPr>
-      <w:r>
-        <w:rPr>
-          <w:shd w:fill="auto" w:val="clear"/>
-        </w:rPr>
         <mc:AlternateContent>
           <mc:Choice Requires="wps">
             <w:drawing>
-              <wp:anchor behindDoc="0" distT="0" distB="0" distL="0" distR="0" simplePos="0" locked="0" layoutInCell="0" allowOverlap="1" relativeHeight="107">
+              <wp:anchor behindDoc="0" distT="0" distB="0" distL="0" distR="0" simplePos="0" locked="0" layoutInCell="0" allowOverlap="1" relativeHeight="105">
                 <wp:simplePos x="0" y="0"/>
                 <wp:positionH relativeFrom="column">
                   <wp:posOffset>901065</wp:posOffset>
@@ -26416,8 +26552,8 @@
         <w:spacing w:before="0" w:after="0"/>
         <w:rPr/>
       </w:pPr>
-      <w:bookmarkStart w:id="48" w:name="__RefHeading___Toc5540_4069147212"/>
-      <w:bookmarkEnd w:id="48"/>
+      <w:bookmarkStart w:id="47" w:name="__RefHeading___Toc5540_4069147212"/>
+      <w:bookmarkEnd w:id="47"/>
       <w:r>
         <w:rPr/>
         <w:t>4.13 Resultats de l’experiment amb reward relativa</w:t>
@@ -26539,21 +26675,13 @@
         <w:rPr>
           <w:shd w:fill="auto" w:val="clear"/>
         </w:rPr>
-      </w:r>
-    </w:p>
-    <w:p>
-      <w:pPr>
-        <w:pStyle w:val="Normal"/>
-        <w:rPr>
-          <w:highlight w:val="none"/>
-          <w:shd w:fill="auto" w:val="clear"/>
-        </w:rPr>
-      </w:pPr>
-      <w:r>
-        <w:rPr>
-          <w:shd w:fill="auto" w:val="clear"/>
-        </w:rPr>
-        <w:t>Aquest comportament indica que l’agent és capaç de discriminar entre actius i evitar aquells amb pitjor rendiment durant el període de test. El model elimina completament BTC i concentra les decisions principalment en GLD, amb incursions puntuals en USO quan aquest mostra un comportament favorable.</w:t>
+        <w:t>A</w:t>
+      </w:r>
+      <w:r>
+        <w:rPr>
+          <w:shd w:fill="auto" w:val="clear"/>
+        </w:rPr>
+        <w:t>quest comportament indica que l’agent és capaç de discriminar entre actius i evitar aquells amb pitjor rendiment durant el període de test. El model elimina completament BTC i concentra les decisions principalment en GLD, amb incursions puntuals en USO quan aquest mostra un comportament favorable.</w:t>
       </w:r>
     </w:p>
     <w:tbl>
@@ -27222,24 +27350,10 @@
         </w:rPr>
       </w:pPr>
       <w:r>
-        <w:rPr>
-          <w:shd w:fill="auto" w:val="clear"/>
-        </w:rPr>
-      </w:r>
-    </w:p>
-    <w:p>
-      <w:pPr>
-        <w:pStyle w:val="Normal"/>
-        <w:rPr>
-          <w:highlight w:val="none"/>
-          <w:shd w:fill="auto" w:val="clear"/>
-        </w:rPr>
-      </w:pPr>
-      <w:r>
         <mc:AlternateContent>
           <mc:Choice Requires="wps">
             <w:drawing>
-              <wp:anchor behindDoc="0" distT="0" distB="0" distL="0" distR="0" simplePos="0" locked="0" layoutInCell="0" allowOverlap="1" relativeHeight="89">
+              <wp:anchor behindDoc="0" distT="0" distB="0" distL="0" distR="0" simplePos="0" locked="0" layoutInCell="0" allowOverlap="1" relativeHeight="87">
                 <wp:simplePos x="0" y="0"/>
                 <wp:positionH relativeFrom="column">
                   <wp:posOffset>883285</wp:posOffset>
@@ -27489,164 +27603,10 @@
         <w:rPr>
           <w:shd w:fill="auto" w:val="clear"/>
         </w:rPr>
-      </w:r>
-    </w:p>
-    <w:p>
-      <w:pPr>
-        <w:pStyle w:val="Normal"/>
-        <w:rPr>
-          <w:highlight w:val="none"/>
-          <w:shd w:fill="auto" w:val="clear"/>
-        </w:rPr>
-      </w:pPr>
-      <w:r>
-        <w:rPr>
-          <w:shd w:fill="auto" w:val="clear"/>
-        </w:rPr>
-      </w:r>
-    </w:p>
-    <w:p>
-      <w:pPr>
-        <w:pStyle w:val="Normal"/>
-        <w:rPr>
-          <w:highlight w:val="none"/>
-          <w:shd w:fill="auto" w:val="clear"/>
-        </w:rPr>
-      </w:pPr>
-      <w:r>
-        <w:rPr>
-          <w:shd w:fill="auto" w:val="clear"/>
-        </w:rPr>
-      </w:r>
-    </w:p>
-    <w:p>
-      <w:pPr>
-        <w:pStyle w:val="Normal"/>
-        <w:rPr>
-          <w:highlight w:val="none"/>
-          <w:shd w:fill="auto" w:val="clear"/>
-        </w:rPr>
-      </w:pPr>
-      <w:r>
-        <w:rPr>
-          <w:shd w:fill="auto" w:val="clear"/>
-        </w:rPr>
-      </w:r>
-    </w:p>
-    <w:p>
-      <w:pPr>
-        <w:pStyle w:val="Normal"/>
-        <w:rPr>
-          <w:highlight w:val="none"/>
-          <w:shd w:fill="auto" w:val="clear"/>
-        </w:rPr>
-      </w:pPr>
-      <w:r>
-        <w:rPr>
-          <w:shd w:fill="auto" w:val="clear"/>
-        </w:rPr>
-      </w:r>
-    </w:p>
-    <w:p>
-      <w:pPr>
-        <w:pStyle w:val="Normal"/>
-        <w:rPr>
-          <w:highlight w:val="none"/>
-          <w:shd w:fill="auto" w:val="clear"/>
-        </w:rPr>
-      </w:pPr>
-      <w:r>
-        <w:rPr>
-          <w:shd w:fill="auto" w:val="clear"/>
-        </w:rPr>
-      </w:r>
-    </w:p>
-    <w:p>
-      <w:pPr>
-        <w:pStyle w:val="Normal"/>
-        <w:rPr>
-          <w:highlight w:val="none"/>
-          <w:shd w:fill="auto" w:val="clear"/>
-        </w:rPr>
-      </w:pPr>
-      <w:r>
-        <w:rPr>
-          <w:shd w:fill="auto" w:val="clear"/>
-        </w:rPr>
-      </w:r>
-    </w:p>
-    <w:p>
-      <w:pPr>
-        <w:pStyle w:val="Normal"/>
-        <w:rPr>
-          <w:highlight w:val="none"/>
-          <w:shd w:fill="auto" w:val="clear"/>
-        </w:rPr>
-      </w:pPr>
-      <w:r>
-        <w:rPr>
-          <w:shd w:fill="auto" w:val="clear"/>
-        </w:rPr>
-      </w:r>
-    </w:p>
-    <w:p>
-      <w:pPr>
-        <w:pStyle w:val="Normal"/>
-        <w:rPr>
-          <w:highlight w:val="none"/>
-          <w:shd w:fill="auto" w:val="clear"/>
-        </w:rPr>
-      </w:pPr>
-      <w:r>
-        <w:rPr>
-          <w:shd w:fill="auto" w:val="clear"/>
-        </w:rPr>
-      </w:r>
-    </w:p>
-    <w:p>
-      <w:pPr>
-        <w:pStyle w:val="Normal"/>
-        <w:rPr>
-          <w:highlight w:val="none"/>
-          <w:shd w:fill="auto" w:val="clear"/>
-        </w:rPr>
-      </w:pPr>
-      <w:r>
-        <w:rPr>
-          <w:shd w:fill="auto" w:val="clear"/>
-        </w:rPr>
-      </w:r>
-    </w:p>
-    <w:p>
-      <w:pPr>
-        <w:pStyle w:val="Normal"/>
-        <w:rPr>
-          <w:highlight w:val="none"/>
-          <w:shd w:fill="auto" w:val="clear"/>
-        </w:rPr>
-      </w:pPr>
-      <w:r>
-        <w:rPr>
-          <w:shd w:fill="auto" w:val="clear"/>
-        </w:rPr>
-      </w:r>
-    </w:p>
-    <w:p>
-      <w:pPr>
-        <w:pStyle w:val="Normal"/>
-        <w:rPr>
-          <w:highlight w:val="none"/>
-          <w:shd w:fill="auto" w:val="clear"/>
-        </w:rPr>
-      </w:pPr>
-      <w:r>
-        <w:rPr>
-          <w:shd w:fill="auto" w:val="clear"/>
-        </w:rPr>
         <mc:AlternateContent>
           <mc:Choice Requires="wps">
             <w:drawing>
-              <wp:anchor behindDoc="0" distT="0" distB="0" distL="0" distR="0" simplePos="0" locked="0" layoutInCell="0" allowOverlap="1" relativeHeight="91">
+              <wp:anchor behindDoc="0" distT="0" distB="0" distL="0" distR="0" simplePos="0" locked="0" layoutInCell="0" allowOverlap="1" relativeHeight="89">
                 <wp:simplePos x="0" y="0"/>
                 <wp:positionH relativeFrom="column">
                   <wp:posOffset>995680</wp:posOffset>
@@ -27870,8 +27830,18 @@
         <w:spacing w:before="0" w:after="0"/>
         <w:rPr/>
       </w:pPr>
-      <w:bookmarkStart w:id="49" w:name="__RefHeading___Toc5556_4069147212"/>
-      <w:bookmarkEnd w:id="49"/>
+      <w:r>
+        <w:rPr/>
+      </w:r>
+    </w:p>
+    <w:p>
+      <w:pPr>
+        <w:pStyle w:val="Heading2"/>
+        <w:spacing w:before="0" w:after="0"/>
+        <w:rPr/>
+      </w:pPr>
+      <w:bookmarkStart w:id="48" w:name="__RefHeading___Toc5556_4069147212"/>
+      <w:bookmarkEnd w:id="48"/>
       <w:r>
         <w:rPr/>
         <w:t>4.14 Resultats de l’experiment amb entrenament prolongat</w:t>
@@ -27918,36 +27888,110 @@
         <w:rPr>
           <w:shd w:fill="auto" w:val="clear"/>
         </w:rPr>
-        <w:t>L’agent continua mostrant una preferència clara per GLD, amb una presència moderada de BTC i una exposició limitada a USO. El nombre de canvis d’actiu es manté relativament estable: N Switches ≈ 112.</w:t>
-      </w:r>
-    </w:p>
-    <w:p>
-      <w:pPr>
-        <w:pStyle w:val="Normal"/>
-        <w:rPr>
-          <w:highlight w:val="none"/>
-          <w:shd w:fill="auto" w:val="clear"/>
-        </w:rPr>
-      </w:pPr>
-      <w:r>
-        <w:rPr>
-          <w:shd w:fill="auto" w:val="clear"/>
-        </w:rPr>
-      </w:r>
-    </w:p>
-    <w:p>
-      <w:pPr>
-        <w:pStyle w:val="Normal"/>
-        <w:rPr>
-          <w:highlight w:val="none"/>
-          <w:shd w:fill="auto" w:val="clear"/>
-        </w:rPr>
-      </w:pPr>
-      <w:r>
-        <w:rPr>
-          <w:shd w:fill="auto" w:val="clear"/>
-        </w:rPr>
-        <w:t>Aquest comportament suggereix que la política ja havia convergit parcialment abans dels 50.000 passos i que l’entrenament addicional actua principalment estabilitzant decisions ja apreses.</w:t>
+        <w:t>La distribució d'actius seleccionats és la següent:</w:t>
+      </w:r>
+    </w:p>
+    <w:p>
+      <w:pPr>
+        <w:pStyle w:val="Normal"/>
+        <w:rPr>
+          <w:highlight w:val="none"/>
+          <w:shd w:fill="auto" w:val="clear"/>
+        </w:rPr>
+      </w:pPr>
+      <w:r>
+        <w:rPr>
+          <w:shd w:fill="auto" w:val="clear"/>
+        </w:rPr>
+        <w:t>GLD → 138</w:t>
+      </w:r>
+    </w:p>
+    <w:p>
+      <w:pPr>
+        <w:pStyle w:val="Normal"/>
+        <w:rPr>
+          <w:highlight w:val="none"/>
+          <w:shd w:fill="auto" w:val="clear"/>
+        </w:rPr>
+      </w:pPr>
+      <w:r>
+        <w:rPr>
+          <w:shd w:fill="auto" w:val="clear"/>
+        </w:rPr>
+        <w:t>BTC → 78</w:t>
+      </w:r>
+    </w:p>
+    <w:p>
+      <w:pPr>
+        <w:pStyle w:val="Normal"/>
+        <w:rPr>
+          <w:highlight w:val="none"/>
+          <w:shd w:fill="auto" w:val="clear"/>
+        </w:rPr>
+      </w:pPr>
+      <w:r>
+        <w:rPr>
+          <w:shd w:fill="auto" w:val="clear"/>
+        </w:rPr>
+        <w:t>USO → 9</w:t>
+      </w:r>
+    </w:p>
+    <w:p>
+      <w:pPr>
+        <w:pStyle w:val="Normal"/>
+        <w:rPr>
+          <w:highlight w:val="none"/>
+          <w:shd w:fill="auto" w:val="clear"/>
+        </w:rPr>
+      </w:pPr>
+      <w:r>
+        <w:rPr>
+          <w:shd w:fill="auto" w:val="clear"/>
+        </w:rPr>
+      </w:r>
+    </w:p>
+    <w:p>
+      <w:pPr>
+        <w:pStyle w:val="Normal"/>
+        <w:rPr>
+          <w:highlight w:val="none"/>
+          <w:shd w:fill="auto" w:val="clear"/>
+        </w:rPr>
+      </w:pPr>
+      <w:r>
+        <w:rPr>
+          <w:shd w:fill="auto" w:val="clear"/>
+        </w:rPr>
+        <w:t>L’agent continua mostrant una preferència clara per GLD, complementada amb una presència rellevant de BTC i una participació molt reduïda de USO. El nombre de canvis d’actiu es manté relativament estable: N Switches = 112.</w:t>
+      </w:r>
+    </w:p>
+    <w:p>
+      <w:pPr>
+        <w:pStyle w:val="Normal"/>
+        <w:rPr>
+          <w:highlight w:val="none"/>
+          <w:shd w:fill="auto" w:val="clear"/>
+        </w:rPr>
+      </w:pPr>
+      <w:r>
+        <w:rPr>
+          <w:shd w:fill="auto" w:val="clear"/>
+        </w:rPr>
+      </w:r>
+    </w:p>
+    <w:p>
+      <w:pPr>
+        <w:pStyle w:val="Normal"/>
+        <w:rPr>
+          <w:highlight w:val="none"/>
+          <w:shd w:fill="auto" w:val="clear"/>
+        </w:rPr>
+      </w:pPr>
+      <w:r>
+        <w:rPr>
+          <w:shd w:fill="auto" w:val="clear"/>
+        </w:rPr>
+        <w:t>Els resultats suggereixen que, amb 50.000 passos d'entrenament, la política ja presenta un comportament relativament estable. L'increment fins a 200.000 passos no produeix millores substancials en el rendiment financer ni en la distribució dels actius seleccionats.</w:t>
       </w:r>
     </w:p>
     <w:p>
@@ -28413,7 +28457,7 @@
         <w:rPr>
           <w:shd w:fill="auto" w:val="clear"/>
         </w:rPr>
-        <w:t>Els resultats mostren una lleugera reducció del retorn acumulat, mentre que el Sharpe ratio es manté pràcticament estable. La diferència més rellevant és la millora clara del maximum drawdown, que passa de -0.2446 a -0.1818, indicant una política més estable.</w:t>
+        <w:t>Els resultats mostren una lleugera reducció del retorn acumulat, mentre que el Sharpe ratio es manté pràcticament estable. La diferència més rellevant és la millora del màxim drawdown, que passa de -0.2446 a -0.1818, indicant una política més estable.</w:t>
       </w:r>
     </w:p>
     <w:p>
@@ -28468,41 +28512,10 @@
         </w:rPr>
       </w:pPr>
       <w:r>
-        <w:rPr>
-          <w:shd w:fill="auto" w:val="clear"/>
-        </w:rPr>
-      </w:r>
-    </w:p>
-    <w:p>
-      <w:pPr>
-        <w:pStyle w:val="Normal"/>
-        <w:rPr>
-          <w:highlight w:val="none"/>
-          <w:shd w:fill="auto" w:val="clear"/>
-        </w:rPr>
-      </w:pPr>
-      <w:r>
-        <w:rPr>
-          <w:shd w:fill="auto" w:val="clear"/>
-        </w:rPr>
-      </w:r>
-    </w:p>
-    <w:p>
-      <w:pPr>
-        <w:pStyle w:val="Normal"/>
-        <w:rPr>
-          <w:highlight w:val="none"/>
-          <w:shd w:fill="auto" w:val="clear"/>
-        </w:rPr>
-      </w:pPr>
-      <w:r>
-        <w:rPr>
-          <w:shd w:fill="auto" w:val="clear"/>
-        </w:rPr>
         <mc:AlternateContent>
           <mc:Choice Requires="wps">
             <w:drawing>
-              <wp:anchor behindDoc="0" distT="0" distB="635" distL="0" distR="0" simplePos="0" locked="0" layoutInCell="0" allowOverlap="1" relativeHeight="93">
+              <wp:anchor behindDoc="0" distT="0" distB="635" distL="0" distR="0" simplePos="0" locked="0" layoutInCell="0" allowOverlap="1" relativeHeight="91">
                 <wp:simplePos x="0" y="0"/>
                 <wp:positionH relativeFrom="column">
                   <wp:align>center</wp:align>
@@ -28719,20 +28732,237 @@
           </mc:Fallback>
         </mc:AlternateContent>
       </w:r>
-    </w:p>
-    <w:p>
-      <w:pPr>
-        <w:pStyle w:val="Normal"/>
-        <w:rPr>
-          <w:highlight w:val="none"/>
-          <w:shd w:fill="auto" w:val="clear"/>
-        </w:rPr>
-      </w:pPr>
       <w:r>
         <w:rPr>
           <w:shd w:fill="auto" w:val="clear"/>
         </w:rPr>
         <w:t>Aquest experiment suggereix que augmentar el nombre de passos d’entrenament no millora necessàriament la rendibilitat, però sí pot contribuir a estabilitzar la política apresa i reduir el risc. Els resultats reforcen també una de les idees principals del treball: el disseny de la funció de recompensa i la qualitat de les característiques d’entrada tenen un impacte més gran sobre el comportament de l’agent que la simple durada de l’entrenament.</w:t>
+      </w:r>
+    </w:p>
+    <w:p>
+      <w:pPr>
+        <w:pStyle w:val="Normal"/>
+        <w:rPr>
+          <w:highlight w:val="none"/>
+          <w:shd w:fill="auto" w:val="clear"/>
+        </w:rPr>
+      </w:pPr>
+      <w:r>
+        <w:rPr>
+          <w:shd w:fill="auto" w:val="clear"/>
+        </w:rPr>
+        <w:t xml:space="preserve"> </w:t>
+      </w:r>
+    </w:p>
+    <w:p>
+      <w:pPr>
+        <w:pStyle w:val="Normal"/>
+        <w:rPr>
+          <w:highlight w:val="none"/>
+          <w:shd w:fill="auto" w:val="clear"/>
+        </w:rPr>
+      </w:pPr>
+      <w:r>
+        <w:rPr>
+          <w:shd w:fill="auto" w:val="clear"/>
+        </w:rPr>
+        <w:t>Tot i aquesta millora en estabilitat, la política continua sense identificar USO com l’actiu dominant del període, fet que limita el potencial de rendiment respecte al millor benchmark disponible.</w:t>
+      </w:r>
+    </w:p>
+    <w:p>
+      <w:pPr>
+        <w:pStyle w:val="Normal"/>
+        <w:rPr>
+          <w:highlight w:val="none"/>
+          <w:shd w:fill="auto" w:val="clear"/>
+        </w:rPr>
+      </w:pPr>
+      <w:r>
+        <w:rPr>
+          <w:shd w:fill="auto" w:val="clear"/>
+        </w:rPr>
+      </w:r>
+    </w:p>
+    <w:p>
+      <w:pPr>
+        <w:pStyle w:val="Normal"/>
+        <w:rPr>
+          <w:highlight w:val="none"/>
+          <w:shd w:fill="auto" w:val="clear"/>
+        </w:rPr>
+      </w:pPr>
+      <w:r>
+        <w:rPr>
+          <w:shd w:fill="auto" w:val="clear"/>
+        </w:rPr>
+      </w:r>
+    </w:p>
+    <w:p>
+      <w:pPr>
+        <w:pStyle w:val="Normal"/>
+        <w:rPr>
+          <w:highlight w:val="none"/>
+          <w:shd w:fill="auto" w:val="clear"/>
+        </w:rPr>
+      </w:pPr>
+      <w:r>
+        <w:rPr>
+          <w:shd w:fill="auto" w:val="clear"/>
+        </w:rPr>
+      </w:r>
+    </w:p>
+    <w:p>
+      <w:pPr>
+        <w:pStyle w:val="Normal"/>
+        <w:rPr>
+          <w:highlight w:val="none"/>
+          <w:shd w:fill="auto" w:val="clear"/>
+        </w:rPr>
+      </w:pPr>
+      <w:r>
+        <w:rPr>
+          <w:shd w:fill="auto" w:val="clear"/>
+        </w:rPr>
+      </w:r>
+    </w:p>
+    <w:p>
+      <w:pPr>
+        <w:pStyle w:val="Normal"/>
+        <w:rPr>
+          <w:highlight w:val="none"/>
+          <w:shd w:fill="auto" w:val="clear"/>
+        </w:rPr>
+      </w:pPr>
+      <w:r>
+        <w:rPr>
+          <w:shd w:fill="auto" w:val="clear"/>
+        </w:rPr>
+      </w:r>
+    </w:p>
+    <w:p>
+      <w:pPr>
+        <w:pStyle w:val="Normal"/>
+        <w:rPr>
+          <w:highlight w:val="none"/>
+          <w:shd w:fill="auto" w:val="clear"/>
+        </w:rPr>
+      </w:pPr>
+      <w:r>
+        <w:rPr>
+          <w:shd w:fill="auto" w:val="clear"/>
+        </w:rPr>
+      </w:r>
+    </w:p>
+    <w:p>
+      <w:pPr>
+        <w:pStyle w:val="Normal"/>
+        <w:rPr>
+          <w:highlight w:val="none"/>
+          <w:shd w:fill="auto" w:val="clear"/>
+        </w:rPr>
+      </w:pPr>
+      <w:r>
+        <w:rPr>
+          <w:shd w:fill="auto" w:val="clear"/>
+        </w:rPr>
+      </w:r>
+    </w:p>
+    <w:p>
+      <w:pPr>
+        <w:pStyle w:val="Normal"/>
+        <w:rPr>
+          <w:highlight w:val="none"/>
+          <w:shd w:fill="auto" w:val="clear"/>
+        </w:rPr>
+      </w:pPr>
+      <w:r>
+        <w:rPr>
+          <w:shd w:fill="auto" w:val="clear"/>
+        </w:rPr>
+      </w:r>
+    </w:p>
+    <w:p>
+      <w:pPr>
+        <w:pStyle w:val="Normal"/>
+        <w:rPr>
+          <w:highlight w:val="none"/>
+          <w:shd w:fill="auto" w:val="clear"/>
+        </w:rPr>
+      </w:pPr>
+      <w:r>
+        <w:rPr>
+          <w:shd w:fill="auto" w:val="clear"/>
+        </w:rPr>
+      </w:r>
+    </w:p>
+    <w:p>
+      <w:pPr>
+        <w:pStyle w:val="Normal"/>
+        <w:rPr>
+          <w:highlight w:val="none"/>
+          <w:shd w:fill="auto" w:val="clear"/>
+        </w:rPr>
+      </w:pPr>
+      <w:r>
+        <w:rPr>
+          <w:shd w:fill="auto" w:val="clear"/>
+        </w:rPr>
+      </w:r>
+    </w:p>
+    <w:p>
+      <w:pPr>
+        <w:pStyle w:val="Normal"/>
+        <w:rPr>
+          <w:highlight w:val="none"/>
+          <w:shd w:fill="auto" w:val="clear"/>
+        </w:rPr>
+      </w:pPr>
+      <w:r>
+        <w:rPr>
+          <w:shd w:fill="auto" w:val="clear"/>
+        </w:rPr>
+      </w:r>
+    </w:p>
+    <w:p>
+      <w:pPr>
+        <w:pStyle w:val="Normal"/>
+        <w:rPr>
+          <w:highlight w:val="none"/>
+          <w:shd w:fill="auto" w:val="clear"/>
+        </w:rPr>
+      </w:pPr>
+      <w:r>
+        <w:rPr>
+          <w:shd w:fill="auto" w:val="clear"/>
+        </w:rPr>
+      </w:r>
+    </w:p>
+    <w:p>
+      <w:pPr>
+        <w:pStyle w:val="Normal"/>
+        <w:rPr>
+          <w:highlight w:val="none"/>
+          <w:shd w:fill="auto" w:val="clear"/>
+        </w:rPr>
+      </w:pPr>
+      <w:r>
+        <w:rPr>
+          <w:shd w:fill="auto" w:val="clear"/>
+        </w:rPr>
+      </w:r>
+    </w:p>
+    <w:p>
+      <w:pPr>
+        <w:pStyle w:val="Normal"/>
+        <w:rPr>
+          <w:highlight w:val="none"/>
+          <w:shd w:fill="auto" w:val="clear"/>
+        </w:rPr>
+      </w:pPr>
+      <w:r>
+        <w:rPr>
+          <w:shd w:fill="auto" w:val="clear"/>
+        </w:rPr>
       </w:r>
     </w:p>
     <w:p>
@@ -28755,21 +28985,21 @@
         <w:spacing w:before="0" w:after="0"/>
         <w:rPr/>
       </w:pPr>
-      <w:bookmarkStart w:id="50" w:name="__RefHeading___Toc5568_4069147212"/>
-      <w:bookmarkEnd w:id="50"/>
+      <w:bookmarkStart w:id="49" w:name="__RefHeading___Toc5568_4069147212"/>
+      <w:bookmarkEnd w:id="49"/>
       <w:r>
         <mc:AlternateContent>
           <mc:Choice Requires="wps">
             <w:drawing>
-              <wp:anchor behindDoc="0" distT="0" distB="635" distL="0" distR="0" simplePos="0" locked="0" layoutInCell="0" allowOverlap="1" relativeHeight="95">
+              <wp:anchor behindDoc="0" distT="0" distB="635" distL="0" distR="0" simplePos="0" locked="0" layoutInCell="0" allowOverlap="1" relativeHeight="93">
                 <wp:simplePos x="0" y="0"/>
                 <wp:positionH relativeFrom="column">
-                  <wp:align>center</wp:align>
+                  <wp:posOffset>899160</wp:posOffset>
                 </wp:positionH>
                 <wp:positionV relativeFrom="paragraph">
-                  <wp:posOffset>635</wp:posOffset>
+                  <wp:posOffset>76835</wp:posOffset>
                 </wp:positionV>
-                <wp:extent cx="5670550" cy="2650490"/>
+                <wp:extent cx="5536565" cy="2419350"/>
                 <wp:effectExtent l="0" t="0" r="0" b="0"/>
                 <wp:wrapSquare wrapText="largest"/>
                 <wp:docPr id="29" name="Marco22"/>
@@ -28780,7 +29010,7 @@
                       <wps:spPr>
                         <a:xfrm>
                           <a:off x="0" y="0"/>
-                          <a:ext cx="5670720" cy="2650320"/>
+                          <a:ext cx="5536440" cy="2419200"/>
                         </a:xfrm>
                         <a:prstGeom prst="rect">
                           <a:avLst/>
@@ -28810,7 +29040,7 @@
                               <w:rPr/>
                               <w:drawing>
                                 <wp:inline distT="0" distB="0" distL="0" distR="0">
-                                  <wp:extent cx="4529455" cy="2082165"/>
+                                  <wp:extent cx="3982720" cy="1830705"/>
                                   <wp:effectExtent l="0" t="0" r="0" b="0"/>
                                   <wp:docPr id="31" name="Imagen26" descr=""/>
                                   <wp:cNvGraphicFramePr>
@@ -28834,7 +29064,7 @@
                                         <pic:spPr bwMode="auto">
                                           <a:xfrm>
                                             <a:off x="0" y="0"/>
-                                            <a:ext cx="4529455" cy="2082165"/>
+                                            <a:ext cx="3982720" cy="1830705"/>
                                           </a:xfrm>
                                           <a:prstGeom prst="rect">
                                             <a:avLst/>
@@ -28889,7 +29119,7 @@
           </mc:Choice>
           <mc:Fallback>
             <w:pict>
-              <v:rect id="shape_0" ID="Marco22" path="m0,0l-2147483645,0l-2147483645,-2147483646l0,-2147483646xe" fillcolor="white" stroked="f" o:allowincell="f" style="position:absolute;margin-left:60.25pt;margin-top:0.05pt;width:446.45pt;height:208.65pt;mso-wrap-style:square;v-text-anchor:top;mso-position-horizontal:center">
+              <v:rect id="shape_0" ID="Marco22" path="m0,0l-2147483645,0l-2147483645,-2147483646l0,-2147483646xe" fillcolor="white" stroked="f" o:allowincell="f" style="position:absolute;margin-left:70.8pt;margin-top:6.05pt;width:435.9pt;height:190.45pt;mso-wrap-style:square;v-text-anchor:top">
                 <v:fill o:detectmouseclick="t" type="solid" color2="black"/>
                 <v:stroke color="#3465a4" joinstyle="round" endcap="flat"/>
                 <v:textbox>
@@ -28904,7 +29134,7 @@
                         <w:rPr/>
                         <w:drawing>
                           <wp:inline distT="0" distB="0" distL="0" distR="0">
-                            <wp:extent cx="4529455" cy="2082165"/>
+                            <wp:extent cx="3982720" cy="1830705"/>
                             <wp:effectExtent l="0" t="0" r="0" b="0"/>
                             <wp:docPr id="32" name="Imagen26" descr=""/>
                             <wp:cNvGraphicFramePr>
@@ -28928,7 +29158,7 @@
                                   <pic:spPr bwMode="auto">
                                     <a:xfrm>
                                       <a:off x="0" y="0"/>
-                                      <a:ext cx="4529455" cy="2082165"/>
+                                      <a:ext cx="3982720" cy="1830705"/>
                                     </a:xfrm>
                                     <a:prstGeom prst="rect">
                                       <a:avLst/>
@@ -29103,31 +29333,17 @@
     </w:p>
     <w:p>
       <w:pPr>
-        <w:pStyle w:val="Normal"/>
-        <w:rPr>
-          <w:highlight w:val="none"/>
-          <w:shd w:fill="auto" w:val="clear"/>
-        </w:rPr>
-      </w:pPr>
-      <w:r>
-        <w:rPr>
-          <w:shd w:fill="auto" w:val="clear"/>
-        </w:rPr>
-        <w:t>En comparació amb els experiments previs, l’agent redueix significativament l’activitat i disminueix especialment l’exposició a USO, que continua sent l’actiu amb millor rendiment durant el període analitzat. Aquest comportament suggereix una reducció progressiva de l’exploració a mesura que augmenta el temps d’entrenament.</w:t>
-      </w:r>
-    </w:p>
-    <w:p>
-      <w:pPr>
-        <w:pStyle w:val="Normal"/>
-        <w:rPr>
-          <w:highlight w:val="none"/>
-          <w:shd w:fill="auto" w:val="clear"/>
-        </w:rPr>
-      </w:pPr>
-      <w:r>
-        <w:rPr>
-          <w:shd w:fill="auto" w:val="clear"/>
-        </w:rPr>
+        <w:pStyle w:val="BodyText"/>
+        <w:rPr>
+          <w:highlight w:val="none"/>
+          <w:shd w:fill="auto" w:val="clear"/>
+        </w:rPr>
+      </w:pPr>
+      <w:r>
+        <w:rPr>
+          <w:shd w:fill="auto" w:val="clear"/>
+        </w:rPr>
+        <w:t>En comparació amb els experiments previs, l’agent redueix significativament l’activitat operativa i disminueix especialment l’exposició a USO, que continua sent l’actiu amb millor rendiment durant el període analitzat. La menor rotació entre actius observada suggereix una política progressivament més conservadora a mesura que augmenta el temps d’entrenament.</w:t>
       </w:r>
     </w:p>
     <w:tbl>
@@ -29691,21 +29907,21 @@
         <w:rPr>
           <w:shd w:fill="auto" w:val="clear"/>
         </w:rPr>
+      </w:r>
+    </w:p>
+    <w:p>
+      <w:pPr>
+        <w:pStyle w:val="Normal"/>
+        <w:rPr>
+          <w:highlight w:val="none"/>
+          <w:shd w:fill="auto" w:val="clear"/>
+        </w:rPr>
+      </w:pPr>
+      <w:r>
+        <w:rPr>
+          <w:shd w:fill="auto" w:val="clear"/>
+        </w:rPr>
         <w:t>Els resultats mostren una degradació clara del rendiment. El retorn acumulat disminueix gairebé fins a valors neutres, el Sharpe ratio empitjora notablement i el drawdown torna a augmentar respecte a l’experiment amb 200.000 passos. Tot i que la política sembla més estable, aquesta estabilitat no es tradueix en una millor capacitat de generar rendiment.</w:t>
-      </w:r>
-    </w:p>
-    <w:p>
-      <w:pPr>
-        <w:pStyle w:val="Normal"/>
-        <w:rPr>
-          <w:highlight w:val="none"/>
-          <w:shd w:fill="auto" w:val="clear"/>
-        </w:rPr>
-      </w:pPr>
-      <w:r>
-        <w:rPr>
-          <w:shd w:fill="auto" w:val="clear"/>
-        </w:rPr>
       </w:r>
     </w:p>
     <w:p>
@@ -29749,7 +29965,7 @@
         <mc:AlternateContent>
           <mc:Choice Requires="wps">
             <w:drawing>
-              <wp:anchor behindDoc="0" distT="0" distB="0" distL="0" distR="0" simplePos="0" locked="0" layoutInCell="0" allowOverlap="1" relativeHeight="97">
+              <wp:anchor behindDoc="0" distT="0" distB="0" distL="0" distR="0" simplePos="0" locked="0" layoutInCell="0" allowOverlap="1" relativeHeight="95">
                 <wp:simplePos x="0" y="0"/>
                 <wp:positionH relativeFrom="column">
                   <wp:align>center</wp:align>
@@ -29988,7 +30204,7 @@
         <mc:AlternateContent>
           <mc:Choice Requires="wps">
             <w:drawing>
-              <wp:anchor behindDoc="0" distT="0" distB="0" distL="0" distR="0" simplePos="0" locked="0" layoutInCell="0" allowOverlap="1" relativeHeight="99">
+              <wp:anchor behindDoc="0" distT="0" distB="0" distL="0" distR="0" simplePos="0" locked="0" layoutInCell="0" allowOverlap="1" relativeHeight="97">
                 <wp:simplePos x="0" y="0"/>
                 <wp:positionH relativeFrom="column">
                   <wp:align>center</wp:align>
@@ -30220,10 +30436,10 @@
         <w:ind w:hanging="360" w:left="1440" w:right="993"/>
         <w:rPr/>
       </w:pPr>
-      <w:bookmarkStart w:id="51" w:name="__RefHeading___Toc5580_4069147212"/>
-      <w:bookmarkStart w:id="52" w:name="_qwt4fc79p8tq"/>
+      <w:bookmarkStart w:id="50" w:name="__RefHeading___Toc5580_4069147212"/>
+      <w:bookmarkStart w:id="51" w:name="_qwt4fc79p8tq"/>
+      <w:bookmarkEnd w:id="50"/>
       <w:bookmarkEnd w:id="51"/>
-      <w:bookmarkEnd w:id="52"/>
       <w:r>
         <w:rPr/>
         <w:t>Conclusions i treballs futurs</w:t>
@@ -30244,10 +30460,10 @@
       </w:tblPr>
       <w:tblGrid>
         <w:gridCol w:w="1563"/>
-        <w:gridCol w:w="1129"/>
-        <w:gridCol w:w="1389"/>
-        <w:gridCol w:w="2133"/>
-        <w:gridCol w:w="3114"/>
+        <w:gridCol w:w="1663"/>
+        <w:gridCol w:w="970"/>
+        <w:gridCol w:w="1867"/>
+        <w:gridCol w:w="3265"/>
       </w:tblGrid>
       <w:tr>
         <w:trPr/>
@@ -30264,25 +30480,22 @@
               <w:suppressAutoHyphens w:val="true"/>
               <w:bidi w:val="0"/>
               <w:spacing w:lineRule="auto" w:line="276" w:before="0" w:after="0"/>
-              <w:ind w:hanging="0" w:left="113" w:right="113"/>
+              <w:ind w:hanging="0" w:left="0" w:right="113"/>
               <w:jc w:val="left"/>
+              <w:rPr/>
+            </w:pPr>
+            <w:r>
               <w:rPr>
                 <w:b/>
                 <w:bCs/>
               </w:rPr>
-            </w:pPr>
-            <w:r>
-              <w:rPr>
-                <w:b/>
-                <w:bCs/>
-              </w:rPr>
               <w:t>Experiment</w:t>
             </w:r>
           </w:p>
         </w:tc>
         <w:tc>
           <w:tcPr>
-            <w:tcW w:w="1129" w:type="dxa"/>
+            <w:tcW w:w="1663" w:type="dxa"/>
             <w:tcBorders/>
           </w:tcPr>
           <w:p>
@@ -30293,7 +30506,7 @@
               <w:suppressAutoHyphens w:val="true"/>
               <w:bidi w:val="0"/>
               <w:spacing w:lineRule="auto" w:line="276" w:before="0" w:after="0"/>
-              <w:ind w:hanging="0" w:left="227" w:right="113"/>
+              <w:ind w:hanging="0" w:left="57" w:right="113"/>
               <w:jc w:val="left"/>
               <w:rPr>
                 <w:b/>
@@ -30305,13 +30518,13 @@
                 <w:b/>
                 <w:bCs/>
               </w:rPr>
-              <w:t>Return</w:t>
-            </w:r>
-          </w:p>
-        </w:tc>
-        <w:tc>
-          <w:tcPr>
-            <w:tcW w:w="1389" w:type="dxa"/>
+              <w:t>Rendiment financer real out-of-sample</w:t>
+            </w:r>
+          </w:p>
+        </w:tc>
+        <w:tc>
+          <w:tcPr>
+            <w:tcW w:w="970" w:type="dxa"/>
             <w:tcBorders/>
           </w:tcPr>
           <w:p>
@@ -30322,7 +30535,7 @@
               <w:suppressAutoHyphens w:val="true"/>
               <w:bidi w:val="0"/>
               <w:spacing w:lineRule="auto" w:line="276" w:before="0" w:after="0"/>
-              <w:ind w:hanging="0" w:left="283" w:right="283"/>
+              <w:ind w:hanging="0" w:left="57" w:right="113"/>
               <w:jc w:val="left"/>
               <w:rPr>
                 <w:b/>
@@ -30340,7 +30553,7 @@
         </w:tc>
         <w:tc>
           <w:tcPr>
-            <w:tcW w:w="2133" w:type="dxa"/>
+            <w:tcW w:w="1867" w:type="dxa"/>
             <w:tcBorders/>
           </w:tcPr>
           <w:p>
@@ -30351,7 +30564,7 @@
               <w:suppressAutoHyphens w:val="true"/>
               <w:bidi w:val="0"/>
               <w:spacing w:lineRule="auto" w:line="276" w:before="0" w:after="0"/>
-              <w:ind w:hanging="0" w:left="227" w:right="113"/>
+              <w:ind w:hanging="0" w:left="57" w:right="113"/>
               <w:jc w:val="left"/>
               <w:rPr>
                 <w:b/>
@@ -30369,7 +30582,7 @@
         </w:tc>
         <w:tc>
           <w:tcPr>
-            <w:tcW w:w="3114" w:type="dxa"/>
+            <w:tcW w:w="3265" w:type="dxa"/>
             <w:tcBorders/>
           </w:tcPr>
           <w:p>
@@ -30380,7 +30593,7 @@
               <w:suppressAutoHyphens w:val="true"/>
               <w:bidi w:val="0"/>
               <w:spacing w:lineRule="auto" w:line="276" w:before="0" w:after="0"/>
-              <w:ind w:hanging="0" w:left="227" w:right="227"/>
+              <w:ind w:hanging="0" w:left="113" w:right="227"/>
               <w:jc w:val="left"/>
               <w:rPr>
                 <w:b/>
@@ -30412,7 +30625,7 @@
               <w:suppressAutoHyphens w:val="true"/>
               <w:bidi w:val="0"/>
               <w:spacing w:lineRule="auto" w:line="276" w:before="0" w:after="0"/>
-              <w:ind w:hanging="0" w:left="113" w:right="113"/>
+              <w:ind w:hanging="0" w:left="0" w:right="113"/>
               <w:jc w:val="left"/>
               <w:rPr/>
             </w:pPr>
@@ -30424,7 +30637,7 @@
         </w:tc>
         <w:tc>
           <w:tcPr>
-            <w:tcW w:w="1129" w:type="dxa"/>
+            <w:tcW w:w="1663" w:type="dxa"/>
             <w:tcBorders/>
           </w:tcPr>
           <w:p>
@@ -30447,7 +30660,7 @@
         </w:tc>
         <w:tc>
           <w:tcPr>
-            <w:tcW w:w="1389" w:type="dxa"/>
+            <w:tcW w:w="970" w:type="dxa"/>
             <w:tcBorders/>
           </w:tcPr>
           <w:p>
@@ -30470,7 +30683,7 @@
         </w:tc>
         <w:tc>
           <w:tcPr>
-            <w:tcW w:w="2133" w:type="dxa"/>
+            <w:tcW w:w="1867" w:type="dxa"/>
             <w:tcBorders/>
           </w:tcPr>
           <w:p>
@@ -30493,7 +30706,7 @@
         </w:tc>
         <w:tc>
           <w:tcPr>
-            <w:tcW w:w="3114" w:type="dxa"/>
+            <w:tcW w:w="3265" w:type="dxa"/>
             <w:tcBorders/>
           </w:tcPr>
           <w:p>
@@ -30530,7 +30743,7 @@
               <w:suppressAutoHyphens w:val="true"/>
               <w:bidi w:val="0"/>
               <w:spacing w:lineRule="auto" w:line="276" w:before="0" w:after="0"/>
-              <w:ind w:hanging="0" w:left="113" w:right="113"/>
+              <w:ind w:hanging="0" w:left="0" w:right="113"/>
               <w:jc w:val="left"/>
               <w:rPr/>
             </w:pPr>
@@ -30542,7 +30755,7 @@
         </w:tc>
         <w:tc>
           <w:tcPr>
-            <w:tcW w:w="1129" w:type="dxa"/>
+            <w:tcW w:w="1663" w:type="dxa"/>
             <w:tcBorders/>
           </w:tcPr>
           <w:p>
@@ -30565,7 +30778,7 @@
         </w:tc>
         <w:tc>
           <w:tcPr>
-            <w:tcW w:w="1389" w:type="dxa"/>
+            <w:tcW w:w="970" w:type="dxa"/>
             <w:tcBorders/>
           </w:tcPr>
           <w:p>
@@ -30588,7 +30801,7 @@
         </w:tc>
         <w:tc>
           <w:tcPr>
-            <w:tcW w:w="2133" w:type="dxa"/>
+            <w:tcW w:w="1867" w:type="dxa"/>
             <w:tcBorders/>
           </w:tcPr>
           <w:p>
@@ -30611,7 +30824,7 @@
         </w:tc>
         <w:tc>
           <w:tcPr>
-            <w:tcW w:w="3114" w:type="dxa"/>
+            <w:tcW w:w="3265" w:type="dxa"/>
             <w:tcBorders/>
           </w:tcPr>
           <w:p>
@@ -30648,7 +30861,7 @@
               <w:suppressAutoHyphens w:val="true"/>
               <w:bidi w:val="0"/>
               <w:spacing w:lineRule="auto" w:line="276" w:before="0" w:after="0"/>
-              <w:ind w:hanging="0" w:left="113" w:right="113"/>
+              <w:ind w:hanging="0" w:left="0" w:right="113"/>
               <w:jc w:val="left"/>
               <w:rPr/>
             </w:pPr>
@@ -30660,7 +30873,7 @@
         </w:tc>
         <w:tc>
           <w:tcPr>
-            <w:tcW w:w="1129" w:type="dxa"/>
+            <w:tcW w:w="1663" w:type="dxa"/>
             <w:tcBorders/>
           </w:tcPr>
           <w:p>
@@ -30683,7 +30896,7 @@
         </w:tc>
         <w:tc>
           <w:tcPr>
-            <w:tcW w:w="1389" w:type="dxa"/>
+            <w:tcW w:w="970" w:type="dxa"/>
             <w:tcBorders/>
           </w:tcPr>
           <w:p>
@@ -30706,7 +30919,7 @@
         </w:tc>
         <w:tc>
           <w:tcPr>
-            <w:tcW w:w="2133" w:type="dxa"/>
+            <w:tcW w:w="1867" w:type="dxa"/>
             <w:tcBorders/>
           </w:tcPr>
           <w:p>
@@ -30729,7 +30942,7 @@
         </w:tc>
         <w:tc>
           <w:tcPr>
-            <w:tcW w:w="3114" w:type="dxa"/>
+            <w:tcW w:w="3265" w:type="dxa"/>
             <w:tcBorders/>
           </w:tcPr>
           <w:p>
@@ -30766,7 +30979,7 @@
               <w:suppressAutoHyphens w:val="true"/>
               <w:bidi w:val="0"/>
               <w:spacing w:lineRule="auto" w:line="276" w:before="0" w:after="0"/>
-              <w:ind w:hanging="0" w:left="113" w:right="113"/>
+              <w:ind w:hanging="0" w:left="0" w:right="113"/>
               <w:jc w:val="left"/>
               <w:rPr/>
             </w:pPr>
@@ -30778,7 +30991,7 @@
         </w:tc>
         <w:tc>
           <w:tcPr>
-            <w:tcW w:w="1129" w:type="dxa"/>
+            <w:tcW w:w="1663" w:type="dxa"/>
             <w:tcBorders/>
           </w:tcPr>
           <w:p>
@@ -30801,7 +31014,7 @@
         </w:tc>
         <w:tc>
           <w:tcPr>
-            <w:tcW w:w="1389" w:type="dxa"/>
+            <w:tcW w:w="970" w:type="dxa"/>
             <w:tcBorders/>
           </w:tcPr>
           <w:p>
@@ -30824,7 +31037,7 @@
         </w:tc>
         <w:tc>
           <w:tcPr>
-            <w:tcW w:w="2133" w:type="dxa"/>
+            <w:tcW w:w="1867" w:type="dxa"/>
             <w:tcBorders/>
           </w:tcPr>
           <w:p>
@@ -30847,7 +31060,7 @@
         </w:tc>
         <w:tc>
           <w:tcPr>
-            <w:tcW w:w="3114" w:type="dxa"/>
+            <w:tcW w:w="3265" w:type="dxa"/>
             <w:tcBorders/>
           </w:tcPr>
           <w:p>
@@ -30884,7 +31097,7 @@
               <w:suppressAutoHyphens w:val="true"/>
               <w:bidi w:val="0"/>
               <w:spacing w:lineRule="auto" w:line="276" w:before="0" w:after="0"/>
-              <w:ind w:hanging="0" w:left="113" w:right="113"/>
+              <w:ind w:hanging="0" w:left="0" w:right="113"/>
               <w:jc w:val="left"/>
               <w:rPr/>
             </w:pPr>
@@ -30896,7 +31109,7 @@
         </w:tc>
         <w:tc>
           <w:tcPr>
-            <w:tcW w:w="1129" w:type="dxa"/>
+            <w:tcW w:w="1663" w:type="dxa"/>
             <w:tcBorders/>
           </w:tcPr>
           <w:p>
@@ -30919,7 +31132,7 @@
         </w:tc>
         <w:tc>
           <w:tcPr>
-            <w:tcW w:w="1389" w:type="dxa"/>
+            <w:tcW w:w="970" w:type="dxa"/>
             <w:tcBorders/>
           </w:tcPr>
           <w:p>
@@ -30942,7 +31155,7 @@
         </w:tc>
         <w:tc>
           <w:tcPr>
-            <w:tcW w:w="2133" w:type="dxa"/>
+            <w:tcW w:w="1867" w:type="dxa"/>
             <w:tcBorders/>
           </w:tcPr>
           <w:p>
@@ -30965,7 +31178,7 @@
         </w:tc>
         <w:tc>
           <w:tcPr>
-            <w:tcW w:w="3114" w:type="dxa"/>
+            <w:tcW w:w="3265" w:type="dxa"/>
             <w:tcBorders/>
           </w:tcPr>
           <w:p>
@@ -31002,7 +31215,7 @@
               <w:suppressAutoHyphens w:val="true"/>
               <w:bidi w:val="0"/>
               <w:spacing w:lineRule="auto" w:line="276" w:before="0" w:after="0"/>
-              <w:ind w:hanging="0" w:left="113" w:right="113"/>
+              <w:ind w:hanging="0" w:left="0" w:right="113"/>
               <w:jc w:val="left"/>
               <w:rPr/>
             </w:pPr>
@@ -31014,7 +31227,7 @@
         </w:tc>
         <w:tc>
           <w:tcPr>
-            <w:tcW w:w="1129" w:type="dxa"/>
+            <w:tcW w:w="1663" w:type="dxa"/>
             <w:tcBorders/>
           </w:tcPr>
           <w:p>
@@ -31037,7 +31250,7 @@
         </w:tc>
         <w:tc>
           <w:tcPr>
-            <w:tcW w:w="1389" w:type="dxa"/>
+            <w:tcW w:w="970" w:type="dxa"/>
             <w:tcBorders/>
           </w:tcPr>
           <w:p>
@@ -31060,7 +31273,7 @@
         </w:tc>
         <w:tc>
           <w:tcPr>
-            <w:tcW w:w="2133" w:type="dxa"/>
+            <w:tcW w:w="1867" w:type="dxa"/>
             <w:tcBorders/>
           </w:tcPr>
           <w:p>
@@ -31083,7 +31296,7 @@
         </w:tc>
         <w:tc>
           <w:tcPr>
-            <w:tcW w:w="3114" w:type="dxa"/>
+            <w:tcW w:w="3265" w:type="dxa"/>
             <w:tcBorders/>
           </w:tcPr>
           <w:p>
@@ -31120,7 +31333,7 @@
               <w:suppressAutoHyphens w:val="true"/>
               <w:bidi w:val="0"/>
               <w:spacing w:lineRule="auto" w:line="276" w:before="0" w:after="0"/>
-              <w:ind w:hanging="0" w:left="113" w:right="113"/>
+              <w:ind w:hanging="0" w:left="0" w:right="113"/>
               <w:jc w:val="left"/>
               <w:rPr/>
             </w:pPr>
@@ -31132,7 +31345,7 @@
         </w:tc>
         <w:tc>
           <w:tcPr>
-            <w:tcW w:w="1129" w:type="dxa"/>
+            <w:tcW w:w="1663" w:type="dxa"/>
             <w:tcBorders/>
           </w:tcPr>
           <w:p>
@@ -31155,7 +31368,7 @@
         </w:tc>
         <w:tc>
           <w:tcPr>
-            <w:tcW w:w="1389" w:type="dxa"/>
+            <w:tcW w:w="970" w:type="dxa"/>
             <w:tcBorders/>
           </w:tcPr>
           <w:p>
@@ -31178,7 +31391,7 @@
         </w:tc>
         <w:tc>
           <w:tcPr>
-            <w:tcW w:w="2133" w:type="dxa"/>
+            <w:tcW w:w="1867" w:type="dxa"/>
             <w:tcBorders/>
           </w:tcPr>
           <w:p>
@@ -31201,7 +31414,7 @@
         </w:tc>
         <w:tc>
           <w:tcPr>
-            <w:tcW w:w="3114" w:type="dxa"/>
+            <w:tcW w:w="3265" w:type="dxa"/>
             <w:tcBorders/>
           </w:tcPr>
           <w:p>
@@ -31238,7 +31451,7 @@
               <w:suppressAutoHyphens w:val="true"/>
               <w:bidi w:val="0"/>
               <w:spacing w:lineRule="auto" w:line="276" w:before="0" w:after="0"/>
-              <w:ind w:hanging="0" w:left="113" w:right="113"/>
+              <w:ind w:hanging="0" w:left="0" w:right="113"/>
               <w:jc w:val="left"/>
               <w:rPr/>
             </w:pPr>
@@ -31250,7 +31463,7 @@
         </w:tc>
         <w:tc>
           <w:tcPr>
-            <w:tcW w:w="1129" w:type="dxa"/>
+            <w:tcW w:w="1663" w:type="dxa"/>
             <w:tcBorders/>
           </w:tcPr>
           <w:p>
@@ -31273,7 +31486,7 @@
         </w:tc>
         <w:tc>
           <w:tcPr>
-            <w:tcW w:w="1389" w:type="dxa"/>
+            <w:tcW w:w="970" w:type="dxa"/>
             <w:tcBorders/>
           </w:tcPr>
           <w:p>
@@ -31296,7 +31509,7 @@
         </w:tc>
         <w:tc>
           <w:tcPr>
-            <w:tcW w:w="2133" w:type="dxa"/>
+            <w:tcW w:w="1867" w:type="dxa"/>
             <w:tcBorders/>
           </w:tcPr>
           <w:p>
@@ -31319,7 +31532,7 @@
         </w:tc>
         <w:tc>
           <w:tcPr>
-            <w:tcW w:w="3114" w:type="dxa"/>
+            <w:tcW w:w="3265" w:type="dxa"/>
             <w:tcBorders/>
           </w:tcPr>
           <w:p>
@@ -31356,7 +31569,7 @@
               <w:suppressAutoHyphens w:val="true"/>
               <w:bidi w:val="0"/>
               <w:spacing w:lineRule="auto" w:line="276" w:before="0" w:after="0"/>
-              <w:ind w:hanging="0" w:left="113" w:right="113"/>
+              <w:ind w:hanging="0" w:left="0" w:right="113"/>
               <w:jc w:val="left"/>
               <w:rPr/>
             </w:pPr>
@@ -31368,7 +31581,7 @@
         </w:tc>
         <w:tc>
           <w:tcPr>
-            <w:tcW w:w="1129" w:type="dxa"/>
+            <w:tcW w:w="1663" w:type="dxa"/>
             <w:tcBorders/>
           </w:tcPr>
           <w:p>
@@ -31391,7 +31604,7 @@
         </w:tc>
         <w:tc>
           <w:tcPr>
-            <w:tcW w:w="1389" w:type="dxa"/>
+            <w:tcW w:w="970" w:type="dxa"/>
             <w:tcBorders/>
           </w:tcPr>
           <w:p>
@@ -31414,7 +31627,7 @@
         </w:tc>
         <w:tc>
           <w:tcPr>
-            <w:tcW w:w="2133" w:type="dxa"/>
+            <w:tcW w:w="1867" w:type="dxa"/>
             <w:tcBorders/>
           </w:tcPr>
           <w:p>
@@ -31437,7 +31650,7 @@
         </w:tc>
         <w:tc>
           <w:tcPr>
-            <w:tcW w:w="3114" w:type="dxa"/>
+            <w:tcW w:w="3265" w:type="dxa"/>
             <w:tcBorders/>
           </w:tcPr>
           <w:p>
@@ -31474,7 +31687,7 @@
               <w:suppressAutoHyphens w:val="true"/>
               <w:bidi w:val="0"/>
               <w:spacing w:lineRule="auto" w:line="276" w:before="0" w:after="0"/>
-              <w:ind w:hanging="0" w:left="113" w:right="113"/>
+              <w:ind w:hanging="0" w:left="0" w:right="113"/>
               <w:jc w:val="left"/>
               <w:rPr/>
             </w:pPr>
@@ -31486,7 +31699,7 @@
         </w:tc>
         <w:tc>
           <w:tcPr>
-            <w:tcW w:w="1129" w:type="dxa"/>
+            <w:tcW w:w="1663" w:type="dxa"/>
             <w:tcBorders/>
           </w:tcPr>
           <w:p>
@@ -31509,7 +31722,7 @@
         </w:tc>
         <w:tc>
           <w:tcPr>
-            <w:tcW w:w="1389" w:type="dxa"/>
+            <w:tcW w:w="970" w:type="dxa"/>
             <w:tcBorders/>
           </w:tcPr>
           <w:p>
@@ -31532,7 +31745,7 @@
         </w:tc>
         <w:tc>
           <w:tcPr>
-            <w:tcW w:w="2133" w:type="dxa"/>
+            <w:tcW w:w="1867" w:type="dxa"/>
             <w:tcBorders/>
           </w:tcPr>
           <w:p>
@@ -31555,7 +31768,7 @@
         </w:tc>
         <w:tc>
           <w:tcPr>
-            <w:tcW w:w="3114" w:type="dxa"/>
+            <w:tcW w:w="3265" w:type="dxa"/>
             <w:tcBorders/>
           </w:tcPr>
           <w:p>
@@ -31592,7 +31805,7 @@
               <w:suppressAutoHyphens w:val="true"/>
               <w:bidi w:val="0"/>
               <w:spacing w:lineRule="auto" w:line="276" w:before="0" w:after="0"/>
-              <w:ind w:hanging="0" w:left="113" w:right="113"/>
+              <w:ind w:hanging="0" w:left="0" w:right="113"/>
               <w:jc w:val="left"/>
               <w:rPr/>
             </w:pPr>
@@ -31604,7 +31817,7 @@
         </w:tc>
         <w:tc>
           <w:tcPr>
-            <w:tcW w:w="1129" w:type="dxa"/>
+            <w:tcW w:w="1663" w:type="dxa"/>
             <w:tcBorders/>
           </w:tcPr>
           <w:p>
@@ -31627,7 +31840,7 @@
         </w:tc>
         <w:tc>
           <w:tcPr>
-            <w:tcW w:w="1389" w:type="dxa"/>
+            <w:tcW w:w="970" w:type="dxa"/>
             <w:tcBorders/>
           </w:tcPr>
           <w:p>
@@ -31650,7 +31863,7 @@
         </w:tc>
         <w:tc>
           <w:tcPr>
-            <w:tcW w:w="2133" w:type="dxa"/>
+            <w:tcW w:w="1867" w:type="dxa"/>
             <w:tcBorders/>
           </w:tcPr>
           <w:p>
@@ -31673,7 +31886,7 @@
         </w:tc>
         <w:tc>
           <w:tcPr>
-            <w:tcW w:w="3114" w:type="dxa"/>
+            <w:tcW w:w="3265" w:type="dxa"/>
             <w:tcBorders/>
           </w:tcPr>
           <w:p>
@@ -31710,7 +31923,7 @@
               <w:suppressAutoHyphens w:val="true"/>
               <w:bidi w:val="0"/>
               <w:spacing w:lineRule="auto" w:line="276" w:before="0" w:after="0"/>
-              <w:ind w:hanging="0" w:left="113" w:right="113"/>
+              <w:ind w:hanging="0" w:left="0" w:right="113"/>
               <w:jc w:val="left"/>
               <w:rPr/>
             </w:pPr>
@@ -31722,7 +31935,7 @@
         </w:tc>
         <w:tc>
           <w:tcPr>
-            <w:tcW w:w="1129" w:type="dxa"/>
+            <w:tcW w:w="1663" w:type="dxa"/>
             <w:tcBorders/>
           </w:tcPr>
           <w:p>
@@ -31745,7 +31958,7 @@
         </w:tc>
         <w:tc>
           <w:tcPr>
-            <w:tcW w:w="1389" w:type="dxa"/>
+            <w:tcW w:w="970" w:type="dxa"/>
             <w:tcBorders/>
           </w:tcPr>
           <w:p>
@@ -31768,7 +31981,7 @@
         </w:tc>
         <w:tc>
           <w:tcPr>
-            <w:tcW w:w="2133" w:type="dxa"/>
+            <w:tcW w:w="1867" w:type="dxa"/>
             <w:tcBorders/>
           </w:tcPr>
           <w:p>
@@ -31791,7 +32004,7 @@
         </w:tc>
         <w:tc>
           <w:tcPr>
-            <w:tcW w:w="3114" w:type="dxa"/>
+            <w:tcW w:w="3265" w:type="dxa"/>
             <w:tcBorders/>
           </w:tcPr>
           <w:p>
@@ -31828,7 +32041,7 @@
               <w:suppressAutoHyphens w:val="true"/>
               <w:bidi w:val="0"/>
               <w:spacing w:lineRule="auto" w:line="276" w:before="0" w:after="0"/>
-              <w:ind w:hanging="0" w:left="113" w:right="113"/>
+              <w:ind w:hanging="0" w:left="0" w:right="113"/>
               <w:jc w:val="left"/>
               <w:rPr/>
             </w:pPr>
@@ -31840,7 +32053,7 @@
         </w:tc>
         <w:tc>
           <w:tcPr>
-            <w:tcW w:w="1129" w:type="dxa"/>
+            <w:tcW w:w="1663" w:type="dxa"/>
             <w:tcBorders/>
           </w:tcPr>
           <w:p>
@@ -31863,7 +32076,7 @@
         </w:tc>
         <w:tc>
           <w:tcPr>
-            <w:tcW w:w="1389" w:type="dxa"/>
+            <w:tcW w:w="970" w:type="dxa"/>
             <w:tcBorders/>
           </w:tcPr>
           <w:p>
@@ -31886,7 +32099,7 @@
         </w:tc>
         <w:tc>
           <w:tcPr>
-            <w:tcW w:w="2133" w:type="dxa"/>
+            <w:tcW w:w="1867" w:type="dxa"/>
             <w:tcBorders/>
           </w:tcPr>
           <w:p>
@@ -31909,7 +32122,7 @@
         </w:tc>
         <w:tc>
           <w:tcPr>
-            <w:tcW w:w="3114" w:type="dxa"/>
+            <w:tcW w:w="3265" w:type="dxa"/>
             <w:tcBorders/>
           </w:tcPr>
           <w:p>
@@ -31946,7 +32159,7 @@
               <w:suppressAutoHyphens w:val="true"/>
               <w:bidi w:val="0"/>
               <w:spacing w:lineRule="auto" w:line="276" w:before="0" w:after="0"/>
-              <w:ind w:hanging="0" w:left="113" w:right="113"/>
+              <w:ind w:hanging="0" w:left="0" w:right="113"/>
               <w:jc w:val="left"/>
               <w:rPr/>
             </w:pPr>
@@ -31958,7 +32171,7 @@
         </w:tc>
         <w:tc>
           <w:tcPr>
-            <w:tcW w:w="1129" w:type="dxa"/>
+            <w:tcW w:w="1663" w:type="dxa"/>
             <w:tcBorders/>
           </w:tcPr>
           <w:p>
@@ -31981,7 +32194,7 @@
         </w:tc>
         <w:tc>
           <w:tcPr>
-            <w:tcW w:w="1389" w:type="dxa"/>
+            <w:tcW w:w="970" w:type="dxa"/>
             <w:tcBorders/>
           </w:tcPr>
           <w:p>
@@ -32004,7 +32217,7 @@
         </w:tc>
         <w:tc>
           <w:tcPr>
-            <w:tcW w:w="2133" w:type="dxa"/>
+            <w:tcW w:w="1867" w:type="dxa"/>
             <w:tcBorders/>
           </w:tcPr>
           <w:p>
@@ -32027,7 +32240,7 @@
         </w:tc>
         <w:tc>
           <w:tcPr>
-            <w:tcW w:w="3114" w:type="dxa"/>
+            <w:tcW w:w="3265" w:type="dxa"/>
             <w:tcBorders/>
           </w:tcPr>
           <w:p>
@@ -32066,7 +32279,7 @@
               <w:suppressAutoHyphens w:val="true"/>
               <w:bidi w:val="0"/>
               <w:spacing w:lineRule="auto" w:line="276" w:before="0" w:after="0"/>
-              <w:ind w:hanging="0" w:left="113" w:right="113"/>
+              <w:ind w:hanging="0" w:left="0" w:right="113"/>
               <w:jc w:val="left"/>
               <w:rPr/>
             </w:pPr>
@@ -32078,7 +32291,7 @@
         </w:tc>
         <w:tc>
           <w:tcPr>
-            <w:tcW w:w="1129" w:type="dxa"/>
+            <w:tcW w:w="1663" w:type="dxa"/>
             <w:tcBorders/>
           </w:tcPr>
           <w:p>
@@ -32101,7 +32314,7 @@
         </w:tc>
         <w:tc>
           <w:tcPr>
-            <w:tcW w:w="1389" w:type="dxa"/>
+            <w:tcW w:w="970" w:type="dxa"/>
             <w:tcBorders/>
           </w:tcPr>
           <w:p>
@@ -32124,7 +32337,7 @@
         </w:tc>
         <w:tc>
           <w:tcPr>
-            <w:tcW w:w="2133" w:type="dxa"/>
+            <w:tcW w:w="1867" w:type="dxa"/>
             <w:tcBorders/>
           </w:tcPr>
           <w:p>
@@ -32147,7 +32360,7 @@
         </w:tc>
         <w:tc>
           <w:tcPr>
-            <w:tcW w:w="3114" w:type="dxa"/>
+            <w:tcW w:w="3265" w:type="dxa"/>
             <w:tcBorders/>
           </w:tcPr>
           <w:p>
@@ -32182,68 +32395,7 @@
         <w:rPr>
           <w:shd w:fill="auto" w:val="clear"/>
         </w:rPr>
-      </w:r>
-    </w:p>
-    <w:p>
-      <w:pPr>
-        <w:pStyle w:val="BodyText"/>
-        <w:rPr>
-          <w:highlight w:val="none"/>
-          <w:shd w:fill="auto" w:val="clear"/>
-        </w:rPr>
-      </w:pPr>
-      <w:r>
-        <w:rPr>
-          <w:shd w:fill="auto" w:val="clear"/>
-        </w:rPr>
         <w:t>La taula anterior resumeix l’evolució dels diferents experiments desenvolupats al llarg del treball i permet observar com el disseny de la recompensa, la representació de l’estat i la durada de l’entrenament afecten directament el comportament i el rendiment dels agents DRL.</w:t>
-      </w:r>
-    </w:p>
-    <w:p>
-      <w:pPr>
-        <w:pStyle w:val="Heading2"/>
-        <w:rPr>
-          <w:highlight w:val="none"/>
-          <w:shd w:fill="auto" w:val="clear"/>
-        </w:rPr>
-      </w:pPr>
-      <w:bookmarkStart w:id="53" w:name="__RefHeading___Toc7557_805732649"/>
-      <w:bookmarkEnd w:id="53"/>
-      <w:r>
-        <w:rPr>
-          <w:shd w:fill="auto" w:val="clear"/>
-        </w:rPr>
-        <w:t>5.1 Conclusions</w:t>
-      </w:r>
-    </w:p>
-    <w:p>
-      <w:pPr>
-        <w:pStyle w:val="BodyText"/>
-        <w:rPr>
-          <w:highlight w:val="none"/>
-          <w:shd w:fill="auto" w:val="clear"/>
-        </w:rPr>
-      </w:pPr>
-      <w:r>
-        <w:rPr>
-          <w:shd w:fill="auto" w:val="clear"/>
-        </w:rPr>
-        <w:t xml:space="preserve">Aquest treball ha analitzat l’aplicació de tècniques de Deep Reinforcement Learning (DRL) al problema de la presa de decisions en mercats financers amb especial focus en Bitcoin i en la selecció dinàmica d’actius dins d’un entorn multi-actiu. </w:t>
-      </w:r>
-    </w:p>
-    <w:p>
-      <w:pPr>
-        <w:pStyle w:val="BodyText"/>
-        <w:rPr>
-          <w:highlight w:val="none"/>
-          <w:shd w:fill="auto" w:val="clear"/>
-        </w:rPr>
-      </w:pPr>
-      <w:r>
-        <w:rPr>
-          <w:shd w:fill="auto" w:val="clear"/>
-        </w:rPr>
-        <w:t>Els experiments inicials s’utilitzen principalment amb finalitat exploratòria, mentre que els experiments posteriors incorporen explícitament mecanismes per evitar lookahead bias i representen els resultats metodològicament més consistents del treball.</w:t>
       </w:r>
     </w:p>
     <w:p>
@@ -32253,7 +32405,54 @@
       </w:pPr>
       <w:r>
         <w:rPr/>
-        <w:t>Els resultats mostren que el comportament dels agents està molt condicionat pel disseny de la funció de recompensa. Les primeres aproximacions basades únicament en retorns absoluts van conduir principalment a polítiques trivials, equivalents a estratègies buy-and-hold o a comportaments completament passius.</w:t>
+        <w:t>Cal destacar que els primers experiments tenen un caràcter principalment exploratori i es van utilitzar per analitzar l’impacte de diferents formulacions de recompensa i configuracions de l’entorn. Els resultats principals del treball corresponen als experiments realitzats sobre l’entorn multi-actiu després de la correcció del lookahead bias, especialment Relative Strength + Momentum i Reward relativa, que representen les configuracions metodològicament més consistents.</w:t>
+      </w:r>
+    </w:p>
+    <w:p>
+      <w:pPr>
+        <w:pStyle w:val="Heading2"/>
+        <w:rPr>
+          <w:highlight w:val="none"/>
+          <w:shd w:fill="auto" w:val="clear"/>
+        </w:rPr>
+      </w:pPr>
+      <w:bookmarkStart w:id="52" w:name="__RefHeading___Toc7557_805732649"/>
+      <w:bookmarkEnd w:id="52"/>
+      <w:r>
+        <w:rPr>
+          <w:shd w:fill="auto" w:val="clear"/>
+        </w:rPr>
+        <w:t>5.1 Conclusions</w:t>
+      </w:r>
+    </w:p>
+    <w:p>
+      <w:pPr>
+        <w:pStyle w:val="BodyText"/>
+        <w:rPr>
+          <w:highlight w:val="none"/>
+          <w:shd w:fill="auto" w:val="clear"/>
+        </w:rPr>
+      </w:pPr>
+      <w:r>
+        <w:rPr>
+          <w:shd w:fill="auto" w:val="clear"/>
+        </w:rPr>
+        <w:t xml:space="preserve">Aquest treball ha analitzat l’aplicació de tècniques de Deep Reinforcement Learning (DRL) al problema de la presa de decisions en mercats financers amb especial focus en Bitcoin i en la selecció dinàmica d’actius dins d’un entorn multi-actiu. </w:t>
+      </w:r>
+    </w:p>
+    <w:p>
+      <w:pPr>
+        <w:pStyle w:val="BodyText"/>
+        <w:rPr>
+          <w:highlight w:val="none"/>
+          <w:shd w:fill="auto" w:val="clear"/>
+        </w:rPr>
+      </w:pPr>
+      <w:r>
+        <w:rPr>
+          <w:shd w:fill="auto" w:val="clear"/>
+        </w:rPr>
+        <w:t>Els experiments inicials s’utilitzen principalment amb finalitat exploratòria, mentre que els experiments posteriors incorporen explícitament mecanismes per evitar lookahead bias i representen els resultats metodològicament més consistents del treball.</w:t>
       </w:r>
     </w:p>
     <w:p>
@@ -32263,7 +32462,7 @@
       </w:pPr>
       <w:r>
         <w:rPr/>
-        <w:t>La incorporació progressiva de penalitzacions de risc, costos de transacció i mecanismes de control de la inactivitat va permetre obtenir polítiques més actives i interpretables. Tot i això, també es va observar que forçar excessivament l’activitat pot provocar problemes d’overtrading i deteriorar el rendiment global.</w:t>
+        <w:t>Els resultats mostren que el comportament dels agents està molt condicionat pel disseny de la funció de recompensa. Les primeres aproximacions basades únicament en retorns absoluts van conduir principalment a polítiques trivials, equivalents a estratègies buy-and-hold o a comportaments completament passius.</w:t>
       </w:r>
     </w:p>
     <w:p>
@@ -32273,7 +32472,7 @@
       </w:pPr>
       <w:r>
         <w:rPr/>
-        <w:t>Un dels resultats més rellevants del treball és la utilització d’una reward relativa entre actius. Aquesta formulació obliga l’agent a comparar els actius disponibles en cada instant i seleccionar aquell amb millor comportament relatiu, transformant el problema en una tasca de selecció dinàmica d’actius. Aquesta aproximació és la que ha produït els resultats més consistents, obtenint una política coherent, interpretable i amb rendiment positiu sobre dades fora de mostra.</w:t>
+        <w:t>La incorporació progressiva de penalitzacions de risc, costos de transacció i mecanismes de control de la inactivitat va permetre obtenir polítiques més actives i interpretables. Tot i això, també es va observar que forçar excessivament l’activitat pot provocar problemes d’overtrading i deteriorar el rendiment global.</w:t>
       </w:r>
     </w:p>
     <w:p>
@@ -32283,7 +32482,7 @@
       </w:pPr>
       <w:r>
         <w:rPr/>
-        <w:t>Els experiments també mostren que la incorporació d’informació exògena pot modificar significativament el comportament dels agents. En particular, GLD aporta informació útil en diversos escenaris, mentre que USO no és aprofitat correctament per la majoria dels models, malgrat ser l’actiu amb millor rendiment durant el període analitzat.</w:t>
+        <w:t>Un dels resultats més rellevants del treball és la utilització d’una reward relativa entre actius. Aquesta formulació obliga l’agent a comparar els actius disponibles en cada instant i seleccionar aquell amb millor comportament relatiu, transformant el problema en una tasca de selecció dinàmica d’actius. Aquesta aproximació és la que ha produït els resultats més consistents, obtenint una política coherent, interpretable i amb rendiment positiu sobre dades fora de mostra.</w:t>
       </w:r>
     </w:p>
     <w:p>
@@ -32293,7 +32492,7 @@
       </w:pPr>
       <w:r>
         <w:rPr/>
-        <w:t>Durant el desenvolupament del treball també es va detectar la importància crítica d’evitar problemes de lookahead bias. La correcció de la fuga d’informació va reduir el rendiment aparent dels primers models, posant de manifest la necessitat de separar estrictament la informació observable dels retorns futurs utilitzats per calcular la recompensa.</w:t>
+        <w:t>Els experiments també mostren que la incorporació d’informació exògena pot modificar significativament el comportament dels agents. En particular, GLD aporta informació útil en diversos escenaris, mentre que USO no és aprofitat correctament per la majoria dels models, malgrat ser l’actiu amb millor rendiment durant el període analitzat.</w:t>
       </w:r>
     </w:p>
     <w:p>
@@ -32303,7 +32502,17 @@
       </w:pPr>
       <w:r>
         <w:rPr/>
-        <w:t>Finalment, els experiments d’entrenament prolongat mostren que augmentar massivament el nombre de passos no implica necessàriament una millora del rendiment. En aquest treball, entrenaments excessivament llargs tendeixen a generar polítiques més conservadores i menys adaptatives, fet coherent amb la naturalesa no estacionària dels mercats financers.</w:t>
+        <w:t>Durant el desenvolupament del treball també es va detectar la importància crítica d’evitar problemes de lookahead bias. La correcció de la fuga d’informació va reduir el rendiment aparent dels primers models, posant de manifest la necessitat de separar estrictament la informació observable dels retorns futurs utilitzats per calcular la recompensa.</w:t>
+      </w:r>
+    </w:p>
+    <w:p>
+      <w:pPr>
+        <w:pStyle w:val="BodyText"/>
+        <w:rPr/>
+      </w:pPr>
+      <w:r>
+        <w:rPr/>
+        <w:t>Finalment, els experiments d’entrenament prolongat mostren que augmentar massivament el nombre de passos no implica necessàriament una millora del rendiment. En aquest treball, entrenaments excessivament llargs tendeixen a generar polítiques més conservadores i menys adaptatives.</w:t>
       </w:r>
     </w:p>
     <w:p>
@@ -32321,7 +32530,7 @@
         <w:pStyle w:val="BodyText"/>
         <w:numPr>
           <w:ilvl w:val="0"/>
-          <w:numId w:val="8"/>
+          <w:numId w:val="7"/>
         </w:numPr>
         <w:tabs>
           <w:tab w:val="clear" w:pos="720"/>
@@ -32333,7 +32542,7 @@
       </w:pPr>
       <w:r>
         <w:rPr/>
-        <w:t xml:space="preserve">El Deep Reinforcement Learning és una eina viable per modelar processos de decisió financera. </w:t>
+        <w:t>El Deep Reinforcement Learning constitueix una eina experimental amb potencial per modelar processos de decisió financera, tot i que els resultats obtinguts encara presenten limitacions importants de robustesa i generalització.</w:t>
       </w:r>
     </w:p>
     <w:p>
@@ -32341,7 +32550,7 @@
         <w:pStyle w:val="BodyText"/>
         <w:numPr>
           <w:ilvl w:val="0"/>
-          <w:numId w:val="8"/>
+          <w:numId w:val="7"/>
         </w:numPr>
         <w:tabs>
           <w:tab w:val="clear" w:pos="720"/>
@@ -32361,7 +32570,7 @@
         <w:pStyle w:val="BodyText"/>
         <w:numPr>
           <w:ilvl w:val="0"/>
-          <w:numId w:val="8"/>
+          <w:numId w:val="7"/>
         </w:numPr>
         <w:tabs>
           <w:tab w:val="clear" w:pos="720"/>
@@ -32381,7 +32590,7 @@
         <w:pStyle w:val="BodyText"/>
         <w:numPr>
           <w:ilvl w:val="0"/>
-          <w:numId w:val="8"/>
+          <w:numId w:val="7"/>
         </w:numPr>
         <w:tabs>
           <w:tab w:val="clear" w:pos="720"/>
@@ -32417,11 +32626,30 @@
     </w:p>
     <w:p>
       <w:pPr>
+        <w:pStyle w:val="BodyText"/>
+        <w:rPr/>
+      </w:pPr>
+      <w:r>
+        <w:rPr/>
+        <w:t xml:space="preserve">Una altra limitació important és que els experiments s’han executat utilitzant una única seed aleatòria per configuració. En Deep Reinforcement Learning, diferents llavors poden conduir a polítiques i resultats significativament diferents. Per limitacions temporals i computacionals pròpies del TFM no ha estat possible repetir sistemàticament tots els experiments amb múltiples seeds, de manera que els resultats s’han d’interpretar principalment amb finalitat exploratòria i comparativa. Per aquest motiu, els resultats s'han d'interpretar principalment com una evidència exploratòria del comportament observat sota una configuració concreta. </w:t>
+      </w:r>
+    </w:p>
+    <w:p>
+      <w:pPr>
+        <w:pStyle w:val="BodyText"/>
+        <w:rPr/>
+      </w:pPr>
+      <w:r>
+        <w:rPr/>
+      </w:r>
+    </w:p>
+    <w:p>
+      <w:pPr>
         <w:pStyle w:val="Heading2"/>
         <w:rPr/>
       </w:pPr>
-      <w:bookmarkStart w:id="54" w:name="__RefHeading___Toc5584_4069147212"/>
-      <w:bookmarkEnd w:id="54"/>
+      <w:bookmarkStart w:id="53" w:name="__RefHeading___Toc5584_4069147212"/>
+      <w:bookmarkEnd w:id="53"/>
       <w:r>
         <w:rPr/>
         <w:t>5.2 Treballs futurs</w:t>
@@ -32599,6 +32827,21 @@
         <w:rPr>
           <w:shd w:fill="auto" w:val="clear"/>
         </w:rPr>
+      </w:r>
+    </w:p>
+    <w:p>
+      <w:pPr>
+        <w:pStyle w:val="BodyText"/>
+        <w:rPr>
+          <w:highlight w:val="none"/>
+          <w:shd w:fill="auto" w:val="clear"/>
+        </w:rPr>
+      </w:pPr>
+      <w:r>
+        <w:rPr>
+          <w:shd w:fill="auto" w:val="clear"/>
+        </w:rPr>
+        <w:t>També seria recomanable repetir les configuracions més prometedores utilitzant múltiples seeds i reportar mitjanes, desviacions estàndard o intervals de confiança per a les principals mètriques financeres. Això permetria avaluar amb més rigor la robustesa estadística dels resultats i verificar si les conclusions observades es mantenen de manera consistent.</w:t>
       </w:r>
     </w:p>
     <w:p>
@@ -32659,10 +32902,10 @@
         <w:ind w:hanging="360" w:left="1440" w:right="993"/>
         <w:rPr/>
       </w:pPr>
-      <w:bookmarkStart w:id="55" w:name="__RefHeading___Toc5586_4069147212"/>
-      <w:bookmarkStart w:id="56" w:name="_90hr7yte30lg"/>
+      <w:bookmarkStart w:id="54" w:name="__RefHeading___Toc5586_4069147212"/>
+      <w:bookmarkStart w:id="55" w:name="_90hr7yte30lg"/>
+      <w:bookmarkEnd w:id="54"/>
       <w:bookmarkEnd w:id="55"/>
-      <w:bookmarkEnd w:id="56"/>
       <w:r>
         <w:rPr/>
         <w:t>Glossari</w:t>
@@ -33248,10 +33491,10 @@
         <w:ind w:hanging="360" w:left="1440" w:right="993"/>
         <w:rPr/>
       </w:pPr>
-      <w:bookmarkStart w:id="57" w:name="__RefHeading___Toc5588_4069147212"/>
-      <w:bookmarkStart w:id="58" w:name="_xlzspaj18m6i"/>
+      <w:bookmarkStart w:id="56" w:name="__RefHeading___Toc5588_4069147212"/>
+      <w:bookmarkStart w:id="57" w:name="_xlzspaj18m6i"/>
+      <w:bookmarkEnd w:id="56"/>
       <w:bookmarkEnd w:id="57"/>
-      <w:bookmarkEnd w:id="58"/>
       <w:r>
         <w:rPr/>
         <w:t>Bibliografia</w:t>
@@ -33830,7 +34073,7 @@
               <w:b/>
               <w:szCs w:val="16"/>
             </w:rPr>
-            <w:t>47</w:t>
+            <w:t>48</w:t>
           </w:r>
           <w:r>
             <w:rPr>
@@ -34030,7 +34273,7 @@
               <w:b/>
               <w:szCs w:val="16"/>
             </w:rPr>
-            <w:t>47</w:t>
+            <w:t>48</w:t>
           </w:r>
           <w:r>
             <w:rPr>
@@ -34924,7 +35167,7 @@
     <w:r>
       <w:rPr/>
       <w:drawing>
-        <wp:anchor behindDoc="1" distT="342900" distB="342900" distL="342900" distR="342900" simplePos="0" locked="0" layoutInCell="0" allowOverlap="1" relativeHeight="59">
+        <wp:anchor behindDoc="1" distT="342900" distB="342900" distL="342900" distR="342900" simplePos="0" locked="0" layoutInCell="0" allowOverlap="1" relativeHeight="55">
           <wp:simplePos x="0" y="0"/>
           <wp:positionH relativeFrom="column">
             <wp:posOffset>95250</wp:posOffset>
@@ -34987,7 +35230,7 @@
     <w:r>
       <w:rPr/>
       <w:drawing>
-        <wp:anchor behindDoc="1" distT="342900" distB="342900" distL="342900" distR="342900" simplePos="0" locked="0" layoutInCell="0" allowOverlap="1" relativeHeight="59">
+        <wp:anchor behindDoc="1" distT="342900" distB="342900" distL="342900" distR="342900" simplePos="0" locked="0" layoutInCell="0" allowOverlap="1" relativeHeight="55">
           <wp:simplePos x="0" y="0"/>
           <wp:positionH relativeFrom="column">
             <wp:posOffset>95250</wp:posOffset>
@@ -35050,7 +35293,7 @@
     <w:r>
       <w:rPr/>
       <w:drawing>
-        <wp:anchor behindDoc="1" distT="342900" distB="342900" distL="342900" distR="342900" simplePos="0" locked="0" layoutInCell="0" allowOverlap="1" relativeHeight="6">
+        <wp:anchor behindDoc="1" distT="342900" distB="342900" distL="342900" distR="342900" simplePos="0" locked="0" layoutInCell="0" allowOverlap="1" relativeHeight="4">
           <wp:simplePos x="0" y="0"/>
           <wp:positionH relativeFrom="column">
             <wp:posOffset>95250</wp:posOffset>
@@ -35148,7 +35391,7 @@
     <w:r>
       <w:rPr/>
       <w:drawing>
-        <wp:anchor behindDoc="1" distT="342900" distB="342900" distL="342900" distR="342900" simplePos="0" locked="0" layoutInCell="0" allowOverlap="1" relativeHeight="8">
+        <wp:anchor behindDoc="1" distT="342900" distB="342900" distL="342900" distR="342900" simplePos="0" locked="0" layoutInCell="0" allowOverlap="1" relativeHeight="6">
           <wp:simplePos x="0" y="0"/>
           <wp:positionH relativeFrom="column">
             <wp:posOffset>95250</wp:posOffset>
@@ -35211,7 +35454,7 @@
     <w:r>
       <w:rPr/>
       <w:drawing>
-        <wp:anchor behindDoc="1" distT="342900" distB="342900" distL="342900" distR="342900" simplePos="0" locked="0" layoutInCell="0" allowOverlap="1" relativeHeight="8">
+        <wp:anchor behindDoc="1" distT="342900" distB="342900" distL="342900" distR="342900" simplePos="0" locked="0" layoutInCell="0" allowOverlap="1" relativeHeight="6">
           <wp:simplePos x="0" y="0"/>
           <wp:positionH relativeFrom="column">
             <wp:posOffset>95250</wp:posOffset>
@@ -35288,7 +35531,7 @@
     <w:r>
       <w:rPr/>
       <w:drawing>
-        <wp:anchor behindDoc="1" distT="342900" distB="342900" distL="342900" distR="342900" simplePos="0" locked="0" layoutInCell="0" allowOverlap="1" relativeHeight="9">
+        <wp:anchor behindDoc="1" distT="342900" distB="342900" distL="342900" distR="342900" simplePos="0" locked="0" layoutInCell="0" allowOverlap="1" relativeHeight="7">
           <wp:simplePos x="0" y="0"/>
           <wp:positionH relativeFrom="column">
             <wp:posOffset>95250</wp:posOffset>
@@ -35351,7 +35594,7 @@
     <w:r>
       <w:rPr/>
       <w:drawing>
-        <wp:anchor behindDoc="1" distT="342900" distB="342900" distL="342900" distR="342900" simplePos="0" locked="0" layoutInCell="0" allowOverlap="1" relativeHeight="9">
+        <wp:anchor behindDoc="1" distT="342900" distB="342900" distL="342900" distR="342900" simplePos="0" locked="0" layoutInCell="0" allowOverlap="1" relativeHeight="7">
           <wp:simplePos x="0" y="0"/>
           <wp:positionH relativeFrom="column">
             <wp:posOffset>95250</wp:posOffset>
@@ -36234,9 +36477,9 @@
       <w:lvlJc w:val="left"/>
       <w:pPr>
         <w:tabs>
-          <w:tab w:val="num" w:pos="2137"/>
+          <w:tab w:val="num" w:pos="709"/>
         </w:tabs>
-        <w:ind w:left="2137" w:hanging="360"/>
+        <w:ind w:left="709" w:hanging="283"/>
       </w:pPr>
       <w:rPr>
         <w:rFonts w:ascii="Symbol" w:hAnsi="Symbol" w:cs="Symbol" w:hint="default"/>
@@ -36249,9 +36492,9 @@
       <w:lvlJc w:val="left"/>
       <w:pPr>
         <w:tabs>
-          <w:tab w:val="num" w:pos="2497"/>
+          <w:tab w:val="num" w:pos="1418"/>
         </w:tabs>
-        <w:ind w:left="2497" w:hanging="360"/>
+        <w:ind w:left="1418" w:hanging="283"/>
       </w:pPr>
       <w:rPr>
         <w:rFonts w:ascii="Symbol" w:hAnsi="Symbol" w:cs="Symbol" w:hint="default"/>
@@ -36264,9 +36507,9 @@
       <w:lvlJc w:val="left"/>
       <w:pPr>
         <w:tabs>
-          <w:tab w:val="num" w:pos="2857"/>
+          <w:tab w:val="num" w:pos="2127"/>
         </w:tabs>
-        <w:ind w:left="2857" w:hanging="360"/>
+        <w:ind w:left="2127" w:hanging="283"/>
       </w:pPr>
       <w:rPr>
         <w:rFonts w:ascii="Symbol" w:hAnsi="Symbol" w:cs="Symbol" w:hint="default"/>
@@ -36279,9 +36522,9 @@
       <w:lvlJc w:val="left"/>
       <w:pPr>
         <w:tabs>
-          <w:tab w:val="num" w:pos="3217"/>
+          <w:tab w:val="num" w:pos="2836"/>
         </w:tabs>
-        <w:ind w:left="3217" w:hanging="360"/>
+        <w:ind w:left="2836" w:hanging="283"/>
       </w:pPr>
       <w:rPr>
         <w:rFonts w:ascii="Symbol" w:hAnsi="Symbol" w:cs="Symbol" w:hint="default"/>
@@ -36294,9 +36537,9 @@
       <w:lvlJc w:val="left"/>
       <w:pPr>
         <w:tabs>
-          <w:tab w:val="num" w:pos="3577"/>
+          <w:tab w:val="num" w:pos="3545"/>
         </w:tabs>
-        <w:ind w:left="3577" w:hanging="360"/>
+        <w:ind w:left="3545" w:hanging="283"/>
       </w:pPr>
       <w:rPr>
         <w:rFonts w:ascii="Symbol" w:hAnsi="Symbol" w:cs="Symbol" w:hint="default"/>
@@ -36309,9 +36552,9 @@
       <w:lvlJc w:val="left"/>
       <w:pPr>
         <w:tabs>
-          <w:tab w:val="num" w:pos="3937"/>
+          <w:tab w:val="num" w:pos="4254"/>
         </w:tabs>
-        <w:ind w:left="3937" w:hanging="360"/>
+        <w:ind w:left="4254" w:hanging="283"/>
       </w:pPr>
       <w:rPr>
         <w:rFonts w:ascii="Symbol" w:hAnsi="Symbol" w:cs="Symbol" w:hint="default"/>
@@ -36324,9 +36567,9 @@
       <w:lvlJc w:val="left"/>
       <w:pPr>
         <w:tabs>
-          <w:tab w:val="num" w:pos="4297"/>
+          <w:tab w:val="num" w:pos="4963"/>
         </w:tabs>
-        <w:ind w:left="4297" w:hanging="360"/>
+        <w:ind w:left="4963" w:hanging="283"/>
       </w:pPr>
       <w:rPr>
         <w:rFonts w:ascii="Symbol" w:hAnsi="Symbol" w:cs="Symbol" w:hint="default"/>
@@ -36339,9 +36582,9 @@
       <w:lvlJc w:val="left"/>
       <w:pPr>
         <w:tabs>
-          <w:tab w:val="num" w:pos="4657"/>
+          <w:tab w:val="num" w:pos="5672"/>
         </w:tabs>
-        <w:ind w:left="4657" w:hanging="360"/>
+        <w:ind w:left="5672" w:hanging="283"/>
       </w:pPr>
       <w:rPr>
         <w:rFonts w:ascii="Symbol" w:hAnsi="Symbol" w:cs="Symbol" w:hint="default"/>
@@ -36354,9 +36597,9 @@
       <w:lvlJc w:val="left"/>
       <w:pPr>
         <w:tabs>
-          <w:tab w:val="num" w:pos="5017"/>
+          <w:tab w:val="num" w:pos="6381"/>
         </w:tabs>
-        <w:ind w:left="5017" w:hanging="360"/>
+        <w:ind w:left="6381" w:hanging="283"/>
       </w:pPr>
       <w:rPr>
         <w:rFonts w:ascii="Symbol" w:hAnsi="Symbol" w:cs="Symbol" w:hint="default"/>
@@ -36364,143 +36607,6 @@
     </w:lvl>
   </w:abstractNum>
   <w:abstractNum w:abstractNumId="8">
-    <w:lvl w:ilvl="0">
-      <w:start w:val="1"/>
-      <w:numFmt w:val="bullet"/>
-      <w:lvlText w:val=""/>
-      <w:lvlJc w:val="left"/>
-      <w:pPr>
-        <w:tabs>
-          <w:tab w:val="num" w:pos="709"/>
-        </w:tabs>
-        <w:ind w:left="709" w:hanging="283"/>
-      </w:pPr>
-      <w:rPr>
-        <w:rFonts w:ascii="Symbol" w:hAnsi="Symbol" w:cs="Symbol" w:hint="default"/>
-      </w:rPr>
-    </w:lvl>
-    <w:lvl w:ilvl="1">
-      <w:start w:val="1"/>
-      <w:numFmt w:val="bullet"/>
-      <w:lvlText w:val=""/>
-      <w:lvlJc w:val="left"/>
-      <w:pPr>
-        <w:tabs>
-          <w:tab w:val="num" w:pos="1418"/>
-        </w:tabs>
-        <w:ind w:left="1418" w:hanging="283"/>
-      </w:pPr>
-      <w:rPr>
-        <w:rFonts w:ascii="Symbol" w:hAnsi="Symbol" w:cs="Symbol" w:hint="default"/>
-      </w:rPr>
-    </w:lvl>
-    <w:lvl w:ilvl="2">
-      <w:start w:val="1"/>
-      <w:numFmt w:val="bullet"/>
-      <w:lvlText w:val=""/>
-      <w:lvlJc w:val="left"/>
-      <w:pPr>
-        <w:tabs>
-          <w:tab w:val="num" w:pos="2127"/>
-        </w:tabs>
-        <w:ind w:left="2127" w:hanging="283"/>
-      </w:pPr>
-      <w:rPr>
-        <w:rFonts w:ascii="Symbol" w:hAnsi="Symbol" w:cs="Symbol" w:hint="default"/>
-      </w:rPr>
-    </w:lvl>
-    <w:lvl w:ilvl="3">
-      <w:start w:val="1"/>
-      <w:numFmt w:val="bullet"/>
-      <w:lvlText w:val=""/>
-      <w:lvlJc w:val="left"/>
-      <w:pPr>
-        <w:tabs>
-          <w:tab w:val="num" w:pos="2836"/>
-        </w:tabs>
-        <w:ind w:left="2836" w:hanging="283"/>
-      </w:pPr>
-      <w:rPr>
-        <w:rFonts w:ascii="Symbol" w:hAnsi="Symbol" w:cs="Symbol" w:hint="default"/>
-      </w:rPr>
-    </w:lvl>
-    <w:lvl w:ilvl="4">
-      <w:start w:val="1"/>
-      <w:numFmt w:val="bullet"/>
-      <w:lvlText w:val=""/>
-      <w:lvlJc w:val="left"/>
-      <w:pPr>
-        <w:tabs>
-          <w:tab w:val="num" w:pos="3545"/>
-        </w:tabs>
-        <w:ind w:left="3545" w:hanging="283"/>
-      </w:pPr>
-      <w:rPr>
-        <w:rFonts w:ascii="Symbol" w:hAnsi="Symbol" w:cs="Symbol" w:hint="default"/>
-      </w:rPr>
-    </w:lvl>
-    <w:lvl w:ilvl="5">
-      <w:start w:val="1"/>
-      <w:numFmt w:val="bullet"/>
-      <w:lvlText w:val=""/>
-      <w:lvlJc w:val="left"/>
-      <w:pPr>
-        <w:tabs>
-          <w:tab w:val="num" w:pos="4254"/>
-        </w:tabs>
-        <w:ind w:left="4254" w:hanging="283"/>
-      </w:pPr>
-      <w:rPr>
-        <w:rFonts w:ascii="Symbol" w:hAnsi="Symbol" w:cs="Symbol" w:hint="default"/>
-      </w:rPr>
-    </w:lvl>
-    <w:lvl w:ilvl="6">
-      <w:start w:val="1"/>
-      <w:numFmt w:val="bullet"/>
-      <w:lvlText w:val=""/>
-      <w:lvlJc w:val="left"/>
-      <w:pPr>
-        <w:tabs>
-          <w:tab w:val="num" w:pos="4963"/>
-        </w:tabs>
-        <w:ind w:left="4963" w:hanging="283"/>
-      </w:pPr>
-      <w:rPr>
-        <w:rFonts w:ascii="Symbol" w:hAnsi="Symbol" w:cs="Symbol" w:hint="default"/>
-      </w:rPr>
-    </w:lvl>
-    <w:lvl w:ilvl="7">
-      <w:start w:val="1"/>
-      <w:numFmt w:val="bullet"/>
-      <w:lvlText w:val=""/>
-      <w:lvlJc w:val="left"/>
-      <w:pPr>
-        <w:tabs>
-          <w:tab w:val="num" w:pos="5672"/>
-        </w:tabs>
-        <w:ind w:left="5672" w:hanging="283"/>
-      </w:pPr>
-      <w:rPr>
-        <w:rFonts w:ascii="Symbol" w:hAnsi="Symbol" w:cs="Symbol" w:hint="default"/>
-      </w:rPr>
-    </w:lvl>
-    <w:lvl w:ilvl="8">
-      <w:start w:val="1"/>
-      <w:numFmt w:val="bullet"/>
-      <w:lvlText w:val=""/>
-      <w:lvlJc w:val="left"/>
-      <w:pPr>
-        <w:tabs>
-          <w:tab w:val="num" w:pos="6381"/>
-        </w:tabs>
-        <w:ind w:left="6381" w:hanging="283"/>
-      </w:pPr>
-      <w:rPr>
-        <w:rFonts w:ascii="Symbol" w:hAnsi="Symbol" w:cs="Symbol" w:hint="default"/>
-      </w:rPr>
-    </w:lvl>
-  </w:abstractNum>
-  <w:abstractNum w:abstractNumId="9">
     <w:lvl w:ilvl="0">
       <w:start w:val="1"/>
       <w:numFmt w:val="none"/>
@@ -36642,9 +36748,6 @@
   </w:num>
   <w:num w:numId="8">
     <w:abstractNumId w:val="8"/>
-  </w:num>
-  <w:num w:numId="9">
-    <w:abstractNumId w:val="9"/>
   </w:num>
 </w:numbering>
 </file>
@@ -37630,6 +37733,15 @@
     <w:pPr/>
     <w:rPr/>
   </w:style>
+  <w:style w:type="paragraph" w:styleId="estilodeparrafo">
+    <w:name w:val="estilo de parrafo"/>
+    <w:basedOn w:val="Heading2"/>
+    <w:qFormat/>
+    <w:pPr>
+      <w:spacing w:before="0" w:after="283"/>
+    </w:pPr>
+    <w:rPr/>
+  </w:style>
   <w:style w:type="numbering" w:styleId="Ningunalistauser" w:default="1">
     <w:name w:val="Ninguna lista (user)"/>
     <w:uiPriority w:val="99"/>
